--- a/docs/hardware/unit_product_reference_v_1_1_0_atom_temt6000_ambient_light_sensor.docx
+++ b/docs/hardware/unit_product_reference_v_1_1_0_atom_temt6000_ambient_light_sensor.docx
@@ -2821,7 +2821,7 @@
               <a:graphicData uri="http://schemas.openxmlformats.org/drawingml/2006/picture">
                 <pic:pic>
                   <pic:nvPicPr>
-                    <pic:cNvPr descr="hardware/resources/unit_top_v_0_3_1_ue0098_temt6000.png" id="30" name="Picture"/>
+                    <pic:cNvPr descr="../../../hardware/resources/unit_top_v_0_3_1_ue0098_temt6000.png" id="30" name="Picture"/>
                     <pic:cNvPicPr>
                       <a:picLocks noChangeArrowheads="1" noChangeAspect="1"/>
                     </pic:cNvPicPr>
@@ -2882,7 +2882,7 @@
               <a:graphicData uri="http://schemas.openxmlformats.org/drawingml/2006/picture">
                 <pic:pic>
                   <pic:nvPicPr>
-                    <pic:cNvPr descr="hardware/resources/unit_btm_v_0_3_1_ue0098_temt6000.png" id="33" name="Picture"/>
+                    <pic:cNvPr descr="../../../hardware/resources/unit_btm_v_0_3_1_ue0098_temt6000.png" id="33" name="Picture"/>
                     <pic:cNvPicPr>
                       <a:picLocks noChangeArrowheads="1" noChangeAspect="1"/>
                     </pic:cNvPicPr>
@@ -5962,7 +5962,7 @@
               <a:graphicData uri="http://schemas.openxmlformats.org/drawingml/2006/picture">
                 <pic:pic>
                   <pic:nvPicPr>
-                    <pic:cNvPr descr="tools/product-reference/assets/block_diagram.png" id="47" name="Picture"/>
+                    <pic:cNvPr descr="../assets/block_diagram.png" id="47" name="Picture"/>
                     <pic:cNvPicPr>
                       <a:picLocks noChangeArrowheads="1" noChangeAspect="1"/>
                     </pic:cNvPicPr>
@@ -6828,7 +6828,7 @@
               <a:graphicData uri="http://schemas.openxmlformats.org/drawingml/2006/picture">
                 <pic:pic>
                   <pic:nvPicPr>
-                    <pic:cNvPr descr="tools/product-reference/assets/ddp_operation.png" id="53" name="Picture"/>
+                    <pic:cNvPr descr="../assets/ddp_operation.png" id="53" name="Picture"/>
                     <pic:cNvPicPr>
                       <a:picLocks noChangeArrowheads="1" noChangeAspect="1"/>
                     </pic:cNvPicPr>
@@ -8132,14 +8132,14 @@
       <w:r>
         <w:drawing>
           <wp:inline>
-            <wp:extent cx="4206240" cy="5888433"/>
+            <wp:extent cx="4206240" cy="6416450"/>
             <wp:effectExtent b="0" l="0" r="0" t="0"/>
             <wp:docPr descr="" title="" id="60" name="Picture"/>
             <a:graphic>
               <a:graphicData uri="http://schemas.openxmlformats.org/drawingml/2006/picture">
                 <pic:pic>
                   <pic:nvPicPr>
-                    <pic:cNvPr descr="docs/hardware/resources/pinout/v_0_3_1/unit_pinout_v_3_1_0_ue0098_temt6000_ambient_light_sensor_en.png" id="61" name="Picture"/>
+                    <pic:cNvPr descr="../assets/unit_pinout_v_3_1_0_ue0098_temt6000_ambient_light_sensor_en.jpg" id="61" name="Picture"/>
                     <pic:cNvPicPr>
                       <a:picLocks noChangeArrowheads="1" noChangeAspect="1"/>
                     </pic:cNvPicPr>
@@ -8153,7 +8153,7 @@
                   <pic:spPr bwMode="auto">
                     <a:xfrm>
                       <a:off x="0" y="0"/>
-                      <a:ext cx="4206240" cy="5888433"/>
+                      <a:ext cx="4206240" cy="6416450"/>
                     </a:xfrm>
                     <a:prstGeom prst="rect">
                       <a:avLst/>
@@ -8212,7 +8212,7 @@
               <a:graphicData uri="http://schemas.openxmlformats.org/drawingml/2006/picture">
                 <pic:pic>
                   <pic:nvPicPr>
-                    <pic:cNvPr descr="tools/product-reference/assets/temt6000_sig_i2c.png" id="65" name="Picture"/>
+                    <pic:cNvPr descr="../assets/temt6000_sig_i2c.png" id="65" name="Picture"/>
                     <pic:cNvPicPr>
                       <a:picLocks noChangeArrowheads="1" noChangeAspect="1"/>
                     </pic:cNvPicPr>
@@ -9612,7 +9612,7 @@
               <a:graphicData uri="http://schemas.openxmlformats.org/drawingml/2006/picture">
                 <pic:pic>
                   <pic:nvPicPr>
-                    <pic:cNvPr descr="tools/product-reference/assets/temt6000_library.png" id="75" name="Picture"/>
+                    <pic:cNvPr descr="../assets/temt6000_library.png" id="75" name="Picture"/>
                     <pic:cNvPicPr>
                       <a:picLocks noChangeArrowheads="1" noChangeAspect="1"/>
                     </pic:cNvPicPr>
@@ -9711,7 +9711,7 @@
               <a:graphicData uri="http://schemas.openxmlformats.org/drawingml/2006/picture">
                 <pic:pic>
                   <pic:nvPicPr>
-                    <pic:cNvPr descr="tools/product-reference/assets/devlab_atom.png" id="79" name="Picture"/>
+                    <pic:cNvPr descr="../assets/devlab_atom.png" id="79" name="Picture"/>
                     <pic:cNvPicPr>
                       <a:picLocks noChangeArrowheads="1" noChangeAspect="1"/>
                     </pic:cNvPicPr>
@@ -13724,7 +13724,7 @@
               <a:graphicData uri="http://schemas.openxmlformats.org/drawingml/2006/picture">
                 <pic:pic>
                   <pic:nvPicPr>
-                    <pic:cNvPr descr="hardware/resources/unit_schematic_v_2_0_0_ue0098_temt6000.png" id="107" name="Picture"/>
+                    <pic:cNvPr descr="../../../hardware/resources/unit_schematic_v_2_0_0_ue0098_temt6000.png" id="107" name="Picture"/>
                     <pic:cNvPicPr>
                       <a:picLocks noChangeArrowheads="1" noChangeAspect="1"/>
                     </pic:cNvPicPr>

--- a/docs/hardware/unit_product_reference_v_1_1_0_atom_temt6000_ambient_light_sensor.docx
+++ b/docs/hardware/unit_product_reference_v_1_1_0_atom_temt6000_ambient_light_sensor.docx
@@ -213,7 +213,7 @@
         <w:pStyle w:val="Compact"/>
       </w:pPr>
       <w:r>
-        <w:t xml:space="preserve">1.4 Board Views {.section-page}</w:t>
+        <w:t xml:space="preserve">1.4 Board Topology {.section-page}</w:t>
       </w:r>
     </w:p>
     <w:p>
@@ -225,7 +225,19 @@
         <w:pStyle w:val="Compact"/>
       </w:pPr>
       <w:r>
-        <w:t xml:space="preserve">1.5 Handling {.section-page}</w:t>
+        <w:t xml:space="preserve">1.5 Board Views {.section-page}</w:t>
+      </w:r>
+    </w:p>
+    <w:p>
+      <w:pPr>
+        <w:numPr>
+          <w:ilvl w:val="1"/>
+          <w:numId w:val="1003"/>
+        </w:numPr>
+        <w:pStyle w:val="Compact"/>
+      </w:pPr>
+      <w:r>
+        <w:t xml:space="preserve">1.6 Handling {.section-page}</w:t>
       </w:r>
     </w:p>
     <w:p>
@@ -609,7 +621,7 @@
         <w:pStyle w:val="Compact"/>
       </w:pPr>
       <w:r>
-        <w:t xml:space="preserve">6.1 Current Board Envelope {.section-page}</w:t>
+        <w:t xml:space="preserve">6.1 Board Dimensions {.section-page}</w:t>
       </w:r>
     </w:p>
     <w:p>
@@ -621,7 +633,7 @@
         <w:pStyle w:val="Compact"/>
       </w:pPr>
       <w:r>
-        <w:t xml:space="preserve">6.2 Integration Clearances</w:t>
+        <w:t xml:space="preserve">6.2 Integration Clearances {.section-page}</w:t>
       </w:r>
     </w:p>
     <w:p>
@@ -633,7 +645,7 @@
         <w:pStyle w:val="Compact"/>
       </w:pPr>
       <w:r>
-        <w:t xml:space="preserve">6.3 Mechanical Data Not Specified {.section-page}</w:t>
+        <w:t xml:space="preserve">6.3 Mechanical Data Not Specified</w:t>
       </w:r>
     </w:p>
     <w:p>
@@ -709,30 +721,6 @@
       </w:r>
     </w:p>
     <w:p>
-      <w:pPr>
-        <w:numPr>
-          <w:ilvl w:val="1"/>
-          <w:numId w:val="1009"/>
-        </w:numPr>
-        <w:pStyle w:val="Compact"/>
-      </w:pPr>
-      <w:r>
-        <w:t xml:space="preserve">9.4 Source Notes and Inconsistencies {.section-page}</w:t>
-      </w:r>
-    </w:p>
-    <w:p>
-      <w:pPr>
-        <w:numPr>
-          <w:ilvl w:val="1"/>
-          <w:numId w:val="1009"/>
-        </w:numPr>
-        <w:pStyle w:val="Compact"/>
-      </w:pPr>
-      <w:r>
-        <w:t xml:space="preserve">9.5 Current Firmware Limitations</w:t>
-      </w:r>
-    </w:p>
-    <w:p>
       <w:r>
         <w:br w:type="page"/>
       </w:r>
@@ -1556,7 +1544,7 @@
     </w:p>
     <w:bookmarkEnd w:id="23"/>
     <w:bookmarkEnd w:id="24"/>
-    <w:bookmarkStart w:id="36" w:name="the-board"/>
+    <w:bookmarkStart w:id="40" w:name="the-board"/>
     <w:p>
       <w:pPr>
         <w:pStyle w:val="Heading2"/>
@@ -2794,7 +2782,7 @@
       </w:tr>
     </w:tbl>
     <w:bookmarkEnd w:id="27"/>
-    <w:bookmarkStart w:id="34" w:name="board-views"/>
+    <w:bookmarkStart w:id="31" w:name="board-topology"/>
     <w:p>
       <w:pPr>
         <w:pStyle w:val="Heading3"/>
@@ -2804,7 +2792,7 @@
           <w:bCs/>
           <w:b/>
         </w:rPr>
-        <w:t xml:space="preserve">1.4 Board Views</w:t>
+        <w:t xml:space="preserve">1.4 Board Topology</w:t>
       </w:r>
     </w:p>
     <w:p>
@@ -2814,20 +2802,482 @@
       <w:r>
         <w:drawing>
           <wp:inline>
-            <wp:extent cx="2148840" cy="4273467"/>
+            <wp:extent cx="6108700" cy="4073328"/>
             <wp:effectExtent b="0" l="0" r="0" t="0"/>
             <wp:docPr descr="" title="" id="29" name="Picture"/>
             <a:graphic>
               <a:graphicData uri="http://schemas.openxmlformats.org/drawingml/2006/picture">
                 <pic:pic>
                   <pic:nvPicPr>
-                    <pic:cNvPr descr="../../../hardware/resources/unit_top_v_0_3_1_ue0098_temt6000.png" id="30" name="Picture"/>
+                    <pic:cNvPr descr="../../../hardware/resources/unit_topology_v_3_1_0_ue0098_temt6000_ambient_light_sensor.png" id="30" name="Picture"/>
                     <pic:cNvPicPr>
                       <a:picLocks noChangeArrowheads="1" noChangeAspect="1"/>
                     </pic:cNvPicPr>
                   </pic:nvPicPr>
                   <pic:blipFill>
                     <a:blip r:embed="rId28"/>
+                    <a:stretch>
+                      <a:fillRect/>
+                    </a:stretch>
+                  </pic:blipFill>
+                  <pic:spPr bwMode="auto">
+                    <a:xfrm>
+                      <a:off x="0" y="0"/>
+                      <a:ext cx="6108700" cy="4073328"/>
+                    </a:xfrm>
+                    <a:prstGeom prst="rect">
+                      <a:avLst/>
+                    </a:prstGeom>
+                    <a:noFill/>
+                    <a:ln w="9525">
+                      <a:noFill/>
+                      <a:headEnd/>
+                      <a:tailEnd/>
+                    </a:ln>
+                  </pic:spPr>
+                </pic:pic>
+              </a:graphicData>
+            </a:graphic>
+          </wp:inline>
+        </w:drawing>
+      </w:r>
+    </w:p>
+    <w:p>
+      <w:pPr>
+        <w:pStyle w:val="BodyText"/>
+      </w:pPr>
+      <w:r>
+        <w:rPr>
+          <w:bCs/>
+          <w:b/>
+        </w:rPr>
+        <w:t xml:space="preserve">Figure 1.1 — V3.1.0 board topology with top- and bottom-side reference</w:t>
+      </w:r>
+      <w:r>
+        <w:rPr>
+          <w:bCs/>
+          <w:b/>
+        </w:rPr>
+        <w:t xml:space="preserve"> </w:t>
+      </w:r>
+      <w:r>
+        <w:rPr>
+          <w:bCs/>
+          <w:b/>
+        </w:rPr>
+        <w:t xml:space="preserve">designators.</w:t>
+      </w:r>
+    </w:p>
+    <w:p>
+      <w:pPr>
+        <w:pStyle w:val="BodyText"/>
+      </w:pPr>
+      <w:r>
+        <w:t xml:space="preserve">The topology identifies the direct-contact header</w:t>
+      </w:r>
+      <w:r>
+        <w:t xml:space="preserve"> </w:t>
+      </w:r>
+      <w:r>
+        <w:rPr>
+          <w:rStyle w:val="VerbatimChar"/>
+        </w:rPr>
+        <w:t xml:space="preserve">J2</w:t>
+      </w:r>
+      <w:r>
+        <w:t xml:space="preserve">, Qwiic positions</w:t>
+      </w:r>
+      <w:r>
+        <w:t xml:space="preserve"> </w:t>
+      </w:r>
+      <w:r>
+        <w:rPr>
+          <w:rStyle w:val="VerbatimChar"/>
+        </w:rPr>
+        <w:t xml:space="preserve">J1</w:t>
+      </w:r>
+      <w:r>
+        <w:t xml:space="preserve"> </w:t>
+      </w:r>
+      <w:r>
+        <w:t xml:space="preserve">and</w:t>
+      </w:r>
+      <w:r>
+        <w:t xml:space="preserve"> </w:t>
+      </w:r>
+      <w:r>
+        <w:rPr>
+          <w:rStyle w:val="VerbatimChar"/>
+        </w:rPr>
+        <w:t xml:space="preserve">J3</w:t>
+      </w:r>
+      <w:r>
+        <w:t xml:space="preserve">, side connector</w:t>
+      </w:r>
+      <w:r>
+        <w:t xml:space="preserve"> </w:t>
+      </w:r>
+      <w:r>
+        <w:rPr>
+          <w:rStyle w:val="VerbatimChar"/>
+        </w:rPr>
+        <w:t xml:space="preserve">J4</w:t>
+      </w:r>
+      <w:r>
+        <w:t xml:space="preserve">, I2C-disable bridge</w:t>
+      </w:r>
+      <w:r>
+        <w:t xml:space="preserve"> </w:t>
+      </w:r>
+      <w:r>
+        <w:rPr>
+          <w:rStyle w:val="VerbatimChar"/>
+        </w:rPr>
+        <w:t xml:space="preserve">JP1</w:t>
+      </w:r>
+      <w:r>
+        <w:t xml:space="preserve">, sensor</w:t>
+      </w:r>
+      <w:r>
+        <w:t xml:space="preserve"> </w:t>
+      </w:r>
+      <w:r>
+        <w:rPr>
+          <w:rStyle w:val="VerbatimChar"/>
+        </w:rPr>
+        <w:t xml:space="preserve">Q1</w:t>
+      </w:r>
+      <w:r>
+        <w:t xml:space="preserve">,</w:t>
+      </w:r>
+      <w:r>
+        <w:t xml:space="preserve"> </w:t>
+      </w:r>
+      <w:r>
+        <w:t xml:space="preserve">controller</w:t>
+      </w:r>
+      <w:r>
+        <w:t xml:space="preserve"> </w:t>
+      </w:r>
+      <w:r>
+        <w:rPr>
+          <w:rStyle w:val="VerbatimChar"/>
+        </w:rPr>
+        <w:t xml:space="preserve">IC1</w:t>
+      </w:r>
+      <w:r>
+        <w:t xml:space="preserve">, indicator LEDs, and service test points. Use the released</w:t>
+      </w:r>
+      <w:r>
+        <w:t xml:space="preserve"> </w:t>
+      </w:r>
+      <w:r>
+        <w:t xml:space="preserve">schematic and pinout for electrical connectivity and signal definitions.</w:t>
+      </w:r>
+    </w:p>
+    <w:tbl>
+      <w:tblPr>
+        <w:tblStyle w:val="Table"/>
+        <w:tblW w:type="auto" w:w="0"/>
+        <w:tblLook w:firstRow="1" w:lastRow="0" w:firstColumn="0" w:lastColumn="0" w:noHBand="0" w:noVBand="0" w:val="0020"/>
+        <w:jc w:val="start"/>
+      </w:tblPr>
+      <w:tblGrid>
+        <w:gridCol w:w="3960"/>
+        <w:gridCol w:w="3960"/>
+      </w:tblGrid>
+      <w:tr>
+        <w:trPr>
+          <w:tblHeader w:val="true"/>
+        </w:trPr>
+        <w:tc>
+          <w:tcPr/>
+          <w:p>
+            <w:pPr>
+              <w:pStyle w:val="Compact"/>
+              <w:jc w:val="left"/>
+            </w:pPr>
+            <w:r>
+              <w:t xml:space="preserve">Ref.</w:t>
+            </w:r>
+          </w:p>
+        </w:tc>
+        <w:tc>
+          <w:tcPr/>
+          <w:p>
+            <w:pPr>
+              <w:pStyle w:val="Compact"/>
+              <w:jc w:val="left"/>
+            </w:pPr>
+            <w:r>
+              <w:t xml:space="preserve">Description</w:t>
+            </w:r>
+          </w:p>
+        </w:tc>
+      </w:tr>
+      <w:tr>
+        <w:tc>
+          <w:tcPr/>
+          <w:p>
+            <w:pPr>
+              <w:pStyle w:val="Compact"/>
+              <w:jc w:val="left"/>
+            </w:pPr>
+            <w:r>
+              <w:rPr>
+                <w:rStyle w:val="VerbatimChar"/>
+              </w:rPr>
+              <w:t xml:space="preserve">TEMT6000</w:t>
+            </w:r>
+          </w:p>
+        </w:tc>
+        <w:tc>
+          <w:tcPr/>
+          <w:p>
+            <w:pPr>
+              <w:pStyle w:val="Compact"/>
+              <w:jc w:val="left"/>
+            </w:pPr>
+            <w:r>
+              <w:t xml:space="preserve">Ambient Light Sensor</w:t>
+            </w:r>
+          </w:p>
+        </w:tc>
+      </w:tr>
+      <w:tr>
+        <w:tc>
+          <w:tcPr/>
+          <w:p>
+            <w:pPr>
+              <w:pStyle w:val="Compact"/>
+              <w:jc w:val="left"/>
+            </w:pPr>
+            <w:r>
+              <w:rPr>
+                <w:rStyle w:val="VerbatimChar"/>
+              </w:rPr>
+              <w:t xml:space="preserve">IC1</w:t>
+            </w:r>
+          </w:p>
+        </w:tc>
+        <w:tc>
+          <w:tcPr/>
+          <w:p>
+            <w:pPr>
+              <w:pStyle w:val="Compact"/>
+              <w:jc w:val="left"/>
+            </w:pPr>
+            <w:r>
+              <w:t xml:space="preserve">PY32F003L24D6TR I2C Driver / Controller</w:t>
+            </w:r>
+          </w:p>
+        </w:tc>
+      </w:tr>
+      <w:tr>
+        <w:tc>
+          <w:tcPr/>
+          <w:p>
+            <w:pPr>
+              <w:pStyle w:val="Compact"/>
+              <w:jc w:val="left"/>
+            </w:pPr>
+            <w:r>
+              <w:rPr>
+                <w:rStyle w:val="VerbatimChar"/>
+              </w:rPr>
+              <w:t xml:space="preserve">J1</w:t>
+            </w:r>
+            <w:r>
+              <w:t xml:space="preserve">,</w:t>
+            </w:r>
+            <w:r>
+              <w:t xml:space="preserve"> </w:t>
+            </w:r>
+            <w:r>
+              <w:rPr>
+                <w:rStyle w:val="VerbatimChar"/>
+              </w:rPr>
+              <w:t xml:space="preserve">J3</w:t>
+            </w:r>
+            <w:r>
+              <w:t xml:space="preserve">,</w:t>
+            </w:r>
+            <w:r>
+              <w:t xml:space="preserve"> </w:t>
+            </w:r>
+            <w:r>
+              <w:rPr>
+                <w:rStyle w:val="VerbatimChar"/>
+              </w:rPr>
+              <w:t xml:space="preserve">J4</w:t>
+            </w:r>
+          </w:p>
+        </w:tc>
+        <w:tc>
+          <w:tcPr/>
+          <w:p>
+            <w:pPr>
+              <w:pStyle w:val="Compact"/>
+              <w:jc w:val="left"/>
+            </w:pPr>
+            <w:r>
+              <w:t xml:space="preserve">I2C JST 4-pin, 1.0 mm pitch connectors</w:t>
+            </w:r>
+          </w:p>
+        </w:tc>
+      </w:tr>
+      <w:tr>
+        <w:tc>
+          <w:tcPr/>
+          <w:p>
+            <w:pPr>
+              <w:pStyle w:val="Compact"/>
+              <w:jc w:val="left"/>
+            </w:pPr>
+            <w:r>
+              <w:rPr>
+                <w:rStyle w:val="VerbatimChar"/>
+              </w:rPr>
+              <w:t xml:space="preserve">J2</w:t>
+            </w:r>
+          </w:p>
+        </w:tc>
+        <w:tc>
+          <w:tcPr/>
+          <w:p>
+            <w:pPr>
+              <w:pStyle w:val="Compact"/>
+              <w:jc w:val="left"/>
+            </w:pPr>
+            <w:r>
+              <w:t xml:space="preserve">RAW Signal Header</w:t>
+            </w:r>
+          </w:p>
+        </w:tc>
+      </w:tr>
+      <w:tr>
+        <w:tc>
+          <w:tcPr/>
+          <w:p>
+            <w:pPr>
+              <w:pStyle w:val="Compact"/>
+              <w:jc w:val="left"/>
+            </w:pPr>
+            <w:r>
+              <w:rPr>
+                <w:rStyle w:val="VerbatimChar"/>
+              </w:rPr>
+              <w:t xml:space="preserve">PWR</w:t>
+            </w:r>
+          </w:p>
+        </w:tc>
+        <w:tc>
+          <w:tcPr/>
+          <w:p>
+            <w:pPr>
+              <w:pStyle w:val="Compact"/>
+              <w:jc w:val="left"/>
+            </w:pPr>
+            <w:r>
+              <w:t xml:space="preserve">Power status LED</w:t>
+            </w:r>
+          </w:p>
+        </w:tc>
+      </w:tr>
+      <w:tr>
+        <w:tc>
+          <w:tcPr/>
+          <w:p>
+            <w:pPr>
+              <w:pStyle w:val="Compact"/>
+              <w:jc w:val="left"/>
+            </w:pPr>
+            <w:r>
+              <w:rPr>
+                <w:rStyle w:val="VerbatimChar"/>
+              </w:rPr>
+              <w:t xml:space="preserve">USR_LED</w:t>
+            </w:r>
+          </w:p>
+        </w:tc>
+        <w:tc>
+          <w:tcPr/>
+          <w:p>
+            <w:pPr>
+              <w:pStyle w:val="Compact"/>
+              <w:jc w:val="left"/>
+            </w:pPr>
+            <w:r>
+              <w:t xml:space="preserve">User / status LED</w:t>
+            </w:r>
+          </w:p>
+        </w:tc>
+      </w:tr>
+      <w:tr>
+        <w:tc>
+          <w:tcPr/>
+          <w:p>
+            <w:pPr>
+              <w:pStyle w:val="Compact"/>
+              <w:jc w:val="left"/>
+            </w:pPr>
+            <w:r>
+              <w:rPr>
+                <w:rStyle w:val="VerbatimChar"/>
+              </w:rPr>
+              <w:t xml:space="preserve">TP</w:t>
+            </w:r>
+          </w:p>
+        </w:tc>
+        <w:tc>
+          <w:tcPr/>
+          <w:p>
+            <w:pPr>
+              <w:pStyle w:val="Compact"/>
+              <w:jc w:val="left"/>
+            </w:pPr>
+            <w:r>
+              <w:t xml:space="preserve">Test points</w:t>
+            </w:r>
+          </w:p>
+        </w:tc>
+      </w:tr>
+    </w:tbl>
+    <w:bookmarkEnd w:id="31"/>
+    <w:bookmarkStart w:id="38" w:name="board-views"/>
+    <w:p>
+      <w:pPr>
+        <w:pStyle w:val="Heading3"/>
+      </w:pPr>
+      <w:r>
+        <w:rPr>
+          <w:bCs/>
+          <w:b/>
+        </w:rPr>
+        <w:t xml:space="preserve">1.5 Board Views</w:t>
+      </w:r>
+    </w:p>
+    <w:p>
+      <w:pPr>
+        <w:pStyle w:val="FirstParagraph"/>
+      </w:pPr>
+      <w:r>
+        <w:drawing>
+          <wp:inline>
+            <wp:extent cx="2148840" cy="4273467"/>
+            <wp:effectExtent b="0" l="0" r="0" t="0"/>
+            <wp:docPr descr="" title="" id="33" name="Picture"/>
+            <a:graphic>
+              <a:graphicData uri="http://schemas.openxmlformats.org/drawingml/2006/picture">
+                <pic:pic>
+                  <pic:nvPicPr>
+                    <pic:cNvPr descr="../../../hardware/resources/unit_top_v_0_3_1_ue0098_temt6000.png" id="34" name="Picture"/>
+                    <pic:cNvPicPr>
+                      <a:picLocks noChangeArrowheads="1" noChangeAspect="1"/>
+                    </pic:cNvPicPr>
+                  </pic:nvPicPr>
+                  <pic:blipFill>
+                    <a:blip r:embed="rId32"/>
                     <a:stretch>
                       <a:fillRect/>
                     </a:stretch>
@@ -2877,18 +3327,18 @@
           <wp:inline>
             <wp:extent cx="2148840" cy="3486122"/>
             <wp:effectExtent b="0" l="0" r="0" t="0"/>
-            <wp:docPr descr="" title="" id="32" name="Picture"/>
+            <wp:docPr descr="" title="" id="36" name="Picture"/>
             <a:graphic>
               <a:graphicData uri="http://schemas.openxmlformats.org/drawingml/2006/picture">
                 <pic:pic>
                   <pic:nvPicPr>
-                    <pic:cNvPr descr="../../../hardware/resources/unit_btm_v_0_3_1_ue0098_temt6000.png" id="33" name="Picture"/>
+                    <pic:cNvPr descr="../../../hardware/resources/unit_btm_v_0_3_1_ue0098_temt6000.png" id="37" name="Picture"/>
                     <pic:cNvPicPr>
                       <a:picLocks noChangeArrowheads="1" noChangeAspect="1"/>
                     </pic:cNvPicPr>
                   </pic:nvPicPr>
                   <pic:blipFill>
-                    <a:blip r:embed="rId31"/>
+                    <a:blip r:embed="rId35"/>
                     <a:stretch>
                       <a:fillRect/>
                     </a:stretch>
@@ -2929,8 +3379,8 @@
         <w:t xml:space="preserve">second optional connector position.</w:t>
       </w:r>
     </w:p>
-    <w:bookmarkEnd w:id="34"/>
-    <w:bookmarkStart w:id="35" w:name="handling"/>
+    <w:bookmarkEnd w:id="38"/>
+    <w:bookmarkStart w:id="39" w:name="handling"/>
     <w:p>
       <w:pPr>
         <w:pStyle w:val="Heading3"/>
@@ -2940,7 +3390,7 @@
           <w:bCs/>
           <w:b/>
         </w:rPr>
-        <w:t xml:space="preserve">1.5 Handling</w:t>
+        <w:t xml:space="preserve">1.6 Handling</w:t>
       </w:r>
     </w:p>
     <w:p>
@@ -2975,9 +3425,9 @@
         <w:t xml:space="preserve">factory diagnostics; I2C must be inactive and isolated before factory SWD use.</w:t>
       </w:r>
     </w:p>
-    <w:bookmarkEnd w:id="35"/>
-    <w:bookmarkEnd w:id="36"/>
-    <w:bookmarkStart w:id="44" w:name="ratings"/>
+    <w:bookmarkEnd w:id="39"/>
+    <w:bookmarkEnd w:id="40"/>
+    <w:bookmarkStart w:id="48" w:name="ratings"/>
     <w:p>
       <w:pPr>
         <w:pStyle w:val="Heading2"/>
@@ -3022,7 +3472,7 @@
         <w:t xml:space="preserve">identify the exact part fitted to the board.</w:t>
       </w:r>
     </w:p>
-    <w:bookmarkStart w:id="37" w:name="current-module-operating-conditions"/>
+    <w:bookmarkStart w:id="41" w:name="current-module-operating-conditions"/>
     <w:p>
       <w:pPr>
         <w:pStyle w:val="Heading3"/>
@@ -3875,8 +4325,8 @@
         <w:t xml:space="preserve">the schematic and qualification.</w:t>
       </w:r>
     </w:p>
-    <w:bookmarkEnd w:id="37"/>
-    <w:bookmarkStart w:id="38" w:name="interface-controller-characteristics"/>
+    <w:bookmarkEnd w:id="41"/>
+    <w:bookmarkStart w:id="42" w:name="interface-controller-characteristics"/>
     <w:p>
       <w:pPr>
         <w:pStyle w:val="Heading3"/>
@@ -4199,8 +4649,8 @@
         <w:t xml:space="preserve">external contact.</w:t>
       </w:r>
     </w:p>
-    <w:bookmarkEnd w:id="38"/>
-    <w:bookmarkStart w:id="39" w:name="temt6000-maximum-ratings"/>
+    <w:bookmarkEnd w:id="42"/>
+    <w:bookmarkStart w:id="43" w:name="temt6000-maximum-ratings"/>
     <w:p>
       <w:pPr>
         <w:pStyle w:val="Heading3"/>
@@ -4624,8 +5074,8 @@
         </w:tc>
       </w:tr>
     </w:tbl>
-    <w:bookmarkEnd w:id="39"/>
-    <w:bookmarkStart w:id="40" w:name="temt6000-characteristics"/>
+    <w:bookmarkEnd w:id="43"/>
+    <w:bookmarkStart w:id="44" w:name="temt6000-characteristics"/>
     <w:p>
       <w:pPr>
         <w:pStyle w:val="Heading3"/>
@@ -5441,8 +5891,8 @@
         <w:t xml:space="preserve">Documentation.</w:t>
       </w:r>
     </w:p>
-    <w:bookmarkEnd w:id="40"/>
-    <w:bookmarkStart w:id="41" w:name="current-analog-circuit-scope"/>
+    <w:bookmarkEnd w:id="44"/>
+    <w:bookmarkStart w:id="45" w:name="current-analog-circuit-scope"/>
     <w:p>
       <w:pPr>
         <w:pStyle w:val="Heading3"/>
@@ -5594,8 +6044,8 @@
         <w:t xml:space="preserve">complete-module behavior still require measurement and qualification.</w:t>
       </w:r>
     </w:p>
-    <w:bookmarkEnd w:id="41"/>
-    <w:bookmarkStart w:id="42" w:name="Xfceabeeeb34bfd761998e8b16fcfc49584ad897"/>
+    <w:bookmarkEnd w:id="45"/>
+    <w:bookmarkStart w:id="46" w:name="Xfceabeeeb34bfd761998e8b16fcfc49584ad897"/>
     <w:p>
       <w:pPr>
         <w:pStyle w:val="Heading3"/>
@@ -5692,8 +6142,8 @@
         <w:t xml:space="preserve">Board-level temperature, ESD, EMC, humidity, and ingress ratings</w:t>
       </w:r>
     </w:p>
-    <w:bookmarkEnd w:id="42"/>
-    <w:bookmarkStart w:id="43" w:name="electrical-precautions"/>
+    <w:bookmarkEnd w:id="46"/>
+    <w:bookmarkStart w:id="47" w:name="electrical-precautions"/>
     <w:p>
       <w:pPr>
         <w:pStyle w:val="Heading3"/>
@@ -5868,9 +6318,9 @@
         <w:t xml:space="preserve">Confirm the current schematic and interface specification before production.</w:t>
       </w:r>
     </w:p>
-    <w:bookmarkEnd w:id="43"/>
-    <w:bookmarkEnd w:id="44"/>
-    <w:bookmarkStart w:id="58" w:name="functional-overview"/>
+    <w:bookmarkEnd w:id="47"/>
+    <w:bookmarkEnd w:id="48"/>
+    <w:bookmarkStart w:id="62" w:name="functional-overview"/>
     <w:p>
       <w:pPr>
         <w:pStyle w:val="Heading2"/>
@@ -5935,7 +6385,7 @@
         <w:t xml:space="preserve">through DevLab Device Protocol (DDP) v1.0.</w:t>
       </w:r>
     </w:p>
-    <w:bookmarkStart w:id="48" w:name="functional-block-diagram"/>
+    <w:bookmarkStart w:id="52" w:name="functional-block-diagram"/>
     <w:p>
       <w:pPr>
         <w:pStyle w:val="Heading3"/>
@@ -5957,18 +6407,18 @@
           <wp:inline>
             <wp:extent cx="6108700" cy="3436143"/>
             <wp:effectExtent b="0" l="0" r="0" t="0"/>
-            <wp:docPr descr="" title="" id="46" name="Picture"/>
+            <wp:docPr descr="" title="" id="50" name="Picture"/>
             <a:graphic>
               <a:graphicData uri="http://schemas.openxmlformats.org/drawingml/2006/picture">
                 <pic:pic>
                   <pic:nvPicPr>
-                    <pic:cNvPr descr="../assets/block_diagram.png" id="47" name="Picture"/>
+                    <pic:cNvPr descr="../assets/block_diagram.png" id="51" name="Picture"/>
                     <pic:cNvPicPr>
                       <a:picLocks noChangeArrowheads="1" noChangeAspect="1"/>
                     </pic:cNvPicPr>
                   </pic:nvPicPr>
                   <pic:blipFill>
-                    <a:blip r:embed="rId45"/>
+                    <a:blip r:embed="rId49"/>
                     <a:stretch>
                       <a:fillRect/>
                     </a:stretch>
@@ -6049,8 +6499,8 @@
         <w:t xml:space="preserve">for access over I2C.</w:t>
       </w:r>
     </w:p>
-    <w:bookmarkEnd w:id="48"/>
-    <w:bookmarkStart w:id="49" w:name="operating-modes"/>
+    <w:bookmarkEnd w:id="52"/>
+    <w:bookmarkStart w:id="53" w:name="operating-modes"/>
     <w:p>
       <w:pPr>
         <w:pStyle w:val="Heading3"/>
@@ -6285,8 +6735,8 @@
         <w:t xml:space="preserve">application-specific calibration.</w:t>
       </w:r>
     </w:p>
-    <w:bookmarkEnd w:id="49"/>
-    <w:bookmarkStart w:id="50" w:name="digital-light-measurement"/>
+    <w:bookmarkEnd w:id="53"/>
+    <w:bookmarkStart w:id="54" w:name="digital-light-measurement"/>
     <w:p>
       <w:pPr>
         <w:pStyle w:val="Heading3"/>
@@ -6780,8 +7230,8 @@
         <w:t xml:space="preserve">optical arrangement.</w:t>
       </w:r>
     </w:p>
-    <w:bookmarkEnd w:id="50"/>
-    <w:bookmarkStart w:id="54" w:name="i2c-communication-model"/>
+    <w:bookmarkEnd w:id="54"/>
+    <w:bookmarkStart w:id="58" w:name="i2c-communication-model"/>
     <w:p>
       <w:pPr>
         <w:pStyle w:val="Heading3"/>
@@ -6823,18 +7273,18 @@
           <wp:inline>
             <wp:extent cx="6108700" cy="3436143"/>
             <wp:effectExtent b="0" l="0" r="0" t="0"/>
-            <wp:docPr descr="" title="" id="52" name="Picture"/>
+            <wp:docPr descr="" title="" id="56" name="Picture"/>
             <a:graphic>
               <a:graphicData uri="http://schemas.openxmlformats.org/drawingml/2006/picture">
                 <pic:pic>
                   <pic:nvPicPr>
-                    <pic:cNvPr descr="../assets/ddp_operation.png" id="53" name="Picture"/>
+                    <pic:cNvPr descr="../assets/ddp_operation.png" id="57" name="Picture"/>
                     <pic:cNvPicPr>
                       <a:picLocks noChangeArrowheads="1" noChangeAspect="1"/>
                     </pic:cNvPicPr>
                   </pic:nvPicPr>
                   <pic:blipFill>
-                    <a:blip r:embed="rId51"/>
+                    <a:blip r:embed="rId55"/>
                     <a:stretch>
                       <a:fillRect/>
                     </a:stretch>
@@ -7165,8 +7615,8 @@
         <w:t xml:space="preserve">by typical host APIs.</w:t>
       </w:r>
     </w:p>
-    <w:bookmarkEnd w:id="54"/>
-    <w:bookmarkStart w:id="55" w:name="user-accessible-ddp-functions"/>
+    <w:bookmarkEnd w:id="58"/>
+    <w:bookmarkStart w:id="59" w:name="user-accessible-ddp-functions"/>
     <w:p>
       <w:pPr>
         <w:pStyle w:val="Heading3"/>
@@ -7796,8 +8246,8 @@
         <w:t xml:space="preserve">and MicroPython examples listed in Chapter 8.</w:t>
       </w:r>
     </w:p>
-    <w:bookmarkEnd w:id="55"/>
-    <w:bookmarkStart w:id="56" w:name="built-in-indicator"/>
+    <w:bookmarkEnd w:id="59"/>
+    <w:bookmarkStart w:id="60" w:name="built-in-indicator"/>
     <w:p>
       <w:pPr>
         <w:pStyle w:val="Heading3"/>
@@ -7871,8 +8321,8 @@
         <w:t xml:space="preserve">timed pulse runs without interrupting light measurements or I2C communication.</w:t>
       </w:r>
     </w:p>
-    <w:bookmarkEnd w:id="56"/>
-    <w:bookmarkStart w:id="57" w:name="physical-interface-notes"/>
+    <w:bookmarkEnd w:id="60"/>
+    <w:bookmarkStart w:id="61" w:name="physical-interface-notes"/>
     <w:p>
       <w:pPr>
         <w:pStyle w:val="Heading3"/>
@@ -8071,9 +8521,9 @@
         <w:t xml:space="preserve">without active I2C operation; remove power before cutting or restoring it.</w:t>
       </w:r>
     </w:p>
-    <w:bookmarkEnd w:id="57"/>
-    <w:bookmarkEnd w:id="58"/>
-    <w:bookmarkStart w:id="71" w:name="connectors-pinouts"/>
+    <w:bookmarkEnd w:id="61"/>
+    <w:bookmarkEnd w:id="62"/>
+    <w:bookmarkStart w:id="75" w:name="connectors-pinouts"/>
     <w:p>
       <w:pPr>
         <w:pStyle w:val="Heading2"/>
@@ -8112,7 +8562,7 @@
         <w:t xml:space="preserve">harness.</w:t>
       </w:r>
     </w:p>
-    <w:bookmarkStart w:id="62" w:name="general-pinout"/>
+    <w:bookmarkStart w:id="66" w:name="general-pinout"/>
     <w:p>
       <w:pPr>
         <w:pStyle w:val="Heading3"/>
@@ -8134,18 +8584,18 @@
           <wp:inline>
             <wp:extent cx="4206240" cy="6416450"/>
             <wp:effectExtent b="0" l="0" r="0" t="0"/>
-            <wp:docPr descr="" title="" id="60" name="Picture"/>
+            <wp:docPr descr="" title="" id="64" name="Picture"/>
             <a:graphic>
               <a:graphicData uri="http://schemas.openxmlformats.org/drawingml/2006/picture">
                 <pic:pic>
                   <pic:nvPicPr>
-                    <pic:cNvPr descr="../assets/unit_pinout_v_3_1_0_ue0098_temt6000_ambient_light_sensor_en.jpg" id="61" name="Picture"/>
+                    <pic:cNvPr descr="../assets/unit_pinout_v_3_1_0_ue0098_temt6000_ambient_light_sensor_en.jpg" id="65" name="Picture"/>
                     <pic:cNvPicPr>
                       <a:picLocks noChangeArrowheads="1" noChangeAspect="1"/>
                     </pic:cNvPicPr>
                   </pic:nvPicPr>
                   <pic:blipFill>
-                    <a:blip r:embed="rId59"/>
+                    <a:blip r:embed="rId63"/>
                     <a:stretch>
                       <a:fillRect/>
                     </a:stretch>
@@ -8184,8 +8634,8 @@
         <w:t xml:space="preserve">Figure 4.1 — Released general pinout for hardware revision V0.3.1.</w:t>
       </w:r>
     </w:p>
-    <w:bookmarkEnd w:id="62"/>
-    <w:bookmarkStart w:id="66" w:name="signal-and-i2c-connection-guide"/>
+    <w:bookmarkEnd w:id="66"/>
+    <w:bookmarkStart w:id="70" w:name="signal-and-i2c-connection-guide"/>
     <w:p>
       <w:pPr>
         <w:pStyle w:val="Heading3"/>
@@ -8207,18 +8657,18 @@
           <wp:inline>
             <wp:extent cx="6108700" cy="3436143"/>
             <wp:effectExtent b="0" l="0" r="0" t="0"/>
-            <wp:docPr descr="" title="" id="64" name="Picture"/>
+            <wp:docPr descr="" title="" id="68" name="Picture"/>
             <a:graphic>
               <a:graphicData uri="http://schemas.openxmlformats.org/drawingml/2006/picture">
                 <pic:pic>
                   <pic:nvPicPr>
-                    <pic:cNvPr descr="../assets/temt6000_sig_i2c.png" id="65" name="Picture"/>
+                    <pic:cNvPr descr="../assets/temt6000_sig_i2c.png" id="69" name="Picture"/>
                     <pic:cNvPicPr>
                       <a:picLocks noChangeArrowheads="1" noChangeAspect="1"/>
                     </pic:cNvPicPr>
                   </pic:nvPicPr>
                   <pic:blipFill>
-                    <a:blip r:embed="rId63"/>
+                    <a:blip r:embed="rId67"/>
                     <a:stretch>
                       <a:fillRect/>
                     </a:stretch>
@@ -8353,8 +8803,8 @@
         <w:t xml:space="preserve">. Always follow the connector orientation shown on the board.</w:t>
       </w:r>
     </w:p>
-    <w:bookmarkEnd w:id="66"/>
-    <w:bookmarkStart w:id="67" w:name="direct-sensor-contacts"/>
+    <w:bookmarkEnd w:id="70"/>
+    <w:bookmarkStart w:id="71" w:name="direct-sensor-contacts"/>
     <w:p>
       <w:pPr>
         <w:pStyle w:val="Heading3"/>
@@ -8567,8 +9017,8 @@
         <w:t xml:space="preserve">These three contacts are shown at the end opposite the primary Qwiic connector.</w:t>
       </w:r>
     </w:p>
-    <w:bookmarkEnd w:id="67"/>
-    <w:bookmarkStart w:id="68" w:name="qwiic-i2c-positions-a-and-b"/>
+    <w:bookmarkEnd w:id="71"/>
+    <w:bookmarkStart w:id="72" w:name="qwiic-i2c-positions-a-and-b"/>
     <w:p>
       <w:pPr>
         <w:pStyle w:val="Heading3"/>
@@ -8980,8 +9430,8 @@
         <w:t xml:space="preserve">is no independent SWD connector or pin pair.</w:t>
       </w:r>
     </w:p>
-    <w:bookmarkEnd w:id="68"/>
-    <w:bookmarkStart w:id="69" w:name="auxiliary-and-factory-service-functions"/>
+    <w:bookmarkEnd w:id="72"/>
+    <w:bookmarkStart w:id="73" w:name="auxiliary-and-factory-service-functions"/>
     <w:p>
       <w:pPr>
         <w:pStyle w:val="Heading3"/>
@@ -9197,8 +9647,8 @@
         <w:t xml:space="preserve">before selecting SWD on the shared pins.</w:t>
       </w:r>
     </w:p>
-    <w:bookmarkEnd w:id="69"/>
-    <w:bookmarkStart w:id="70" w:name="indicators-and-i2c-bridge"/>
+    <w:bookmarkEnd w:id="73"/>
+    <w:bookmarkStart w:id="74" w:name="indicators-and-i2c-bridge"/>
     <w:p>
       <w:pPr>
         <w:pStyle w:val="Heading3"/>
@@ -9306,9 +9756,9 @@
         <w:t xml:space="preserve">; it is not an additional external contact in this pinout.</w:t>
       </w:r>
     </w:p>
-    <w:bookmarkEnd w:id="70"/>
-    <w:bookmarkEnd w:id="71"/>
-    <w:bookmarkStart w:id="84" w:name="board-operation"/>
+    <w:bookmarkEnd w:id="74"/>
+    <w:bookmarkEnd w:id="75"/>
+    <w:bookmarkStart w:id="88" w:name="board-operation"/>
     <w:p>
       <w:pPr>
         <w:pStyle w:val="Heading2"/>
@@ -9341,7 +9791,7 @@
         <w:t xml:space="preserve">Pulsar RP2350 host boards.</w:t>
       </w:r>
     </w:p>
-    <w:bookmarkStart w:id="72" w:name="required-hardware-and-software"/>
+    <w:bookmarkStart w:id="76" w:name="required-hardware-and-software"/>
     <w:p>
       <w:pPr>
         <w:pStyle w:val="Heading3"/>
@@ -9480,8 +9930,8 @@
         <w:t xml:space="preserve">Arduino library</w:t>
       </w:r>
     </w:p>
-    <w:bookmarkEnd w:id="72"/>
-    <w:bookmarkStart w:id="76" w:name="library-installation"/>
+    <w:bookmarkEnd w:id="76"/>
+    <w:bookmarkStart w:id="80" w:name="library-installation"/>
     <w:p>
       <w:pPr>
         <w:pStyle w:val="Heading3"/>
@@ -9607,18 +10057,18 @@
           <wp:inline>
             <wp:extent cx="2560320" cy="2414235"/>
             <wp:effectExtent b="0" l="0" r="0" t="0"/>
-            <wp:docPr descr="" title="" id="74" name="Picture"/>
+            <wp:docPr descr="" title="" id="78" name="Picture"/>
             <a:graphic>
               <a:graphicData uri="http://schemas.openxmlformats.org/drawingml/2006/picture">
                 <pic:pic>
                   <pic:nvPicPr>
-                    <pic:cNvPr descr="../assets/temt6000_library.png" id="75" name="Picture"/>
+                    <pic:cNvPr descr="../assets/temt6000_library.png" id="79" name="Picture"/>
                     <pic:cNvPicPr>
                       <a:picLocks noChangeArrowheads="1" noChangeAspect="1"/>
                     </pic:cNvPicPr>
                   </pic:nvPicPr>
                   <pic:blipFill>
-                    <a:blip r:embed="rId73"/>
+                    <a:blip r:embed="rId77"/>
                     <a:stretch>
                       <a:fillRect/>
                     </a:stretch>
@@ -9675,8 +10125,8 @@
         <w:t xml:space="preserve">dependency used by the sketch below.</w:t>
       </w:r>
     </w:p>
-    <w:bookmarkEnd w:id="76"/>
-    <w:bookmarkStart w:id="80" w:name="i2c-connection-and-example-settings"/>
+    <w:bookmarkEnd w:id="80"/>
+    <w:bookmarkStart w:id="84" w:name="i2c-connection-and-example-settings"/>
     <w:p>
       <w:pPr>
         <w:pStyle w:val="Heading3"/>
@@ -9706,18 +10156,18 @@
           <wp:inline>
             <wp:extent cx="5303520" cy="2983230"/>
             <wp:effectExtent b="0" l="0" r="0" t="0"/>
-            <wp:docPr descr="" title="" id="78" name="Picture"/>
+            <wp:docPr descr="" title="" id="82" name="Picture"/>
             <a:graphic>
               <a:graphicData uri="http://schemas.openxmlformats.org/drawingml/2006/picture">
                 <pic:pic>
                   <pic:nvPicPr>
-                    <pic:cNvPr descr="../assets/devlab_atom.png" id="79" name="Picture"/>
+                    <pic:cNvPr descr="../assets/devlab_atom.png" id="83" name="Picture"/>
                     <pic:cNvPicPr>
                       <a:picLocks noChangeArrowheads="1" noChangeAspect="1"/>
                     </pic:cNvPicPr>
                   </pic:nvPicPr>
                   <pic:blipFill>
-                    <a:blip r:embed="rId77"/>
+                    <a:blip r:embed="rId81"/>
                     <a:stretch>
                       <a:fillRect/>
                     </a:stretch>
@@ -10465,8 +10915,8 @@
         <w:t xml:space="preserve">uploading the sketch.</w:t>
       </w:r>
     </w:p>
-    <w:bookmarkEnd w:id="80"/>
-    <w:bookmarkStart w:id="81" w:name="single-sensor-arduino-example"/>
+    <w:bookmarkEnd w:id="84"/>
+    <w:bookmarkStart w:id="85" w:name="single-sensor-arduino-example"/>
     <w:p>
       <w:pPr>
         <w:pStyle w:val="Heading3"/>
@@ -12232,8 +12682,8 @@
         <w:t xml:space="preserve">}</w:t>
       </w:r>
     </w:p>
-    <w:bookmarkEnd w:id="81"/>
-    <w:bookmarkStart w:id="82" w:name="upload-and-serial-output"/>
+    <w:bookmarkEnd w:id="85"/>
+    <w:bookmarkStart w:id="86" w:name="upload-and-serial-output"/>
     <w:p>
       <w:pPr>
         <w:pStyle w:val="Heading3"/>
@@ -12451,8 +12901,8 @@
         <w:t xml:space="preserve">not be interpreted directly as lux.</w:t>
       </w:r>
     </w:p>
-    <w:bookmarkEnd w:id="82"/>
-    <w:bookmarkStart w:id="83" w:name="troubleshooting"/>
+    <w:bookmarkEnd w:id="86"/>
+    <w:bookmarkStart w:id="87" w:name="troubleshooting"/>
     <w:p>
       <w:pPr>
         <w:pStyle w:val="Heading3"/>
@@ -12689,9 +13139,9 @@
         <w:t xml:space="preserve">Chapter 8.</w:t>
       </w:r>
     </w:p>
-    <w:bookmarkEnd w:id="83"/>
-    <w:bookmarkEnd w:id="84"/>
-    <w:bookmarkStart w:id="88" w:name="mechanical-information"/>
+    <w:bookmarkEnd w:id="87"/>
+    <w:bookmarkEnd w:id="88"/>
+    <w:bookmarkStart w:id="95" w:name="mechanical-information"/>
     <w:p>
       <w:pPr>
         <w:pStyle w:val="Heading2"/>
@@ -12709,43 +13159,16 @@
         <w:pStyle w:val="FirstParagraph"/>
       </w:pPr>
       <w:r>
-        <w:t xml:space="preserve">The current package provides rendered top and bottom views for V0.3.1 but no</w:t>
-      </w:r>
-      <w:r>
-        <w:t xml:space="preserve"> </w:t>
-      </w:r>
-      <w:r>
-        <w:t xml:space="preserve">controlled current-revision dimension drawing. Legacy V0.0.1 dimensions are</w:t>
-      </w:r>
-      <w:r>
-        <w:t xml:space="preserve"> </w:t>
-      </w:r>
-      <w:r>
-        <w:t xml:space="preserve">archived under</w:t>
-      </w:r>
-      <w:r>
-        <w:t xml:space="preserve"> </w:t>
-      </w:r>
-      <w:r>
-        <w:rPr>
-          <w:rStyle w:val="VerbatimChar"/>
-        </w:rPr>
-        <w:t xml:space="preserve">hardware/resources/old/</w:t>
-      </w:r>
-      <w:r>
-        <w:t xml:space="preserve"> </w:t>
-      </w:r>
-      <w:r>
-        <w:t xml:space="preserve">and describe a materially different,</w:t>
-      </w:r>
-      <w:r>
-        <w:t xml:space="preserve"> </w:t>
-      </w:r>
-      <w:r>
-        <w:t xml:space="preserve">shorter analog-only board.</w:t>
-      </w:r>
-    </w:p>
-    <w:bookmarkStart w:id="85" w:name="current-board-envelope"/>
+        <w:t xml:space="preserve">The V3.1.0 mechanical drawing defines the current V0.3.1 board outline and the</w:t>
+      </w:r>
+      <w:r>
+        <w:t xml:space="preserve"> </w:t>
+      </w:r>
+      <w:r>
+        <w:t xml:space="preserve">dimensions shown below. Dimensions are in millimetres.</w:t>
+      </w:r>
+    </w:p>
+    <w:bookmarkStart w:id="92" w:name="board-dimensions"/>
     <w:p>
       <w:pPr>
         <w:pStyle w:val="Heading3"/>
@@ -12755,7 +13178,7 @@
           <w:bCs/>
           <w:b/>
         </w:rPr>
-        <w:t xml:space="preserve">6.1 Current Board Envelope</w:t>
+        <w:t xml:space="preserve">6.1 Board Dimensions</w:t>
       </w:r>
     </w:p>
     <w:p>
@@ -12763,32 +13186,97 @@
         <w:pStyle w:val="FirstParagraph"/>
       </w:pPr>
       <w:r>
-        <w:t xml:space="preserve">The board has a narrow module outline, direct contacts at one end, at least one</w:t>
-      </w:r>
-      <w:r>
-        <w:t xml:space="preserve"> </w:t>
-      </w:r>
-      <w:r>
-        <w:t xml:space="preserve">central mounting feature, and optional horizontal Qwiic connector positions.</w:t>
-      </w:r>
-      <w:r>
-        <w:t xml:space="preserve"> </w:t>
-      </w:r>
-      <w:r>
-        <w:t xml:space="preserve">Rendered views are suitable for identification, not production measurement.</w:t>
-      </w:r>
-    </w:p>
-    <w:bookmarkEnd w:id="85"/>
-    <w:bookmarkStart w:id="86" w:name="integration-clearances"/>
-    <w:p>
-      <w:pPr>
-        <w:pStyle w:val="Heading3"/>
+        <w:drawing>
+          <wp:inline>
+            <wp:extent cx="6108700" cy="4073328"/>
+            <wp:effectExtent b="0" l="0" r="0" t="0"/>
+            <wp:docPr descr="" title="" id="90" name="Picture"/>
+            <a:graphic>
+              <a:graphicData uri="http://schemas.openxmlformats.org/drawingml/2006/picture">
+                <pic:pic>
+                  <pic:nvPicPr>
+                    <pic:cNvPr descr="../../../hardware/resources/unit_dimensions_v_3_1_0_ue0098_temt6000_ambient_light_sensor.png" id="91" name="Picture"/>
+                    <pic:cNvPicPr>
+                      <a:picLocks noChangeArrowheads="1" noChangeAspect="1"/>
+                    </pic:cNvPicPr>
+                  </pic:nvPicPr>
+                  <pic:blipFill>
+                    <a:blip r:embed="rId89"/>
+                    <a:stretch>
+                      <a:fillRect/>
+                    </a:stretch>
+                  </pic:blipFill>
+                  <pic:spPr bwMode="auto">
+                    <a:xfrm>
+                      <a:off x="0" y="0"/>
+                      <a:ext cx="6108700" cy="4073328"/>
+                    </a:xfrm>
+                    <a:prstGeom prst="rect">
+                      <a:avLst/>
+                    </a:prstGeom>
+                    <a:noFill/>
+                    <a:ln w="9525">
+                      <a:noFill/>
+                      <a:headEnd/>
+                      <a:tailEnd/>
+                    </a:ln>
+                  </pic:spPr>
+                </pic:pic>
+              </a:graphicData>
+            </a:graphic>
+          </wp:inline>
+        </w:drawing>
+      </w:r>
+    </w:p>
+    <w:p>
+      <w:pPr>
+        <w:pStyle w:val="BodyText"/>
       </w:pPr>
       <w:r>
         <w:rPr>
           <w:bCs/>
           <w:b/>
         </w:rPr>
+        <w:t xml:space="preserve">Figure 6.1 — V3.1.0 board dimensions.</w:t>
+      </w:r>
+    </w:p>
+    <w:p>
+      <w:pPr>
+        <w:pStyle w:val="BodyText"/>
+      </w:pPr>
+      <w:r>
+        <w:t xml:space="preserve">The drawing specifies a 27 mm × 10 mm board outline and a 3 mm mounting hole.</w:t>
+      </w:r>
+      <w:r>
+        <w:t xml:space="preserve"> </w:t>
+      </w:r>
+      <w:r>
+        <w:t xml:space="preserve">It also shows the hole centerline 5 mm from the side edge and 10.8 mm from the</w:t>
+      </w:r>
+      <w:r>
+        <w:t xml:space="preserve"> </w:t>
+      </w:r>
+      <w:r>
+        <w:t xml:space="preserve">connector-end edge. Use the drawing itself as the dimensional reference; do</w:t>
+      </w:r>
+      <w:r>
+        <w:t xml:space="preserve"> </w:t>
+      </w:r>
+      <w:r>
+        <w:t xml:space="preserve">not derive additional dimensions by scaling the image.</w:t>
+      </w:r>
+    </w:p>
+    <w:bookmarkEnd w:id="92"/>
+    <w:bookmarkStart w:id="93" w:name="integration-clearances"/>
+    <w:p>
+      <w:pPr>
+        <w:pStyle w:val="Heading3"/>
+      </w:pPr>
+      <w:r>
+        <w:rPr>
+          <w:bCs/>
+          <w:b/>
+        </w:rPr>
         <w:t xml:space="preserve">6.2 Integration Clearances</w:t>
       </w:r>
     </w:p>
@@ -12818,8 +13306,8 @@
         <w:t xml:space="preserve">signals, and avoid enclosure features that shadow the sensor or LEDs.</w:t>
       </w:r>
     </w:p>
-    <w:bookmarkEnd w:id="86"/>
-    <w:bookmarkStart w:id="87" w:name="mechanical-data-not-specified"/>
+    <w:bookmarkEnd w:id="93"/>
+    <w:bookmarkStart w:id="94" w:name="mechanical-data-not-specified"/>
     <w:p>
       <w:pPr>
         <w:pStyle w:val="Heading3"/>
@@ -12841,7 +13329,7 @@
         <w:pStyle w:val="Compact"/>
       </w:pPr>
       <w:r>
-        <w:t xml:space="preserve">Board length, width, thickness, tolerances, and finished mass</w:t>
+        <w:t xml:space="preserve">Board thickness, dimensional tolerances, and finished mass</w:t>
       </w:r>
     </w:p>
     <w:p>
@@ -12853,7 +13341,7 @@
         <w:pStyle w:val="Compact"/>
       </w:pPr>
       <w:r>
-        <w:t xml:space="preserve">Hole diameters, coordinates, and edge clearances</w:t>
+        <w:t xml:space="preserve">Unannotated feature coordinates and edge clearances</w:t>
       </w:r>
     </w:p>
     <w:p>
@@ -12916,23 +13404,9 @@
         <w:t xml:space="preserve">PA0/PA1 and service-pad coordinates</w:t>
       </w:r>
     </w:p>
-    <w:p>
-      <w:pPr>
-        <w:pStyle w:val="FirstParagraph"/>
-      </w:pPr>
-      <w:r>
-        <w:t xml:space="preserve">Do not scale production dimensions from the images or reuse the archived</w:t>
-      </w:r>
-      <w:r>
-        <w:t xml:space="preserve"> </w:t>
-      </w:r>
-      <w:r>
-        <w:t xml:space="preserve">V0.0.1 mechanical values for V0.3.1.</w:t>
-      </w:r>
-    </w:p>
-    <w:bookmarkEnd w:id="87"/>
-    <w:bookmarkEnd w:id="88"/>
-    <w:bookmarkStart w:id="90" w:name="company-information"/>
+    <w:bookmarkEnd w:id="94"/>
+    <w:bookmarkEnd w:id="95"/>
+    <w:bookmarkStart w:id="97" w:name="company-information"/>
     <w:p>
       <w:pPr>
         <w:pStyle w:val="Heading2"/>
@@ -13083,7 +13557,7 @@
               <w:pStyle w:val="Compact"/>
               <w:jc w:val="left"/>
             </w:pPr>
-            <w:hyperlink r:id="rId89">
+            <w:hyperlink r:id="rId96">
               <w:r>
                 <w:rPr>
                   <w:rStyle w:val="Hyperlink"/>
@@ -13135,8 +13609,8 @@
         <w:t xml:space="preserve">next chapter.</w:t>
       </w:r>
     </w:p>
-    <w:bookmarkEnd w:id="90"/>
-    <w:bookmarkStart w:id="104" w:name="reference-documentation"/>
+    <w:bookmarkEnd w:id="97"/>
+    <w:bookmarkStart w:id="113" w:name="reference-documentation"/>
     <w:p>
       <w:pPr>
         <w:pStyle w:val="Heading2"/>
@@ -13198,6 +13672,68 @@
               <w:jc w:val="left"/>
             </w:pPr>
             <w:r>
+              <w:t xml:space="preserve">Board topology</w:t>
+            </w:r>
+          </w:p>
+        </w:tc>
+        <w:tc>
+          <w:tcPr/>
+          <w:p>
+            <w:pPr>
+              <w:pStyle w:val="Compact"/>
+              <w:jc w:val="left"/>
+            </w:pPr>
+            <w:hyperlink r:id="rId98">
+              <w:r>
+                <w:rPr>
+                  <w:rStyle w:val="Hyperlink"/>
+                </w:rPr>
+                <w:t xml:space="preserve">V3.1.0 resource</w:t>
+              </w:r>
+            </w:hyperlink>
+          </w:p>
+        </w:tc>
+      </w:tr>
+      <w:tr>
+        <w:tc>
+          <w:tcPr/>
+          <w:p>
+            <w:pPr>
+              <w:pStyle w:val="Compact"/>
+              <w:jc w:val="left"/>
+            </w:pPr>
+            <w:r>
+              <w:t xml:space="preserve">Board dimensions</w:t>
+            </w:r>
+          </w:p>
+        </w:tc>
+        <w:tc>
+          <w:tcPr/>
+          <w:p>
+            <w:pPr>
+              <w:pStyle w:val="Compact"/>
+              <w:jc w:val="left"/>
+            </w:pPr>
+            <w:hyperlink r:id="rId99">
+              <w:r>
+                <w:rPr>
+                  <w:rStyle w:val="Hyperlink"/>
+                </w:rPr>
+                <w:t xml:space="preserve">V3.1.0 resource</w:t>
+              </w:r>
+            </w:hyperlink>
+          </w:p>
+        </w:tc>
+      </w:tr>
+      <w:tr>
+        <w:tc>
+          <w:tcPr/>
+          <w:p>
+            <w:pPr>
+              <w:pStyle w:val="Compact"/>
+              <w:jc w:val="left"/>
+            </w:pPr>
+            <w:r>
               <w:t xml:space="preserve">Product repository</w:t>
             </w:r>
           </w:p>
@@ -13209,7 +13745,7 @@
               <w:pStyle w:val="Compact"/>
               <w:jc w:val="left"/>
             </w:pPr>
-            <w:hyperlink r:id="rId91">
+            <w:hyperlink r:id="rId100">
               <w:r>
                 <w:rPr>
                   <w:rStyle w:val="Hyperlink"/>
@@ -13240,7 +13776,7 @@
               <w:pStyle w:val="Compact"/>
               <w:jc w:val="left"/>
             </w:pPr>
-            <w:hyperlink r:id="rId92">
+            <w:hyperlink r:id="rId101">
               <w:r>
                 <w:rPr>
                   <w:rStyle w:val="Hyperlink"/>
@@ -13271,7 +13807,7 @@
               <w:pStyle w:val="Compact"/>
               <w:jc w:val="left"/>
             </w:pPr>
-            <w:hyperlink r:id="rId93">
+            <w:hyperlink r:id="rId102">
               <w:r>
                 <w:rPr>
                   <w:rStyle w:val="Hyperlink"/>
@@ -13302,7 +13838,7 @@
               <w:pStyle w:val="Compact"/>
               <w:jc w:val="left"/>
             </w:pPr>
-            <w:hyperlink r:id="rId94">
+            <w:hyperlink r:id="rId103">
               <w:r>
                 <w:rPr>
                   <w:rStyle w:val="Hyperlink"/>
@@ -13333,7 +13869,7 @@
               <w:pStyle w:val="Compact"/>
               <w:jc w:val="left"/>
             </w:pPr>
-            <w:hyperlink r:id="rId95">
+            <w:hyperlink r:id="rId104">
               <w:r>
                 <w:rPr>
                   <w:rStyle w:val="Hyperlink"/>
@@ -13364,7 +13900,7 @@
               <w:pStyle w:val="Compact"/>
               <w:jc w:val="left"/>
             </w:pPr>
-            <w:hyperlink r:id="rId96">
+            <w:hyperlink r:id="rId105">
               <w:r>
                 <w:rPr>
                   <w:rStyle w:val="Hyperlink"/>
@@ -13395,7 +13931,7 @@
               <w:pStyle w:val="Compact"/>
               <w:jc w:val="left"/>
             </w:pPr>
-            <w:hyperlink r:id="rId97">
+            <w:hyperlink r:id="rId106">
               <w:r>
                 <w:rPr>
                   <w:rStyle w:val="Hyperlink"/>
@@ -13426,7 +13962,7 @@
               <w:pStyle w:val="Compact"/>
               <w:jc w:val="left"/>
             </w:pPr>
-            <w:hyperlink r:id="rId98">
+            <w:hyperlink r:id="rId107">
               <w:r>
                 <w:rPr>
                   <w:rStyle w:val="Hyperlink"/>
@@ -13457,7 +13993,7 @@
               <w:pStyle w:val="Compact"/>
               <w:jc w:val="left"/>
             </w:pPr>
-            <w:hyperlink r:id="rId99">
+            <w:hyperlink r:id="rId108">
               <w:r>
                 <w:rPr>
                   <w:rStyle w:val="Hyperlink"/>
@@ -13488,7 +14024,7 @@
               <w:pStyle w:val="Compact"/>
               <w:jc w:val="left"/>
             </w:pPr>
-            <w:hyperlink r:id="rId100">
+            <w:hyperlink r:id="rId109">
               <w:r>
                 <w:rPr>
                   <w:rStyle w:val="Hyperlink"/>
@@ -13519,7 +14055,7 @@
               <w:pStyle w:val="Compact"/>
               <w:jc w:val="left"/>
             </w:pPr>
-            <w:hyperlink r:id="rId101">
+            <w:hyperlink r:id="rId110">
               <w:r>
                 <w:rPr>
                   <w:rStyle w:val="Hyperlink"/>
@@ -13550,7 +14086,7 @@
               <w:pStyle w:val="Compact"/>
               <w:jc w:val="left"/>
             </w:pPr>
-            <w:hyperlink r:id="rId102">
+            <w:hyperlink r:id="rId111">
               <w:r>
                 <w:rPr>
                   <w:rStyle w:val="Hyperlink"/>
@@ -13581,7 +14117,7 @@
               <w:pStyle w:val="Compact"/>
               <w:jc w:val="left"/>
             </w:pPr>
-            <w:hyperlink r:id="rId103">
+            <w:hyperlink r:id="rId112">
               <w:r>
                 <w:rPr>
                   <w:rStyle w:val="Hyperlink"/>
@@ -13618,13 +14154,19 @@
         <w:pStyle w:val="BodyText"/>
       </w:pPr>
       <w:r>
-        <w:t xml:space="preserve">The released pinout, current board images, and V2.0.0 schematic define the</w:t>
-      </w:r>
-      <w:r>
-        <w:t xml:space="preserve"> </w:t>
-      </w:r>
-      <w:r>
-        <w:t xml:space="preserve">current visible interfaces and circuit topology. The Vishay datasheet is</w:t>
+        <w:t xml:space="preserve">The released pinout, current board images, V3.1.0 topology and dimensions, and</w:t>
+      </w:r>
+      <w:r>
+        <w:t xml:space="preserve"> </w:t>
+      </w:r>
+      <w:r>
+        <w:t xml:space="preserve">V2.0.0 schematic define the current visible interfaces, board layout, and</w:t>
+      </w:r>
+      <w:r>
+        <w:t xml:space="preserve"> </w:t>
+      </w:r>
+      <w:r>
+        <w:t xml:space="preserve">mechanical envelope. The Vishay datasheet is</w:t>
       </w:r>
       <w:r>
         <w:t xml:space="preserve"> </w:t>
@@ -13651,8 +14193,8 @@
         <w:t xml:space="preserve">not replace module-level electrical qualification.</w:t>
       </w:r>
     </w:p>
-    <w:bookmarkEnd w:id="104"/>
-    <w:bookmarkStart w:id="113" w:name="appendix"/>
+    <w:bookmarkEnd w:id="113"/>
+    <w:bookmarkStart w:id="120" w:name="appendix"/>
     <w:p>
       <w:pPr>
         <w:pStyle w:val="Heading2"/>
@@ -13665,7 +14207,7 @@
         <w:t xml:space="preserve">9 Appendix</w:t>
       </w:r>
     </w:p>
-    <w:bookmarkStart w:id="108" w:name="current-v2.0.0-schematic"/>
+    <w:bookmarkStart w:id="117" w:name="current-v2.0.0-schematic"/>
     <w:p>
       <w:pPr>
         <w:pStyle w:val="Heading3"/>
@@ -13719,18 +14261,18 @@
           <wp:inline>
             <wp:extent cx="6108700" cy="4720359"/>
             <wp:effectExtent b="0" l="0" r="0" t="0"/>
-            <wp:docPr descr="" title="" id="106" name="Picture"/>
+            <wp:docPr descr="" title="" id="115" name="Picture"/>
             <a:graphic>
               <a:graphicData uri="http://schemas.openxmlformats.org/drawingml/2006/picture">
                 <pic:pic>
                   <pic:nvPicPr>
-                    <pic:cNvPr descr="../../../hardware/resources/unit_schematic_v_2_0_0_ue0098_temt6000.png" id="107" name="Picture"/>
+                    <pic:cNvPr descr="../../../hardware/resources/unit_schematic_v_2_0_0_ue0098_temt6000.png" id="116" name="Picture"/>
                     <pic:cNvPicPr>
                       <a:picLocks noChangeArrowheads="1" noChangeAspect="1"/>
                     </pic:cNvPicPr>
                   </pic:nvPicPr>
                   <pic:blipFill>
-                    <a:blip r:embed="rId105"/>
+                    <a:blip r:embed="rId114"/>
                     <a:stretch>
                       <a:fillRect/>
                     </a:stretch>
@@ -13837,8 +14379,8 @@
         <w:t xml:space="preserve">SWD aliases.</w:t>
       </w:r>
     </w:p>
-    <w:bookmarkEnd w:id="108"/>
-    <w:bookmarkStart w:id="109" w:name="document-control"/>
+    <w:bookmarkEnd w:id="117"/>
+    <w:bookmarkStart w:id="118" w:name="document-control"/>
     <w:p>
       <w:pPr>
         <w:pStyle w:val="Heading3"/>
@@ -14030,6 +14572,32 @@
               <w:jc w:val="left"/>
             </w:pPr>
             <w:r>
+              <w:t xml:space="preserve">Current topology and dimensions</w:t>
+            </w:r>
+          </w:p>
+        </w:tc>
+        <w:tc>
+          <w:tcPr/>
+          <w:p>
+            <w:pPr>
+              <w:pStyle w:val="Compact"/>
+              <w:jc w:val="left"/>
+            </w:pPr>
+            <w:r>
+              <w:t xml:space="preserve">V3.1.0</w:t>
+            </w:r>
+          </w:p>
+        </w:tc>
+      </w:tr>
+      <w:tr>
+        <w:tc>
+          <w:tcPr/>
+          <w:p>
+            <w:pPr>
+              <w:pStyle w:val="Compact"/>
+              <w:jc w:val="left"/>
+            </w:pPr>
+            <w:r>
               <w:t xml:space="preserve">Available schematic</w:t>
             </w:r>
           </w:p>
@@ -14126,8 +14694,8 @@
         </w:tc>
       </w:tr>
     </w:tbl>
-    <w:bookmarkEnd w:id="109"/>
-    <w:bookmarkStart w:id="110" w:name="required-technical-releases"/>
+    <w:bookmarkEnd w:id="118"/>
+    <w:bookmarkStart w:id="119" w:name="required-technical-releases"/>
     <w:p>
       <w:pPr>
         <w:pStyle w:val="Heading3"/>
@@ -14236,7 +14804,7 @@
         <w:pStyle w:val="Compact"/>
       </w:pPr>
       <w:r>
-        <w:t xml:space="preserve">Current-revision controlled mechanical drawing</w:t>
+        <w:t xml:space="preserve">Mechanical tolerances, board thickness, component heights, and finished mass</w:t>
       </w:r>
     </w:p>
     <w:p>
@@ -14251,378 +14819,8 @@
         <w:t xml:space="preserve">Module-level optical, electrical, environmental, and EMC characterization</w:t>
       </w:r>
     </w:p>
-    <w:bookmarkEnd w:id="110"/>
-    <w:bookmarkStart w:id="111" w:name="source-notes-and-inconsistencies"/>
-    <w:p>
-      <w:pPr>
-        <w:pStyle w:val="Heading3"/>
-      </w:pPr>
-      <w:r>
-        <w:rPr>
-          <w:bCs/>
-          <w:b/>
-        </w:rPr>
-        <w:t xml:space="preserve">9.4 Source Notes and Inconsistencies</w:t>
-      </w:r>
-    </w:p>
-    <w:p>
-      <w:pPr>
-        <w:numPr>
-          <w:ilvl w:val="0"/>
-          <w:numId w:val="1019"/>
-        </w:numPr>
-        <w:pStyle w:val="Compact"/>
-      </w:pPr>
-      <w:r>
-        <w:t xml:space="preserve">Current board images and pinout resources use different revision-number</w:t>
-      </w:r>
-      <w:r>
-        <w:t xml:space="preserve"> </w:t>
-      </w:r>
-      <w:r>
-        <w:t xml:space="preserve">formats in their filenames and storage directories.</w:t>
-      </w:r>
-    </w:p>
-    <w:p>
-      <w:pPr>
-        <w:numPr>
-          <w:ilvl w:val="0"/>
-          <w:numId w:val="1019"/>
-        </w:numPr>
-        <w:pStyle w:val="Compact"/>
-      </w:pPr>
-      <w:r>
-        <w:t xml:space="preserve">Current pinout artwork calls the product</w:t>
-      </w:r>
-      <w:r>
-        <w:t xml:space="preserve"> </w:t>
-      </w:r>
-      <w:r>
-        <w:rPr>
-          <w:rStyle w:val="VerbatimChar"/>
-        </w:rPr>
-        <w:t xml:space="preserve">DevLab: I2C TEMT6000</w:t>
-      </w:r>
-      <w:r>
-        <w:t xml:space="preserve">; this</w:t>
-      </w:r>
-      <w:r>
-        <w:t xml:space="preserve"> </w:t>
-      </w:r>
-      <w:r>
-        <w:t xml:space="preserve">reference identifies UNIT Electronics as the company that creates and</w:t>
-      </w:r>
-      <w:r>
-        <w:t xml:space="preserve"> </w:t>
-      </w:r>
-      <w:r>
-        <w:t xml:space="preserve">develops the DevLab board ecosystem, with Atom as a product family within it.</w:t>
-      </w:r>
-    </w:p>
-    <w:p>
-      <w:pPr>
-        <w:numPr>
-          <w:ilvl w:val="0"/>
-          <w:numId w:val="1019"/>
-        </w:numPr>
-        <w:pStyle w:val="Compact"/>
-      </w:pPr>
-      <w:r>
-        <w:t xml:space="preserve">The V2.0.0 schematic now documents the onboard controller and I2C/debug</w:t>
-      </w:r>
-      <w:r>
-        <w:t xml:space="preserve"> </w:t>
-      </w:r>
-      <w:r>
-        <w:t xml:space="preserve">resources shown by the current pinout.</w:t>
-      </w:r>
-    </w:p>
-    <w:p>
-      <w:pPr>
-        <w:numPr>
-          <w:ilvl w:val="0"/>
-          <w:numId w:val="1019"/>
-        </w:numPr>
-        <w:pStyle w:val="Compact"/>
-      </w:pPr>
-      <w:r>
-        <w:t xml:space="preserve">Archived V0.0.1 dimensions, topology, and board views do not describe the</w:t>
-      </w:r>
-      <w:r>
-        <w:t xml:space="preserve"> </w:t>
-      </w:r>
-      <w:r>
-        <w:t xml:space="preserve">longer V0.3.1 controller-based board.</w:t>
-      </w:r>
-    </w:p>
-    <w:p>
-      <w:pPr>
-        <w:numPr>
-          <w:ilvl w:val="0"/>
-          <w:numId w:val="1019"/>
-        </w:numPr>
-        <w:pStyle w:val="Compact"/>
-      </w:pPr>
-      <w:r>
-        <w:t xml:space="preserve">Qwiic positions A and B are marked optional; released assembly variants and</w:t>
-      </w:r>
-      <w:r>
-        <w:t xml:space="preserve"> </w:t>
-      </w:r>
-      <w:r>
-        <w:t xml:space="preserve">controlled contact numbering are not supplied.</w:t>
-      </w:r>
-    </w:p>
-    <w:p>
-      <w:pPr>
-        <w:numPr>
-          <w:ilvl w:val="0"/>
-          <w:numId w:val="1019"/>
-        </w:numPr>
-        <w:pStyle w:val="Compact"/>
-      </w:pPr>
-      <w:r>
-        <w:t xml:space="preserve">Earlier examples treated the sensor as a digital threshold input. The sensor</w:t>
-      </w:r>
-      <w:r>
-        <w:t xml:space="preserve"> </w:t>
-      </w:r>
-      <w:r>
-        <w:t xml:space="preserve">signal is analog; I2C operation is provided by the new onboard controller.</w:t>
-      </w:r>
-    </w:p>
-    <w:p>
-      <w:pPr>
-        <w:numPr>
-          <w:ilvl w:val="0"/>
-          <w:numId w:val="1019"/>
-        </w:numPr>
-        <w:pStyle w:val="Compact"/>
-      </w:pPr>
-      <w:r>
-        <w:t xml:space="preserve">Current firmware maps</w:t>
-      </w:r>
-      <w:r>
-        <w:t xml:space="preserve"> </w:t>
-      </w:r>
-      <w:r>
-        <w:rPr>
-          <w:rStyle w:val="VerbatimChar"/>
-        </w:rPr>
-        <w:t xml:space="preserve">PA2</w:t>
-      </w:r>
-      <w:r>
-        <w:t xml:space="preserve"> </w:t>
-      </w:r>
-      <w:r>
-        <w:t xml:space="preserve">to</w:t>
-      </w:r>
-      <w:r>
-        <w:t xml:space="preserve"> </w:t>
-      </w:r>
-      <w:r>
-        <w:rPr>
-          <w:rStyle w:val="VerbatimChar"/>
-        </w:rPr>
-        <w:t xml:space="preserve">ADC0</w:t>
-      </w:r>
-      <w:r>
-        <w:t xml:space="preserve"> </w:t>
-      </w:r>
-      <w:r>
-        <w:t xml:space="preserve">and</w:t>
-      </w:r>
-      <w:r>
-        <w:t xml:space="preserve"> </w:t>
-      </w:r>
-      <w:r>
-        <w:rPr>
-          <w:rStyle w:val="VerbatimChar"/>
-        </w:rPr>
-        <w:t xml:space="preserve">PB5</w:t>
-      </w:r>
-      <w:r>
-        <w:t xml:space="preserve"> </w:t>
-      </w:r>
-      <w:r>
-        <w:t xml:space="preserve">to the relay-compatible</w:t>
-      </w:r>
-      <w:r>
-        <w:t xml:space="preserve"> </w:t>
-      </w:r>
-      <w:r>
-        <w:t xml:space="preserve">actuator block. Digital-I/O commands</w:t>
-      </w:r>
-      <w:r>
-        <w:t xml:space="preserve"> </w:t>
-      </w:r>
-      <w:r>
-        <w:rPr>
-          <w:rStyle w:val="VerbatimChar"/>
-        </w:rPr>
-        <w:t xml:space="preserve">0x40..0x43</w:t>
-      </w:r>
-      <w:r>
-        <w:t xml:space="preserve"> </w:t>
-      </w:r>
-      <w:r>
-        <w:t xml:space="preserve">are not implemented;</w:t>
-      </w:r>
-      <w:r>
-        <w:t xml:space="preserve"> </w:t>
-      </w:r>
-      <w:r>
-        <w:t xml:space="preserve">exposed</w:t>
-      </w:r>
-      <w:r>
-        <w:t xml:space="preserve"> </w:t>
-      </w:r>
-      <w:r>
-        <w:rPr>
-          <w:rStyle w:val="VerbatimChar"/>
-        </w:rPr>
-        <w:t xml:space="preserve">PA0</w:t>
-      </w:r>
-      <w:r>
-        <w:t xml:space="preserve">/</w:t>
-      </w:r>
-      <w:r>
-        <w:rPr>
-          <w:rStyle w:val="VerbatimChar"/>
-        </w:rPr>
-        <w:t xml:space="preserve">PA1</w:t>
-      </w:r>
-      <w:r>
-        <w:t xml:space="preserve"> </w:t>
-      </w:r>
-      <w:r>
-        <w:t xml:space="preserve">remain unassigned.</w:t>
-      </w:r>
-    </w:p>
-    <w:bookmarkEnd w:id="111"/>
-    <w:bookmarkStart w:id="112" w:name="current-firmware-limitations"/>
-    <w:p>
-      <w:pPr>
-        <w:pStyle w:val="Heading3"/>
-      </w:pPr>
-      <w:r>
-        <w:rPr>
-          <w:bCs/>
-          <w:b/>
-        </w:rPr>
-        <w:t xml:space="preserve">9.5 Current Firmware Limitations</w:t>
-      </w:r>
-    </w:p>
-    <w:p>
-      <w:pPr>
-        <w:numPr>
-          <w:ilvl w:val="0"/>
-          <w:numId w:val="1020"/>
-        </w:numPr>
-        <w:pStyle w:val="Compact"/>
-      </w:pPr>
-      <w:r>
-        <w:t xml:space="preserve">The</w:t>
-      </w:r>
-      <w:r>
-        <w:t xml:space="preserve"> </w:t>
-      </w:r>
-      <w:r>
-        <w:rPr>
-          <w:rStyle w:val="VerbatimChar"/>
-        </w:rPr>
-        <w:t xml:space="preserve">WATCHDOG</w:t>
-      </w:r>
-      <w:r>
-        <w:t xml:space="preserve"> </w:t>
-      </w:r>
-      <w:r>
-        <w:t xml:space="preserve">capability is announced, but the current watchdog command does</w:t>
-      </w:r>
-      <w:r>
-        <w:t xml:space="preserve"> </w:t>
-      </w:r>
-      <w:r>
-        <w:t xml:space="preserve">not operate an active hardware IWDG and must remain experimental.</w:t>
-      </w:r>
-    </w:p>
-    <w:p>
-      <w:pPr>
-        <w:numPr>
-          <w:ilvl w:val="0"/>
-          <w:numId w:val="1020"/>
-        </w:numPr>
-        <w:pStyle w:val="Compact"/>
-      </w:pPr>
-      <w:r>
-        <w:rPr>
-          <w:rStyle w:val="VerbatimChar"/>
-        </w:rPr>
-        <w:t xml:space="preserve">GET_RESET_INFO</w:t>
-      </w:r>
-      <w:r>
-        <w:t xml:space="preserve"> </w:t>
-      </w:r>
-      <w:r>
-        <w:t xml:space="preserve">is not implemented and NRST behavior is incomplete.</w:t>
-      </w:r>
-    </w:p>
-    <w:p>
-      <w:pPr>
-        <w:numPr>
-          <w:ilvl w:val="0"/>
-          <w:numId w:val="1020"/>
-        </w:numPr>
-        <w:pStyle w:val="Compact"/>
-      </w:pPr>
-      <w:r>
-        <w:t xml:space="preserve">An internal ADC error can be returned as</w:t>
-      </w:r>
-      <w:r>
-        <w:t xml:space="preserve"> </w:t>
-      </w:r>
-      <w:r>
-        <w:rPr>
-          <w:rStyle w:val="VerbatimChar"/>
-        </w:rPr>
-        <w:t xml:space="preserve">0x0FFF</w:t>
-      </w:r>
-      <w:r>
-        <w:t xml:space="preserve">, indistinguishable from a</w:t>
-      </w:r>
-      <w:r>
-        <w:t xml:space="preserve"> </w:t>
-      </w:r>
-      <w:r>
-        <w:t xml:space="preserve">legitimate full-scale sample.</w:t>
-      </w:r>
-    </w:p>
-    <w:p>
-      <w:pPr>
-        <w:numPr>
-          <w:ilvl w:val="0"/>
-          <w:numId w:val="1020"/>
-        </w:numPr>
-        <w:pStyle w:val="Compact"/>
-      </w:pPr>
-      <w:r>
-        <w:t xml:space="preserve">Current main-loop code does not call the available prolonged-BUSY recovery.</w:t>
-      </w:r>
-    </w:p>
-    <w:p>
-      <w:pPr>
-        <w:numPr>
-          <w:ilvl w:val="0"/>
-          <w:numId w:val="1020"/>
-        </w:numPr>
-        <w:pStyle w:val="Compact"/>
-      </w:pPr>
-      <w:r>
-        <w:t xml:space="preserve">There is no sample timestamp, sample counter, or calibrated lux result.</w:t>
-      </w:r>
-    </w:p>
-    <w:bookmarkEnd w:id="112"/>
-    <w:bookmarkEnd w:id="113"/>
+    <w:bookmarkEnd w:id="119"/>
+    <w:bookmarkEnd w:id="120"/>
     <w:sectPr>
       <w:pgSz w:h="16838" w:w="11906"/>
       <w:pgMar w:bottom="1134" w:footer="708" w:gutter="0" w:header="708" w:left="1134" w:right="1134" w:top="1134"/>
@@ -15029,12 +15227,6 @@
     <w:abstractNumId w:val="991"/>
   </w:num>
   <w:num w:numId="1018">
-    <w:abstractNumId w:val="991"/>
-  </w:num>
-  <w:num w:numId="1019">
-    <w:abstractNumId w:val="991"/>
-  </w:num>
-  <w:num w:numId="1020">
     <w:abstractNumId w:val="991"/>
   </w:num>
 </w:numbering>

--- a/docs/hardware/unit_product_reference_v_1_1_0_atom_temt6000_ambient_light_sensor.docx
+++ b/docs/hardware/unit_product_reference_v_1_1_0_atom_temt6000_ambient_light_sensor.docx
@@ -3264,7 +3264,7 @@
       <w:r>
         <w:drawing>
           <wp:inline>
-            <wp:extent cx="2148840" cy="4273467"/>
+            <wp:extent cx="2148840" cy="1080507"/>
             <wp:effectExtent b="0" l="0" r="0" t="0"/>
             <wp:docPr descr="" title="" id="33" name="Picture"/>
             <a:graphic>
@@ -3285,7 +3285,7 @@
                   <pic:spPr bwMode="auto">
                     <a:xfrm>
                       <a:off x="0" y="0"/>
-                      <a:ext cx="2148840" cy="4273467"/>
+                      <a:ext cx="2148840" cy="1080507"/>
                     </a:xfrm>
                     <a:prstGeom prst="rect">
                       <a:avLst/>

--- a/docs/hardware/unit_product_reference_v_1_1_0_atom_temt6000_ambient_light_sensor.docx
+++ b/docs/hardware/unit_product_reference_v_1_1_0_atom_temt6000_ambient_light_sensor.docx
@@ -489,7 +489,7 @@
         <w:pStyle w:val="Compact"/>
       </w:pPr>
       <w:r>
-        <w:t xml:space="preserve">4.4 Qwiic I2C Positions A and B {.section-page}</w:t>
+        <w:t xml:space="preserve">4.4 I2C Connection Positions {.section-page}</w:t>
       </w:r>
     </w:p>
     <w:p>
@@ -744,7 +744,7 @@
         <w:pStyle w:val="FirstParagraph"/>
       </w:pPr>
       <w:r>
-        <w:t xml:space="preserve">The UNIT ATOM TEMT6000 is an ambient-light sensor module developed by UNIT Electronics as part of the DevLab ecosystem. It combines a TEMT6000 visible-light phototransistor with an onboard interface controller, providing both I²C communication and direct access to the sensor’s analog signal.</w:t>
+        <w:t xml:space="preserve">The UNIT ATOM TEMT6000 is an ambient-light sensor module developed by UNIT Electronics as part of the DevLab ecosystem. It combines a TEMT6000 visible-light phototransistor with an onboard interface controller, providing both I2C communication and direct access to the sensor’s analog signal.</w:t>
       </w:r>
     </w:p>
     <w:p>
@@ -752,7 +752,7 @@
         <w:pStyle w:val="BodyText"/>
       </w:pPr>
       <w:r>
-        <w:t xml:space="preserve">The board provides two alternative Qwiic connection positions, direct VCC, GND, and SIG contacts, reserved PA0 and PA1 pads, power and built-in status indicators, and a solder bridge for disabling the I²C interface. The controller reads the sensor through its PA2 ADC input. The built-in indicator is controlled through PB5, while the I²C interface uses PB6/SCL and PA10/SDA. These pins are also shared with the factory programming interface as SWCLK and SWDIO.</w:t>
+        <w:t xml:space="preserve">The board provides direct VCC, GND, and SIG contacts, reserved expansion pads, power and status indicators, and a solder bridge for disabling the I2C interface. The onboard controller acquires the TEMT6000 signal through its analog-to-digital converter (ADC) and makes the resulting measurements available through the I2C interface.</w:t>
       </w:r>
     </w:p>
     <w:bookmarkStart w:id="21" w:name="applications"/>
@@ -859,76 +859,7 @@
         <w:pStyle w:val="FirstParagraph"/>
       </w:pPr>
       <w:r>
-        <w:t xml:space="preserve">As part of the DevLab Atom family, the TEMT6000 module uses a compact,</w:t>
-      </w:r>
-      <w:r>
-        <w:t xml:space="preserve"> </w:t>
-      </w:r>
-      <w:r>
-        <w:t xml:space="preserve">standardized format for rapid prototyping and integration into sensing systems.</w:t>
-      </w:r>
-      <w:r>
-        <w:t xml:space="preserve"> </w:t>
-      </w:r>
-      <w:r>
-        <w:t xml:space="preserve">It provides direct access to the analog signal through the</w:t>
-      </w:r>
-      <w:r>
-        <w:t xml:space="preserve"> </w:t>
-      </w:r>
-      <w:r>
-        <w:rPr>
-          <w:rStyle w:val="VerbatimChar"/>
-        </w:rPr>
-        <w:t xml:space="preserve">VCC</w:t>
-      </w:r>
-      <w:r>
-        <w:t xml:space="preserve">,</w:t>
-      </w:r>
-      <w:r>
-        <w:t xml:space="preserve"> </w:t>
-      </w:r>
-      <w:r>
-        <w:rPr>
-          <w:rStyle w:val="VerbatimChar"/>
-        </w:rPr>
-        <w:t xml:space="preserve">GND</w:t>
-      </w:r>
-      <w:r>
-        <w:t xml:space="preserve">, and</w:t>
-      </w:r>
-      <w:r>
-        <w:t xml:space="preserve"> </w:t>
-      </w:r>
-      <w:r>
-        <w:rPr>
-          <w:rStyle w:val="VerbatimChar"/>
-        </w:rPr>
-        <w:t xml:space="preserve">SIG</w:t>
-      </w:r>
-      <w:r>
-        <w:t xml:space="preserve"> </w:t>
-      </w:r>
-      <w:r>
-        <w:t xml:space="preserve">contacts, while the onboard controller publishes digital sensor readings</w:t>
-      </w:r>
-      <w:r>
-        <w:t xml:space="preserve"> </w:t>
-      </w:r>
-      <w:r>
-        <w:t xml:space="preserve">through I²C. The module is intended for nominal 3.3 V or 5 V operation. The</w:t>
-      </w:r>
-      <w:r>
-        <w:t xml:space="preserve"> </w:t>
-      </w:r>
-      <w:r>
-        <w:t xml:space="preserve">controller guidance uses a conservative 2.0–5.5 V range; complete-module</w:t>
-      </w:r>
-      <w:r>
-        <w:t xml:space="preserve"> </w:t>
-      </w:r>
-      <w:r>
-        <w:t xml:space="preserve">electrical limits require the current schematic and validation.</w:t>
+        <w:t xml:space="preserve">As part of the DevLab Atom family, the TEMT6000 module follows a compact and standardized form factor intended for rapid prototyping and integration with other DevLab modules. The board provides three 4-pin, 1.00 mm-pitch I2C connection positions carrying GND, VCC, SDA, and SCL. One connector is populated by default, while two additional horizontal positions are available for optional JST/Qwiic-compatible connectors. This arrangement provides multiple physical access points to the same I2C interface and supports different module integration and mounting configurations.</w:t>
       </w:r>
     </w:p>
     <w:p>
@@ -936,91 +867,7 @@
         <w:pStyle w:val="BodyText"/>
       </w:pPr>
       <w:r>
-        <w:t xml:space="preserve">The board has two optional positions for horizontal 4-pin, 1.00 mm-pitch</w:t>
-      </w:r>
-      <w:r>
-        <w:t xml:space="preserve"> </w:t>
-      </w:r>
-      <w:r>
-        <w:t xml:space="preserve">JST/Qwiic connectors carrying</w:t>
-      </w:r>
-      <w:r>
-        <w:t xml:space="preserve"> </w:t>
-      </w:r>
-      <w:r>
-        <w:rPr>
-          <w:rStyle w:val="VerbatimChar"/>
-        </w:rPr>
-        <w:t xml:space="preserve">GND</w:t>
-      </w:r>
-      <w:r>
-        <w:t xml:space="preserve">,</w:t>
-      </w:r>
-      <w:r>
-        <w:t xml:space="preserve"> </w:t>
-      </w:r>
-      <w:r>
-        <w:rPr>
-          <w:rStyle w:val="VerbatimChar"/>
-        </w:rPr>
-        <w:t xml:space="preserve">VCC</w:t>
-      </w:r>
-      <w:r>
-        <w:t xml:space="preserve">,</w:t>
-      </w:r>
-      <w:r>
-        <w:t xml:space="preserve"> </w:t>
-      </w:r>
-      <w:r>
-        <w:rPr>
-          <w:rStyle w:val="VerbatimChar"/>
-        </w:rPr>
-        <w:t xml:space="preserve">SDA</w:t>
-      </w:r>
-      <w:r>
-        <w:t xml:space="preserve">, and</w:t>
-      </w:r>
-      <w:r>
-        <w:t xml:space="preserve"> </w:t>
-      </w:r>
-      <w:r>
-        <w:rPr>
-          <w:rStyle w:val="VerbatimChar"/>
-        </w:rPr>
-        <w:t xml:space="preserve">SCL</w:t>
-      </w:r>
-      <w:r>
-        <w:t xml:space="preserve">. They provide</w:t>
-      </w:r>
-      <w:r>
-        <w:t xml:space="preserve"> </w:t>
-      </w:r>
-      <w:r>
-        <w:t xml:space="preserve">alternative I²C connection points. Before connection, confirm the populated</w:t>
-      </w:r>
-      <w:r>
-        <w:t xml:space="preserve"> </w:t>
-      </w:r>
-      <w:r>
-        <w:t xml:space="preserve">connector and its orientation, and ensure the host tolerates the actual I²C</w:t>
-      </w:r>
-      <w:r>
-        <w:t xml:space="preserve"> </w:t>
-      </w:r>
-      <w:r>
-        <w:t xml:space="preserve">pull-up voltage; a 3.3 V host may require level translation when the module is</w:t>
-      </w:r>
-      <w:r>
-        <w:t xml:space="preserve"> </w:t>
-      </w:r>
-      <w:r>
-        <w:t xml:space="preserve">powered at 5 V. The pull-up resistance is not specified by the released</w:t>
-      </w:r>
-      <w:r>
-        <w:t xml:space="preserve"> </w:t>
-      </w:r>
-      <w:r>
-        <w:t xml:space="preserve">documentation.</w:t>
+        <w:t xml:space="preserve">The module is designed for nominal 3.3 V or 5 V operation. Before connecting it to a host, verify the supply voltage, I2C pull-up voltage, connector orientation, and applicable electrical ratings. When operating the module at 5 V with a 3.3 V host, level translation may be required.</w:t>
       </w:r>
     </w:p>
     <w:bookmarkEnd w:id="22"/>
@@ -1070,7 +917,7 @@
         <w:pStyle w:val="Compact"/>
       </w:pPr>
       <w:r>
-        <w:t xml:space="preserve">Nominal 3.3 V and 5 V operation; controller upper operating limit 5.5 V</w:t>
+        <w:t xml:space="preserve">Nominal 3.3 V and 5 V operation; controller upper operating limit of 5.5 V</w:t>
       </w:r>
     </w:p>
     <w:p>
@@ -1082,7 +929,7 @@
         <w:pStyle w:val="Compact"/>
       </w:pPr>
       <w:r>
-        <w:t xml:space="preserve">7-bit I2C slave operation from 100 kHz through 400 kHz</w:t>
+        <w:t xml:space="preserve">7-bit I2C slave operation from 100 kHz to 400 kHz</w:t>
       </w:r>
     </w:p>
     <w:p>
@@ -1094,7 +941,7 @@
         <w:pStyle w:val="Compact"/>
       </w:pPr>
       <w:r>
-        <w:t xml:space="preserve">Qwiic</w:t>
+        <w:t xml:space="preserve">Three I2C connection positions carrying</w:t>
       </w:r>
       <w:r>
         <w:t xml:space="preserve"> </w:t>
@@ -1142,10 +989,7 @@
         <w:t xml:space="preserve">SCL</w:t>
       </w:r>
       <w:r>
-        <w:t xml:space="preserve"> </w:t>
-      </w:r>
-      <w:r>
-        <w:t xml:space="preserve">routing</w:t>
+        <w:t xml:space="preserve">: one populated by default and two optional horizontal positions</w:t>
       </w:r>
     </w:p>
     <w:p>
@@ -1198,6 +1042,12 @@
         </w:rPr>
         <w:t xml:space="preserve">GND</w:t>
       </w:r>
+      <w:r>
+        <w:t xml:space="preserve"> </w:t>
+      </w:r>
+      <w:r>
+        <w:t xml:space="preserve">contacts</w:t>
+      </w:r>
     </w:p>
     <w:p>
       <w:pPr>
@@ -1208,37 +1058,7 @@
         <w:pStyle w:val="Compact"/>
       </w:pPr>
       <w:r>
-        <w:t xml:space="preserve">Reserved</w:t>
-      </w:r>
-      <w:r>
-        <w:t xml:space="preserve"> </w:t>
-      </w:r>
-      <w:r>
-        <w:rPr>
-          <w:rStyle w:val="VerbatimChar"/>
-        </w:rPr>
-        <w:t xml:space="preserve">PA0</w:t>
-      </w:r>
-      <w:r>
-        <w:t xml:space="preserve"> </w:t>
-      </w:r>
-      <w:r>
-        <w:t xml:space="preserve">and</w:t>
-      </w:r>
-      <w:r>
-        <w:t xml:space="preserve"> </w:t>
-      </w:r>
-      <w:r>
-        <w:rPr>
-          <w:rStyle w:val="VerbatimChar"/>
-        </w:rPr>
-        <w:t xml:space="preserve">PA1</w:t>
-      </w:r>
-      <w:r>
-        <w:t xml:space="preserve"> </w:t>
-      </w:r>
-      <w:r>
-        <w:t xml:space="preserve">pads with no current application assignment</w:t>
+        <w:t xml:space="preserve">Two reserved expansion pads with no current application assignment</w:t>
       </w:r>
     </w:p>
     <w:p>
@@ -1250,16 +1070,7 @@
         <w:pStyle w:val="Compact"/>
       </w:pPr>
       <w:r>
-        <w:t xml:space="preserve">Internal sensor ADC connection to controller pin</w:t>
-      </w:r>
-      <w:r>
-        <w:t xml:space="preserve"> </w:t>
-      </w:r>
-      <w:r>
-        <w:rPr>
-          <w:rStyle w:val="VerbatimChar"/>
-        </w:rPr>
-        <w:t xml:space="preserve">PA2</w:t>
+        <w:t xml:space="preserve">Internal ADC acquisition of the TEMT6000 analog signal</w:t>
       </w:r>
     </w:p>
     <w:p>
@@ -1271,37 +1082,7 @@
         <w:pStyle w:val="Compact"/>
       </w:pPr>
       <w:r>
-        <w:t xml:space="preserve">Shared</w:t>
-      </w:r>
-      <w:r>
-        <w:t xml:space="preserve"> </w:t>
-      </w:r>
-      <w:r>
-        <w:rPr>
-          <w:rStyle w:val="VerbatimChar"/>
-        </w:rPr>
-        <w:t xml:space="preserve">PB6/SCL/SWCLK</w:t>
-      </w:r>
-      <w:r>
-        <w:t xml:space="preserve"> </w:t>
-      </w:r>
-      <w:r>
-        <w:t xml:space="preserve">/</w:t>
-      </w:r>
-      <w:r>
-        <w:t xml:space="preserve"> </w:t>
-      </w:r>
-      <w:r>
-        <w:rPr>
-          <w:rStyle w:val="VerbatimChar"/>
-        </w:rPr>
-        <w:t xml:space="preserve">PA10/SDA/SWDIO</w:t>
-      </w:r>
-      <w:r>
-        <w:t xml:space="preserve"> </w:t>
-      </w:r>
-      <w:r>
-        <w:t xml:space="preserve">controller mapping</w:t>
+        <w:t xml:space="preserve">Shared I2C and factory programming signals</w:t>
       </w:r>
     </w:p>
     <w:p>
@@ -1313,19 +1094,7 @@
         <w:pStyle w:val="Compact"/>
       </w:pPr>
       <w:r>
-        <w:t xml:space="preserve">Factory-only SWD/reset functions, power LED, and</w:t>
-      </w:r>
-      <w:r>
-        <w:t xml:space="preserve"> </w:t>
-      </w:r>
-      <w:r>
-        <w:rPr>
-          <w:rStyle w:val="VerbatimChar"/>
-        </w:rPr>
-        <w:t xml:space="preserve">PB5</w:t>
-      </w:r>
-      <w:r>
-        <w:t xml:space="preserve">-controlled built-in LED</w:t>
+        <w:t xml:space="preserve">Factory-only SWD/reset functions, power indicator, and built-in status indicator</w:t>
       </w:r>
     </w:p>
     <w:p>
@@ -1349,7 +1118,16 @@
         <w:pStyle w:val="Compact"/>
       </w:pPr>
       <w:r>
-        <w:t xml:space="preserve">Manufacturer Part Number (MPN) UE0098</w:t>
+        <w:t xml:space="preserve">Manufacturer Part Number (MPN):</w:t>
+      </w:r>
+      <w:r>
+        <w:t xml:space="preserve"> </w:t>
+      </w:r>
+      <w:r>
+        <w:rPr>
+          <w:rStyle w:val="VerbatimChar"/>
+        </w:rPr>
+        <w:t xml:space="preserve">UE0098</w:t>
       </w:r>
     </w:p>
     <w:p>
@@ -1357,13 +1135,7 @@
         <w:pStyle w:val="FirstParagraph"/>
       </w:pPr>
       <w:r>
-        <w:t xml:space="preserve">The controller implements DevLab Device Protocol (DDP) v1.0. The TEMT6000</w:t>
-      </w:r>
-      <w:r>
-        <w:t xml:space="preserve"> </w:t>
-      </w:r>
-      <w:r>
-        <w:t xml:space="preserve">profile is identified by Device ID</w:t>
+        <w:t xml:space="preserve">The controller implements DevLab Device Protocol (DDP) v1.0. The TEMT6000 profile is identified by Device ID</w:t>
       </w:r>
       <w:r>
         <w:t xml:space="preserve"> </w:t>
@@ -1399,19 +1171,7 @@
         <w:t xml:space="preserve">0x80</w:t>
       </w:r>
       <w:r>
-        <w:t xml:space="preserve">)</w:t>
-      </w:r>
-      <w:r>
-        <w:t xml:space="preserve"> </w:t>
-      </w:r>
-      <w:r>
-        <w:t xml:space="preserve">returns a 12-bit ADC sample in an unsigned 16-bit little-endian response. The</w:t>
-      </w:r>
-      <w:r>
-        <w:t xml:space="preserve"> </w:t>
-      </w:r>
-      <w:r>
-        <w:t xml:space="preserve">current controller firmware reports factory address</w:t>
+        <w:t xml:space="preserve">) returns a 12-bit ADC sample in an unsigned 16-bit little-endian response. The current controller firmware reports factory address</w:t>
       </w:r>
       <w:r>
         <w:t xml:space="preserve"> </w:t>
@@ -1423,13 +1183,7 @@
         <w:t xml:space="preserve">0x20</w:t>
       </w:r>
       <w:r>
-        <w:t xml:space="preserve">, firmware/hardware 1.0,</w:t>
-      </w:r>
-      <w:r>
-        <w:t xml:space="preserve"> </w:t>
-      </w:r>
-      <w:r>
-        <w:t xml:space="preserve">and capabilities</w:t>
+        <w:t xml:space="preserve">, firmware/hardware version 1.0, and capabilities</w:t>
       </w:r>
       <w:r>
         <w:t xml:space="preserve"> </w:t>
@@ -1449,97 +1203,7 @@
         <w:pStyle w:val="BodyText"/>
       </w:pPr>
       <w:r>
-        <w:rPr>
-          <w:rStyle w:val="VerbatimChar"/>
-        </w:rPr>
-        <w:t xml:space="preserve">SWDIO</w:t>
-      </w:r>
-      <w:r>
-        <w:t xml:space="preserve"> </w:t>
-      </w:r>
-      <w:r>
-        <w:t xml:space="preserve">shares physical pin</w:t>
-      </w:r>
-      <w:r>
-        <w:t xml:space="preserve"> </w:t>
-      </w:r>
-      <w:r>
-        <w:rPr>
-          <w:rStyle w:val="VerbatimChar"/>
-        </w:rPr>
-        <w:t xml:space="preserve">PA10</w:t>
-      </w:r>
-      <w:r>
-        <w:t xml:space="preserve"> </w:t>
-      </w:r>
-      <w:r>
-        <w:t xml:space="preserve">with</w:t>
-      </w:r>
-      <w:r>
-        <w:t xml:space="preserve"> </w:t>
-      </w:r>
-      <w:r>
-        <w:rPr>
-          <w:rStyle w:val="VerbatimChar"/>
-        </w:rPr>
-        <w:t xml:space="preserve">SDA</w:t>
-      </w:r>
-      <w:r>
-        <w:t xml:space="preserve">, and</w:t>
-      </w:r>
-      <w:r>
-        <w:t xml:space="preserve"> </w:t>
-      </w:r>
-      <w:r>
-        <w:rPr>
-          <w:rStyle w:val="VerbatimChar"/>
-        </w:rPr>
-        <w:t xml:space="preserve">SWCLK</w:t>
-      </w:r>
-      <w:r>
-        <w:t xml:space="preserve"> </w:t>
-      </w:r>
-      <w:r>
-        <w:t xml:space="preserve">shares</w:t>
-      </w:r>
-      <w:r>
-        <w:t xml:space="preserve"> </w:t>
-      </w:r>
-      <w:r>
-        <w:rPr>
-          <w:rStyle w:val="VerbatimChar"/>
-        </w:rPr>
-        <w:t xml:space="preserve">PB6</w:t>
-      </w:r>
-      <w:r>
-        <w:t xml:space="preserve"> </w:t>
-      </w:r>
-      <w:r>
-        <w:t xml:space="preserve">with</w:t>
-      </w:r>
-      <w:r>
-        <w:t xml:space="preserve"> </w:t>
-      </w:r>
-      <w:r>
-        <w:rPr>
-          <w:rStyle w:val="VerbatimChar"/>
-        </w:rPr>
-        <w:t xml:space="preserve">SCL</w:t>
-      </w:r>
-      <w:r>
-        <w:t xml:space="preserve">; there is no separate SWD port and the two modes are mutually exclusive.</w:t>
-      </w:r>
-      <w:r>
-        <w:t xml:space="preserve"> </w:t>
-      </w:r>
-      <w:r>
-        <w:t xml:space="preserve">SWD/reset are reserved for manufacturer programming and advanced factory</w:t>
-      </w:r>
-      <w:r>
-        <w:t xml:space="preserve"> </w:t>
-      </w:r>
-      <w:r>
-        <w:t xml:space="preserve">diagnostics, not user firmware replacement.</w:t>
+        <w:t xml:space="preserve">The I2C data and clock signals are shared with the controller’s factory programming interface; therefore, I2C communication and SWD programming cannot be used simultaneously. SWD and reset functions are reserved for manufacturer programming and advanced factory diagnostics, not for user firmware replacement.</w:t>
       </w:r>
     </w:p>
     <w:bookmarkEnd w:id="23"/>
@@ -1589,13 +1253,13 @@
         <w:t xml:space="preserve"> </w:t>
       </w:r>
       <w:r>
-        <w:t xml:space="preserve">contact directly. Factory debug reuses the same</w:t>
-      </w:r>
-      <w:r>
-        <w:t xml:space="preserve"> </w:t>
-      </w:r>
-      <w:r>
-        <w:t xml:space="preserve">controller pins and physical port as I2C; it is not a separate user interface.</w:t>
+        <w:t xml:space="preserve">contact directly. Factory programming and debugging</w:t>
+      </w:r>
+      <w:r>
+        <w:t xml:space="preserve"> </w:t>
+      </w:r>
+      <w:r>
+        <w:t xml:space="preserve">reuse the I2C signals; they are not a separate user interface.</w:t>
       </w:r>
     </w:p>
     <w:bookmarkStart w:id="25" w:name="accessories"/>
@@ -1681,7 +1345,7 @@
               <w:jc w:val="left"/>
             </w:pPr>
             <w:r>
-              <w:t xml:space="preserve">Qwiic cable</w:t>
+              <w:t xml:space="preserve">JST/Qwiic-compatible cable</w:t>
             </w:r>
           </w:p>
         </w:tc>
@@ -1750,7 +1414,7 @@
               <w:jc w:val="left"/>
             </w:pPr>
             <w:r>
-              <w:t xml:space="preserve">Verify 1.0 mm pitch, orientation, and contact order; connectors are shown as optional</w:t>
+              <w:t xml:space="preserve">Verify 1.00 mm pitch, orientation, and contact order against the populated connector</w:t>
             </w:r>
           </w:p>
         </w:tc>
@@ -2231,32 +1895,6 @@
             <w:pPr>
               <w:pStyle w:val="Compact"/>
             </w:pPr>
-          </w:p>
-        </w:tc>
-      </w:tr>
-      <w:tr>
-        <w:tc>
-          <w:tcPr/>
-          <w:p>
-            <w:pPr>
-              <w:pStyle w:val="Compact"/>
-              <w:jc w:val="left"/>
-            </w:pPr>
-            <w:r>
-              <w:t xml:space="preserve">Available schematic</w:t>
-            </w:r>
-          </w:p>
-        </w:tc>
-        <w:tc>
-          <w:tcPr/>
-          <w:p>
-            <w:pPr>
-              <w:pStyle w:val="Compact"/>
-              <w:jc w:val="left"/>
-            </w:pPr>
-            <w:r>
-              <w:t xml:space="preserve">Current hardware schematic V2.0.0</w:t>
-            </w:r>
           </w:p>
         </w:tc>
       </w:tr>
@@ -2427,7 +2065,7 @@
               <w:jc w:val="left"/>
             </w:pPr>
             <w:r>
-              <w:t xml:space="preserve">Samples or processes the sensor for I2C access</w:t>
+              <w:t xml:space="preserve">Samples and processes the sensor signal for I2C access</w:t>
             </w:r>
           </w:p>
         </w:tc>
@@ -2453,31 +2091,31 @@
               <w:jc w:val="left"/>
             </w:pPr>
             <w:r>
-              <w:t xml:space="preserve">Qwiic positions A and B</w:t>
-            </w:r>
-          </w:p>
-        </w:tc>
-        <w:tc>
-          <w:tcPr/>
-          <w:p>
-            <w:pPr>
-              <w:pStyle w:val="Compact"/>
-              <w:jc w:val="left"/>
-            </w:pPr>
-            <w:r>
-              <w:t xml:space="preserve">I2C power and bus access</w:t>
-            </w:r>
-          </w:p>
-        </w:tc>
-        <w:tc>
-          <w:tcPr/>
-          <w:p>
-            <w:pPr>
-              <w:pStyle w:val="Compact"/>
-              <w:jc w:val="left"/>
-            </w:pPr>
-            <w:r>
-              <w:t xml:space="preserve">Shown as optional horizontal JST connectors</w:t>
+              <w:t xml:space="preserve">Optional I2C connector positions</w:t>
+            </w:r>
+          </w:p>
+        </w:tc>
+        <w:tc>
+          <w:tcPr/>
+          <w:p>
+            <w:pPr>
+              <w:pStyle w:val="Compact"/>
+              <w:jc w:val="left"/>
+            </w:pPr>
+            <w:r>
+              <w:t xml:space="preserve">Provide I2C power and bus access</w:t>
+            </w:r>
+          </w:p>
+        </w:tc>
+        <w:tc>
+          <w:tcPr/>
+          <w:p>
+            <w:pPr>
+              <w:pStyle w:val="Compact"/>
+              <w:jc w:val="left"/>
+            </w:pPr>
+            <w:r>
+              <w:t xml:space="preserve">Two positions are provided for optional horizontal 4-pin, 1.00 mm-pitch JST/Qwiic-compatible connectors</w:t>
             </w:r>
           </w:p>
         </w:tc>
@@ -2502,6 +2140,12 @@
               <w:pStyle w:val="Compact"/>
               <w:jc w:val="left"/>
             </w:pPr>
+            <w:r>
+              <w:t xml:space="preserve">Provide</w:t>
+            </w:r>
+            <w:r>
+              <w:t xml:space="preserve"> </w:t>
+            </w:r>
             <w:r>
               <w:rPr>
                 <w:rStyle w:val="VerbatimChar"/>
@@ -2532,6 +2176,12 @@
               </w:rPr>
               <w:t xml:space="preserve">SIG</w:t>
             </w:r>
+            <w:r>
+              <w:t xml:space="preserve"> </w:t>
+            </w:r>
+            <w:r>
+              <w:t xml:space="preserve">access</w:t>
+            </w:r>
           </w:p>
         </w:tc>
         <w:tc>
@@ -2568,214 +2218,133 @@
               <w:jc w:val="left"/>
             </w:pPr>
             <w:r>
-              <w:t xml:space="preserve">Disconnects or disables I2C when cut</w:t>
-            </w:r>
-          </w:p>
-        </w:tc>
-        <w:tc>
-          <w:tcPr/>
-          <w:p>
-            <w:pPr>
-              <w:pStyle w:val="Compact"/>
-              <w:jc w:val="left"/>
-            </w:pPr>
-            <w:r>
-              <w:t xml:space="preserve">Function identified; exact circuit unspecified</w:t>
-            </w:r>
-          </w:p>
-        </w:tc>
-      </w:tr>
-      <w:tr>
-        <w:tc>
-          <w:tcPr/>
-          <w:p>
-            <w:pPr>
-              <w:pStyle w:val="Compact"/>
-              <w:jc w:val="left"/>
-            </w:pPr>
-            <w:r>
-              <w:t xml:space="preserve">Power and built-in LEDs</w:t>
-            </w:r>
-          </w:p>
-        </w:tc>
-        <w:tc>
-          <w:tcPr/>
-          <w:p>
-            <w:pPr>
-              <w:pStyle w:val="Compact"/>
-              <w:jc w:val="left"/>
-            </w:pPr>
-            <w:r>
-              <w:t xml:space="preserve">Power and firmware indication</w:t>
-            </w:r>
-          </w:p>
-        </w:tc>
-        <w:tc>
-          <w:tcPr/>
-          <w:p>
-            <w:pPr>
-              <w:pStyle w:val="Compact"/>
-              <w:jc w:val="left"/>
-            </w:pPr>
-            <w:r>
-              <w:rPr>
-                <w:rStyle w:val="VerbatimChar"/>
-              </w:rPr>
-              <w:t xml:space="preserve">BUILTIN</w:t>
-            </w:r>
-            <w:r>
-              <w:t xml:space="preserve"> </w:t>
-            </w:r>
-            <w:r>
-              <w:t xml:space="preserve">is driven by controller</w:t>
-            </w:r>
-            <w:r>
-              <w:t xml:space="preserve"> </w:t>
-            </w:r>
-            <w:r>
-              <w:rPr>
-                <w:rStyle w:val="VerbatimChar"/>
-              </w:rPr>
-              <w:t xml:space="preserve">PB5</w:t>
-            </w:r>
-          </w:p>
-        </w:tc>
-      </w:tr>
-      <w:tr>
-        <w:tc>
-          <w:tcPr/>
-          <w:p>
-            <w:pPr>
-              <w:pStyle w:val="Compact"/>
-              <w:jc w:val="left"/>
-            </w:pPr>
-            <w:r>
-              <w:t xml:space="preserve">PA0/PA1 and service functions</w:t>
-            </w:r>
-          </w:p>
-        </w:tc>
-        <w:tc>
-          <w:tcPr/>
-          <w:p>
-            <w:pPr>
-              <w:pStyle w:val="Compact"/>
-              <w:jc w:val="left"/>
-            </w:pPr>
-            <w:r>
-              <w:t xml:space="preserve">Reserved GPIO and factory reset/debug</w:t>
-            </w:r>
-          </w:p>
-        </w:tc>
-        <w:tc>
-          <w:tcPr/>
-          <w:p>
-            <w:pPr>
-              <w:pStyle w:val="Compact"/>
-              <w:jc w:val="left"/>
-            </w:pPr>
-            <w:r>
-              <w:rPr>
-                <w:rStyle w:val="VerbatimChar"/>
-              </w:rPr>
-              <w:t xml:space="preserve">PA0</w:t>
-            </w:r>
-            <w:r>
-              <w:t xml:space="preserve">/</w:t>
-            </w:r>
-            <w:r>
-              <w:rPr>
-                <w:rStyle w:val="VerbatimChar"/>
-              </w:rPr>
-              <w:t xml:space="preserve">PA1</w:t>
-            </w:r>
-            <w:r>
-              <w:t xml:space="preserve"> </w:t>
-            </w:r>
-            <w:r>
-              <w:t xml:space="preserve">have no current application; SWD aliases share the I2C port</w:t>
-            </w:r>
-          </w:p>
-        </w:tc>
-      </w:tr>
-      <w:tr>
-        <w:tc>
-          <w:tcPr/>
-          <w:p>
-            <w:pPr>
-              <w:pStyle w:val="Compact"/>
-              <w:jc w:val="left"/>
-            </w:pPr>
-            <w:r>
-              <w:t xml:space="preserve">Internal controller mapping</w:t>
-            </w:r>
-          </w:p>
-        </w:tc>
-        <w:tc>
-          <w:tcPr/>
-          <w:p>
-            <w:pPr>
-              <w:pStyle w:val="Compact"/>
-              <w:jc w:val="left"/>
-            </w:pPr>
-            <w:r>
-              <w:rPr>
-                <w:rStyle w:val="VerbatimChar"/>
-              </w:rPr>
-              <w:t xml:space="preserve">PA2</w:t>
-            </w:r>
-            <w:r>
-              <w:t xml:space="preserve"> </w:t>
-            </w:r>
-            <w:r>
-              <w:t xml:space="preserve">ADC,</w:t>
-            </w:r>
-            <w:r>
-              <w:t xml:space="preserve"> </w:t>
-            </w:r>
-            <w:r>
-              <w:rPr>
-                <w:rStyle w:val="VerbatimChar"/>
-              </w:rPr>
-              <w:t xml:space="preserve">PB5</w:t>
-            </w:r>
-            <w:r>
-              <w:t xml:space="preserve"> </w:t>
-            </w:r>
-            <w:r>
-              <w:t xml:space="preserve">built-in actuator,</w:t>
-            </w:r>
-            <w:r>
-              <w:t xml:space="preserve"> </w:t>
-            </w:r>
-            <w:r>
-              <w:rPr>
-                <w:rStyle w:val="VerbatimChar"/>
-              </w:rPr>
-              <w:t xml:space="preserve">PB6/SCL/SWCLK</w:t>
-            </w:r>
-            <w:r>
-              <w:t xml:space="preserve">,</w:t>
-            </w:r>
-            <w:r>
-              <w:t xml:space="preserve"> </w:t>
-            </w:r>
-            <w:r>
-              <w:rPr>
-                <w:rStyle w:val="VerbatimChar"/>
-              </w:rPr>
-              <w:t xml:space="preserve">PA10/SDA/SWDIO</w:t>
-            </w:r>
-          </w:p>
-        </w:tc>
-        <w:tc>
-          <w:tcPr/>
-          <w:p>
-            <w:pPr>
-              <w:pStyle w:val="Compact"/>
-              <w:jc w:val="left"/>
-            </w:pPr>
-            <w:r>
-              <w:t xml:space="preserve">Current firmware/hardware mapping</w:t>
+              <w:t xml:space="preserve">Allows the I2C interface to be disconnected or disabled by cutting the bridge</w:t>
+            </w:r>
+          </w:p>
+        </w:tc>
+        <w:tc>
+          <w:tcPr/>
+          <w:p>
+            <w:pPr>
+              <w:pStyle w:val="Compact"/>
+              <w:jc w:val="left"/>
+            </w:pPr>
+            <w:r>
+              <w:t xml:space="preserve">Function identified; exact circuit implementation unspecified</w:t>
+            </w:r>
+          </w:p>
+        </w:tc>
+      </w:tr>
+      <w:tr>
+        <w:tc>
+          <w:tcPr/>
+          <w:p>
+            <w:pPr>
+              <w:pStyle w:val="Compact"/>
+              <w:jc w:val="left"/>
+            </w:pPr>
+            <w:r>
+              <w:t xml:space="preserve">Power and built-in indicators</w:t>
+            </w:r>
+          </w:p>
+        </w:tc>
+        <w:tc>
+          <w:tcPr/>
+          <w:p>
+            <w:pPr>
+              <w:pStyle w:val="Compact"/>
+              <w:jc w:val="left"/>
+            </w:pPr>
+            <w:r>
+              <w:t xml:space="preserve">Provide power and firmware-controlled status indication</w:t>
+            </w:r>
+          </w:p>
+        </w:tc>
+        <w:tc>
+          <w:tcPr/>
+          <w:p>
+            <w:pPr>
+              <w:pStyle w:val="Compact"/>
+              <w:jc w:val="left"/>
+            </w:pPr>
+            <w:r>
+              <w:t xml:space="preserve">Power and built-in indicators identified on the board</w:t>
+            </w:r>
+          </w:p>
+        </w:tc>
+      </w:tr>
+      <w:tr>
+        <w:tc>
+          <w:tcPr/>
+          <w:p>
+            <w:pPr>
+              <w:pStyle w:val="Compact"/>
+              <w:jc w:val="left"/>
+            </w:pPr>
+            <w:r>
+              <w:t xml:space="preserve">Reserved expansion pads</w:t>
+            </w:r>
+          </w:p>
+        </w:tc>
+        <w:tc>
+          <w:tcPr/>
+          <w:p>
+            <w:pPr>
+              <w:pStyle w:val="Compact"/>
+              <w:jc w:val="left"/>
+            </w:pPr>
+            <w:r>
+              <w:t xml:space="preserve">Reserved connections with no current application assignment</w:t>
+            </w:r>
+          </w:p>
+        </w:tc>
+        <w:tc>
+          <w:tcPr/>
+          <w:p>
+            <w:pPr>
+              <w:pStyle w:val="Compact"/>
+              <w:jc w:val="left"/>
+            </w:pPr>
+            <w:r>
+              <w:t xml:space="preserve">Two reserved pads identified on the board</w:t>
+            </w:r>
+          </w:p>
+        </w:tc>
+      </w:tr>
+      <w:tr>
+        <w:tc>
+          <w:tcPr/>
+          <w:p>
+            <w:pPr>
+              <w:pStyle w:val="Compact"/>
+              <w:jc w:val="left"/>
+            </w:pPr>
+            <w:r>
+              <w:t xml:space="preserve">Factory service functions</w:t>
+            </w:r>
+          </w:p>
+        </w:tc>
+        <w:tc>
+          <w:tcPr/>
+          <w:p>
+            <w:pPr>
+              <w:pStyle w:val="Compact"/>
+              <w:jc w:val="left"/>
+            </w:pPr>
+            <w:r>
+              <w:t xml:space="preserve">Provide controller programming, debug, and reset functions</w:t>
+            </w:r>
+          </w:p>
+        </w:tc>
+        <w:tc>
+          <w:tcPr/>
+          <w:p>
+            <w:pPr>
+              <w:pStyle w:val="Compact"/>
+              <w:jc w:val="left"/>
+            </w:pPr>
+            <w:r>
+              <w:t xml:space="preserve">Reserved for manufacturer use; programming signals share the I2C interface</w:t>
             </w:r>
           </w:p>
         </w:tc>
@@ -2851,7 +2420,7 @@
           <w:bCs/>
           <w:b/>
         </w:rPr>
-        <w:t xml:space="preserve">Figure 1.1 — V3.1.0 board topology with top- and bottom-side reference</w:t>
+        <w:t xml:space="preserve">Figure 1.1 — Board topology with top- and bottom-side reference</w:t>
       </w:r>
       <w:r>
         <w:rPr>
@@ -2873,7 +2442,7 @@
         <w:pStyle w:val="BodyText"/>
       </w:pPr>
       <w:r>
-        <w:t xml:space="preserve">The topology identifies the direct-contact header</w:t>
+        <w:t xml:space="preserve">The topology identifies the direct</w:t>
       </w:r>
       <w:r>
         <w:t xml:space="preserve"> </w:t>
@@ -2882,10 +2451,49 @@
         <w:rPr>
           <w:rStyle w:val="VerbatimChar"/>
         </w:rPr>
+        <w:t xml:space="preserve">VCC</w:t>
+      </w:r>
+      <w:r>
+        <w:t xml:space="preserve">/</w:t>
+      </w:r>
+      <w:r>
+        <w:rPr>
+          <w:rStyle w:val="VerbatimChar"/>
+        </w:rPr>
+        <w:t xml:space="preserve">GND</w:t>
+      </w:r>
+      <w:r>
+        <w:t xml:space="preserve">/</w:t>
+      </w:r>
+      <w:r>
+        <w:rPr>
+          <w:rStyle w:val="VerbatimChar"/>
+        </w:rPr>
+        <w:t xml:space="preserve">SIG</w:t>
+      </w:r>
+      <w:r>
+        <w:t xml:space="preserve"> </w:t>
+      </w:r>
+      <w:r>
+        <w:t xml:space="preserve">header</w:t>
+      </w:r>
+      <w:r>
+        <w:t xml:space="preserve"> </w:t>
+      </w:r>
+      <w:r>
+        <w:rPr>
+          <w:rStyle w:val="VerbatimChar"/>
+        </w:rPr>
         <w:t xml:space="preserve">J2</w:t>
       </w:r>
       <w:r>
-        <w:t xml:space="preserve">, Qwiic positions</w:t>
+        <w:t xml:space="preserve">, the three I2C</w:t>
+      </w:r>
+      <w:r>
+        <w:t xml:space="preserve"> </w:t>
+      </w:r>
+      <w:r>
+        <w:t xml:space="preserve">connection positions, I2C-disable bridge</w:t>
       </w:r>
       <w:r>
         <w:t xml:space="preserve"> </w:t>
@@ -2894,6 +2502,54 @@
         <w:rPr>
           <w:rStyle w:val="VerbatimChar"/>
         </w:rPr>
+        <w:t xml:space="preserve">JP1</w:t>
+      </w:r>
+      <w:r>
+        <w:t xml:space="preserve">, sensor</w:t>
+      </w:r>
+      <w:r>
+        <w:t xml:space="preserve"> </w:t>
+      </w:r>
+      <w:r>
+        <w:rPr>
+          <w:rStyle w:val="VerbatimChar"/>
+        </w:rPr>
+        <w:t xml:space="preserve">Q1</w:t>
+      </w:r>
+      <w:r>
+        <w:t xml:space="preserve">, controller</w:t>
+      </w:r>
+      <w:r>
+        <w:t xml:space="preserve"> </w:t>
+      </w:r>
+      <w:r>
+        <w:rPr>
+          <w:rStyle w:val="VerbatimChar"/>
+        </w:rPr>
+        <w:t xml:space="preserve">IC1</w:t>
+      </w:r>
+      <w:r>
+        <w:t xml:space="preserve">,</w:t>
+      </w:r>
+      <w:r>
+        <w:t xml:space="preserve"> </w:t>
+      </w:r>
+      <w:r>
+        <w:t xml:space="preserve">indicators, and factory service test points. One I2C connector is populated by</w:t>
+      </w:r>
+      <w:r>
+        <w:t xml:space="preserve"> </w:t>
+      </w:r>
+      <w:r>
+        <w:t xml:space="preserve">default;</w:t>
+      </w:r>
+      <w:r>
+        <w:t xml:space="preserve"> </w:t>
+      </w:r>
+      <w:r>
+        <w:rPr>
+          <w:rStyle w:val="VerbatimChar"/>
+        </w:rPr>
         <w:t xml:space="preserve">J1</w:t>
       </w:r>
       <w:r>
@@ -2912,73 +2568,34 @@
         <w:t xml:space="preserve">J3</w:t>
       </w:r>
       <w:r>
-        <w:t xml:space="preserve">, side connector</w:t>
-      </w:r>
-      <w:r>
-        <w:t xml:space="preserve"> </w:t>
-      </w:r>
-      <w:r>
-        <w:rPr>
-          <w:rStyle w:val="VerbatimChar"/>
-        </w:rPr>
-        <w:t xml:space="preserve">J4</w:t>
-      </w:r>
-      <w:r>
-        <w:t xml:space="preserve">, I2C-disable bridge</w:t>
-      </w:r>
-      <w:r>
-        <w:t xml:space="preserve"> </w:t>
-      </w:r>
-      <w:r>
-        <w:rPr>
-          <w:rStyle w:val="VerbatimChar"/>
-        </w:rPr>
-        <w:t xml:space="preserve">JP1</w:t>
-      </w:r>
-      <w:r>
-        <w:t xml:space="preserve">, sensor</w:t>
-      </w:r>
-      <w:r>
-        <w:t xml:space="preserve"> </w:t>
-      </w:r>
-      <w:r>
-        <w:rPr>
-          <w:rStyle w:val="VerbatimChar"/>
-        </w:rPr>
-        <w:t xml:space="preserve">Q1</w:t>
-      </w:r>
-      <w:r>
-        <w:t xml:space="preserve">,</w:t>
-      </w:r>
-      <w:r>
-        <w:t xml:space="preserve"> </w:t>
-      </w:r>
-      <w:r>
-        <w:t xml:space="preserve">controller</w:t>
-      </w:r>
-      <w:r>
-        <w:t xml:space="preserve"> </w:t>
-      </w:r>
-      <w:r>
-        <w:rPr>
-          <w:rStyle w:val="VerbatimChar"/>
-        </w:rPr>
-        <w:t xml:space="preserve">IC1</w:t>
-      </w:r>
-      <w:r>
-        <w:t xml:space="preserve">, indicator LEDs, and service test points. Use the released</w:t>
-      </w:r>
-      <w:r>
-        <w:t xml:space="preserve"> </w:t>
-      </w:r>
-      <w:r>
-        <w:t xml:space="preserve">schematic and pinout for electrical connectivity and signal definitions.</w:t>
+        <w:t xml:space="preserve"> </w:t>
+      </w:r>
+      <w:r>
+        <w:t xml:space="preserve">are the two optional horizontal 4-pin, 1.00 mm-pitch</w:t>
+      </w:r>
+      <w:r>
+        <w:t xml:space="preserve"> </w:t>
+      </w:r>
+      <w:r>
+        <w:t xml:space="preserve">JST/Qwiic-compatible connector positions. All three positions provide physical</w:t>
+      </w:r>
+      <w:r>
+        <w:t xml:space="preserve"> </w:t>
+      </w:r>
+      <w:r>
+        <w:t xml:space="preserve">access to the same bus. Use the released schematic and pinout for electrical</w:t>
+      </w:r>
+      <w:r>
+        <w:t xml:space="preserve"> </w:t>
+      </w:r>
+      <w:r>
+        <w:t xml:space="preserve">connectivity and signal definitions.</w:t>
       </w:r>
     </w:p>
     <w:tbl>
       <w:tblPr>
         <w:tblStyle w:val="Table"/>
-        <w:tblW w:type="auto" w:w="0"/>
+        <w:tblW w:type="pct" w:w="5000"/>
         <w:tblLook w:firstRow="1" w:lastRow="0" w:firstColumn="0" w:lastColumn="0" w:noHBand="0" w:noVBand="0" w:val="0020"/>
         <w:jc w:val="start"/>
       </w:tblPr>
@@ -3099,12 +2716,29 @@
               </w:rPr>
               <w:t xml:space="preserve">J3</w:t>
             </w:r>
-            <w:r>
-              <w:t xml:space="preserve">,</w:t>
-            </w:r>
-            <w:r>
-              <w:t xml:space="preserve"> </w:t>
-            </w:r>
+          </w:p>
+        </w:tc>
+        <w:tc>
+          <w:tcPr/>
+          <w:p>
+            <w:pPr>
+              <w:pStyle w:val="Compact"/>
+              <w:jc w:val="left"/>
+            </w:pPr>
+            <w:r>
+              <w:t xml:space="preserve">Optional horizontal I2C connector positions, 4-pin and 1.00 mm pitch</w:t>
+            </w:r>
+          </w:p>
+        </w:tc>
+      </w:tr>
+      <w:tr>
+        <w:tc>
+          <w:tcPr/>
+          <w:p>
+            <w:pPr>
+              <w:pStyle w:val="Compact"/>
+              <w:jc w:val="left"/>
+            </w:pPr>
             <w:r>
               <w:rPr>
                 <w:rStyle w:val="VerbatimChar"/>
@@ -3121,7 +2755,7 @@
               <w:jc w:val="left"/>
             </w:pPr>
             <w:r>
-              <w:t xml:space="preserve">I2C JST 4-pin, 1.0 mm pitch connectors</w:t>
+              <w:t xml:space="preserve">Factory-populated I2C connector, 4-pin and 1.00 mm pitch</w:t>
             </w:r>
           </w:p>
         </w:tc>
@@ -3150,7 +2784,34 @@
               <w:jc w:val="left"/>
             </w:pPr>
             <w:r>
-              <w:t xml:space="preserve">RAW Signal Header</w:t>
+              <w:rPr>
+                <w:rStyle w:val="VerbatimChar"/>
+              </w:rPr>
+              <w:t xml:space="preserve">VCC</w:t>
+            </w:r>
+            <w:r>
+              <w:t xml:space="preserve">/</w:t>
+            </w:r>
+            <w:r>
+              <w:rPr>
+                <w:rStyle w:val="VerbatimChar"/>
+              </w:rPr>
+              <w:t xml:space="preserve">GND</w:t>
+            </w:r>
+            <w:r>
+              <w:t xml:space="preserve">/</w:t>
+            </w:r>
+            <w:r>
+              <w:rPr>
+                <w:rStyle w:val="VerbatimChar"/>
+              </w:rPr>
+              <w:t xml:space="preserve">SIG</w:t>
+            </w:r>
+            <w:r>
+              <w:t xml:space="preserve"> </w:t>
+            </w:r>
+            <w:r>
+              <w:t xml:space="preserve">header</w:t>
             </w:r>
           </w:p>
         </w:tc>
@@ -3179,7 +2840,7 @@
               <w:jc w:val="left"/>
             </w:pPr>
             <w:r>
-              <w:t xml:space="preserve">Power status LED</w:t>
+              <w:t xml:space="preserve">Power indicator</w:t>
             </w:r>
           </w:p>
         </w:tc>
@@ -3208,7 +2869,7 @@
               <w:jc w:val="left"/>
             </w:pPr>
             <w:r>
-              <w:t xml:space="preserve">User / status LED</w:t>
+              <w:t xml:space="preserve">Built-in status indicator</w:t>
             </w:r>
           </w:p>
         </w:tc>
@@ -3315,7 +2976,7 @@
         <w:t xml:space="preserve"> </w:t>
       </w:r>
       <w:r>
-        <w:t xml:space="preserve">hole, indicator circuitry, and one Qwiic connector position.</w:t>
+        <w:t xml:space="preserve">hole, indicator circuitry, and the factory-populated I2C connector.</w:t>
       </w:r>
     </w:p>
     <w:p>
@@ -3370,13 +3031,25 @@
         <w:pStyle w:val="BodyText"/>
       </w:pPr>
       <w:r>
-        <w:t xml:space="preserve">The bottom view labels Qwiic, the SWD aliases on that same port, reset, and the</w:t>
-      </w:r>
-      <w:r>
-        <w:t xml:space="preserve"> </w:t>
-      </w:r>
-      <w:r>
-        <w:t xml:space="preserve">second optional connector position.</w:t>
+        <w:t xml:space="preserve">The bottom view shows the I2C connection points, reserved expansion pads,</w:t>
+      </w:r>
+      <w:r>
+        <w:t xml:space="preserve"> </w:t>
+      </w:r>
+      <w:r>
+        <w:t xml:space="preserve">factory service markings, and the optional horizontal connector positions.</w:t>
+      </w:r>
+      <w:r>
+        <w:t xml:space="preserve"> </w:t>
+      </w:r>
+      <w:r>
+        <w:t xml:space="preserve">The I2C signals are shared with the controller’s factory programming and</w:t>
+      </w:r>
+      <w:r>
+        <w:t xml:space="preserve"> </w:t>
+      </w:r>
+      <w:r>
+        <w:t xml:space="preserve">debugging interface; there is no separate user-accessible SWD connector.</w:t>
       </w:r>
     </w:p>
     <w:bookmarkEnd w:id="38"/>
@@ -3398,31 +3071,7 @@
         <w:pStyle w:val="FirstParagraph"/>
       </w:pPr>
       <w:r>
-        <w:t xml:space="preserve">Use normal ESD precautions. Keep the transparent sensor package clean and</w:t>
-      </w:r>
-      <w:r>
-        <w:t xml:space="preserve"> </w:t>
-      </w:r>
-      <w:r>
-        <w:t xml:space="preserve">optically unobstructed. Remove power before changing connectors or modifying</w:t>
-      </w:r>
-      <w:r>
-        <w:t xml:space="preserve"> </w:t>
-      </w:r>
-      <w:r>
-        <w:t xml:space="preserve">the I2C solder bridge. Do not attach an SWD probe or attempt to replace the</w:t>
-      </w:r>
-      <w:r>
-        <w:t xml:space="preserve"> </w:t>
-      </w:r>
-      <w:r>
-        <w:t xml:space="preserve">firmware. SWD/reset access is reserved for the manufacturer and advanced</w:t>
-      </w:r>
-      <w:r>
-        <w:t xml:space="preserve"> </w:t>
-      </w:r>
-      <w:r>
-        <w:t xml:space="preserve">factory diagnostics; I2C must be inactive and isolated before factory SWD use.</w:t>
+        <w:t xml:space="preserve">Use normal ESD precautions. Keep the transparent sensor package clean and optically unobstructed. Remove power before changing connectors or modifying the I2C solder bridge.</w:t>
       </w:r>
     </w:p>
     <w:bookmarkEnd w:id="39"/>
@@ -3445,31 +3094,7 @@
         <w:pStyle w:val="FirstParagraph"/>
       </w:pPr>
       <w:r>
-        <w:t xml:space="preserve">A current V2.0.0 schematic is now available for the V0.3.1 board. This chapter</w:t>
-      </w:r>
-      <w:r>
-        <w:t xml:space="preserve"> </w:t>
-      </w:r>
-      <w:r>
-        <w:t xml:space="preserve">separates values confirmed by that schematic from comparative TEMT6000X01</w:t>
-      </w:r>
-      <w:r>
-        <w:t xml:space="preserve"> </w:t>
-      </w:r>
-      <w:r>
-        <w:t xml:space="preserve">reference data and explicitly marks current module values that still require</w:t>
-      </w:r>
-      <w:r>
-        <w:t xml:space="preserve"> </w:t>
-      </w:r>
-      <w:r>
-        <w:t xml:space="preserve">electrical release or qualification. The external component data does not</w:t>
-      </w:r>
-      <w:r>
-        <w:t xml:space="preserve"> </w:t>
-      </w:r>
-      <w:r>
-        <w:t xml:space="preserve">identify the exact part fitted to the board.</w:t>
+        <w:t xml:space="preserve">This chapter separates values confirmed by the current module documentation from comparative TEMT6000 reference data and explicitly identifies module characteristics that still require electrical release or qualification. External component data does not, by itself, confirm the exact component variant fitted to the board.</w:t>
       </w:r>
     </w:p>
     <w:bookmarkStart w:id="41" w:name="current-module-operating-conditions"/>
@@ -3585,44 +3210,6 @@
               <w:jc w:val="left"/>
             </w:pPr>
             <w:r>
-              <w:t xml:space="preserve">Controller operating-voltage guidance</w:t>
-            </w:r>
-          </w:p>
-        </w:tc>
-        <w:tc>
-          <w:tcPr/>
-          <w:p>
-            <w:pPr>
-              <w:pStyle w:val="Compact"/>
-              <w:jc w:val="right"/>
-            </w:pPr>
-            <w:r>
-              <w:t xml:space="preserve">2.0–5.5 V</w:t>
-            </w:r>
-          </w:p>
-        </w:tc>
-        <w:tc>
-          <w:tcPr/>
-          <w:p>
-            <w:pPr>
-              <w:pStyle w:val="Compact"/>
-              <w:jc w:val="left"/>
-            </w:pPr>
-            <w:r>
-              <w:t xml:space="preserve">Conservative controller-only range used until the exact fitted variant is confirmed; it includes nominal 3.3 V and 5 V operation</w:t>
-            </w:r>
-          </w:p>
-        </w:tc>
-      </w:tr>
-      <w:tr>
-        <w:tc>
-          <w:tcPr/>
-          <w:p>
-            <w:pPr>
-              <w:pStyle w:val="Compact"/>
-              <w:jc w:val="left"/>
-            </w:pPr>
-            <w:r>
               <w:t xml:space="preserve">I2C logic domain</w:t>
             </w:r>
           </w:p>
@@ -3794,7 +3381,7 @@
               <w:t xml:space="preserve"> </w:t>
             </w:r>
             <w:r>
-              <w:t xml:space="preserve">in I²C libraries.</w:t>
+              <w:t xml:space="preserve">in I2C libraries.</w:t>
             </w:r>
             <w:r>
               <w:t xml:space="preserve"> </w:t>
@@ -3809,7 +3396,7 @@
               <w:t xml:space="preserve"> </w:t>
             </w:r>
             <w:r>
-              <w:t xml:space="preserve">is the 8-bit write address, not the device address.</w:t>
+              <w:t xml:space="preserve">is the 8-bit write address, not the device address</w:t>
             </w:r>
           </w:p>
         </w:tc>
@@ -3967,7 +3554,7 @@
               <w:jc w:val="left"/>
             </w:pPr>
             <w:r>
-              <w:t xml:space="preserve">I2C config, analog input, sensor data, relay, watchdog, persistent config</w:t>
+              <w:t xml:space="preserve">I2C configuration, analog input, sensor data, relay, watchdog, and persistent configuration</w:t>
             </w:r>
           </w:p>
         </w:tc>
@@ -4023,7 +3610,7 @@
               <w:jc w:val="left"/>
             </w:pPr>
             <w:r>
-              <w:t xml:space="preserve">12-bit ADC code returned as unsigned 16-bit little endian</w:t>
+              <w:t xml:space="preserve">12-bit ADC code returned as an unsigned 16-bit little-endian value</w:t>
             </w:r>
           </w:p>
         </w:tc>
@@ -4061,7 +3648,7 @@
               <w:jc w:val="left"/>
             </w:pPr>
             <w:r>
-              <w:t xml:space="preserve">Background acquisition; I2C read returns latest published sample</w:t>
+              <w:t xml:space="preserve">Background acquisition; I2C reads return the latest published sample</w:t>
             </w:r>
           </w:p>
         </w:tc>
@@ -4190,7 +3777,7 @@
               <w:jc w:val="left"/>
             </w:pPr>
             <w:r>
-              <w:t xml:space="preserve">Requires current analog-stage schematic and measurement</w:t>
+              <w:t xml:space="preserve">Requires current analog-stage schematic verification and measurement</w:t>
             </w:r>
           </w:p>
         </w:tc>
@@ -4228,7 +3815,7 @@
               <w:jc w:val="left"/>
             </w:pPr>
             <w:r>
-              <w:t xml:space="preserve">Controller, LEDs, pull-ups, and sensor load are undocumented</w:t>
+              <w:t xml:space="preserve">Controller, indicators, pull-ups, and sensor load require module-level characterization</w:t>
             </w:r>
           </w:p>
         </w:tc>
@@ -4277,13 +3864,7 @@
         <w:pStyle w:val="BodyText"/>
       </w:pPr>
       <w:r>
-        <w:t xml:space="preserve">The 2.0–5.5 V guidance applies only to the controller. It does not validate</w:t>
-      </w:r>
-      <w:r>
-        <w:t xml:space="preserve"> </w:t>
-      </w:r>
-      <w:r>
-        <w:t xml:space="preserve">5 V operation for every circuit on the module. The direct</w:t>
+        <w:t xml:space="preserve">The direct</w:t>
       </w:r>
       <w:r>
         <w:t xml:space="preserve"> </w:t>
@@ -4298,31 +3879,15 @@
         <w:t xml:space="preserve"> </w:t>
       </w:r>
       <w:r>
-        <w:t xml:space="preserve">path and I2C</w:t>
-      </w:r>
-      <w:r>
-        <w:t xml:space="preserve"> </w:t>
-      </w:r>
-      <w:r>
-        <w:t xml:space="preserve">levels are referenced to the powered system, so every attached host must</w:t>
-      </w:r>
-      <w:r>
-        <w:t xml:space="preserve"> </w:t>
-      </w:r>
-      <w:r>
-        <w:t xml:space="preserve">tolerate the resulting voltage or use level translation. Complete-module</w:t>
-      </w:r>
-      <w:r>
-        <w:t xml:space="preserve"> </w:t>
-      </w:r>
-      <w:r>
-        <w:t xml:space="preserve">absolute maximums, pull-up resistance, and current consumption still require</w:t>
-      </w:r>
-      <w:r>
-        <w:t xml:space="preserve"> </w:t>
-      </w:r>
-      <w:r>
-        <w:t xml:space="preserve">the schematic and qualification.</w:t>
+        <w:t xml:space="preserve">path and I2C logic levels are referenced to the powered system. Every attached host must therefore tolerate the resulting signal levels or use appropriate level translation.</w:t>
+      </w:r>
+    </w:p>
+    <w:p>
+      <w:pPr>
+        <w:pStyle w:val="BodyText"/>
+      </w:pPr>
+      <w:r>
+        <w:t xml:space="preserve">Complete-module absolute maximum ratings, I2C pull-up resistance, current consumption, and other board-level electrical limits require confirmation from the released schematic and module-level qualification.</w:t>
       </w:r>
     </w:p>
     <w:bookmarkEnd w:id="41"/>
@@ -4344,31 +3909,15 @@
         <w:pStyle w:val="FirstParagraph"/>
       </w:pPr>
       <w:r>
-        <w:t xml:space="preserve">The supplied UE0102 reference manual identifies a PY32F003L24D6TR and publishes</w:t>
-      </w:r>
-      <w:r>
-        <w:t xml:space="preserve"> </w:t>
-      </w:r>
-      <w:r>
-        <w:t xml:space="preserve">1.7–5.5 V and −40 to +85 °C for that separate development board. It does not</w:t>
-      </w:r>
-      <w:r>
-        <w:t xml:space="preserve"> </w:t>
-      </w:r>
-      <w:r>
-        <w:t xml:space="preserve">establish which ordering suffix was procured for this UE0098 assembly. This</w:t>
-      </w:r>
-      <w:r>
-        <w:t xml:space="preserve"> </w:t>
-      </w:r>
-      <w:r>
-        <w:t xml:space="preserve">document therefore uses the narrower 2.0–5.5 V range as conservative guidance</w:t>
-      </w:r>
-      <w:r>
-        <w:t xml:space="preserve"> </w:t>
-      </w:r>
-      <w:r>
-        <w:t xml:space="preserve">for the controller until the exact fitted variant is confirmed.</w:t>
+        <w:t xml:space="preserve">The available controller reference documentation identifies a 32-bit Arm Cortex-M0+ device with 16 KB Flash and 2 KB SRAM. The exact fitted ordering variant must be confirmed before component-specific limits are treated as production specifications.</w:t>
+      </w:r>
+    </w:p>
+    <w:p>
+      <w:pPr>
+        <w:pStyle w:val="BodyText"/>
+      </w:pPr>
+      <w:r>
+        <w:t xml:space="preserve">A conservative controller operating range of 2.0–5.5 V is used in this document until the exact fitted variant and its applicable electrical characteristics are confirmed.</w:t>
       </w:r>
     </w:p>
     <w:tbl>
@@ -4432,7 +3981,7 @@
               <w:jc w:val="left"/>
             </w:pPr>
             <w:r>
-              <w:t xml:space="preserve">32-bit Arm Cortex-M0+; internal HSI at up to 24 MHz; external HSE oscillator not used</w:t>
+              <w:t xml:space="preserve">32-bit Arm Cortex-M0+; internal HSI at up to 24 MHz</w:t>
             </w:r>
           </w:p>
         </w:tc>
@@ -4484,7 +4033,7 @@
               <w:jc w:val="left"/>
             </w:pPr>
             <w:r>
-              <w:t xml:space="preserve">2.0–5.5 V; conservative range used because the exact fitted variant is not confirmed</w:t>
+              <w:t xml:space="preserve">2.0–5.5 V; conservative range pending confirmation of the exact fitted variant</w:t>
             </w:r>
           </w:p>
         </w:tc>
@@ -4510,16 +4059,7 @@
               <w:jc w:val="left"/>
             </w:pPr>
             <w:r>
-              <w:t xml:space="preserve">One 12-bit ADC, up to 10 external channels, conversion range</w:t>
-            </w:r>
-            <w:r>
-              <w:t xml:space="preserve"> </w:t>
-            </w:r>
-            <w:r>
-              <w:rPr>
-                <w:rStyle w:val="VerbatimChar"/>
-              </w:rPr>
-              <w:t xml:space="preserve">0..VCC</w:t>
+              <w:t xml:space="preserve">12-bit analog-to-digital conversion used for sensor acquisition</w:t>
             </w:r>
           </w:p>
         </w:tc>
@@ -4545,7 +4085,7 @@
               <w:jc w:val="left"/>
             </w:pPr>
             <w:r>
-              <w:t xml:space="preserve">Standard mode 100 kHz, Fast mode 400 kHz, 7-bit addressing</w:t>
+              <w:t xml:space="preserve">Standard mode at 100 kHz and Fast mode at 400 kHz; 7-bit addressing</w:t>
             </w:r>
           </w:p>
         </w:tc>
@@ -4571,7 +4111,7 @@
               <w:jc w:val="left"/>
             </w:pPr>
             <w:r>
-              <w:t xml:space="preserve">Up to 18 I/Os, all available as external interrupts</w:t>
+              <w:t xml:space="preserve">General-purpose digital I/O and external-interrupt capability</w:t>
             </w:r>
           </w:p>
         </w:tc>
@@ -4597,7 +4137,7 @@
               <w:jc w:val="left"/>
             </w:pPr>
             <w:r>
-              <w:t xml:space="preserve">TIM1, TIM3, TIM14, TIM16, TIM17, LPTIM, IWDG, WWDG, SysTick, IRTIM</w:t>
+              <w:t xml:space="preserve">General-purpose, advanced-control, low-power, watchdog, and system timing resources</w:t>
             </w:r>
           </w:p>
         </w:tc>
@@ -4623,7 +4163,7 @@
               <w:jc w:val="left"/>
             </w:pPr>
             <w:r>
-              <w:t xml:space="preserve">SPI, two USARTs, DMA, RTC, CRC-32, two comparators, UID; SWD is reserved for factory use on this module</w:t>
+              <w:t xml:space="preserve">SPI, USART, DMA, RTC, CRC, comparators, unique device identification, and factory programming/debug functionality</w:t>
             </w:r>
           </w:p>
         </w:tc>
@@ -4634,19 +4174,7 @@
         <w:pStyle w:val="BodyText"/>
       </w:pPr>
       <w:r>
-        <w:t xml:space="preserve">The controller range applies to the controller only. It does not establish the</w:t>
-      </w:r>
-      <w:r>
-        <w:t xml:space="preserve"> </w:t>
-      </w:r>
-      <w:r>
-        <w:t xml:space="preserve">pull-up resistance, complete-module current, or absolute maximum of every</w:t>
-      </w:r>
-      <w:r>
-        <w:t xml:space="preserve"> </w:t>
-      </w:r>
-      <w:r>
-        <w:t xml:space="preserve">external contact.</w:t>
+        <w:t xml:space="preserve">Programming and debugging functionality is reserved for factory use on this module. The controller operating range applies only to the controller and does not establish the absolute maximum ratings of the complete module or every externally accessible contact.</w:t>
       </w:r>
     </w:p>
     <w:bookmarkEnd w:id="42"/>
@@ -4668,25 +4196,15 @@
         <w:pStyle w:val="FirstParagraph"/>
       </w:pPr>
       <w:r>
-        <w:t xml:space="preserve">The values below are included only as a comparative TEMT6000 profile. They</w:t>
-      </w:r>
-      <w:r>
-        <w:t xml:space="preserve"> </w:t>
-      </w:r>
-      <w:r>
-        <w:t xml:space="preserve">are not proof that a Vishay part is</w:t>
-      </w:r>
-      <w:r>
-        <w:t xml:space="preserve"> </w:t>
-      </w:r>
-      <w:r>
-        <w:t xml:space="preserve">fitted, are not guaranteed for the fitted sensor, and do not define limits for</w:t>
-      </w:r>
-      <w:r>
-        <w:t xml:space="preserve"> </w:t>
-      </w:r>
-      <w:r>
-        <w:t xml:space="preserve">the controller, LEDs, pull-ups, connectors, or complete board.</w:t>
+        <w:t xml:space="preserve">The values below are included only as a comparative TEMT6000 profile. They do not confirm that a specific manufacturer or ordering variant is fitted to the module and must not be interpreted as complete-module ratings.</w:t>
+      </w:r>
+    </w:p>
+    <w:p>
+      <w:pPr>
+        <w:pStyle w:val="BodyText"/>
+      </w:pPr>
+      <w:r>
+        <w:t xml:space="preserve">These values also do not define limits for the interface controller, indicators, pull-ups, connectors, or other board components.</w:t>
       </w:r>
     </w:p>
     <w:tbl>
@@ -5093,19 +4611,7 @@
         <w:pStyle w:val="FirstParagraph"/>
       </w:pPr>
       <w:r>
-        <w:t xml:space="preserve">Unless noted otherwise, the values are specified at 25 °C and are provided for</w:t>
-      </w:r>
-      <w:r>
-        <w:t xml:space="preserve"> </w:t>
-      </w:r>
-      <w:r>
-        <w:t xml:space="preserve">comparison only. Production specifications must come from the confirmed fitted</w:t>
-      </w:r>
-      <w:r>
-        <w:t xml:space="preserve"> </w:t>
-      </w:r>
-      <w:r>
-        <w:t xml:space="preserve">part and module-level validation.</w:t>
+        <w:t xml:space="preserve">Unless noted otherwise, the following values are specified at 25 °C and are provided for comparison only. Production specifications must be based on the confirmed fitted component and module-level validation.</w:t>
       </w:r>
     </w:p>
     <w:tbl>
@@ -5876,19 +5382,7 @@
         <w:pStyle w:val="BodyText"/>
       </w:pPr>
       <w:r>
-        <w:t xml:space="preserve">The component values in Sections 2.3 and 2.4 are published by Vishay in</w:t>
-      </w:r>
-      <w:r>
-        <w:t xml:space="preserve"> </w:t>
-      </w:r>
-      <w:r>
-        <w:t xml:space="preserve">document 81579. The complete source is listed in Chapter 8, Reference</w:t>
-      </w:r>
-      <w:r>
-        <w:t xml:space="preserve"> </w:t>
-      </w:r>
-      <w:r>
-        <w:t xml:space="preserve">Documentation.</w:t>
+        <w:t xml:space="preserve">The component values in Sections 2.3 and 2.4 are published by Vishay in document 81579. The complete source is listed in Chapter 8, Reference Documentation.</w:t>
       </w:r>
     </w:p>
     <w:bookmarkEnd w:id="44"/>
@@ -5919,13 +5413,7 @@
         <w:t xml:space="preserve">R1</w:t>
       </w:r>
       <w:r>
-        <w:t xml:space="preserve">) to</w:t>
-      </w:r>
-      <w:r>
-        <w:t xml:space="preserve"> </w:t>
-      </w:r>
-      <w:r>
-        <w:t xml:space="preserve">ground and the resulting</w:t>
+        <w:t xml:space="preserve">) to ground. The resulting</w:t>
       </w:r>
       <w:r>
         <w:t xml:space="preserve"> </w:t>
@@ -5940,7 +5428,7 @@
         <w:t xml:space="preserve"> </w:t>
       </w:r>
       <w:r>
-        <w:t xml:space="preserve">net connected to controller</w:t>
+        <w:t xml:space="preserve">net is connected to the controller ADC input and to the external</w:t>
       </w:r>
       <w:r>
         <w:t xml:space="preserve"> </w:t>
@@ -5949,37 +5437,54 @@
         <w:rPr>
           <w:rStyle w:val="VerbatimChar"/>
         </w:rPr>
-        <w:t xml:space="preserve">PA2</w:t>
-      </w:r>
-      <w:r>
-        <w:t xml:space="preserve">/ADC0 and</w:t>
-      </w:r>
-      <w:r>
-        <w:t xml:space="preserve"> </w:t>
-      </w:r>
-      <w:r>
-        <w:t xml:space="preserve">the RAW Signal Header. As a first-order estimate,</w:t>
-      </w:r>
-      <w:r>
-        <w:t xml:space="preserve"> </w:t>
+        <w:t xml:space="preserve">VCC</w:t>
+      </w:r>
+      <w:r>
+        <w:t xml:space="preserve">/</w:t>
       </w:r>
       <w:r>
         <w:rPr>
           <w:rStyle w:val="VerbatimChar"/>
         </w:rPr>
+        <w:t xml:space="preserve">GND</w:t>
+      </w:r>
+      <w:r>
+        <w:t xml:space="preserve">/</w:t>
+      </w:r>
+      <w:r>
+        <w:rPr>
+          <w:rStyle w:val="VerbatimChar"/>
+        </w:rPr>
+        <w:t xml:space="preserve">SIG</w:t>
+      </w:r>
+      <w:r>
+        <w:t xml:space="preserve"> </w:t>
+      </w:r>
+      <w:r>
+        <w:t xml:space="preserve">header.</w:t>
+      </w:r>
+    </w:p>
+    <w:p>
+      <w:pPr>
+        <w:pStyle w:val="BodyText"/>
+      </w:pPr>
+      <w:r>
+        <w:t xml:space="preserve">As a first-order estimate,</w:t>
+      </w:r>
+      <w:r>
+        <w:t xml:space="preserve"> </w:t>
+      </w:r>
+      <w:r>
+        <w:rPr>
+          <w:rStyle w:val="VerbatimChar"/>
+        </w:rPr>
         <w:t xml:space="preserve">VSIGNAL ≈ IPCE × 10 kΩ</w:t>
       </w:r>
       <w:r>
         <w:t xml:space="preserve"> </w:t>
       </w:r>
       <w:r>
-        <w:t xml:space="preserve">outside saturation. Applying the 100 lx typical current from the comparative</w:t>
-      </w:r>
-      <w:r>
-        <w:t xml:space="preserve"> </w:t>
-      </w:r>
-      <w:r>
-        <w:t xml:space="preserve">datasheet predicts about 0.50 V; this is not a guaranteed calibrated lux output.</w:t>
+        <w:t xml:space="preserve">outside saturation. Applying the typical 100 lx photocurrent from the comparative TEMT6000 data gives an estimated signal of approximately 0.50 V. This calculation is an engineering estimate and must not be interpreted as a guaranteed or calibrated lux output.</w:t>
       </w:r>
     </w:p>
     <w:p>
@@ -5987,7 +5492,7 @@
         <w:pStyle w:val="BodyText"/>
       </w:pPr>
       <w:r>
-        <w:t xml:space="preserve">The schematic also documents the PY32F003L24D6TR controller, the I2C lines on</w:t>
+        <w:t xml:space="preserve">The schematic also documents the I2C</w:t>
       </w:r>
       <w:r>
         <w:t xml:space="preserve"> </w:t>
@@ -5996,7 +5501,7 @@
         <w:rPr>
           <w:rStyle w:val="VerbatimChar"/>
         </w:rPr>
-        <w:t xml:space="preserve">PA10/SDA</w:t>
+        <w:t xml:space="preserve">SDA</w:t>
       </w:r>
       <w:r>
         <w:t xml:space="preserve"> </w:t>
@@ -6011,16 +5516,21 @@
         <w:rPr>
           <w:rStyle w:val="VerbatimChar"/>
         </w:rPr>
-        <w:t xml:space="preserve">PB6/SCL</w:t>
-      </w:r>
-      <w:r>
-        <w:t xml:space="preserve">, the status LEDs, pull-ups, test points, and the two</w:t>
-      </w:r>
-      <w:r>
-        <w:t xml:space="preserve"> </w:t>
-      </w:r>
-      <w:r>
-        <w:t xml:space="preserve">optional I2C connector positions. Direct</w:t>
+        <w:t xml:space="preserve">SCL</w:t>
+      </w:r>
+      <w:r>
+        <w:t xml:space="preserve"> </w:t>
+      </w:r>
+      <w:r>
+        <w:t xml:space="preserve">signals, status indicators, pull-ups, test points, and the two optional I2C connector positions. The I2C connection points share controller signals with the factory programming/debug interface; there is no separate user-accessible SWD connector.</w:t>
+      </w:r>
+    </w:p>
+    <w:p>
+      <w:pPr>
+        <w:pStyle w:val="BodyText"/>
+      </w:pPr>
+      <w:r>
+        <w:t xml:space="preserve">The direct</w:t>
       </w:r>
       <w:r>
         <w:t xml:space="preserve"> </w:t>
@@ -6035,13 +5545,7 @@
         <w:t xml:space="preserve"> </w:t>
       </w:r>
       <w:r>
-        <w:t xml:space="preserve">range, transfer accuracy, and</w:t>
-      </w:r>
-      <w:r>
-        <w:t xml:space="preserve"> </w:t>
-      </w:r>
-      <w:r>
-        <w:t xml:space="preserve">complete-module behavior still require measurement and qualification.</w:t>
+        <w:t xml:space="preserve">range, analog transfer accuracy, source impedance, loading behavior, and complete-module response still require measurement and qualification.</w:t>
       </w:r>
     </w:p>
     <w:bookmarkEnd w:id="45"/>
@@ -6067,7 +5571,7 @@
         <w:pStyle w:val="Compact"/>
       </w:pPr>
       <w:r>
-        <w:t xml:space="preserve">Complete-module absolute maximum, current consumption, and power-up behavior</w:t>
+        <w:t xml:space="preserve">Complete-module absolute maximum ratings, current consumption, and power-up behavior</w:t>
       </w:r>
     </w:p>
     <w:p>
@@ -6079,7 +5583,7 @@
         <w:pStyle w:val="Compact"/>
       </w:pPr>
       <w:r>
-        <w:t xml:space="preserve">Exact oscillator/timing tolerance and electrical bus-loading limits</w:t>
+        <w:t xml:space="preserve">Exact oscillator and timing tolerance</w:t>
       </w:r>
     </w:p>
     <w:p>
@@ -6091,7 +5595,7 @@
         <w:pStyle w:val="Compact"/>
       </w:pPr>
       <w:r>
-        <w:t xml:space="preserve">Pull-up resistance, bus capacitance allowance, and level compatibility</w:t>
+        <w:t xml:space="preserve">Electrical I2C bus-loading limits</w:t>
       </w:r>
     </w:p>
     <w:p>
@@ -6103,7 +5607,7 @@
         <w:pStyle w:val="Compact"/>
       </w:pPr>
       <w:r>
-        <w:t xml:space="preserve">Direct analog transfer function, load resistance, range, accuracy, and source impedance</w:t>
+        <w:t xml:space="preserve">Pull-up resistance and supported bus capacitance</w:t>
       </w:r>
     </w:p>
     <w:p>
@@ -6115,7 +5619,7 @@
         <w:pStyle w:val="Compact"/>
       </w:pPr>
       <w:r>
-        <w:t xml:space="preserve">Guaranteed lux range, accuracy, repeatability, response time, and calibration</w:t>
+        <w:t xml:space="preserve">I2C logic-level compatibility under all supported supply conditions</w:t>
       </w:r>
     </w:p>
     <w:p>
@@ -6127,7 +5631,7 @@
         <w:pStyle w:val="Compact"/>
       </w:pPr>
       <w:r>
-        <w:t xml:space="preserve">Exact controller package/ordering suffix, released firmware image, and update procedure</w:t>
+        <w:t xml:space="preserve">Direct analog transfer function, load resistance, range, accuracy, and source impedance</w:t>
       </w:r>
     </w:p>
     <w:p>
@@ -6139,7 +5643,75 @@
         <w:pStyle w:val="Compact"/>
       </w:pPr>
       <w:r>
-        <w:t xml:space="preserve">Board-level temperature, ESD, EMC, humidity, and ingress ratings</w:t>
+        <w:t xml:space="preserve">Guaranteed lux measurement range, accuracy, repeatability, response time, and calibration</w:t>
+      </w:r>
+    </w:p>
+    <w:p>
+      <w:pPr>
+        <w:numPr>
+          <w:ilvl w:val="0"/>
+          <w:numId w:val="1012"/>
+        </w:numPr>
+        <w:pStyle w:val="Compact"/>
+      </w:pPr>
+      <w:r>
+        <w:t xml:space="preserve">Exact controller ordering variant</w:t>
+      </w:r>
+    </w:p>
+    <w:p>
+      <w:pPr>
+        <w:numPr>
+          <w:ilvl w:val="0"/>
+          <w:numId w:val="1012"/>
+        </w:numPr>
+        <w:pStyle w:val="Compact"/>
+      </w:pPr>
+      <w:r>
+        <w:t xml:space="preserve">Controlled firmware image and manufacturer programming procedure</w:t>
+      </w:r>
+    </w:p>
+    <w:p>
+      <w:pPr>
+        <w:numPr>
+          <w:ilvl w:val="0"/>
+          <w:numId w:val="1012"/>
+        </w:numPr>
+        <w:pStyle w:val="Compact"/>
+      </w:pPr>
+      <w:r>
+        <w:t xml:space="preserve">Board-level operating-temperature range</w:t>
+      </w:r>
+    </w:p>
+    <w:p>
+      <w:pPr>
+        <w:numPr>
+          <w:ilvl w:val="0"/>
+          <w:numId w:val="1012"/>
+        </w:numPr>
+        <w:pStyle w:val="Compact"/>
+      </w:pPr>
+      <w:r>
+        <w:t xml:space="preserve">ESD and EMC ratings</w:t>
+      </w:r>
+    </w:p>
+    <w:p>
+      <w:pPr>
+        <w:numPr>
+          <w:ilvl w:val="0"/>
+          <w:numId w:val="1012"/>
+        </w:numPr>
+        <w:pStyle w:val="Compact"/>
+      </w:pPr>
+      <w:r>
+        <w:t xml:space="preserve">Humidity and ingress ratings</w:t>
+      </w:r>
+    </w:p>
+    <w:p>
+      <w:pPr>
+        <w:pStyle w:val="FirstParagraph"/>
+      </w:pPr>
+      <w:r>
+        <w:t xml:space="preserve">Until these characteristics are validated, component-level specifications must not be interpreted as guaranteed complete-module specifications.</w:t>
       </w:r>
     </w:p>
     <w:bookmarkEnd w:id="46"/>
@@ -6165,7 +5737,7 @@
         <w:pStyle w:val="Compact"/>
       </w:pPr>
       <w:r>
-        <w:t xml:space="preserve">Use a current-limited 3.3 V or 5 V supply for engineering bring-up.</w:t>
+        <w:t xml:space="preserve">Use a current-limited 3.3 V or 5 V supply during engineering bring-up.</w:t>
       </w:r>
     </w:p>
     <w:p>
@@ -6177,7 +5749,7 @@
         <w:pStyle w:val="Compact"/>
       </w:pPr>
       <w:r>
-        <w:t xml:space="preserve">Verify connector orientation and share ground before applying power.</w:t>
+        <w:t xml:space="preserve">Verify connector orientation and establish a common ground before applying power.</w:t>
       </w:r>
     </w:p>
     <w:p>
@@ -6189,7 +5761,7 @@
         <w:pStyle w:val="Compact"/>
       </w:pPr>
       <w:r>
-        <w:t xml:space="preserve">Do not exceed the controller upper operating limit of 5.5 V.</w:t>
+        <w:t xml:space="preserve">Do not exceed the controller upper operating-voltage limit of 5.5 V.</w:t>
       </w:r>
     </w:p>
     <w:p>
@@ -6201,7 +5773,7 @@
         <w:pStyle w:val="Compact"/>
       </w:pPr>
       <w:r>
-        <w:t xml:space="preserve">At 5 V, confirm host tolerance at</w:t>
+        <w:t xml:space="preserve">When operating the module at 5 V, verify host compatibility with the actual voltage present on</w:t>
       </w:r>
       <w:r>
         <w:t xml:space="preserve"> </w:t>
@@ -6237,13 +5809,7 @@
         <w:t xml:space="preserve">SIG</w:t>
       </w:r>
       <w:r>
-        <w:t xml:space="preserve">, or add suitable</w:t>
-      </w:r>
-      <w:r>
-        <w:t xml:space="preserve"> </w:t>
-      </w:r>
-      <w:r>
-        <w:t xml:space="preserve">level translation before connection.</w:t>
+        <w:t xml:space="preserve">. Use appropriate level translation when required.</w:t>
       </w:r>
     </w:p>
     <w:p>
@@ -6255,43 +5821,7 @@
         <w:pStyle w:val="Compact"/>
       </w:pPr>
       <w:r>
-        <w:t xml:space="preserve">During normal operation, use the shared</w:t>
-      </w:r>
-      <w:r>
-        <w:t xml:space="preserve"> </w:t>
-      </w:r>
-      <w:r>
-        <w:rPr>
-          <w:rStyle w:val="VerbatimChar"/>
-        </w:rPr>
-        <w:t xml:space="preserve">PA10/SDA/SWDIO</w:t>
-      </w:r>
-      <w:r>
-        <w:t xml:space="preserve"> </w:t>
-      </w:r>
-      <w:r>
-        <w:t xml:space="preserve">and</w:t>
-      </w:r>
-      <w:r>
-        <w:t xml:space="preserve"> </w:t>
-      </w:r>
-      <w:r>
-        <w:rPr>
-          <w:rStyle w:val="VerbatimChar"/>
-        </w:rPr>
-        <w:t xml:space="preserve">PB6/SCL/SWCLK</w:t>
-      </w:r>
-      <w:r>
-        <w:t xml:space="preserve"> </w:t>
-      </w:r>
-      <w:r>
-        <w:t xml:space="preserve">lines only for I2C. SWD is an alternate factory function on</w:t>
-      </w:r>
-      <w:r>
-        <w:t xml:space="preserve"> </w:t>
-      </w:r>
-      <w:r>
-        <w:t xml:space="preserve">these same physical lines, not a separate user interface.</w:t>
+        <w:t xml:space="preserve">During normal operation, use the I2C connection points only for I2C communication. The same physical signals are shared with the controller’s factory programming and debugging functions; SWD is not provided as a separate user interface.</w:t>
       </w:r>
     </w:p>
     <w:p>
@@ -6303,7 +5833,7 @@
         <w:pStyle w:val="Compact"/>
       </w:pPr>
       <w:r>
-        <w:t xml:space="preserve">Remove power before cutting or reworking the I2C solder bridge.</w:t>
+        <w:t xml:space="preserve">Do not attempt firmware replacement or external debugging through the I2C connection points. Programming, debugging, and reset functions are reserved for manufacturer use and factory diagnostics.</w:t>
       </w:r>
     </w:p>
     <w:p>
@@ -6315,7 +5845,19 @@
         <w:pStyle w:val="Compact"/>
       </w:pPr>
       <w:r>
-        <w:t xml:space="preserve">Confirm the current schematic and interface specification before production.</w:t>
+        <w:t xml:space="preserve">Remove power before cutting, soldering, or reworking the I2C disable bridge or optional connector positions.</w:t>
+      </w:r>
+    </w:p>
+    <w:p>
+      <w:pPr>
+        <w:numPr>
+          <w:ilvl w:val="0"/>
+          <w:numId w:val="1013"/>
+        </w:numPr>
+        <w:pStyle w:val="Compact"/>
+      </w:pPr>
+      <w:r>
+        <w:t xml:space="preserve">Verify the current released schematic, component specifications, and interface documentation before production integration.</w:t>
       </w:r>
     </w:p>
     <w:bookmarkEnd w:id="47"/>
@@ -6405,14 +5947,14 @@
       <w:r>
         <w:drawing>
           <wp:inline>
-            <wp:extent cx="6108700" cy="3436143"/>
+            <wp:extent cx="6108700" cy="3308879"/>
             <wp:effectExtent b="0" l="0" r="0" t="0"/>
             <wp:docPr descr="" title="" id="50" name="Picture"/>
             <a:graphic>
               <a:graphicData uri="http://schemas.openxmlformats.org/drawingml/2006/picture">
                 <pic:pic>
                   <pic:nvPicPr>
-                    <pic:cNvPr descr="../assets/block_diagram.png" id="51" name="Picture"/>
+                    <pic:cNvPr descr="../assets/functional-block-diagram.png" id="51" name="Picture"/>
                     <pic:cNvPicPr>
                       <a:picLocks noChangeArrowheads="1" noChangeAspect="1"/>
                     </pic:cNvPicPr>
@@ -6426,7 +5968,7 @@
                   <pic:spPr bwMode="auto">
                     <a:xfrm>
                       <a:off x="0" y="0"/>
-                      <a:ext cx="6108700" cy="3436143"/>
+                      <a:ext cx="6108700" cy="3308879"/>
                     </a:xfrm>
                     <a:prstGeom prst="rect">
                       <a:avLst/>
@@ -6481,22 +6023,13 @@
         <w:t xml:space="preserve"> </w:t>
       </w:r>
       <w:r>
-        <w:t xml:space="preserve">and is also sampled through</w:t>
-      </w:r>
-      <w:r>
-        <w:t xml:space="preserve"> </w:t>
-      </w:r>
-      <w:r>
-        <w:rPr>
-          <w:rStyle w:val="VerbatimChar"/>
-        </w:rPr>
-        <w:t xml:space="preserve">PA2/ADC0</w:t>
-      </w:r>
-      <w:r>
-        <w:t xml:space="preserve"> </w:t>
-      </w:r>
-      <w:r>
-        <w:t xml:space="preserve">for access over I2C.</w:t>
+        <w:t xml:space="preserve">and is also acquired by the</w:t>
+      </w:r>
+      <w:r>
+        <w:t xml:space="preserve"> </w:t>
+      </w:r>
+      <w:r>
+        <w:t xml:space="preserve">controller ADC for access over I2C.</w:t>
       </w:r>
     </w:p>
     <w:bookmarkEnd w:id="52"/>
@@ -8265,16 +7798,7 @@
         <w:pStyle w:val="FirstParagraph"/>
       </w:pPr>
       <w:r>
-        <w:rPr>
-          <w:rStyle w:val="VerbatimChar"/>
-        </w:rPr>
-        <w:t xml:space="preserve">PB5/BUILTIN</w:t>
-      </w:r>
-      <w:r>
-        <w:t xml:space="preserve"> </w:t>
-      </w:r>
-      <w:r>
-        <w:t xml:space="preserve">is a user indicator controlled through the DDP actuator</w:t>
+        <w:t xml:space="preserve">The built-in status indicator is controlled through the DDP actuator</w:t>
       </w:r>
       <w:r>
         <w:t xml:space="preserve"> </w:t>
@@ -8381,13 +7905,7 @@
         <w:pStyle w:val="BodyText"/>
       </w:pPr>
       <w:r>
-        <w:t xml:space="preserve">The normal I2C signals share controller pins with the service labels shown on</w:t>
-      </w:r>
-      <w:r>
-        <w:t xml:space="preserve"> </w:t>
-      </w:r>
-      <w:r>
-        <w:t xml:space="preserve">the board:</w:t>
+        <w:t xml:space="preserve">The PCB provides three I2C connection positions carrying</w:t>
       </w:r>
       <w:r>
         <w:t xml:space="preserve"> </w:t>
@@ -8396,13 +7914,10 @@
         <w:rPr>
           <w:rStyle w:val="VerbatimChar"/>
         </w:rPr>
-        <w:t xml:space="preserve">PA10</w:t>
-      </w:r>
-      <w:r>
-        <w:t xml:space="preserve"> </w:t>
-      </w:r>
-      <w:r>
-        <w:t xml:space="preserve">is</w:t>
+        <w:t xml:space="preserve">GND</w:t>
+      </w:r>
+      <w:r>
+        <w:t xml:space="preserve">,</w:t>
       </w:r>
       <w:r>
         <w:t xml:space="preserve"> </w:t>
@@ -8411,10 +7926,10 @@
         <w:rPr>
           <w:rStyle w:val="VerbatimChar"/>
         </w:rPr>
-        <w:t xml:space="preserve">SDA/SWDIO</w:t>
-      </w:r>
-      <w:r>
-        <w:t xml:space="preserve">, and</w:t>
+        <w:t xml:space="preserve">VCC</w:t>
+      </w:r>
+      <w:r>
+        <w:t xml:space="preserve">,</w:t>
       </w:r>
       <w:r>
         <w:t xml:space="preserve"> </w:t>
@@ -8423,13 +7938,16 @@
         <w:rPr>
           <w:rStyle w:val="VerbatimChar"/>
         </w:rPr>
-        <w:t xml:space="preserve">PB6</w:t>
-      </w:r>
-      <w:r>
-        <w:t xml:space="preserve"> </w:t>
-      </w:r>
-      <w:r>
-        <w:t xml:space="preserve">is</w:t>
+        <w:t xml:space="preserve">SDA</w:t>
+      </w:r>
+      <w:r>
+        <w:t xml:space="preserve">,</w:t>
+      </w:r>
+      <w:r>
+        <w:t xml:space="preserve"> </w:t>
+      </w:r>
+      <w:r>
+        <w:t xml:space="preserve">and</w:t>
       </w:r>
       <w:r>
         <w:t xml:space="preserve"> </w:t>
@@ -8438,43 +7956,22 @@
         <w:rPr>
           <w:rStyle w:val="VerbatimChar"/>
         </w:rPr>
-        <w:t xml:space="preserve">SCL/SWCLK</w:t>
-      </w:r>
-      <w:r>
-        <w:t xml:space="preserve">. There is no</w:t>
-      </w:r>
-      <w:r>
-        <w:t xml:space="preserve"> </w:t>
-      </w:r>
-      <w:r>
-        <w:t xml:space="preserve">separate SWD connector. For normal product use, connect these lines as</w:t>
-      </w:r>
-      <w:r>
-        <w:t xml:space="preserve"> </w:t>
-      </w:r>
-      <w:r>
-        <w:rPr>
-          <w:rStyle w:val="VerbatimChar"/>
-        </w:rPr>
-        <w:t xml:space="preserve">SDA</w:t>
-      </w:r>
-      <w:r>
-        <w:t xml:space="preserve"> </w:t>
-      </w:r>
-      <w:r>
-        <w:t xml:space="preserve">and</w:t>
-      </w:r>
-      <w:r>
-        <w:t xml:space="preserve"> </w:t>
-      </w:r>
-      <w:r>
-        <w:rPr>
-          <w:rStyle w:val="VerbatimChar"/>
-        </w:rPr>
         <w:t xml:space="preserve">SCL</w:t>
       </w:r>
       <w:r>
-        <w:t xml:space="preserve">.</w:t>
+        <w:t xml:space="preserve">: one connector is populated by default and two horizontal positions</w:t>
+      </w:r>
+      <w:r>
+        <w:t xml:space="preserve"> </w:t>
+      </w:r>
+      <w:r>
+        <w:t xml:space="preserve">are provided for optional 4-pin, 1.00 mm-pitch JST/Qwiic-compatible</w:t>
+      </w:r>
+      <w:r>
+        <w:t xml:space="preserve"> </w:t>
+      </w:r>
+      <w:r>
+        <w:t xml:space="preserve">connectors. All three positions access the same I2C bus.</w:t>
       </w:r>
     </w:p>
     <w:p>
@@ -8482,31 +7979,39 @@
         <w:pStyle w:val="BodyText"/>
       </w:pPr>
       <w:r>
-        <w:rPr>
-          <w:rStyle w:val="VerbatimChar"/>
-        </w:rPr>
-        <w:t xml:space="preserve">PA0</w:t>
-      </w:r>
-      <w:r>
-        <w:t xml:space="preserve"> </w:t>
-      </w:r>
-      <w:r>
-        <w:t xml:space="preserve">and</w:t>
-      </w:r>
-      <w:r>
-        <w:t xml:space="preserve"> </w:t>
-      </w:r>
-      <w:r>
-        <w:rPr>
-          <w:rStyle w:val="VerbatimChar"/>
-        </w:rPr>
-        <w:t xml:space="preserve">PA1</w:t>
-      </w:r>
-      <w:r>
-        <w:t xml:space="preserve"> </w:t>
-      </w:r>
-      <w:r>
-        <w:t xml:space="preserve">are reserved and have no current user function. The I2C</w:t>
+        <w:t xml:space="preserve">The I2C connection points share signals with the controller’s factory</w:t>
+      </w:r>
+      <w:r>
+        <w:t xml:space="preserve"> </w:t>
+      </w:r>
+      <w:r>
+        <w:t xml:space="preserve">programming and debugging interface; there is no separate user-accessible SWD</w:t>
+      </w:r>
+      <w:r>
+        <w:t xml:space="preserve"> </w:t>
+      </w:r>
+      <w:r>
+        <w:t xml:space="preserve">connector. Programming, debug, and reset functions are reserved for</w:t>
+      </w:r>
+      <w:r>
+        <w:t xml:space="preserve"> </w:t>
+      </w:r>
+      <w:r>
+        <w:t xml:space="preserve">manufacturer programming and factory diagnostics, not user firmware</w:t>
+      </w:r>
+      <w:r>
+        <w:t xml:space="preserve"> </w:t>
+      </w:r>
+      <w:r>
+        <w:t xml:space="preserve">replacement.</w:t>
+      </w:r>
+    </w:p>
+    <w:p>
+      <w:pPr>
+        <w:pStyle w:val="BodyText"/>
+      </w:pPr>
+      <w:r>
+        <w:t xml:space="preserve">Two expansion pads are reserved and have no current user function. The I2C</w:t>
       </w:r>
       <w:r>
         <w:t xml:space="preserve"> </w:t>
@@ -8523,7 +8028,7 @@
     </w:p>
     <w:bookmarkEnd w:id="61"/>
     <w:bookmarkEnd w:id="62"/>
-    <w:bookmarkStart w:id="75" w:name="connectors-pinouts"/>
+    <w:bookmarkStart w:id="72" w:name="connectors-pinouts"/>
     <w:p>
       <w:pPr>
         <w:pStyle w:val="Heading2"/>
@@ -8541,28 +8046,28 @@
         <w:pStyle w:val="FirstParagraph"/>
       </w:pPr>
       <w:r>
-        <w:t xml:space="preserve">Pin labels below come from the released English pinout. It does not</w:t>
-      </w:r>
-      <w:r>
-        <w:t xml:space="preserve"> </w:t>
-      </w:r>
-      <w:r>
-        <w:t xml:space="preserve">provide controlled contact numbers or a mating-connector part number, so the</w:t>
-      </w:r>
-      <w:r>
-        <w:t xml:space="preserve"> </w:t>
-      </w:r>
-      <w:r>
-        <w:t xml:space="preserve">signal order must be checked against connector orientation before producing a</w:t>
-      </w:r>
-      <w:r>
-        <w:t xml:space="preserve"> </w:t>
-      </w:r>
-      <w:r>
-        <w:t xml:space="preserve">harness.</w:t>
-      </w:r>
-    </w:p>
-    <w:bookmarkStart w:id="66" w:name="general-pinout"/>
+        <w:t xml:space="preserve">The user-accessible interfaces are described below by module function. The</w:t>
+      </w:r>
+      <w:r>
+        <w:t xml:space="preserve"> </w:t>
+      </w:r>
+      <w:r>
+        <w:t xml:space="preserve">released documentation does not provide controlled contact numbers or a</w:t>
+      </w:r>
+      <w:r>
+        <w:t xml:space="preserve"> </w:t>
+      </w:r>
+      <w:r>
+        <w:t xml:space="preserve">mating-connector part number, so the signal order must be checked against the</w:t>
+      </w:r>
+      <w:r>
+        <w:t xml:space="preserve"> </w:t>
+      </w:r>
+      <w:r>
+        <w:t xml:space="preserve">connector orientation before producing a harness.</w:t>
+      </w:r>
+    </w:p>
+    <w:bookmarkStart w:id="63" w:name="general-pinout"/>
     <w:p>
       <w:pPr>
         <w:pStyle w:val="Heading3"/>
@@ -8575,6 +8080,280 @@
         <w:t xml:space="preserve">4.1 General Pinout</w:t>
       </w:r>
     </w:p>
+    <w:tbl>
+      <w:tblPr>
+        <w:tblStyle w:val="Table"/>
+        <w:tblW w:type="pct" w:w="5000"/>
+        <w:tblLook w:firstRow="1" w:lastRow="0" w:firstColumn="0" w:lastColumn="0" w:noHBand="0" w:noVBand="0" w:val="0020"/>
+        <w:jc w:val="start"/>
+      </w:tblPr>
+      <w:tblGrid>
+        <w:gridCol w:w="2640"/>
+        <w:gridCol w:w="2640"/>
+        <w:gridCol w:w="2640"/>
+      </w:tblGrid>
+      <w:tr>
+        <w:trPr>
+          <w:tblHeader w:val="true"/>
+        </w:trPr>
+        <w:tc>
+          <w:tcPr/>
+          <w:p>
+            <w:pPr>
+              <w:pStyle w:val="Compact"/>
+              <w:jc w:val="left"/>
+            </w:pPr>
+            <w:r>
+              <w:t xml:space="preserve">Connection group</w:t>
+            </w:r>
+          </w:p>
+        </w:tc>
+        <w:tc>
+          <w:tcPr/>
+          <w:p>
+            <w:pPr>
+              <w:pStyle w:val="Compact"/>
+              <w:jc w:val="left"/>
+            </w:pPr>
+            <w:r>
+              <w:t xml:space="preserve">Signals</w:t>
+            </w:r>
+          </w:p>
+        </w:tc>
+        <w:tc>
+          <w:tcPr/>
+          <w:p>
+            <w:pPr>
+              <w:pStyle w:val="Compact"/>
+              <w:jc w:val="left"/>
+            </w:pPr>
+            <w:r>
+              <w:t xml:space="preserve">Function</w:t>
+            </w:r>
+          </w:p>
+        </w:tc>
+      </w:tr>
+      <w:tr>
+        <w:tc>
+          <w:tcPr/>
+          <w:p>
+            <w:pPr>
+              <w:pStyle w:val="Compact"/>
+              <w:jc w:val="left"/>
+            </w:pPr>
+            <w:r>
+              <w:t xml:space="preserve">Direct sensor contacts</w:t>
+            </w:r>
+          </w:p>
+        </w:tc>
+        <w:tc>
+          <w:tcPr/>
+          <w:p>
+            <w:pPr>
+              <w:pStyle w:val="Compact"/>
+              <w:jc w:val="left"/>
+            </w:pPr>
+            <w:r>
+              <w:rPr>
+                <w:rStyle w:val="VerbatimChar"/>
+              </w:rPr>
+              <w:t xml:space="preserve">VCC</w:t>
+            </w:r>
+            <w:r>
+              <w:t xml:space="preserve">,</w:t>
+            </w:r>
+            <w:r>
+              <w:t xml:space="preserve"> </w:t>
+            </w:r>
+            <w:r>
+              <w:rPr>
+                <w:rStyle w:val="VerbatimChar"/>
+              </w:rPr>
+              <w:t xml:space="preserve">GND</w:t>
+            </w:r>
+            <w:r>
+              <w:t xml:space="preserve">,</w:t>
+            </w:r>
+            <w:r>
+              <w:t xml:space="preserve"> </w:t>
+            </w:r>
+            <w:r>
+              <w:rPr>
+                <w:rStyle w:val="VerbatimChar"/>
+              </w:rPr>
+              <w:t xml:space="preserve">SIG</w:t>
+            </w:r>
+          </w:p>
+        </w:tc>
+        <w:tc>
+          <w:tcPr/>
+          <w:p>
+            <w:pPr>
+              <w:pStyle w:val="Compact"/>
+              <w:jc w:val="left"/>
+            </w:pPr>
+            <w:r>
+              <w:t xml:space="preserve">Module power and direct access to the TEMT6000 analog signal</w:t>
+            </w:r>
+          </w:p>
+        </w:tc>
+      </w:tr>
+      <w:tr>
+        <w:tc>
+          <w:tcPr/>
+          <w:p>
+            <w:pPr>
+              <w:pStyle w:val="Compact"/>
+              <w:jc w:val="left"/>
+            </w:pPr>
+            <w:r>
+              <w:t xml:space="preserve">I2C connection positions</w:t>
+            </w:r>
+          </w:p>
+        </w:tc>
+        <w:tc>
+          <w:tcPr/>
+          <w:p>
+            <w:pPr>
+              <w:pStyle w:val="Compact"/>
+              <w:jc w:val="left"/>
+            </w:pPr>
+            <w:r>
+              <w:rPr>
+                <w:rStyle w:val="VerbatimChar"/>
+              </w:rPr>
+              <w:t xml:space="preserve">GND</w:t>
+            </w:r>
+            <w:r>
+              <w:t xml:space="preserve">,</w:t>
+            </w:r>
+            <w:r>
+              <w:t xml:space="preserve"> </w:t>
+            </w:r>
+            <w:r>
+              <w:rPr>
+                <w:rStyle w:val="VerbatimChar"/>
+              </w:rPr>
+              <w:t xml:space="preserve">VCC</w:t>
+            </w:r>
+            <w:r>
+              <w:t xml:space="preserve">,</w:t>
+            </w:r>
+            <w:r>
+              <w:t xml:space="preserve"> </w:t>
+            </w:r>
+            <w:r>
+              <w:rPr>
+                <w:rStyle w:val="VerbatimChar"/>
+              </w:rPr>
+              <w:t xml:space="preserve">SDA</w:t>
+            </w:r>
+            <w:r>
+              <w:t xml:space="preserve">,</w:t>
+            </w:r>
+            <w:r>
+              <w:t xml:space="preserve"> </w:t>
+            </w:r>
+            <w:r>
+              <w:rPr>
+                <w:rStyle w:val="VerbatimChar"/>
+              </w:rPr>
+              <w:t xml:space="preserve">SCL</w:t>
+            </w:r>
+          </w:p>
+        </w:tc>
+        <w:tc>
+          <w:tcPr/>
+          <w:p>
+            <w:pPr>
+              <w:pStyle w:val="Compact"/>
+              <w:jc w:val="left"/>
+            </w:pPr>
+            <w:r>
+              <w:t xml:space="preserve">Power and digital communication over the common I2C bus</w:t>
+            </w:r>
+          </w:p>
+        </w:tc>
+      </w:tr>
+      <w:tr>
+        <w:tc>
+          <w:tcPr/>
+          <w:p>
+            <w:pPr>
+              <w:pStyle w:val="Compact"/>
+              <w:jc w:val="left"/>
+            </w:pPr>
+            <w:r>
+              <w:t xml:space="preserve">Reserved expansion pads</w:t>
+            </w:r>
+          </w:p>
+        </w:tc>
+        <w:tc>
+          <w:tcPr/>
+          <w:p>
+            <w:pPr>
+              <w:pStyle w:val="Compact"/>
+              <w:jc w:val="left"/>
+            </w:pPr>
+            <w:r>
+              <w:t xml:space="preserve">Reserved</w:t>
+            </w:r>
+          </w:p>
+        </w:tc>
+        <w:tc>
+          <w:tcPr/>
+          <w:p>
+            <w:pPr>
+              <w:pStyle w:val="Compact"/>
+              <w:jc w:val="left"/>
+            </w:pPr>
+            <w:r>
+              <w:t xml:space="preserve">No current application assignment; electrical limits are not specified</w:t>
+            </w:r>
+          </w:p>
+        </w:tc>
+      </w:tr>
+    </w:tbl>
+    <w:p>
+      <w:pPr>
+        <w:pStyle w:val="BodyText"/>
+      </w:pPr>
+      <w:r>
+        <w:t xml:space="preserve">The PCB has three physical I2C connection positions. One connector is</w:t>
+      </w:r>
+      <w:r>
+        <w:t xml:space="preserve"> </w:t>
+      </w:r>
+      <w:r>
+        <w:t xml:space="preserve">populated by default, and two additional horizontal positions accept optional</w:t>
+      </w:r>
+      <w:r>
+        <w:t xml:space="preserve"> </w:t>
+      </w:r>
+      <w:r>
+        <w:t xml:space="preserve">4-pin, 1.00 mm-pitch JST/Qwiic-compatible connectors. All three positions are</w:t>
+      </w:r>
+      <w:r>
+        <w:t xml:space="preserve"> </w:t>
+      </w:r>
+      <w:r>
+        <w:t xml:space="preserve">connected to the same I2C bus.</w:t>
+      </w:r>
+    </w:p>
+    <w:bookmarkEnd w:id="63"/>
+    <w:bookmarkStart w:id="67" w:name="signal-and-i2c-connection-guide"/>
+    <w:p>
+      <w:pPr>
+        <w:pStyle w:val="Heading3"/>
+      </w:pPr>
+      <w:r>
+        <w:rPr>
+          <w:bCs/>
+          <w:b/>
+        </w:rPr>
+        <w:t xml:space="preserve">4.2 Signal and I2C Connection Guide</w:t>
+      </w:r>
+    </w:p>
     <w:p>
       <w:pPr>
         <w:pStyle w:val="FirstParagraph"/>
@@ -8582,93 +8361,20 @@
       <w:r>
         <w:drawing>
           <wp:inline>
-            <wp:extent cx="4206240" cy="6416450"/>
+            <wp:extent cx="6108700" cy="3436143"/>
             <wp:effectExtent b="0" l="0" r="0" t="0"/>
-            <wp:docPr descr="" title="" id="64" name="Picture"/>
+            <wp:docPr descr="" title="" id="65" name="Picture"/>
             <a:graphic>
               <a:graphicData uri="http://schemas.openxmlformats.org/drawingml/2006/picture">
                 <pic:pic>
                   <pic:nvPicPr>
-                    <pic:cNvPr descr="../assets/unit_pinout_v_3_1_0_ue0098_temt6000_ambient_light_sensor_en.jpg" id="65" name="Picture"/>
+                    <pic:cNvPr descr="../assets/temt6000_sig_i2c.png" id="66" name="Picture"/>
                     <pic:cNvPicPr>
                       <a:picLocks noChangeArrowheads="1" noChangeAspect="1"/>
                     </pic:cNvPicPr>
                   </pic:nvPicPr>
                   <pic:blipFill>
-                    <a:blip r:embed="rId63"/>
-                    <a:stretch>
-                      <a:fillRect/>
-                    </a:stretch>
-                  </pic:blipFill>
-                  <pic:spPr bwMode="auto">
-                    <a:xfrm>
-                      <a:off x="0" y="0"/>
-                      <a:ext cx="4206240" cy="6416450"/>
-                    </a:xfrm>
-                    <a:prstGeom prst="rect">
-                      <a:avLst/>
-                    </a:prstGeom>
-                    <a:noFill/>
-                    <a:ln w="9525">
-                      <a:noFill/>
-                      <a:headEnd/>
-                      <a:tailEnd/>
-                    </a:ln>
-                  </pic:spPr>
-                </pic:pic>
-              </a:graphicData>
-            </a:graphic>
-          </wp:inline>
-        </w:drawing>
-      </w:r>
-    </w:p>
-    <w:p>
-      <w:pPr>
-        <w:pStyle w:val="BodyText"/>
-      </w:pPr>
-      <w:r>
-        <w:rPr>
-          <w:bCs/>
-          <w:b/>
-        </w:rPr>
-        <w:t xml:space="preserve">Figure 4.1 — Released general pinout for hardware revision V0.3.1.</w:t>
-      </w:r>
-    </w:p>
-    <w:bookmarkEnd w:id="66"/>
-    <w:bookmarkStart w:id="70" w:name="signal-and-i2c-connection-guide"/>
-    <w:p>
-      <w:pPr>
-        <w:pStyle w:val="Heading3"/>
-      </w:pPr>
-      <w:r>
-        <w:rPr>
-          <w:bCs/>
-          <w:b/>
-        </w:rPr>
-        <w:t xml:space="preserve">4.2 Signal and I2C Connection Guide</w:t>
-      </w:r>
-    </w:p>
-    <w:p>
-      <w:pPr>
-        <w:pStyle w:val="FirstParagraph"/>
-      </w:pPr>
-      <w:r>
-        <w:drawing>
-          <wp:inline>
-            <wp:extent cx="6108700" cy="3436143"/>
-            <wp:effectExtent b="0" l="0" r="0" t="0"/>
-            <wp:docPr descr="" title="" id="68" name="Picture"/>
-            <a:graphic>
-              <a:graphicData uri="http://schemas.openxmlformats.org/drawingml/2006/picture">
-                <pic:pic>
-                  <pic:nvPicPr>
-                    <pic:cNvPr descr="../assets/temt6000_sig_i2c.png" id="69" name="Picture"/>
-                    <pic:cNvPicPr>
-                      <a:picLocks noChangeArrowheads="1" noChangeAspect="1"/>
-                    </pic:cNvPicPr>
-                  </pic:nvPicPr>
-                  <pic:blipFill>
-                    <a:blip r:embed="rId67"/>
+                    <a:blip r:embed="rId64"/>
                     <a:stretch>
                       <a:fillRect/>
                     </a:stretch>
@@ -8704,7 +8410,7 @@
           <w:bCs/>
           <w:b/>
         </w:rPr>
-        <w:t xml:space="preserve">Figure 4.2 — Direct analog and I2C connection groups.</w:t>
+        <w:t xml:space="preserve">Figure 4.1 — Direct analog and I2C connection groups.</w:t>
       </w:r>
       <w:r>
         <w:t xml:space="preserve"> </w:t>
@@ -8752,7 +8458,7 @@
         <w:t xml:space="preserve">VCC</w:t>
       </w:r>
       <w:r>
-        <w:t xml:space="preserve">; the Qwiic connector provides</w:t>
+        <w:t xml:space="preserve">; the populated I2C connector provides</w:t>
       </w:r>
       <w:r>
         <w:t xml:space="preserve"> </w:t>
@@ -8800,11 +8506,17 @@
         <w:t xml:space="preserve">GND</w:t>
       </w:r>
       <w:r>
-        <w:t xml:space="preserve">. Always follow the connector orientation shown on the board.</w:t>
-      </w:r>
-    </w:p>
-    <w:bookmarkEnd w:id="70"/>
-    <w:bookmarkStart w:id="71" w:name="direct-sensor-contacts"/>
+        <w:t xml:space="preserve">. Always follow the connector orientation shown on the</w:t>
+      </w:r>
+      <w:r>
+        <w:t xml:space="preserve"> </w:t>
+      </w:r>
+      <w:r>
+        <w:t xml:space="preserve">board.</w:t>
+      </w:r>
+    </w:p>
+    <w:bookmarkEnd w:id="67"/>
+    <w:bookmarkStart w:id="68" w:name="direct-sensor-contacts"/>
     <w:p>
       <w:pPr>
         <w:pStyle w:val="Heading3"/>
@@ -9014,11 +8726,38 @@
         <w:pStyle w:val="BodyText"/>
       </w:pPr>
       <w:r>
-        <w:t xml:space="preserve">These three contacts are shown at the end opposite the primary Qwiic connector.</w:t>
-      </w:r>
-    </w:p>
-    <w:bookmarkEnd w:id="71"/>
-    <w:bookmarkStart w:id="72" w:name="qwiic-i2c-positions-a-and-b"/>
+        <w:t xml:space="preserve">These three contacts are shown at the end opposite the populated I2C</w:t>
+      </w:r>
+      <w:r>
+        <w:t xml:space="preserve"> </w:t>
+      </w:r>
+      <w:r>
+        <w:t xml:space="preserve">connector.</w:t>
+      </w:r>
+      <w:r>
+        <w:t xml:space="preserve"> </w:t>
+      </w:r>
+      <w:r>
+        <w:rPr>
+          <w:rStyle w:val="VerbatimChar"/>
+        </w:rPr>
+        <w:t xml:space="preserve">SIG</w:t>
+      </w:r>
+      <w:r>
+        <w:t xml:space="preserve"> </w:t>
+      </w:r>
+      <w:r>
+        <w:t xml:space="preserve">provides direct access to the TEMT6000 analog signal; it is</w:t>
+      </w:r>
+      <w:r>
+        <w:t xml:space="preserve"> </w:t>
+      </w:r>
+      <w:r>
+        <w:t xml:space="preserve">not a separate specialized communication port.</w:t>
+      </w:r>
+    </w:p>
+    <w:bookmarkEnd w:id="68"/>
+    <w:bookmarkStart w:id="69" w:name="i2c-connection-positions"/>
     <w:p>
       <w:pPr>
         <w:pStyle w:val="Heading3"/>
@@ -9028,7 +8767,7 @@
           <w:bCs/>
           <w:b/>
         </w:rPr>
-        <w:t xml:space="preserve">4.4 Qwiic I2C Positions A and B</w:t>
+        <w:t xml:space="preserve">4.4 I2C Connection Positions</w:t>
       </w:r>
     </w:p>
     <w:tbl>
@@ -9180,71 +8919,29 @@
               </w:rPr>
               <w:t xml:space="preserve">SDA</w:t>
             </w:r>
-            <w:r>
-              <w:t xml:space="preserve"> </w:t>
-            </w:r>
-            <w:r>
-              <w:t xml:space="preserve">/</w:t>
-            </w:r>
-            <w:r>
-              <w:t xml:space="preserve"> </w:t>
-            </w:r>
-            <w:r>
-              <w:rPr>
-                <w:rStyle w:val="VerbatimChar"/>
-              </w:rPr>
-              <w:t xml:space="preserve">SWDIO</w:t>
-            </w:r>
-          </w:p>
-        </w:tc>
-        <w:tc>
-          <w:tcPr/>
-          <w:p>
-            <w:pPr>
-              <w:pStyle w:val="Compact"/>
-              <w:jc w:val="left"/>
-            </w:pPr>
-            <w:r>
-              <w:t xml:space="preserve">Bidirectional I2C / factory debug data</w:t>
-            </w:r>
-          </w:p>
-        </w:tc>
-        <w:tc>
-          <w:tcPr/>
-          <w:p>
-            <w:pPr>
-              <w:pStyle w:val="Compact"/>
-              <w:jc w:val="left"/>
-            </w:pPr>
-            <w:r>
-              <w:t xml:space="preserve">One physical</w:t>
-            </w:r>
-            <w:r>
-              <w:t xml:space="preserve"> </w:t>
-            </w:r>
-            <w:r>
-              <w:rPr>
-                <w:rStyle w:val="VerbatimChar"/>
-              </w:rPr>
-              <w:t xml:space="preserve">PA10</w:t>
-            </w:r>
-            <w:r>
-              <w:t xml:space="preserve"> </w:t>
-            </w:r>
-            <w:r>
-              <w:t xml:space="preserve">line; normal use is</w:t>
-            </w:r>
-            <w:r>
-              <w:t xml:space="preserve"> </w:t>
-            </w:r>
-            <w:r>
-              <w:rPr>
-                <w:rStyle w:val="VerbatimChar"/>
-              </w:rPr>
-              <w:t xml:space="preserve">SDA</w:t>
-            </w:r>
-            <w:r>
-              <w:t xml:space="preserve">; host must tolerate the bus pull-up voltage</w:t>
+          </w:p>
+        </w:tc>
+        <w:tc>
+          <w:tcPr/>
+          <w:p>
+            <w:pPr>
+              <w:pStyle w:val="Compact"/>
+              <w:jc w:val="left"/>
+            </w:pPr>
+            <w:r>
+              <w:t xml:space="preserve">Bidirectional I2C data</w:t>
+            </w:r>
+          </w:p>
+        </w:tc>
+        <w:tc>
+          <w:tcPr/>
+          <w:p>
+            <w:pPr>
+              <w:pStyle w:val="Compact"/>
+              <w:jc w:val="left"/>
+            </w:pPr>
+            <w:r>
+              <w:t xml:space="preserve">Host must tolerate the actual bus pull-up voltage</w:t>
             </w:r>
           </w:p>
         </w:tc>
@@ -9263,74 +8960,29 @@
               </w:rPr>
               <w:t xml:space="preserve">SCL</w:t>
             </w:r>
-            <w:r>
-              <w:t xml:space="preserve"> </w:t>
-            </w:r>
-            <w:r>
-              <w:t xml:space="preserve">/</w:t>
-            </w:r>
-            <w:r>
-              <w:t xml:space="preserve"> </w:t>
-            </w:r>
-            <w:r>
-              <w:rPr>
-                <w:rStyle w:val="VerbatimChar"/>
-              </w:rPr>
-              <w:t xml:space="preserve">SWCLK</w:t>
-            </w:r>
-          </w:p>
-        </w:tc>
-        <w:tc>
-          <w:tcPr/>
-          <w:p>
-            <w:pPr>
-              <w:pStyle w:val="Compact"/>
-              <w:jc w:val="left"/>
-            </w:pPr>
-            <w:r>
-              <w:t xml:space="preserve">I2C clock / factory debug clock</w:t>
-            </w:r>
-          </w:p>
-        </w:tc>
-        <w:tc>
-          <w:tcPr/>
-          <w:p>
-            <w:pPr>
-              <w:pStyle w:val="Compact"/>
-              <w:jc w:val="left"/>
-            </w:pPr>
-            <w:r>
-              <w:t xml:space="preserve">One physical</w:t>
-            </w:r>
-            <w:r>
-              <w:t xml:space="preserve"> </w:t>
-            </w:r>
-            <w:r>
-              <w:rPr>
-                <w:rStyle w:val="VerbatimChar"/>
-              </w:rPr>
-              <w:t xml:space="preserve">PB6</w:t>
-            </w:r>
-            <w:r>
-              <w:t xml:space="preserve"> </w:t>
-            </w:r>
-            <w:r>
-              <w:t xml:space="preserve">line; normal use is</w:t>
-            </w:r>
-            <w:r>
-              <w:t xml:space="preserve"> </w:t>
-            </w:r>
-            <w:r>
-              <w:rPr>
-                <w:rStyle w:val="VerbatimChar"/>
-              </w:rPr>
-              <w:t xml:space="preserve">SCL</w:t>
-            </w:r>
-            <w:r>
-              <w:t xml:space="preserve"> </w:t>
-            </w:r>
-            <w:r>
-              <w:t xml:space="preserve">at 100 kHz to 400 kHz</w:t>
+          </w:p>
+        </w:tc>
+        <w:tc>
+          <w:tcPr/>
+          <w:p>
+            <w:pPr>
+              <w:pStyle w:val="Compact"/>
+              <w:jc w:val="left"/>
+            </w:pPr>
+            <w:r>
+              <w:t xml:space="preserve">I2C clock</w:t>
+            </w:r>
+          </w:p>
+        </w:tc>
+        <w:tc>
+          <w:tcPr/>
+          <w:p>
+            <w:pPr>
+              <w:pStyle w:val="Compact"/>
+              <w:jc w:val="left"/>
+            </w:pPr>
+            <w:r>
+              <w:t xml:space="preserve">Supported at 100 kHz to 400 kHz</w:t>
             </w:r>
           </w:p>
         </w:tc>
@@ -9341,25 +8993,31 @@
         <w:pStyle w:val="BodyText"/>
       </w:pPr>
       <w:r>
-        <w:t xml:space="preserve">The pinout shows two possible horizontal 1.0 mm JST connector positions and</w:t>
-      </w:r>
-      <w:r>
-        <w:t xml:space="preserve"> </w:t>
-      </w:r>
-      <w:r>
-        <w:t xml:space="preserve">marks JST connectors as optional. Verify which position is populated on the</w:t>
-      </w:r>
-      <w:r>
-        <w:t xml:space="preserve"> </w:t>
-      </w:r>
-      <w:r>
-        <w:t xml:space="preserve">ordered assembly. Parallel connectors are intended for bus pass-through, but</w:t>
-      </w:r>
-      <w:r>
-        <w:t xml:space="preserve"> </w:t>
-      </w:r>
-      <w:r>
-        <w:t xml:space="preserve">that topology must be confirmed by the current schematic.</w:t>
+        <w:t xml:space="preserve">The two optional horizontal I2C connector positions use the same signal set</w:t>
+      </w:r>
+      <w:r>
+        <w:t xml:space="preserve"> </w:t>
+      </w:r>
+      <w:r>
+        <w:t xml:space="preserve">and 1.00 mm pitch as the populated connector. Because all three positions are</w:t>
+      </w:r>
+      <w:r>
+        <w:t xml:space="preserve"> </w:t>
+      </w:r>
+      <w:r>
+        <w:t xml:space="preserve">physical access points to the same bus, an optional connector may be used for</w:t>
+      </w:r>
+      <w:r>
+        <w:t xml:space="preserve"> </w:t>
+      </w:r>
+      <w:r>
+        <w:t xml:space="preserve">an alternate cable orientation or bus continuation. Account for the loading</w:t>
+      </w:r>
+      <w:r>
+        <w:t xml:space="preserve"> </w:t>
+      </w:r>
+      <w:r>
+        <w:t xml:space="preserve">and pull-ups of every attached device.</w:t>
       </w:r>
     </w:p>
     <w:p>
@@ -9367,71 +9025,23 @@
         <w:pStyle w:val="BodyText"/>
       </w:pPr>
       <w:r>
-        <w:t xml:space="preserve">I2C and SWD are multiplexed on this same physical port:</w:t>
-      </w:r>
-      <w:r>
-        <w:t xml:space="preserve"> </w:t>
-      </w:r>
-      <w:r>
-        <w:rPr>
-          <w:rStyle w:val="VerbatimChar"/>
-        </w:rPr>
-        <w:t xml:space="preserve">PA10</w:t>
-      </w:r>
-      <w:r>
-        <w:t xml:space="preserve"> </w:t>
-      </w:r>
-      <w:r>
-        <w:t xml:space="preserve">is</w:t>
-      </w:r>
-      <w:r>
-        <w:t xml:space="preserve"> </w:t>
-      </w:r>
-      <w:r>
-        <w:rPr>
-          <w:rStyle w:val="VerbatimChar"/>
-        </w:rPr>
-        <w:t xml:space="preserve">SDA/SWDIO</w:t>
-      </w:r>
-      <w:r>
-        <w:t xml:space="preserve">, and</w:t>
-      </w:r>
-      <w:r>
-        <w:t xml:space="preserve"> </w:t>
-      </w:r>
-      <w:r>
-        <w:rPr>
-          <w:rStyle w:val="VerbatimChar"/>
-        </w:rPr>
-        <w:t xml:space="preserve">PB6</w:t>
-      </w:r>
-      <w:r>
-        <w:t xml:space="preserve"> </w:t>
-      </w:r>
-      <w:r>
-        <w:t xml:space="preserve">is</w:t>
-      </w:r>
-      <w:r>
-        <w:t xml:space="preserve"> </w:t>
-      </w:r>
-      <w:r>
-        <w:rPr>
-          <w:rStyle w:val="VerbatimChar"/>
-        </w:rPr>
-        <w:t xml:space="preserve">SCL/SWCLK</w:t>
-      </w:r>
-      <w:r>
-        <w:t xml:space="preserve">. They are mutually exclusive, and there</w:t>
-      </w:r>
-      <w:r>
-        <w:t xml:space="preserve"> </w:t>
-      </w:r>
-      <w:r>
-        <w:t xml:space="preserve">is no independent SWD connector or pin pair.</w:t>
-      </w:r>
-    </w:p>
-    <w:bookmarkEnd w:id="72"/>
-    <w:bookmarkStart w:id="73" w:name="auxiliary-and-factory-service-functions"/>
+        <w:t xml:space="preserve">The I2C connection points share signals with the controller’s factory</w:t>
+      </w:r>
+      <w:r>
+        <w:t xml:space="preserve"> </w:t>
+      </w:r>
+      <w:r>
+        <w:t xml:space="preserve">programming and debugging interface. These functions are mutually exclusive,</w:t>
+      </w:r>
+      <w:r>
+        <w:t xml:space="preserve"> </w:t>
+      </w:r>
+      <w:r>
+        <w:t xml:space="preserve">and there is no separate user-accessible SWD connector.</w:t>
+      </w:r>
+    </w:p>
+    <w:bookmarkEnd w:id="69"/>
+    <w:bookmarkStart w:id="70" w:name="auxiliary-and-factory-service-functions"/>
     <w:p>
       <w:pPr>
         <w:pStyle w:val="Heading3"/>
@@ -9468,7 +9078,7 @@
               <w:jc w:val="left"/>
             </w:pPr>
             <w:r>
-              <w:t xml:space="preserve">Label</w:t>
+              <w:t xml:space="preserve">Function</w:t>
             </w:r>
           </w:p>
         </w:tc>
@@ -9506,22 +9116,19 @@
               <w:jc w:val="left"/>
             </w:pPr>
             <w:r>
-              <w:rPr>
-                <w:rStyle w:val="VerbatimChar"/>
-              </w:rPr>
-              <w:t xml:space="preserve">PA0</w:t>
-            </w:r>
-          </w:p>
-        </w:tc>
-        <w:tc>
-          <w:tcPr/>
-          <w:p>
-            <w:pPr>
-              <w:pStyle w:val="Compact"/>
-              <w:jc w:val="left"/>
-            </w:pPr>
-            <w:r>
-              <w:t xml:space="preserve">GPIO / reserved pin</w:t>
+              <w:t xml:space="preserve">Reserved expansion pad 1</w:t>
+            </w:r>
+          </w:p>
+        </w:tc>
+        <w:tc>
+          <w:tcPr/>
+          <w:p>
+            <w:pPr>
+              <w:pStyle w:val="Compact"/>
+              <w:jc w:val="left"/>
+            </w:pPr>
+            <w:r>
+              <w:t xml:space="preserve">Reserved connection</w:t>
             </w:r>
           </w:p>
         </w:tc>
@@ -9547,22 +9154,19 @@
               <w:jc w:val="left"/>
             </w:pPr>
             <w:r>
-              <w:rPr>
-                <w:rStyle w:val="VerbatimChar"/>
-              </w:rPr>
-              <w:t xml:space="preserve">PA1</w:t>
-            </w:r>
-          </w:p>
-        </w:tc>
-        <w:tc>
-          <w:tcPr/>
-          <w:p>
-            <w:pPr>
-              <w:pStyle w:val="Compact"/>
-              <w:jc w:val="left"/>
-            </w:pPr>
-            <w:r>
-              <w:t xml:space="preserve">GPIO / reserved pin</w:t>
+              <w:t xml:space="preserve">Reserved expansion pad 2</w:t>
+            </w:r>
+          </w:p>
+        </w:tc>
+        <w:tc>
+          <w:tcPr/>
+          <w:p>
+            <w:pPr>
+              <w:pStyle w:val="Compact"/>
+              <w:jc w:val="left"/>
+            </w:pPr>
+            <w:r>
+              <w:t xml:space="preserve">Reserved connection</w:t>
             </w:r>
           </w:p>
         </w:tc>
@@ -9588,34 +9192,31 @@
               <w:jc w:val="left"/>
             </w:pPr>
             <w:r>
-              <w:rPr>
-                <w:rStyle w:val="VerbatimChar"/>
-              </w:rPr>
-              <w:t xml:space="preserve">RESET</w:t>
-            </w:r>
-          </w:p>
-        </w:tc>
-        <w:tc>
-          <w:tcPr/>
-          <w:p>
-            <w:pPr>
-              <w:pStyle w:val="Compact"/>
-              <w:jc w:val="left"/>
-            </w:pPr>
-            <w:r>
-              <w:t xml:space="preserve">System reset</w:t>
-            </w:r>
-          </w:p>
-        </w:tc>
-        <w:tc>
-          <w:tcPr/>
-          <w:p>
-            <w:pPr>
-              <w:pStyle w:val="Compact"/>
-              <w:jc w:val="left"/>
-            </w:pPr>
-            <w:r>
-              <w:t xml:space="preserve">Factory service only; not intended for routine user operation</w:t>
+              <w:t xml:space="preserve">Controller reset</w:t>
+            </w:r>
+          </w:p>
+        </w:tc>
+        <w:tc>
+          <w:tcPr/>
+          <w:p>
+            <w:pPr>
+              <w:pStyle w:val="Compact"/>
+              <w:jc w:val="left"/>
+            </w:pPr>
+            <w:r>
+              <w:t xml:space="preserve">Factory service function</w:t>
+            </w:r>
+          </w:p>
+        </w:tc>
+        <w:tc>
+          <w:tcPr/>
+          <w:p>
+            <w:pPr>
+              <w:pStyle w:val="Compact"/>
+              <w:jc w:val="left"/>
+            </w:pPr>
+            <w:r>
+              <w:t xml:space="preserve">Manufacturer programming and factory diagnostics only</w:t>
             </w:r>
           </w:p>
         </w:tc>
@@ -9626,29 +9227,29 @@
         <w:pStyle w:val="BodyText"/>
       </w:pPr>
       <w:r>
-        <w:t xml:space="preserve">Do not connect an SWD probe or drive reset/debug functions. They are not user</w:t>
-      </w:r>
-      <w:r>
-        <w:t xml:space="preserve"> </w:t>
-      </w:r>
-      <w:r>
-        <w:t xml:space="preserve">interfaces, and the product is not designed for user firmware replacement.</w:t>
-      </w:r>
-      <w:r>
-        <w:t xml:space="preserve"> </w:t>
-      </w:r>
-      <w:r>
-        <w:t xml:space="preserve">Manufacturer diagnostics must make I2C inactive and isolate other bus devices</w:t>
-      </w:r>
-      <w:r>
-        <w:t xml:space="preserve"> </w:t>
-      </w:r>
-      <w:r>
-        <w:t xml:space="preserve">before selecting SWD on the shared pins.</w:t>
-      </w:r>
-    </w:p>
-    <w:bookmarkEnd w:id="73"/>
-    <w:bookmarkStart w:id="74" w:name="indicators-and-i2c-bridge"/>
+        <w:t xml:space="preserve">Programming, debugging, and reset are not user interfaces, and the product is</w:t>
+      </w:r>
+      <w:r>
+        <w:t xml:space="preserve"> </w:t>
+      </w:r>
+      <w:r>
+        <w:t xml:space="preserve">not documented for user firmware replacement. During manufacturer programming</w:t>
+      </w:r>
+      <w:r>
+        <w:t xml:space="preserve"> </w:t>
+      </w:r>
+      <w:r>
+        <w:t xml:space="preserve">or factory diagnostics, I2C must be inactive and other bus devices must be</w:t>
+      </w:r>
+      <w:r>
+        <w:t xml:space="preserve"> </w:t>
+      </w:r>
+      <w:r>
+        <w:t xml:space="preserve">isolated from the shared signals.</w:t>
+      </w:r>
+    </w:p>
+    <w:bookmarkEnd w:id="70"/>
+    <w:bookmarkStart w:id="71" w:name="indicators-and-i2c-bridge"/>
     <w:p>
       <w:pPr>
         <w:pStyle w:val="Heading3"/>
@@ -9666,99 +9267,42 @@
         <w:pStyle w:val="FirstParagraph"/>
       </w:pPr>
       <w:r>
-        <w:t xml:space="preserve">The pinout identifies a</w:t>
-      </w:r>
-      <w:r>
-        <w:t xml:space="preserve"> </w:t>
-      </w:r>
-      <w:r>
-        <w:rPr>
-          <w:rStyle w:val="VerbatimChar"/>
-        </w:rPr>
-        <w:t xml:space="preserve">POWER</w:t>
-      </w:r>
-      <w:r>
-        <w:t xml:space="preserve"> </w:t>
-      </w:r>
-      <w:r>
-        <w:t xml:space="preserve">LED, a firmware-controlled</w:t>
-      </w:r>
-      <w:r>
-        <w:t xml:space="preserve"> </w:t>
-      </w:r>
-      <w:r>
-        <w:rPr>
-          <w:rStyle w:val="VerbatimChar"/>
-        </w:rPr>
-        <w:t xml:space="preserve">BUILTIN</w:t>
-      </w:r>
-      <w:r>
-        <w:t xml:space="preserve"> </w:t>
-      </w:r>
-      <w:r>
-        <w:t xml:space="preserve">LED, and a</w:t>
-      </w:r>
-      <w:r>
-        <w:t xml:space="preserve"> </w:t>
-      </w:r>
-      <w:r>
-        <w:t xml:space="preserve">cuttable bridge used to disable I2C. Controller pin</w:t>
-      </w:r>
-      <w:r>
-        <w:t xml:space="preserve"> </w:t>
-      </w:r>
-      <w:r>
-        <w:rPr>
-          <w:rStyle w:val="VerbatimChar"/>
-        </w:rPr>
-        <w:t xml:space="preserve">PB5</w:t>
-      </w:r>
-      <w:r>
-        <w:t xml:space="preserve"> </w:t>
-      </w:r>
-      <w:r>
-        <w:t xml:space="preserve">drives</w:t>
-      </w:r>
-      <w:r>
-        <w:t xml:space="preserve"> </w:t>
-      </w:r>
-      <w:r>
-        <w:rPr>
-          <w:rStyle w:val="VerbatimChar"/>
-        </w:rPr>
-        <w:t xml:space="preserve">BUILTIN</w:t>
-      </w:r>
-      <w:r>
-        <w:t xml:space="preserve">.</w:t>
-      </w:r>
-      <w:r>
-        <w:t xml:space="preserve"> </w:t>
-      </w:r>
-      <w:r>
-        <w:t xml:space="preserve">Indicator polarity/current and bridge net connections still require the</w:t>
-      </w:r>
-      <w:r>
-        <w:t xml:space="preserve"> </w:t>
-      </w:r>
-      <w:r>
-        <w:t xml:space="preserve">current schematic. The sensor ADC input is mapped internally to controller</w:t>
-      </w:r>
-      <w:r>
-        <w:t xml:space="preserve"> </w:t>
-      </w:r>
-      <w:r>
-        <w:rPr>
-          <w:rStyle w:val="VerbatimChar"/>
-        </w:rPr>
-        <w:t xml:space="preserve">PA2</w:t>
-      </w:r>
-      <w:r>
-        <w:t xml:space="preserve">; it is not an additional external contact in this pinout.</w:t>
-      </w:r>
-    </w:p>
-    <w:bookmarkEnd w:id="74"/>
-    <w:bookmarkEnd w:id="75"/>
-    <w:bookmarkStart w:id="88" w:name="board-operation"/>
+        <w:t xml:space="preserve">The module provides a power indicator, a firmware-controlled built-in status</w:t>
+      </w:r>
+      <w:r>
+        <w:t xml:space="preserve"> </w:t>
+      </w:r>
+      <w:r>
+        <w:t xml:space="preserve">indicator, and a cuttable bridge used to disable I2C operation. Indicator</w:t>
+      </w:r>
+      <w:r>
+        <w:t xml:space="preserve"> </w:t>
+      </w:r>
+      <w:r>
+        <w:t xml:space="preserve">polarity and current, along with the bridge’s complete electrical behavior,</w:t>
+      </w:r>
+      <w:r>
+        <w:t xml:space="preserve"> </w:t>
+      </w:r>
+      <w:r>
+        <w:t xml:space="preserve">require confirmation from the released schematic and module-level validation.</w:t>
+      </w:r>
+      <w:r>
+        <w:t xml:space="preserve"> </w:t>
+      </w:r>
+      <w:r>
+        <w:t xml:space="preserve">The controller ADC input used for sensor acquisition is internal to the module</w:t>
+      </w:r>
+      <w:r>
+        <w:t xml:space="preserve"> </w:t>
+      </w:r>
+      <w:r>
+        <w:t xml:space="preserve">and is not an additional external contact.</w:t>
+      </w:r>
+    </w:p>
+    <w:bookmarkEnd w:id="71"/>
+    <w:bookmarkEnd w:id="72"/>
+    <w:bookmarkStart w:id="85" w:name="board-operation"/>
     <w:p>
       <w:pPr>
         <w:pStyle w:val="Heading2"/>
@@ -9791,7 +9335,7 @@
         <w:t xml:space="preserve">Pulsar RP2350 host boards.</w:t>
       </w:r>
     </w:p>
-    <w:bookmarkStart w:id="76" w:name="required-hardware-and-software"/>
+    <w:bookmarkStart w:id="73" w:name="required-hardware-and-software"/>
     <w:p>
       <w:pPr>
         <w:pStyle w:val="Heading3"/>
@@ -9930,8 +9474,8 @@
         <w:t xml:space="preserve">Arduino library</w:t>
       </w:r>
     </w:p>
-    <w:bookmarkEnd w:id="76"/>
-    <w:bookmarkStart w:id="80" w:name="library-installation"/>
+    <w:bookmarkEnd w:id="73"/>
+    <w:bookmarkStart w:id="77" w:name="library-installation"/>
     <w:p>
       <w:pPr>
         <w:pStyle w:val="Heading3"/>
@@ -10057,18 +9601,18 @@
           <wp:inline>
             <wp:extent cx="2560320" cy="2414235"/>
             <wp:effectExtent b="0" l="0" r="0" t="0"/>
-            <wp:docPr descr="" title="" id="78" name="Picture"/>
+            <wp:docPr descr="" title="" id="75" name="Picture"/>
             <a:graphic>
               <a:graphicData uri="http://schemas.openxmlformats.org/drawingml/2006/picture">
                 <pic:pic>
                   <pic:nvPicPr>
-                    <pic:cNvPr descr="../assets/temt6000_library.png" id="79" name="Picture"/>
+                    <pic:cNvPr descr="../assets/temt6000_library.png" id="76" name="Picture"/>
                     <pic:cNvPicPr>
                       <a:picLocks noChangeArrowheads="1" noChangeAspect="1"/>
                     </pic:cNvPicPr>
                   </pic:nvPicPr>
                   <pic:blipFill>
-                    <a:blip r:embed="rId77"/>
+                    <a:blip r:embed="rId74"/>
                     <a:stretch>
                       <a:fillRect/>
                     </a:stretch>
@@ -10125,8 +9669,8 @@
         <w:t xml:space="preserve">dependency used by the sketch below.</w:t>
       </w:r>
     </w:p>
-    <w:bookmarkEnd w:id="80"/>
-    <w:bookmarkStart w:id="84" w:name="i2c-connection-and-example-settings"/>
+    <w:bookmarkEnd w:id="77"/>
+    <w:bookmarkStart w:id="81" w:name="i2c-connection-and-example-settings"/>
     <w:p>
       <w:pPr>
         <w:pStyle w:val="Heading3"/>
@@ -10156,18 +9700,18 @@
           <wp:inline>
             <wp:extent cx="5303520" cy="2983230"/>
             <wp:effectExtent b="0" l="0" r="0" t="0"/>
-            <wp:docPr descr="" title="" id="82" name="Picture"/>
+            <wp:docPr descr="" title="" id="79" name="Picture"/>
             <a:graphic>
               <a:graphicData uri="http://schemas.openxmlformats.org/drawingml/2006/picture">
                 <pic:pic>
                   <pic:nvPicPr>
-                    <pic:cNvPr descr="../assets/devlab_atom.png" id="83" name="Picture"/>
+                    <pic:cNvPr descr="../assets/devlab_atom.png" id="80" name="Picture"/>
                     <pic:cNvPicPr>
                       <a:picLocks noChangeArrowheads="1" noChangeAspect="1"/>
                     </pic:cNvPicPr>
                   </pic:nvPicPr>
                   <pic:blipFill>
-                    <a:blip r:embed="rId81"/>
+                    <a:blip r:embed="rId78"/>
                     <a:stretch>
                       <a:fillRect/>
                     </a:stretch>
@@ -10203,7 +9747,7 @@
           <w:bCs/>
           <w:b/>
         </w:rPr>
-        <w:t xml:space="preserve">Figure 5.2 — Qwiic connection to a Pulsar ESP32-C6 host.</w:t>
+        <w:t xml:space="preserve">Figure 5.2 — I2C connection to a Pulsar ESP32-C6 host.</w:t>
       </w:r>
       <w:r>
         <w:t xml:space="preserve"> </w:t>
@@ -10915,8 +10459,8 @@
         <w:t xml:space="preserve">uploading the sketch.</w:t>
       </w:r>
     </w:p>
-    <w:bookmarkEnd w:id="84"/>
-    <w:bookmarkStart w:id="85" w:name="single-sensor-arduino-example"/>
+    <w:bookmarkEnd w:id="81"/>
+    <w:bookmarkStart w:id="82" w:name="single-sensor-arduino-example"/>
     <w:p>
       <w:pPr>
         <w:pStyle w:val="Heading3"/>
@@ -11014,7 +10558,7 @@
         <w:rPr>
           <w:rStyle w:val="CommentTok"/>
         </w:rPr>
-        <w:t xml:space="preserve"> *        its raw ADC0 readings over Serial at a fixed interval.</w:t>
+        <w:t xml:space="preserve"> *        its raw light readings over Serial at a fixed interval.</w:t>
       </w:r>
       <w:r>
         <w:br/>
@@ -12682,8 +12226,8 @@
         <w:t xml:space="preserve">}</w:t>
       </w:r>
     </w:p>
-    <w:bookmarkEnd w:id="85"/>
-    <w:bookmarkStart w:id="86" w:name="upload-and-serial-output"/>
+    <w:bookmarkEnd w:id="82"/>
+    <w:bookmarkStart w:id="83" w:name="upload-and-serial-output"/>
     <w:p>
       <w:pPr>
         <w:pStyle w:val="Heading3"/>
@@ -12901,8 +12445,8 @@
         <w:t xml:space="preserve">not be interpreted directly as lux.</w:t>
       </w:r>
     </w:p>
-    <w:bookmarkEnd w:id="86"/>
-    <w:bookmarkStart w:id="87" w:name="troubleshooting"/>
+    <w:bookmarkEnd w:id="83"/>
+    <w:bookmarkStart w:id="84" w:name="troubleshooting"/>
     <w:p>
       <w:pPr>
         <w:pStyle w:val="Heading3"/>
@@ -13139,9 +12683,9 @@
         <w:t xml:space="preserve">Chapter 8.</w:t>
       </w:r>
     </w:p>
-    <w:bookmarkEnd w:id="87"/>
-    <w:bookmarkEnd w:id="88"/>
-    <w:bookmarkStart w:id="95" w:name="mechanical-information"/>
+    <w:bookmarkEnd w:id="84"/>
+    <w:bookmarkEnd w:id="85"/>
+    <w:bookmarkStart w:id="92" w:name="mechanical-information"/>
     <w:p>
       <w:pPr>
         <w:pStyle w:val="Heading2"/>
@@ -13159,16 +12703,16 @@
         <w:pStyle w:val="FirstParagraph"/>
       </w:pPr>
       <w:r>
-        <w:t xml:space="preserve">The V3.1.0 mechanical drawing defines the current V0.3.1 board outline and the</w:t>
-      </w:r>
-      <w:r>
-        <w:t xml:space="preserve"> </w:t>
-      </w:r>
-      <w:r>
-        <w:t xml:space="preserve">dimensions shown below. Dimensions are in millimetres.</w:t>
-      </w:r>
-    </w:p>
-    <w:bookmarkStart w:id="92" w:name="board-dimensions"/>
+        <w:t xml:space="preserve">The current mechanical drawing defines the board outline and the dimensions</w:t>
+      </w:r>
+      <w:r>
+        <w:t xml:space="preserve"> </w:t>
+      </w:r>
+      <w:r>
+        <w:t xml:space="preserve">shown below. Dimensions are in millimetres.</w:t>
+      </w:r>
+    </w:p>
+    <w:bookmarkStart w:id="89" w:name="board-dimensions"/>
     <w:p>
       <w:pPr>
         <w:pStyle w:val="Heading3"/>
@@ -13190,18 +12734,18 @@
           <wp:inline>
             <wp:extent cx="6108700" cy="4073328"/>
             <wp:effectExtent b="0" l="0" r="0" t="0"/>
-            <wp:docPr descr="" title="" id="90" name="Picture"/>
+            <wp:docPr descr="" title="" id="87" name="Picture"/>
             <a:graphic>
               <a:graphicData uri="http://schemas.openxmlformats.org/drawingml/2006/picture">
                 <pic:pic>
                   <pic:nvPicPr>
-                    <pic:cNvPr descr="../../../hardware/resources/unit_dimensions_v_3_1_0_ue0098_temt6000_ambient_light_sensor.png" id="91" name="Picture"/>
+                    <pic:cNvPr descr="../../../hardware/resources/unit_dimensions_v_3_1_0_ue0098_temt6000_ambient_light_sensor.png" id="88" name="Picture"/>
                     <pic:cNvPicPr>
                       <a:picLocks noChangeArrowheads="1" noChangeAspect="1"/>
                     </pic:cNvPicPr>
                   </pic:nvPicPr>
                   <pic:blipFill>
-                    <a:blip r:embed="rId89"/>
+                    <a:blip r:embed="rId86"/>
                     <a:stretch>
                       <a:fillRect/>
                     </a:stretch>
@@ -13237,7 +12781,7 @@
           <w:bCs/>
           <w:b/>
         </w:rPr>
-        <w:t xml:space="preserve">Figure 6.1 — V3.1.0 board dimensions.</w:t>
+        <w:t xml:space="preserve">Figure 6.1 — Board dimensions.</w:t>
       </w:r>
     </w:p>
     <w:p>
@@ -13266,8 +12810,8 @@
         <w:t xml:space="preserve">not derive additional dimensions by scaling the image.</w:t>
       </w:r>
     </w:p>
-    <w:bookmarkEnd w:id="92"/>
-    <w:bookmarkStart w:id="93" w:name="integration-clearances"/>
+    <w:bookmarkEnd w:id="89"/>
+    <w:bookmarkStart w:id="90" w:name="integration-clearances"/>
     <w:p>
       <w:pPr>
         <w:pStyle w:val="Heading3"/>
@@ -13291,23 +12835,29 @@
         <w:t xml:space="preserve"> </w:t>
       </w:r>
       <w:r>
-        <w:t xml:space="preserve">field of view. Provide connector insertion and cable bend clearance at every</w:t>
-      </w:r>
-      <w:r>
-        <w:t xml:space="preserve"> </w:t>
-      </w:r>
-      <w:r>
-        <w:t xml:space="preserve">populated Qwiic position. Keep conductive fasteners away from pads and service</w:t>
-      </w:r>
-      <w:r>
-        <w:t xml:space="preserve"> </w:t>
-      </w:r>
-      <w:r>
-        <w:t xml:space="preserve">signals, and avoid enclosure features that shadow the sensor or LEDs.</w:t>
-      </w:r>
-    </w:p>
-    <w:bookmarkEnd w:id="93"/>
-    <w:bookmarkStart w:id="94" w:name="mechanical-data-not-specified"/>
+        <w:t xml:space="preserve">field of view. Provide connector insertion and cable bend clearance at the</w:t>
+      </w:r>
+      <w:r>
+        <w:t xml:space="preserve"> </w:t>
+      </w:r>
+      <w:r>
+        <w:t xml:space="preserve">populated I2C connector and at any optional connector position that will be</w:t>
+      </w:r>
+      <w:r>
+        <w:t xml:space="preserve"> </w:t>
+      </w:r>
+      <w:r>
+        <w:t xml:space="preserve">assembled. Keep conductive fasteners away from contacts and factory service</w:t>
+      </w:r>
+      <w:r>
+        <w:t xml:space="preserve"> </w:t>
+      </w:r>
+      <w:r>
+        <w:t xml:space="preserve">points, and avoid enclosure features that shadow the sensor or indicators.</w:t>
+      </w:r>
+    </w:p>
+    <w:bookmarkEnd w:id="90"/>
+    <w:bookmarkStart w:id="91" w:name="mechanical-data-not-specified"/>
     <w:p>
       <w:pPr>
         <w:pStyle w:val="Heading3"/>
@@ -13401,12 +12951,12 @@
         <w:pStyle w:val="Compact"/>
       </w:pPr>
       <w:r>
-        <w:t xml:space="preserve">PA0/PA1 and service-pad coordinates</w:t>
-      </w:r>
-    </w:p>
-    <w:bookmarkEnd w:id="94"/>
-    <w:bookmarkEnd w:id="95"/>
-    <w:bookmarkStart w:id="97" w:name="company-information"/>
+        <w:t xml:space="preserve">Reserved expansion-pad and factory service-point coordinates</w:t>
+      </w:r>
+    </w:p>
+    <w:bookmarkEnd w:id="91"/>
+    <w:bookmarkEnd w:id="92"/>
+    <w:bookmarkStart w:id="94" w:name="company-information"/>
     <w:p>
       <w:pPr>
         <w:pStyle w:val="Heading2"/>
@@ -13557,7 +13107,7 @@
               <w:pStyle w:val="Compact"/>
               <w:jc w:val="left"/>
             </w:pPr>
-            <w:hyperlink r:id="rId96">
+            <w:hyperlink r:id="rId93">
               <w:r>
                 <w:rPr>
                   <w:rStyle w:val="Hyperlink"/>
@@ -13609,8 +13159,8 @@
         <w:t xml:space="preserve">next chapter.</w:t>
       </w:r>
     </w:p>
-    <w:bookmarkEnd w:id="97"/>
-    <w:bookmarkStart w:id="113" w:name="reference-documentation"/>
+    <w:bookmarkEnd w:id="94"/>
+    <w:bookmarkStart w:id="110" w:name="reference-documentation"/>
     <w:p>
       <w:pPr>
         <w:pStyle w:val="Heading2"/>
@@ -13683,12 +13233,12 @@
               <w:pStyle w:val="Compact"/>
               <w:jc w:val="left"/>
             </w:pPr>
-            <w:hyperlink r:id="rId98">
+            <w:hyperlink r:id="rId95">
               <w:r>
                 <w:rPr>
                   <w:rStyle w:val="Hyperlink"/>
                 </w:rPr>
-                <w:t xml:space="preserve">V3.1.0 resource</w:t>
+                <w:t xml:space="preserve">Current resource</w:t>
               </w:r>
             </w:hyperlink>
           </w:p>
@@ -13714,12 +13264,12 @@
               <w:pStyle w:val="Compact"/>
               <w:jc w:val="left"/>
             </w:pPr>
-            <w:hyperlink r:id="rId99">
+            <w:hyperlink r:id="rId96">
               <w:r>
                 <w:rPr>
                   <w:rStyle w:val="Hyperlink"/>
                 </w:rPr>
-                <w:t xml:space="preserve">V3.1.0 resource</w:t>
+                <w:t xml:space="preserve">Current resource</w:t>
               </w:r>
             </w:hyperlink>
           </w:p>
@@ -13745,7 +13295,7 @@
               <w:pStyle w:val="Compact"/>
               <w:jc w:val="left"/>
             </w:pPr>
-            <w:hyperlink r:id="rId100">
+            <w:hyperlink r:id="rId97">
               <w:r>
                 <w:rPr>
                   <w:rStyle w:val="Hyperlink"/>
@@ -13776,7 +13326,7 @@
               <w:pStyle w:val="Compact"/>
               <w:jc w:val="left"/>
             </w:pPr>
-            <w:hyperlink r:id="rId101">
+            <w:hyperlink r:id="rId98">
               <w:r>
                 <w:rPr>
                   <w:rStyle w:val="Hyperlink"/>
@@ -13807,7 +13357,7 @@
               <w:pStyle w:val="Compact"/>
               <w:jc w:val="left"/>
             </w:pPr>
-            <w:hyperlink r:id="rId102">
+            <w:hyperlink r:id="rId99">
               <w:r>
                 <w:rPr>
                   <w:rStyle w:val="Hyperlink"/>
@@ -13838,7 +13388,7 @@
               <w:pStyle w:val="Compact"/>
               <w:jc w:val="left"/>
             </w:pPr>
-            <w:hyperlink r:id="rId103">
+            <w:hyperlink r:id="rId100">
               <w:r>
                 <w:rPr>
                   <w:rStyle w:val="Hyperlink"/>
@@ -13869,7 +13419,7 @@
               <w:pStyle w:val="Compact"/>
               <w:jc w:val="left"/>
             </w:pPr>
-            <w:hyperlink r:id="rId104">
+            <w:hyperlink r:id="rId101">
               <w:r>
                 <w:rPr>
                   <w:rStyle w:val="Hyperlink"/>
@@ -13900,7 +13450,7 @@
               <w:pStyle w:val="Compact"/>
               <w:jc w:val="left"/>
             </w:pPr>
-            <w:hyperlink r:id="rId105">
+            <w:hyperlink r:id="rId102">
               <w:r>
                 <w:rPr>
                   <w:rStyle w:val="Hyperlink"/>
@@ -13931,7 +13481,7 @@
               <w:pStyle w:val="Compact"/>
               <w:jc w:val="left"/>
             </w:pPr>
-            <w:hyperlink r:id="rId106">
+            <w:hyperlink r:id="rId103">
               <w:r>
                 <w:rPr>
                   <w:rStyle w:val="Hyperlink"/>
@@ -13962,7 +13512,7 @@
               <w:pStyle w:val="Compact"/>
               <w:jc w:val="left"/>
             </w:pPr>
-            <w:hyperlink r:id="rId107">
+            <w:hyperlink r:id="rId104">
               <w:r>
                 <w:rPr>
                   <w:rStyle w:val="Hyperlink"/>
@@ -13993,7 +13543,7 @@
               <w:pStyle w:val="Compact"/>
               <w:jc w:val="left"/>
             </w:pPr>
-            <w:hyperlink r:id="rId108">
+            <w:hyperlink r:id="rId105">
               <w:r>
                 <w:rPr>
                   <w:rStyle w:val="Hyperlink"/>
@@ -14024,7 +13574,7 @@
               <w:pStyle w:val="Compact"/>
               <w:jc w:val="left"/>
             </w:pPr>
-            <w:hyperlink r:id="rId109">
+            <w:hyperlink r:id="rId106">
               <w:r>
                 <w:rPr>
                   <w:rStyle w:val="Hyperlink"/>
@@ -14055,7 +13605,7 @@
               <w:pStyle w:val="Compact"/>
               <w:jc w:val="left"/>
             </w:pPr>
-            <w:hyperlink r:id="rId110">
+            <w:hyperlink r:id="rId107">
               <w:r>
                 <w:rPr>
                   <w:rStyle w:val="Hyperlink"/>
@@ -14086,7 +13636,7 @@
               <w:pStyle w:val="Compact"/>
               <w:jc w:val="left"/>
             </w:pPr>
-            <w:hyperlink r:id="rId111">
+            <w:hyperlink r:id="rId108">
               <w:r>
                 <w:rPr>
                   <w:rStyle w:val="Hyperlink"/>
@@ -14117,7 +13667,7 @@
               <w:pStyle w:val="Compact"/>
               <w:jc w:val="left"/>
             </w:pPr>
-            <w:hyperlink r:id="rId112">
+            <w:hyperlink r:id="rId109">
               <w:r>
                 <w:rPr>
                   <w:rStyle w:val="Hyperlink"/>
@@ -14154,13 +13704,13 @@
         <w:pStyle w:val="BodyText"/>
       </w:pPr>
       <w:r>
-        <w:t xml:space="preserve">The released pinout, current board images, V3.1.0 topology and dimensions, and</w:t>
-      </w:r>
-      <w:r>
-        <w:t xml:space="preserve"> </w:t>
-      </w:r>
-      <w:r>
-        <w:t xml:space="preserve">V2.0.0 schematic define the current visible interfaces, board layout, and</w:t>
+        <w:t xml:space="preserve">The released pinout, current board images, topology, dimensions, and schematic</w:t>
+      </w:r>
+      <w:r>
+        <w:t xml:space="preserve"> </w:t>
+      </w:r>
+      <w:r>
+        <w:t xml:space="preserve">define the current visible interfaces, board layout, and</w:t>
       </w:r>
       <w:r>
         <w:t xml:space="preserve"> </w:t>
@@ -14193,8 +13743,8 @@
         <w:t xml:space="preserve">not replace module-level electrical qualification.</w:t>
       </w:r>
     </w:p>
-    <w:bookmarkEnd w:id="113"/>
-    <w:bookmarkStart w:id="120" w:name="appendix"/>
+    <w:bookmarkEnd w:id="110"/>
+    <w:bookmarkStart w:id="117" w:name="appendix"/>
     <w:p>
       <w:pPr>
         <w:pStyle w:val="Heading2"/>
@@ -14207,7 +13757,7 @@
         <w:t xml:space="preserve">9 Appendix</w:t>
       </w:r>
     </w:p>
-    <w:bookmarkStart w:id="117" w:name="current-v2.0.0-schematic"/>
+    <w:bookmarkStart w:id="114" w:name="current-v2.0.0-schematic"/>
     <w:p>
       <w:pPr>
         <w:pStyle w:val="Heading3"/>
@@ -14243,13 +13793,19 @@
         <w:t xml:space="preserve"> </w:t>
       </w:r>
       <w:r>
-        <w:t xml:space="preserve">controller-based V0.3.1 board, including the PY32F003L24D6TR, TEMT6000 analog</w:t>
-      </w:r>
-      <w:r>
-        <w:t xml:space="preserve"> </w:t>
-      </w:r>
-      <w:r>
-        <w:t xml:space="preserve">stage, I2C interfaces, status LEDs, test points, and optional connectors.</w:t>
+        <w:t xml:space="preserve">controller-based V0.3.1 board, including the reference controller, TEMT6000</w:t>
+      </w:r>
+      <w:r>
+        <w:t xml:space="preserve"> </w:t>
+      </w:r>
+      <w:r>
+        <w:t xml:space="preserve">analog stage, I2C interfaces, status indicators, test points, and optional</w:t>
+      </w:r>
+      <w:r>
+        <w:t xml:space="preserve"> </w:t>
+      </w:r>
+      <w:r>
+        <w:t xml:space="preserve">connectors.</w:t>
       </w:r>
     </w:p>
     <w:p>
@@ -14261,18 +13817,18 @@
           <wp:inline>
             <wp:extent cx="6108700" cy="4720359"/>
             <wp:effectExtent b="0" l="0" r="0" t="0"/>
-            <wp:docPr descr="" title="" id="115" name="Picture"/>
+            <wp:docPr descr="" title="" id="112" name="Picture"/>
             <a:graphic>
               <a:graphicData uri="http://schemas.openxmlformats.org/drawingml/2006/picture">
                 <pic:pic>
                   <pic:nvPicPr>
-                    <pic:cNvPr descr="../../../hardware/resources/unit_schematic_v_2_0_0_ue0098_temt6000.png" id="116" name="Picture"/>
+                    <pic:cNvPr descr="../../../hardware/resources/unit_schematic_v_2_0_0_ue0098_temt6000.png" id="113" name="Picture"/>
                     <pic:cNvPicPr>
                       <a:picLocks noChangeArrowheads="1" noChangeAspect="1"/>
                     </pic:cNvPicPr>
                   </pic:nvPicPr>
                   <pic:blipFill>
-                    <a:blip r:embed="rId114"/>
+                    <a:blip r:embed="rId111"/>
                     <a:stretch>
                       <a:fillRect/>
                     </a:stretch>
@@ -14325,13 +13881,13 @@
         <w:t xml:space="preserve">R1</w:t>
       </w:r>
       <w:r>
-        <w:t xml:space="preserve">) to ground and is routed to</w:t>
-      </w:r>
-      <w:r>
-        <w:t xml:space="preserve"> </w:t>
-      </w:r>
-      <w:r>
-        <w:t xml:space="preserve">controller</w:t>
+        <w:t xml:space="preserve">) to ground and is routed to the</w:t>
+      </w:r>
+      <w:r>
+        <w:t xml:space="preserve"> </w:t>
+      </w:r>
+      <w:r>
+        <w:t xml:space="preserve">controller ADC input and the external</w:t>
       </w:r>
       <w:r>
         <w:t xml:space="preserve"> </w:t>
@@ -14340,19 +13896,72 @@
         <w:rPr>
           <w:rStyle w:val="VerbatimChar"/>
         </w:rPr>
-        <w:t xml:space="preserve">PA2</w:t>
-      </w:r>
-      <w:r>
-        <w:t xml:space="preserve">/ADC0 and the RAW Signal Header. The I2C bus uses</w:t>
-      </w:r>
-      <w:r>
-        <w:t xml:space="preserve"> </w:t>
+        <w:t xml:space="preserve">VCC</w:t>
+      </w:r>
+      <w:r>
+        <w:t xml:space="preserve">/</w:t>
       </w:r>
       <w:r>
         <w:rPr>
           <w:rStyle w:val="VerbatimChar"/>
         </w:rPr>
-        <w:t xml:space="preserve">PA10/SDA</w:t>
+        <w:t xml:space="preserve">GND</w:t>
+      </w:r>
+      <w:r>
+        <w:t xml:space="preserve">/</w:t>
+      </w:r>
+      <w:r>
+        <w:rPr>
+          <w:rStyle w:val="VerbatimChar"/>
+        </w:rPr>
+        <w:t xml:space="preserve">SIG</w:t>
+      </w:r>
+      <w:r>
+        <w:t xml:space="preserve"> </w:t>
+      </w:r>
+      <w:r>
+        <w:t xml:space="preserve">header. As a</w:t>
+      </w:r>
+      <w:r>
+        <w:t xml:space="preserve"> </w:t>
+      </w:r>
+      <w:r>
+        <w:t xml:space="preserve">first-order estimate outside saturation,</w:t>
+      </w:r>
+      <w:r>
+        <w:t xml:space="preserve"> </w:t>
+      </w:r>
+      <w:r>
+        <w:rPr>
+          <w:rStyle w:val="VerbatimChar"/>
+        </w:rPr>
+        <w:t xml:space="preserve">VSIGNAL ≈ IPCE × 10 kΩ</w:t>
+      </w:r>
+      <w:r>
+        <w:t xml:space="preserve">; this is</w:t>
+      </w:r>
+      <w:r>
+        <w:t xml:space="preserve"> </w:t>
+      </w:r>
+      <w:r>
+        <w:t xml:space="preserve">not a calibrated or guaranteed conversion to lux.</w:t>
+      </w:r>
+    </w:p>
+    <w:p>
+      <w:pPr>
+        <w:pStyle w:val="BodyText"/>
+      </w:pPr>
+      <w:r>
+        <w:t xml:space="preserve">The I2C</w:t>
+      </w:r>
+      <w:r>
+        <w:t xml:space="preserve"> </w:t>
+      </w:r>
+      <w:r>
+        <w:rPr>
+          <w:rStyle w:val="VerbatimChar"/>
+        </w:rPr>
+        <w:t xml:space="preserve">SDA</w:t>
       </w:r>
       <w:r>
         <w:t xml:space="preserve"> </w:t>
@@ -14367,20 +13976,35 @@
         <w:rPr>
           <w:rStyle w:val="VerbatimChar"/>
         </w:rPr>
-        <w:t xml:space="preserve">PB6/SCL</w:t>
-      </w:r>
-      <w:r>
-        <w:t xml:space="preserve">, with the same physical lines reserved for factory</w:t>
-      </w:r>
-      <w:r>
-        <w:t xml:space="preserve"> </w:t>
-      </w:r>
-      <w:r>
-        <w:t xml:space="preserve">SWD aliases.</w:t>
-      </w:r>
-    </w:p>
-    <w:bookmarkEnd w:id="117"/>
-    <w:bookmarkStart w:id="118" w:name="document-control"/>
+        <w:t xml:space="preserve">SCL</w:t>
+      </w:r>
+      <w:r>
+        <w:t xml:space="preserve"> </w:t>
+      </w:r>
+      <w:r>
+        <w:t xml:space="preserve">signals are available at three physical connection</w:t>
+      </w:r>
+      <w:r>
+        <w:t xml:space="preserve"> </w:t>
+      </w:r>
+      <w:r>
+        <w:t xml:space="preserve">positions: one connector populated by default and two optional horizontal</w:t>
+      </w:r>
+      <w:r>
+        <w:t xml:space="preserve"> </w:t>
+      </w:r>
+      <w:r>
+        <w:t xml:space="preserve">positions. These signals are shared with the controller’s factory programming</w:t>
+      </w:r>
+      <w:r>
+        <w:t xml:space="preserve"> </w:t>
+      </w:r>
+      <w:r>
+        <w:t xml:space="preserve">and debugging interface; there is no separate user-accessible SWD connector.</w:t>
+      </w:r>
+    </w:p>
+    <w:bookmarkEnd w:id="114"/>
+    <w:bookmarkStart w:id="115" w:name="document-control"/>
     <w:p>
       <w:pPr>
         <w:pStyle w:val="Heading3"/>
@@ -14546,7 +14170,7 @@
               <w:jc w:val="left"/>
             </w:pPr>
             <w:r>
-              <w:t xml:space="preserve">Current pinout</w:t>
+              <w:t xml:space="preserve">Current pinout, topology, and dimensions</w:t>
             </w:r>
           </w:p>
         </w:tc>
@@ -14572,32 +14196,6 @@
               <w:jc w:val="left"/>
             </w:pPr>
             <w:r>
-              <w:t xml:space="preserve">Current topology and dimensions</w:t>
-            </w:r>
-          </w:p>
-        </w:tc>
-        <w:tc>
-          <w:tcPr/>
-          <w:p>
-            <w:pPr>
-              <w:pStyle w:val="Compact"/>
-              <w:jc w:val="left"/>
-            </w:pPr>
-            <w:r>
-              <w:t xml:space="preserve">V3.1.0</w:t>
-            </w:r>
-          </w:p>
-        </w:tc>
-      </w:tr>
-      <w:tr>
-        <w:tc>
-          <w:tcPr/>
-          <w:p>
-            <w:pPr>
-              <w:pStyle w:val="Compact"/>
-              <w:jc w:val="left"/>
-            </w:pPr>
-            <w:r>
               <w:t xml:space="preserve">Available schematic</w:t>
             </w:r>
           </w:p>
@@ -14688,14 +14286,47 @@
               <w:jc w:val="left"/>
             </w:pPr>
             <w:r>
-              <w:t xml:space="preserve">Qwiic I2C with shared factory SWD, analog, and auxiliary pads</w:t>
+              <w:t xml:space="preserve">Three I2C connection positions on one bus;</w:t>
+            </w:r>
+            <w:r>
+              <w:t xml:space="preserve"> </w:t>
+            </w:r>
+            <w:r>
+              <w:rPr>
+                <w:rStyle w:val="VerbatimChar"/>
+              </w:rPr>
+              <w:t xml:space="preserve">VCC</w:t>
+            </w:r>
+            <w:r>
+              <w:t xml:space="preserve">/</w:t>
+            </w:r>
+            <w:r>
+              <w:rPr>
+                <w:rStyle w:val="VerbatimChar"/>
+              </w:rPr>
+              <w:t xml:space="preserve">GND</w:t>
+            </w:r>
+            <w:r>
+              <w:t xml:space="preserve">/</w:t>
+            </w:r>
+            <w:r>
+              <w:rPr>
+                <w:rStyle w:val="VerbatimChar"/>
+              </w:rPr>
+              <w:t xml:space="preserve">SIG</w:t>
+            </w:r>
+            <w:r>
+              <w:t xml:space="preserve"> </w:t>
+            </w:r>
+            <w:r>
+              <w:t xml:space="preserve">header; reserved expansion pads; shared factory programming/debug signals</w:t>
             </w:r>
           </w:p>
         </w:tc>
       </w:tr>
     </w:tbl>
-    <w:bookmarkEnd w:id="118"/>
-    <w:bookmarkStart w:id="119" w:name="required-technical-releases"/>
+    <w:bookmarkEnd w:id="115"/>
+    <w:bookmarkStart w:id="116" w:name="required-technical-releases"/>
     <w:p>
       <w:pPr>
         <w:pStyle w:val="Heading3"/>
@@ -14729,7 +14360,7 @@
         <w:pStyle w:val="Compact"/>
       </w:pPr>
       <w:r>
-        <w:t xml:space="preserve">Exact controller package/ordering suffix, released firmware image, and update procedure</w:t>
+        <w:t xml:space="preserve">Exact controller package/ordering suffix and controlled manufacturer programming release</w:t>
       </w:r>
     </w:p>
     <w:p>
@@ -14819,8 +14450,8 @@
         <w:t xml:space="preserve">Module-level optical, electrical, environmental, and EMC characterization</w:t>
       </w:r>
     </w:p>
-    <w:bookmarkEnd w:id="119"/>
-    <w:bookmarkEnd w:id="120"/>
+    <w:bookmarkEnd w:id="116"/>
+    <w:bookmarkEnd w:id="117"/>
     <w:sectPr>
       <w:pgSz w:h="16838" w:w="11906"/>
       <w:pgMar w:bottom="1134" w:footer="708" w:gutter="0" w:header="708" w:left="1134" w:right="1134" w:top="1134"/>

--- a/docs/hardware/unit_product_reference_v_1_1_0_atom_temt6000_ambient_light_sensor.docx
+++ b/docs/hardware/unit_product_reference_v_1_1_0_atom_temt6000_ambient_light_sensor.docx
@@ -213,7 +213,7 @@
         <w:pStyle w:val="Compact"/>
       </w:pPr>
       <w:r>
-        <w:t xml:space="preserve">1.4 Board Topology {.section-page}</w:t>
+        <w:t xml:space="preserve">1.4 Board Layout and Reference Designators {.section-page}</w:t>
       </w:r>
     </w:p>
     <w:p>
@@ -261,7 +261,7 @@
         <w:pStyle w:val="Compact"/>
       </w:pPr>
       <w:r>
-        <w:t xml:space="preserve">2.1 Current Module Operating Conditions {.section-page}</w:t>
+        <w:t xml:space="preserve">2.1 Recommended Operating Conditions {.section-page}</w:t>
       </w:r>
     </w:p>
     <w:p>
@@ -273,7 +273,7 @@
         <w:pStyle w:val="Compact"/>
       </w:pPr>
       <w:r>
-        <w:t xml:space="preserve">2.2 Interface Controller Characteristics</w:t>
+        <w:t xml:space="preserve">2.2 Digital Interface and Firmware Characteristics</w:t>
       </w:r>
     </w:p>
     <w:p>
@@ -285,7 +285,7 @@
         <w:pStyle w:val="Compact"/>
       </w:pPr>
       <w:r>
-        <w:t xml:space="preserve">2.3 TEMT6000 Maximum Ratings</w:t>
+        <w:t xml:space="preserve">2.3 Interface Controller Characteristics</w:t>
       </w:r>
     </w:p>
     <w:p>
@@ -297,7 +297,7 @@
         <w:pStyle w:val="Compact"/>
       </w:pPr>
       <w:r>
-        <w:t xml:space="preserve">2.4 TEMT6000 Characteristics {.section-page}</w:t>
+        <w:t xml:space="preserve">2.4 TEMT6000 Maximum Ratings</w:t>
       </w:r>
     </w:p>
     <w:p>
@@ -309,7 +309,7 @@
         <w:pStyle w:val="Compact"/>
       </w:pPr>
       <w:r>
-        <w:t xml:space="preserve">2.5 Current Analog Circuit Scope</w:t>
+        <w:t xml:space="preserve">2.5 TEMT6000 Characteristics {.section-page}</w:t>
       </w:r>
     </w:p>
     <w:p>
@@ -321,7 +321,7 @@
         <w:pStyle w:val="Compact"/>
       </w:pPr>
       <w:r>
-        <w:t xml:space="preserve">2.6 Unspecified Current-Module Characteristics {.section-page}</w:t>
+        <w:t xml:space="preserve">2.6 Current Analog Circuit Scope</w:t>
       </w:r>
     </w:p>
     <w:p>
@@ -333,7 +333,19 @@
         <w:pStyle w:val="Compact"/>
       </w:pPr>
       <w:r>
-        <w:t xml:space="preserve">2.7 Electrical Precautions</w:t>
+        <w:t xml:space="preserve">2.7 Unspecified Current-Module Characteristics {.section-page}</w:t>
+      </w:r>
+    </w:p>
+    <w:p>
+      <w:pPr>
+        <w:numPr>
+          <w:ilvl w:val="1"/>
+          <w:numId w:val="1004"/>
+        </w:numPr>
+        <w:pStyle w:val="Compact"/>
+      </w:pPr>
+      <w:r>
+        <w:t xml:space="preserve">2.8 Electrical Precautions</w:t>
       </w:r>
     </w:p>
     <w:p>
@@ -1845,7 +1857,7 @@
               <w:jc w:val="left"/>
             </w:pPr>
             <w:r>
-              <w:t xml:space="preserve">32-bit Arm Cortex-M0+; 16 KB Flash and 2 KB SRAM; fitted suffix not asserted</w:t>
+              <w:t xml:space="preserve">32-bit Arm Cortex-M0+; 16 KB Flash and 2 KB SRAM</w:t>
             </w:r>
           </w:p>
         </w:tc>
@@ -2077,45 +2089,84 @@
               <w:jc w:val="left"/>
             </w:pPr>
             <w:r>
-              <w:t xml:space="preserve">32-bit Arm Cortex-M0+; 16 KB Flash and 2 KB SRAM; exact fitted variant not confirmed; conservative controller voltage guidance is 2.0–5.5 V</w:t>
-            </w:r>
-          </w:p>
-        </w:tc>
-      </w:tr>
-      <w:tr>
-        <w:tc>
-          <w:tcPr/>
-          <w:p>
-            <w:pPr>
-              <w:pStyle w:val="Compact"/>
-              <w:jc w:val="left"/>
-            </w:pPr>
-            <w:r>
-              <w:t xml:space="preserve">Optional I2C connector positions</w:t>
-            </w:r>
-          </w:p>
-        </w:tc>
-        <w:tc>
-          <w:tcPr/>
-          <w:p>
-            <w:pPr>
-              <w:pStyle w:val="Compact"/>
-              <w:jc w:val="left"/>
-            </w:pPr>
-            <w:r>
-              <w:t xml:space="preserve">Provide I2C power and bus access</w:t>
-            </w:r>
-          </w:p>
-        </w:tc>
-        <w:tc>
-          <w:tcPr/>
-          <w:p>
-            <w:pPr>
-              <w:pStyle w:val="Compact"/>
-              <w:jc w:val="left"/>
-            </w:pPr>
-            <w:r>
-              <w:t xml:space="preserve">Two positions are provided for optional horizontal 4-pin, 1.00 mm-pitch JST/Qwiic-compatible connectors</w:t>
+              <w:t xml:space="preserve">32-bit Arm Cortex-M0+; 16 KB Flash and 2 KB SRAM</w:t>
+            </w:r>
+          </w:p>
+        </w:tc>
+      </w:tr>
+      <w:tr>
+        <w:tc>
+          <w:tcPr/>
+          <w:p>
+            <w:pPr>
+              <w:pStyle w:val="Compact"/>
+              <w:jc w:val="left"/>
+            </w:pPr>
+            <w:r>
+              <w:t xml:space="preserve">I2C connection positions</w:t>
+            </w:r>
+          </w:p>
+        </w:tc>
+        <w:tc>
+          <w:tcPr/>
+          <w:p>
+            <w:pPr>
+              <w:pStyle w:val="Compact"/>
+              <w:jc w:val="left"/>
+            </w:pPr>
+            <w:r>
+              <w:t xml:space="preserve">Provide module power and I2C bus access</w:t>
+            </w:r>
+          </w:p>
+        </w:tc>
+        <w:tc>
+          <w:tcPr/>
+          <w:p>
+            <w:pPr>
+              <w:pStyle w:val="Compact"/>
+              <w:jc w:val="left"/>
+            </w:pPr>
+            <w:r>
+              <w:rPr>
+                <w:rStyle w:val="VerbatimChar"/>
+              </w:rPr>
+              <w:t xml:space="preserve">J1</w:t>
+            </w:r>
+            <w:r>
+              <w:t xml:space="preserve"> </w:t>
+            </w:r>
+            <w:r>
+              <w:t xml:space="preserve">is populated by default;</w:t>
+            </w:r>
+            <w:r>
+              <w:t xml:space="preserve"> </w:t>
+            </w:r>
+            <w:r>
+              <w:rPr>
+                <w:rStyle w:val="VerbatimChar"/>
+              </w:rPr>
+              <w:t xml:space="preserve">J3</w:t>
+            </w:r>
+            <w:r>
+              <w:t xml:space="preserve"> </w:t>
+            </w:r>
+            <w:r>
+              <w:t xml:space="preserve">and</w:t>
+            </w:r>
+            <w:r>
+              <w:t xml:space="preserve"> </w:t>
+            </w:r>
+            <w:r>
+              <w:rPr>
+                <w:rStyle w:val="VerbatimChar"/>
+              </w:rPr>
+              <w:t xml:space="preserve">J4</w:t>
+            </w:r>
+            <w:r>
+              <w:t xml:space="preserve"> </w:t>
+            </w:r>
+            <w:r>
+              <w:t xml:space="preserve">are optional horizontal 4-pin, 1.00 mm-pitch JST/Qwiic-compatible connector positions</w:t>
             </w:r>
           </w:p>
         </w:tc>
@@ -2351,7 +2402,7 @@
       </w:tr>
     </w:tbl>
     <w:bookmarkEnd w:id="27"/>
-    <w:bookmarkStart w:id="31" w:name="board-topology"/>
+    <w:bookmarkStart w:id="31" w:name="board-layout-and-reference-designators"/>
     <w:p>
       <w:pPr>
         <w:pStyle w:val="Heading3"/>
@@ -2361,7 +2412,7 @@
           <w:bCs/>
           <w:b/>
         </w:rPr>
-        <w:t xml:space="preserve">1.4 Board Topology</w:t>
+        <w:t xml:space="preserve">1.4 Board Layout and Reference Designators</w:t>
       </w:r>
     </w:p>
     <w:p>
@@ -2420,7 +2471,7 @@
           <w:bCs/>
           <w:b/>
         </w:rPr>
-        <w:t xml:space="preserve">Figure 1.1 — Board topology with top- and bottom-side reference</w:t>
+        <w:t xml:space="preserve">Figure 1.1 — Location of components and reference designators on the top and</w:t>
       </w:r>
       <w:r>
         <w:rPr>
@@ -2434,7 +2485,7 @@
           <w:bCs/>
           <w:b/>
         </w:rPr>
-        <w:t xml:space="preserve">designators.</w:t>
+        <w:t xml:space="preserve">bottom sides of the PCB.</w:t>
       </w:r>
     </w:p>
     <w:p>
@@ -2442,15 +2493,59 @@
         <w:pStyle w:val="BodyText"/>
       </w:pPr>
       <w:r>
-        <w:t xml:space="preserve">The topology identifies the direct</w:t>
-      </w:r>
-      <w:r>
-        <w:t xml:space="preserve"> </w:t>
+        <w:t xml:space="preserve">This drawing is a component-location reference. It helps locate parts named in</w:t>
+      </w:r>
+      <w:r>
+        <w:t xml:space="preserve"> </w:t>
+      </w:r>
+      <w:r>
+        <w:t xml:space="preserve">the schematic and in the table below; it does not define connector pin order</w:t>
+      </w:r>
+      <w:r>
+        <w:t xml:space="preserve"> </w:t>
+      </w:r>
+      <w:r>
+        <w:t xml:space="preserve">or indicate that every connector footprint is populated.</w:t>
+      </w:r>
+    </w:p>
+    <w:p>
+      <w:pPr>
+        <w:pStyle w:val="BodyText"/>
+      </w:pPr>
+      <w:r>
+        <w:t xml:space="preserve">The top side contains the TEMT6000 sensor (</w:t>
       </w:r>
       <w:r>
         <w:rPr>
           <w:rStyle w:val="VerbatimChar"/>
         </w:rPr>
+        <w:t xml:space="preserve">Q1</w:t>
+      </w:r>
+      <w:r>
+        <w:t xml:space="preserve">), interface controller (</w:t>
+      </w:r>
+      <w:r>
+        <w:rPr>
+          <w:rStyle w:val="VerbatimChar"/>
+        </w:rPr>
+        <w:t xml:space="preserve">IC1</w:t>
+      </w:r>
+      <w:r>
+        <w:t xml:space="preserve">),</w:t>
+      </w:r>
+      <w:r>
+        <w:t xml:space="preserve"> </w:t>
+      </w:r>
+      <w:r>
+        <w:t xml:space="preserve">direct</w:t>
+      </w:r>
+      <w:r>
+        <w:t xml:space="preserve"> </w:t>
+      </w:r>
+      <w:r>
+        <w:rPr>
+          <w:rStyle w:val="VerbatimChar"/>
+        </w:rPr>
         <w:t xml:space="preserve">VCC</w:t>
       </w:r>
       <w:r>
@@ -2475,10 +2570,7 @@
         <w:t xml:space="preserve"> </w:t>
       </w:r>
       <w:r>
-        <w:t xml:space="preserve">header</w:t>
-      </w:r>
-      <w:r>
-        <w:t xml:space="preserve"> </w:t>
+        <w:t xml:space="preserve">contacts (</w:t>
       </w:r>
       <w:r>
         <w:rPr>
@@ -2487,109 +2579,180 @@
         <w:t xml:space="preserve">J2</w:t>
       </w:r>
       <w:r>
-        <w:t xml:space="preserve">, the three I2C</w:t>
-      </w:r>
-      <w:r>
-        <w:t xml:space="preserve"> </w:t>
-      </w:r>
-      <w:r>
-        <w:t xml:space="preserve">connection positions, I2C-disable bridge</w:t>
-      </w:r>
-      <w:r>
-        <w:t xml:space="preserve"> </w:t>
+        <w:t xml:space="preserve">), and the I2C connector installed by</w:t>
+      </w:r>
+      <w:r>
+        <w:t xml:space="preserve"> </w:t>
+      </w:r>
+      <w:r>
+        <w:t xml:space="preserve">default (</w:t>
       </w:r>
       <w:r>
         <w:rPr>
           <w:rStyle w:val="VerbatimChar"/>
         </w:rPr>
+        <w:t xml:space="preserve">J1</w:t>
+      </w:r>
+      <w:r>
+        <w:t xml:space="preserve">). The bottom side provides two additional footprints,</w:t>
+      </w:r>
+      <w:r>
+        <w:t xml:space="preserve"> </w:t>
+      </w:r>
+      <w:r>
+        <w:rPr>
+          <w:rStyle w:val="VerbatimChar"/>
+        </w:rPr>
+        <w:t xml:space="preserve">J3</w:t>
+      </w:r>
+      <w:r>
+        <w:t xml:space="preserve"> </w:t>
+      </w:r>
+      <w:r>
+        <w:t xml:space="preserve">and</w:t>
+      </w:r>
+      <w:r>
+        <w:t xml:space="preserve"> </w:t>
+      </w:r>
+      <w:r>
+        <w:rPr>
+          <w:rStyle w:val="VerbatimChar"/>
+        </w:rPr>
+        <w:t xml:space="preserve">J4</w:t>
+      </w:r>
+      <w:r>
+        <w:t xml:space="preserve">, for optional horizontal I2C connectors.</w:t>
+      </w:r>
+      <w:r>
+        <w:t xml:space="preserve"> </w:t>
+      </w:r>
+      <w:r>
+        <w:rPr>
+          <w:rStyle w:val="VerbatimChar"/>
+        </w:rPr>
+        <w:t xml:space="preserve">J1</w:t>
+      </w:r>
+      <w:r>
+        <w:t xml:space="preserve">,</w:t>
+      </w:r>
+      <w:r>
+        <w:t xml:space="preserve"> </w:t>
+      </w:r>
+      <w:r>
+        <w:rPr>
+          <w:rStyle w:val="VerbatimChar"/>
+        </w:rPr>
+        <w:t xml:space="preserve">J3</w:t>
+      </w:r>
+      <w:r>
+        <w:t xml:space="preserve">, and</w:t>
+      </w:r>
+      <w:r>
+        <w:t xml:space="preserve"> </w:t>
+      </w:r>
+      <w:r>
+        <w:rPr>
+          <w:rStyle w:val="VerbatimChar"/>
+        </w:rPr>
+        <w:t xml:space="preserve">J4</w:t>
+      </w:r>
+      <w:r>
+        <w:t xml:space="preserve"> </w:t>
+      </w:r>
+      <w:r>
+        <w:t xml:space="preserve">carry the</w:t>
+      </w:r>
+      <w:r>
+        <w:t xml:space="preserve"> </w:t>
+      </w:r>
+      <w:r>
+        <w:t xml:space="preserve">same</w:t>
+      </w:r>
+      <w:r>
+        <w:t xml:space="preserve"> </w:t>
+      </w:r>
+      <w:r>
+        <w:rPr>
+          <w:rStyle w:val="VerbatimChar"/>
+        </w:rPr>
+        <w:t xml:space="preserve">GND</w:t>
+      </w:r>
+      <w:r>
+        <w:t xml:space="preserve">,</w:t>
+      </w:r>
+      <w:r>
+        <w:t xml:space="preserve"> </w:t>
+      </w:r>
+      <w:r>
+        <w:rPr>
+          <w:rStyle w:val="VerbatimChar"/>
+        </w:rPr>
+        <w:t xml:space="preserve">VCC</w:t>
+      </w:r>
+      <w:r>
+        <w:t xml:space="preserve">,</w:t>
+      </w:r>
+      <w:r>
+        <w:t xml:space="preserve"> </w:t>
+      </w:r>
+      <w:r>
+        <w:rPr>
+          <w:rStyle w:val="VerbatimChar"/>
+        </w:rPr>
+        <w:t xml:space="preserve">SDA</w:t>
+      </w:r>
+      <w:r>
+        <w:t xml:space="preserve">, and</w:t>
+      </w:r>
+      <w:r>
+        <w:t xml:space="preserve"> </w:t>
+      </w:r>
+      <w:r>
+        <w:rPr>
+          <w:rStyle w:val="VerbatimChar"/>
+        </w:rPr>
+        <w:t xml:space="preserve">SCL</w:t>
+      </w:r>
+      <w:r>
+        <w:t xml:space="preserve"> </w:t>
+      </w:r>
+      <w:r>
+        <w:t xml:space="preserve">signals and provide access to the same I2C</w:t>
+      </w:r>
+      <w:r>
+        <w:t xml:space="preserve"> </w:t>
+      </w:r>
+      <w:r>
+        <w:t xml:space="preserve">bus.</w:t>
+      </w:r>
+    </w:p>
+    <w:p>
+      <w:pPr>
+        <w:pStyle w:val="BodyText"/>
+      </w:pPr>
+      <w:r>
+        <w:t xml:space="preserve">The drawing also locates the I2C-disable bridge (</w:t>
+      </w:r>
+      <w:r>
+        <w:rPr>
+          <w:rStyle w:val="VerbatimChar"/>
+        </w:rPr>
         <w:t xml:space="preserve">JP1</w:t>
       </w:r>
       <w:r>
-        <w:t xml:space="preserve">, sensor</w:t>
-      </w:r>
-      <w:r>
-        <w:t xml:space="preserve"> </w:t>
-      </w:r>
-      <w:r>
-        <w:rPr>
-          <w:rStyle w:val="VerbatimChar"/>
-        </w:rPr>
-        <w:t xml:space="preserve">Q1</w:t>
-      </w:r>
-      <w:r>
-        <w:t xml:space="preserve">, controller</w:t>
-      </w:r>
-      <w:r>
-        <w:t xml:space="preserve"> </w:t>
-      </w:r>
-      <w:r>
-        <w:rPr>
-          <w:rStyle w:val="VerbatimChar"/>
-        </w:rPr>
-        <w:t xml:space="preserve">IC1</w:t>
-      </w:r>
-      <w:r>
-        <w:t xml:space="preserve">,</w:t>
-      </w:r>
-      <w:r>
-        <w:t xml:space="preserve"> </w:t>
-      </w:r>
-      <w:r>
-        <w:t xml:space="preserve">indicators, and factory service test points. One I2C connector is populated by</w:t>
-      </w:r>
-      <w:r>
-        <w:t xml:space="preserve"> </w:t>
-      </w:r>
-      <w:r>
-        <w:t xml:space="preserve">default;</w:t>
-      </w:r>
-      <w:r>
-        <w:t xml:space="preserve"> </w:t>
-      </w:r>
-      <w:r>
-        <w:rPr>
-          <w:rStyle w:val="VerbatimChar"/>
-        </w:rPr>
-        <w:t xml:space="preserve">J1</w:t>
-      </w:r>
-      <w:r>
-        <w:t xml:space="preserve"> </w:t>
-      </w:r>
-      <w:r>
-        <w:t xml:space="preserve">and</w:t>
-      </w:r>
-      <w:r>
-        <w:t xml:space="preserve"> </w:t>
-      </w:r>
-      <w:r>
-        <w:rPr>
-          <w:rStyle w:val="VerbatimChar"/>
-        </w:rPr>
-        <w:t xml:space="preserve">J3</w:t>
-      </w:r>
-      <w:r>
-        <w:t xml:space="preserve"> </w:t>
-      </w:r>
-      <w:r>
-        <w:t xml:space="preserve">are the two optional horizontal 4-pin, 1.00 mm-pitch</w:t>
-      </w:r>
-      <w:r>
-        <w:t xml:space="preserve"> </w:t>
-      </w:r>
-      <w:r>
-        <w:t xml:space="preserve">JST/Qwiic-compatible connector positions. All three positions provide physical</w:t>
-      </w:r>
-      <w:r>
-        <w:t xml:space="preserve"> </w:t>
-      </w:r>
-      <w:r>
-        <w:t xml:space="preserve">access to the same bus. Use the released schematic and pinout for electrical</w:t>
-      </w:r>
-      <w:r>
-        <w:t xml:space="preserve"> </w:t>
-      </w:r>
-      <w:r>
-        <w:t xml:space="preserve">connectivity and signal definitions.</w:t>
+        <w:t xml:space="preserve">), the power and status</w:t>
+      </w:r>
+      <w:r>
+        <w:t xml:space="preserve"> </w:t>
+      </w:r>
+      <w:r>
+        <w:t xml:space="preserve">indicators, and factory test points. Refer to Chapter 4 for user connections</w:t>
+      </w:r>
+      <w:r>
+        <w:t xml:space="preserve"> </w:t>
+      </w:r>
+      <w:r>
+        <w:t xml:space="preserve">and to the released schematic for circuit-level information.</w:t>
       </w:r>
     </w:p>
     <w:tbl>
@@ -2644,19 +2807,19 @@
               <w:rPr>
                 <w:rStyle w:val="VerbatimChar"/>
               </w:rPr>
-              <w:t xml:space="preserve">TEMT6000</w:t>
-            </w:r>
-          </w:p>
-        </w:tc>
-        <w:tc>
-          <w:tcPr/>
-          <w:p>
-            <w:pPr>
-              <w:pStyle w:val="Compact"/>
-              <w:jc w:val="left"/>
-            </w:pPr>
-            <w:r>
-              <w:t xml:space="preserve">Ambient Light Sensor</w:t>
+              <w:t xml:space="preserve">Q1</w:t>
+            </w:r>
+          </w:p>
+        </w:tc>
+        <w:tc>
+          <w:tcPr/>
+          <w:p>
+            <w:pPr>
+              <w:pStyle w:val="Compact"/>
+              <w:jc w:val="left"/>
+            </w:pPr>
+            <w:r>
+              <w:t xml:space="preserve">TEMT6000 ambient-light sensor</w:t>
             </w:r>
           </w:p>
         </w:tc>
@@ -2685,7 +2848,7 @@
               <w:jc w:val="left"/>
             </w:pPr>
             <w:r>
-              <w:t xml:space="preserve">PY32F003L24D6TR I2C Driver / Controller</w:t>
+              <w:t xml:space="preserve">Onboard interface controller</w:t>
             </w:r>
           </w:p>
         </w:tc>
@@ -2704,41 +2867,41 @@
               </w:rPr>
               <w:t xml:space="preserve">J1</w:t>
             </w:r>
-            <w:r>
-              <w:t xml:space="preserve">,</w:t>
-            </w:r>
-            <w:r>
-              <w:t xml:space="preserve"> </w:t>
-            </w:r>
+          </w:p>
+        </w:tc>
+        <w:tc>
+          <w:tcPr/>
+          <w:p>
+            <w:pPr>
+              <w:pStyle w:val="Compact"/>
+              <w:jc w:val="left"/>
+            </w:pPr>
+            <w:r>
+              <w:t xml:space="preserve">Factory-populated 4-pin, 1.00 mm-pitch I2C connector</w:t>
+            </w:r>
+          </w:p>
+        </w:tc>
+      </w:tr>
+      <w:tr>
+        <w:tc>
+          <w:tcPr/>
+          <w:p>
+            <w:pPr>
+              <w:pStyle w:val="Compact"/>
+              <w:jc w:val="left"/>
+            </w:pPr>
             <w:r>
               <w:rPr>
                 <w:rStyle w:val="VerbatimChar"/>
               </w:rPr>
               <w:t xml:space="preserve">J3</w:t>
             </w:r>
-          </w:p>
-        </w:tc>
-        <w:tc>
-          <w:tcPr/>
-          <w:p>
-            <w:pPr>
-              <w:pStyle w:val="Compact"/>
-              <w:jc w:val="left"/>
-            </w:pPr>
-            <w:r>
-              <w:t xml:space="preserve">Optional horizontal I2C connector positions, 4-pin and 1.00 mm pitch</w:t>
-            </w:r>
-          </w:p>
-        </w:tc>
-      </w:tr>
-      <w:tr>
-        <w:tc>
-          <w:tcPr/>
-          <w:p>
-            <w:pPr>
-              <w:pStyle w:val="Compact"/>
-              <w:jc w:val="left"/>
-            </w:pPr>
+            <w:r>
+              <w:t xml:space="preserve">,</w:t>
+            </w:r>
+            <w:r>
+              <w:t xml:space="preserve"> </w:t>
+            </w:r>
             <w:r>
               <w:rPr>
                 <w:rStyle w:val="VerbatimChar"/>
@@ -2755,7 +2918,7 @@
               <w:jc w:val="left"/>
             </w:pPr>
             <w:r>
-              <w:t xml:space="preserve">Factory-populated I2C connector, 4-pin and 1.00 mm pitch</w:t>
+              <w:t xml:space="preserve">Two optional horizontal 4-pin, 1.00 mm-pitch I2C connector positions</w:t>
             </w:r>
           </w:p>
         </w:tc>
@@ -2784,6 +2947,12 @@
               <w:jc w:val="left"/>
             </w:pPr>
             <w:r>
+              <w:t xml:space="preserve">Direct</w:t>
+            </w:r>
+            <w:r>
+              <w:t xml:space="preserve"> </w:t>
+            </w:r>
+            <w:r>
               <w:rPr>
                 <w:rStyle w:val="VerbatimChar"/>
               </w:rPr>
@@ -2811,7 +2980,36 @@
               <w:t xml:space="preserve"> </w:t>
             </w:r>
             <w:r>
-              <w:t xml:space="preserve">header</w:t>
+              <w:t xml:space="preserve">contacts</w:t>
+            </w:r>
+          </w:p>
+        </w:tc>
+      </w:tr>
+      <w:tr>
+        <w:tc>
+          <w:tcPr/>
+          <w:p>
+            <w:pPr>
+              <w:pStyle w:val="Compact"/>
+              <w:jc w:val="left"/>
+            </w:pPr>
+            <w:r>
+              <w:rPr>
+                <w:rStyle w:val="VerbatimChar"/>
+              </w:rPr>
+              <w:t xml:space="preserve">JP1</w:t>
+            </w:r>
+          </w:p>
+        </w:tc>
+        <w:tc>
+          <w:tcPr/>
+          <w:p>
+            <w:pPr>
+              <w:pStyle w:val="Compact"/>
+              <w:jc w:val="left"/>
+            </w:pPr>
+            <w:r>
+              <w:t xml:space="preserve">Cuttable bridge for disabling I2C operation</w:t>
             </w:r>
           </w:p>
         </w:tc>
@@ -2886,19 +3084,28 @@
               <w:rPr>
                 <w:rStyle w:val="VerbatimChar"/>
               </w:rPr>
-              <w:t xml:space="preserve">TP</w:t>
-            </w:r>
-          </w:p>
-        </w:tc>
-        <w:tc>
-          <w:tcPr/>
-          <w:p>
-            <w:pPr>
-              <w:pStyle w:val="Compact"/>
-              <w:jc w:val="left"/>
-            </w:pPr>
-            <w:r>
-              <w:t xml:space="preserve">Test points</w:t>
+              <w:t xml:space="preserve">TP1</w:t>
+            </w:r>
+            <w:r>
+              <w:t xml:space="preserve">–</w:t>
+            </w:r>
+            <w:r>
+              <w:rPr>
+                <w:rStyle w:val="VerbatimChar"/>
+              </w:rPr>
+              <w:t xml:space="preserve">TP7</w:t>
+            </w:r>
+          </w:p>
+        </w:tc>
+        <w:tc>
+          <w:tcPr/>
+          <w:p>
+            <w:pPr>
+              <w:pStyle w:val="Compact"/>
+              <w:jc w:val="left"/>
+            </w:pPr>
+            <w:r>
+              <w:t xml:space="preserve">Factory test points</w:t>
             </w:r>
           </w:p>
         </w:tc>
@@ -3076,7 +3283,7 @@
     </w:p>
     <w:bookmarkEnd w:id="39"/>
     <w:bookmarkEnd w:id="40"/>
-    <w:bookmarkStart w:id="48" w:name="ratings"/>
+    <w:bookmarkStart w:id="49" w:name="ratings"/>
     <w:p>
       <w:pPr>
         <w:pStyle w:val="Heading2"/>
@@ -3094,10 +3301,40 @@
         <w:pStyle w:val="FirstParagraph"/>
       </w:pPr>
       <w:r>
-        <w:t xml:space="preserve">This chapter separates values confirmed by the current module documentation from comparative TEMT6000 reference data and explicitly identifies module characteristics that still require electrical release or qualification. External component data does not, by itself, confirm the exact component variant fitted to the board.</w:t>
-      </w:r>
-    </w:p>
-    <w:bookmarkStart w:id="41" w:name="current-module-operating-conditions"/>
+        <w:t xml:space="preserve">This chapter summarizes the electrical operating conditions and interface</w:t>
+      </w:r>
+      <w:r>
+        <w:t xml:space="preserve"> </w:t>
+      </w:r>
+      <w:r>
+        <w:t xml:space="preserve">characteristics relevant to integrating the UNIT ATOM TEMT6000. It covers the</w:t>
+      </w:r>
+      <w:r>
+        <w:t xml:space="preserve"> </w:t>
+      </w:r>
+      <w:r>
+        <w:t xml:space="preserve">module supply, I2C operation, analog sensor path, controller capabilities, and</w:t>
+      </w:r>
+      <w:r>
+        <w:t xml:space="preserve"> </w:t>
+      </w:r>
+      <w:r>
+        <w:t xml:space="preserve">ambient-light sensor characteristics. Use these ratings to select a compatible</w:t>
+      </w:r>
+      <w:r>
+        <w:t xml:space="preserve"> </w:t>
+      </w:r>
+      <w:r>
+        <w:t xml:space="preserve">power source and host interface and to identify the electrical characteristics</w:t>
+      </w:r>
+      <w:r>
+        <w:t xml:space="preserve"> </w:t>
+      </w:r>
+      <w:r>
+        <w:t xml:space="preserve">that require application-specific verification.</w:t>
+      </w:r>
+    </w:p>
+    <w:bookmarkStart w:id="41" w:name="recommended-operating-conditions"/>
     <w:p>
       <w:pPr>
         <w:pStyle w:val="Heading3"/>
@@ -3107,1511 +3344,7 @@
           <w:bCs/>
           <w:b/>
         </w:rPr>
-        <w:t xml:space="preserve">2.1 Current Module Operating Conditions</w:t>
-      </w:r>
-    </w:p>
-    <w:tbl>
-      <w:tblPr>
-        <w:tblStyle w:val="Table"/>
-        <w:tblW w:type="pct" w:w="5000"/>
-        <w:tblLook w:firstRow="1" w:lastRow="0" w:firstColumn="0" w:lastColumn="0" w:noHBand="0" w:noVBand="0" w:val="0020"/>
-        <w:jc w:val="start"/>
-      </w:tblPr>
-      <w:tblGrid>
-        <w:gridCol w:w="2376"/>
-        <w:gridCol w:w="3168"/>
-        <w:gridCol w:w="2376"/>
-      </w:tblGrid>
-      <w:tr>
-        <w:trPr>
-          <w:tblHeader w:val="true"/>
-        </w:trPr>
-        <w:tc>
-          <w:tcPr/>
-          <w:p>
-            <w:pPr>
-              <w:pStyle w:val="Compact"/>
-              <w:jc w:val="left"/>
-            </w:pPr>
-            <w:r>
-              <w:t xml:space="preserve">Parameter</w:t>
-            </w:r>
-          </w:p>
-        </w:tc>
-        <w:tc>
-          <w:tcPr/>
-          <w:p>
-            <w:pPr>
-              <w:pStyle w:val="Compact"/>
-              <w:jc w:val="right"/>
-            </w:pPr>
-            <w:r>
-              <w:t xml:space="preserve">Value</w:t>
-            </w:r>
-          </w:p>
-        </w:tc>
-        <w:tc>
-          <w:tcPr/>
-          <w:p>
-            <w:pPr>
-              <w:pStyle w:val="Compact"/>
-              <w:jc w:val="left"/>
-            </w:pPr>
-            <w:r>
-              <w:t xml:space="preserve">Status</w:t>
-            </w:r>
-          </w:p>
-        </w:tc>
-      </w:tr>
-      <w:tr>
-        <w:tc>
-          <w:tcPr/>
-          <w:p>
-            <w:pPr>
-              <w:pStyle w:val="Compact"/>
-              <w:jc w:val="left"/>
-            </w:pPr>
-            <w:r>
-              <w:t xml:space="preserve">Nominal module supply</w:t>
-            </w:r>
-          </w:p>
-        </w:tc>
-        <w:tc>
-          <w:tcPr/>
-          <w:p>
-            <w:pPr>
-              <w:pStyle w:val="Compact"/>
-              <w:jc w:val="right"/>
-            </w:pPr>
-            <w:r>
-              <w:t xml:space="preserve">3.3 V or 5 V</w:t>
-            </w:r>
-          </w:p>
-        </w:tc>
-        <w:tc>
-          <w:tcPr/>
-          <w:p>
-            <w:pPr>
-              <w:pStyle w:val="Compact"/>
-              <w:jc w:val="left"/>
-            </w:pPr>
-            <w:r>
-              <w:t xml:space="preserve">Supported operating points; use a current-limited source during bring-up</w:t>
-            </w:r>
-          </w:p>
-        </w:tc>
-      </w:tr>
-      <w:tr>
-        <w:tc>
-          <w:tcPr/>
-          <w:p>
-            <w:pPr>
-              <w:pStyle w:val="Compact"/>
-              <w:jc w:val="left"/>
-            </w:pPr>
-            <w:r>
-              <w:t xml:space="preserve">I2C logic domain</w:t>
-            </w:r>
-          </w:p>
-        </w:tc>
-        <w:tc>
-          <w:tcPr/>
-          <w:p>
-            <w:pPr>
-              <w:pStyle w:val="Compact"/>
-              <w:jc w:val="right"/>
-            </w:pPr>
-            <w:r>
-              <w:t xml:space="preserve">Follows the actual bus pull-up rail</w:t>
-            </w:r>
-          </w:p>
-        </w:tc>
-        <w:tc>
-          <w:tcPr/>
-          <w:p>
-            <w:pPr>
-              <w:pStyle w:val="Compact"/>
-              <w:jc w:val="left"/>
-            </w:pPr>
-            <w:r>
-              <w:t xml:space="preserve">At 5 V, use a 5 V-tolerant host or bidirectional level translation</w:t>
-            </w:r>
-          </w:p>
-        </w:tc>
-      </w:tr>
-      <w:tr>
-        <w:tc>
-          <w:tcPr/>
-          <w:p>
-            <w:pPr>
-              <w:pStyle w:val="Compact"/>
-              <w:jc w:val="left"/>
-            </w:pPr>
-            <w:r>
-              <w:t xml:space="preserve">I2C bus speed</w:t>
-            </w:r>
-          </w:p>
-        </w:tc>
-        <w:tc>
-          <w:tcPr/>
-          <w:p>
-            <w:pPr>
-              <w:pStyle w:val="Compact"/>
-              <w:jc w:val="right"/>
-            </w:pPr>
-            <w:r>
-              <w:t xml:space="preserve">100 kHz to 400 kHz</w:t>
-            </w:r>
-          </w:p>
-        </w:tc>
-        <w:tc>
-          <w:tcPr/>
-          <w:p>
-            <w:pPr>
-              <w:pStyle w:val="Compact"/>
-              <w:jc w:val="left"/>
-            </w:pPr>
-            <w:r>
-              <w:t xml:space="preserve">Supported operating range</w:t>
-            </w:r>
-          </w:p>
-        </w:tc>
-      </w:tr>
-      <w:tr>
-        <w:tc>
-          <w:tcPr/>
-          <w:p>
-            <w:pPr>
-              <w:pStyle w:val="Compact"/>
-              <w:jc w:val="left"/>
-            </w:pPr>
-            <w:r>
-              <w:t xml:space="preserve">I2C addressing</w:t>
-            </w:r>
-          </w:p>
-        </w:tc>
-        <w:tc>
-          <w:tcPr/>
-          <w:p>
-            <w:pPr>
-              <w:pStyle w:val="Compact"/>
-              <w:jc w:val="right"/>
-            </w:pPr>
-            <w:r>
-              <w:t xml:space="preserve">7-bit slave</w:t>
-            </w:r>
-          </w:p>
-        </w:tc>
-        <w:tc>
-          <w:tcPr/>
-          <w:p>
-            <w:pPr>
-              <w:pStyle w:val="Compact"/>
-              <w:jc w:val="left"/>
-            </w:pPr>
-            <w:r>
-              <w:t xml:space="preserve">Valid configurable addresses are</w:t>
-            </w:r>
-            <w:r>
-              <w:t xml:space="preserve"> </w:t>
-            </w:r>
-            <w:r>
-              <w:rPr>
-                <w:rStyle w:val="VerbatimChar"/>
-              </w:rPr>
-              <w:t xml:space="preserve">0x08..0x77</w:t>
-            </w:r>
-          </w:p>
-        </w:tc>
-      </w:tr>
-      <w:tr>
-        <w:tc>
-          <w:tcPr/>
-          <w:p>
-            <w:pPr>
-              <w:pStyle w:val="Compact"/>
-              <w:jc w:val="left"/>
-            </w:pPr>
-            <w:r>
-              <w:t xml:space="preserve">Factory I2C address</w:t>
-            </w:r>
-          </w:p>
-        </w:tc>
-        <w:tc>
-          <w:tcPr/>
-          <w:p>
-            <w:pPr>
-              <w:pStyle w:val="Compact"/>
-              <w:jc w:val="right"/>
-            </w:pPr>
-            <w:r>
-              <w:rPr>
-                <w:rStyle w:val="VerbatimChar"/>
-              </w:rPr>
-              <w:t xml:space="preserve">0x20</w:t>
-            </w:r>
-            <w:r>
-              <w:t xml:space="preserve"> </w:t>
-            </w:r>
-            <w:r>
-              <w:t xml:space="preserve">(7-bit)</w:t>
-            </w:r>
-          </w:p>
-        </w:tc>
-        <w:tc>
-          <w:tcPr/>
-          <w:p>
-            <w:pPr>
-              <w:pStyle w:val="Compact"/>
-              <w:jc w:val="left"/>
-            </w:pPr>
-            <w:r>
-              <w:t xml:space="preserve">Use</w:t>
-            </w:r>
-            <w:r>
-              <w:t xml:space="preserve"> </w:t>
-            </w:r>
-            <w:r>
-              <w:rPr>
-                <w:rStyle w:val="VerbatimChar"/>
-              </w:rPr>
-              <w:t xml:space="preserve">0x20</w:t>
-            </w:r>
-            <w:r>
-              <w:t xml:space="preserve"> </w:t>
-            </w:r>
-            <w:r>
-              <w:t xml:space="preserve">in I2C libraries.</w:t>
-            </w:r>
-            <w:r>
-              <w:t xml:space="preserve"> </w:t>
-            </w:r>
-            <w:r>
-              <w:rPr>
-                <w:rStyle w:val="VerbatimChar"/>
-              </w:rPr>
-              <w:t xml:space="preserve">0x40</w:t>
-            </w:r>
-            <w:r>
-              <w:t xml:space="preserve"> </w:t>
-            </w:r>
-            <w:r>
-              <w:t xml:space="preserve">is the 8-bit write address, not the device address</w:t>
-            </w:r>
-          </w:p>
-        </w:tc>
-      </w:tr>
-      <w:tr>
-        <w:tc>
-          <w:tcPr/>
-          <w:p>
-            <w:pPr>
-              <w:pStyle w:val="Compact"/>
-              <w:jc w:val="left"/>
-            </w:pPr>
-            <w:r>
-              <w:t xml:space="preserve">Device protocol</w:t>
-            </w:r>
-          </w:p>
-        </w:tc>
-        <w:tc>
-          <w:tcPr/>
-          <w:p>
-            <w:pPr>
-              <w:pStyle w:val="Compact"/>
-              <w:jc w:val="right"/>
-            </w:pPr>
-            <w:r>
-              <w:t xml:space="preserve">DDP v1.0</w:t>
-            </w:r>
-          </w:p>
-        </w:tc>
-        <w:tc>
-          <w:tcPr/>
-          <w:p>
-            <w:pPr>
-              <w:pStyle w:val="Compact"/>
-              <w:jc w:val="left"/>
-            </w:pPr>
-            <w:r>
-              <w:t xml:space="preserve">Command transaction followed by an exact-length read transaction</w:t>
-            </w:r>
-          </w:p>
-        </w:tc>
-      </w:tr>
-      <w:tr>
-        <w:tc>
-          <w:tcPr/>
-          <w:p>
-            <w:pPr>
-              <w:pStyle w:val="Compact"/>
-              <w:jc w:val="left"/>
-            </w:pPr>
-            <w:r>
-              <w:t xml:space="preserve">Logical Device ID</w:t>
-            </w:r>
-          </w:p>
-        </w:tc>
-        <w:tc>
-          <w:tcPr/>
-          <w:p>
-            <w:pPr>
-              <w:pStyle w:val="Compact"/>
-              <w:jc w:val="right"/>
-            </w:pPr>
-            <w:r>
-              <w:rPr>
-                <w:rStyle w:val="VerbatimChar"/>
-              </w:rPr>
-              <w:t xml:space="preserve">0x0102</w:t>
-            </w:r>
-          </w:p>
-        </w:tc>
-        <w:tc>
-          <w:tcPr/>
-          <w:p>
-            <w:pPr>
-              <w:pStyle w:val="Compact"/>
-              <w:jc w:val="left"/>
-            </w:pPr>
-            <w:r>
-              <w:t xml:space="preserve">TEMT6000 identity; independent of I2C address</w:t>
-            </w:r>
-          </w:p>
-        </w:tc>
-      </w:tr>
-      <w:tr>
-        <w:tc>
-          <w:tcPr/>
-          <w:p>
-            <w:pPr>
-              <w:pStyle w:val="Compact"/>
-              <w:jc w:val="left"/>
-            </w:pPr>
-            <w:r>
-              <w:t xml:space="preserve">Firmware / hardware</w:t>
-            </w:r>
-          </w:p>
-        </w:tc>
-        <w:tc>
-          <w:tcPr/>
-          <w:p>
-            <w:pPr>
-              <w:pStyle w:val="Compact"/>
-              <w:jc w:val="right"/>
-            </w:pPr>
-            <w:r>
-              <w:t xml:space="preserve">1.0 / 1.0</w:t>
-            </w:r>
-          </w:p>
-        </w:tc>
-        <w:tc>
-          <w:tcPr/>
-          <w:p>
-            <w:pPr>
-              <w:pStyle w:val="Compact"/>
-              <w:jc w:val="left"/>
-            </w:pPr>
-            <w:r>
-              <w:t xml:space="preserve">Current observable controller profile</w:t>
-            </w:r>
-          </w:p>
-        </w:tc>
-      </w:tr>
-      <w:tr>
-        <w:tc>
-          <w:tcPr/>
-          <w:p>
-            <w:pPr>
-              <w:pStyle w:val="Compact"/>
-              <w:jc w:val="left"/>
-            </w:pPr>
-            <w:r>
-              <w:t xml:space="preserve">Capability bitmap</w:t>
-            </w:r>
-          </w:p>
-        </w:tc>
-        <w:tc>
-          <w:tcPr/>
-          <w:p>
-            <w:pPr>
-              <w:pStyle w:val="Compact"/>
-              <w:jc w:val="right"/>
-            </w:pPr>
-            <w:r>
-              <w:rPr>
-                <w:rStyle w:val="VerbatimChar"/>
-              </w:rPr>
-              <w:t xml:space="preserve">0x000001B9</w:t>
-            </w:r>
-          </w:p>
-        </w:tc>
-        <w:tc>
-          <w:tcPr/>
-          <w:p>
-            <w:pPr>
-              <w:pStyle w:val="Compact"/>
-              <w:jc w:val="left"/>
-            </w:pPr>
-            <w:r>
-              <w:t xml:space="preserve">I2C configuration, analog input, sensor data, relay, watchdog, and persistent configuration</w:t>
-            </w:r>
-          </w:p>
-        </w:tc>
-      </w:tr>
-      <w:tr>
-        <w:tc>
-          <w:tcPr/>
-          <w:p>
-            <w:pPr>
-              <w:pStyle w:val="Compact"/>
-              <w:jc w:val="left"/>
-            </w:pPr>
-            <w:r>
-              <w:t xml:space="preserve">Raw digital sample</w:t>
-            </w:r>
-          </w:p>
-        </w:tc>
-        <w:tc>
-          <w:tcPr/>
-          <w:p>
-            <w:pPr>
-              <w:pStyle w:val="Compact"/>
-              <w:jc w:val="right"/>
-            </w:pPr>
-            <w:r>
-              <w:rPr>
-                <w:rStyle w:val="VerbatimChar"/>
-              </w:rPr>
-              <w:t xml:space="preserve">0</w:t>
-            </w:r>
-            <w:r>
-              <w:t xml:space="preserve"> </w:t>
-            </w:r>
-            <w:r>
-              <w:t xml:space="preserve">to</w:t>
-            </w:r>
-            <w:r>
-              <w:t xml:space="preserve"> </w:t>
-            </w:r>
-            <w:r>
-              <w:rPr>
-                <w:rStyle w:val="VerbatimChar"/>
-              </w:rPr>
-              <w:t xml:space="preserve">4095</w:t>
-            </w:r>
-          </w:p>
-        </w:tc>
-        <w:tc>
-          <w:tcPr/>
-          <w:p>
-            <w:pPr>
-              <w:pStyle w:val="Compact"/>
-              <w:jc w:val="left"/>
-            </w:pPr>
-            <w:r>
-              <w:t xml:space="preserve">12-bit ADC code returned as an unsigned 16-bit little-endian value</w:t>
-            </w:r>
-          </w:p>
-        </w:tc>
-      </w:tr>
-      <w:tr>
-        <w:tc>
-          <w:tcPr/>
-          <w:p>
-            <w:pPr>
-              <w:pStyle w:val="Compact"/>
-              <w:jc w:val="left"/>
-            </w:pPr>
-            <w:r>
-              <w:t xml:space="preserve">ADC update interval</w:t>
-            </w:r>
-          </w:p>
-        </w:tc>
-        <w:tc>
-          <w:tcPr/>
-          <w:p>
-            <w:pPr>
-              <w:pStyle w:val="Compact"/>
-              <w:jc w:val="right"/>
-            </w:pPr>
-            <w:r>
-              <w:t xml:space="preserve">Approximately 20 ms</w:t>
-            </w:r>
-          </w:p>
-        </w:tc>
-        <w:tc>
-          <w:tcPr/>
-          <w:p>
-            <w:pPr>
-              <w:pStyle w:val="Compact"/>
-              <w:jc w:val="left"/>
-            </w:pPr>
-            <w:r>
-              <w:t xml:space="preserve">Background acquisition; I2C reads return the latest published sample</w:t>
-            </w:r>
-          </w:p>
-        </w:tc>
-      </w:tr>
-      <w:tr>
-        <w:tc>
-          <w:tcPr/>
-          <w:p>
-            <w:pPr>
-              <w:pStyle w:val="Compact"/>
-              <w:jc w:val="left"/>
-            </w:pPr>
-            <w:r>
-              <w:t xml:space="preserve">Command processing delay</w:t>
-            </w:r>
-          </w:p>
-        </w:tc>
-        <w:tc>
-          <w:tcPr/>
-          <w:p>
-            <w:pPr>
-              <w:pStyle w:val="Compact"/>
-              <w:jc w:val="right"/>
-            </w:pPr>
-            <w:r>
-              <w:t xml:space="preserve">2 to 5 ms</w:t>
-            </w:r>
-          </w:p>
-        </w:tc>
-        <w:tc>
-          <w:tcPr/>
-          <w:p>
-            <w:pPr>
-              <w:pStyle w:val="Compact"/>
-              <w:jc w:val="left"/>
-            </w:pPr>
-            <w:r>
-              <w:t xml:space="preserve">Use 5 ms conservatively before reading</w:t>
-            </w:r>
-          </w:p>
-        </w:tc>
-      </w:tr>
-      <w:tr>
-        <w:tc>
-          <w:tcPr/>
-          <w:p>
-            <w:pPr>
-              <w:pStyle w:val="Compact"/>
-              <w:jc w:val="left"/>
-            </w:pPr>
-            <w:r>
-              <w:t xml:space="preserve">Pending setter timeout</w:t>
-            </w:r>
-          </w:p>
-        </w:tc>
-        <w:tc>
-          <w:tcPr/>
-          <w:p>
-            <w:pPr>
-              <w:pStyle w:val="Compact"/>
-              <w:jc w:val="right"/>
-            </w:pPr>
-            <w:r>
-              <w:t xml:space="preserve">250 ms</w:t>
-            </w:r>
-          </w:p>
-        </w:tc>
-        <w:tc>
-          <w:tcPr/>
-          <w:p>
-            <w:pPr>
-              <w:pStyle w:val="Compact"/>
-              <w:jc w:val="left"/>
-            </w:pPr>
-            <w:r>
-              <w:t xml:space="preserve">Parameter must arrive before expiry</w:t>
-            </w:r>
-          </w:p>
-        </w:tc>
-      </w:tr>
-      <w:tr>
-        <w:tc>
-          <w:tcPr/>
-          <w:p>
-            <w:pPr>
-              <w:pStyle w:val="Compact"/>
-              <w:jc w:val="left"/>
-            </w:pPr>
-            <w:r>
-              <w:t xml:space="preserve">Direct</w:t>
-            </w:r>
-            <w:r>
-              <w:t xml:space="preserve"> </w:t>
-            </w:r>
-            <w:r>
-              <w:rPr>
-                <w:rStyle w:val="VerbatimChar"/>
-              </w:rPr>
-              <w:t xml:space="preserve">SIG</w:t>
-            </w:r>
-            <w:r>
-              <w:t xml:space="preserve"> </w:t>
-            </w:r>
-            <w:r>
-              <w:t xml:space="preserve">range</w:t>
-            </w:r>
-          </w:p>
-        </w:tc>
-        <w:tc>
-          <w:tcPr/>
-          <w:p>
-            <w:pPr>
-              <w:pStyle w:val="Compact"/>
-              <w:jc w:val="right"/>
-            </w:pPr>
-            <w:r>
-              <w:t xml:space="preserve">Not specified</w:t>
-            </w:r>
-          </w:p>
-        </w:tc>
-        <w:tc>
-          <w:tcPr/>
-          <w:p>
-            <w:pPr>
-              <w:pStyle w:val="Compact"/>
-              <w:jc w:val="left"/>
-            </w:pPr>
-            <w:r>
-              <w:t xml:space="preserve">Requires current analog-stage schematic verification and measurement</w:t>
-            </w:r>
-          </w:p>
-        </w:tc>
-      </w:tr>
-      <w:tr>
-        <w:tc>
-          <w:tcPr/>
-          <w:p>
-            <w:pPr>
-              <w:pStyle w:val="Compact"/>
-              <w:jc w:val="left"/>
-            </w:pPr>
-            <w:r>
-              <w:t xml:space="preserve">Module current consumption</w:t>
-            </w:r>
-          </w:p>
-        </w:tc>
-        <w:tc>
-          <w:tcPr/>
-          <w:p>
-            <w:pPr>
-              <w:pStyle w:val="Compact"/>
-              <w:jc w:val="right"/>
-            </w:pPr>
-            <w:r>
-              <w:t xml:space="preserve">Not specified</w:t>
-            </w:r>
-          </w:p>
-        </w:tc>
-        <w:tc>
-          <w:tcPr/>
-          <w:p>
-            <w:pPr>
-              <w:pStyle w:val="Compact"/>
-              <w:jc w:val="left"/>
-            </w:pPr>
-            <w:r>
-              <w:t xml:space="preserve">Controller, indicators, pull-ups, and sensor load require module-level characterization</w:t>
-            </w:r>
-          </w:p>
-        </w:tc>
-      </w:tr>
-      <w:tr>
-        <w:tc>
-          <w:tcPr/>
-          <w:p>
-            <w:pPr>
-              <w:pStyle w:val="Compact"/>
-              <w:jc w:val="left"/>
-            </w:pPr>
-            <w:r>
-              <w:t xml:space="preserve">Module ambient temperature</w:t>
-            </w:r>
-          </w:p>
-        </w:tc>
-        <w:tc>
-          <w:tcPr/>
-          <w:p>
-            <w:pPr>
-              <w:pStyle w:val="Compact"/>
-              <w:jc w:val="right"/>
-            </w:pPr>
-            <w:r>
-              <w:t xml:space="preserve">Not specified</w:t>
-            </w:r>
-          </w:p>
-        </w:tc>
-        <w:tc>
-          <w:tcPr/>
-          <w:p>
-            <w:pPr>
-              <w:pStyle w:val="Compact"/>
-              <w:jc w:val="left"/>
-            </w:pPr>
-            <w:r>
-              <w:t xml:space="preserve">No complete-module qualification supplied</w:t>
-            </w:r>
-          </w:p>
-        </w:tc>
-      </w:tr>
-    </w:tbl>
-    <w:p>
-      <w:pPr>
-        <w:pStyle w:val="BodyText"/>
-      </w:pPr>
-      <w:r>
-        <w:t xml:space="preserve">The direct</w:t>
-      </w:r>
-      <w:r>
-        <w:t xml:space="preserve"> </w:t>
-      </w:r>
-      <w:r>
-        <w:rPr>
-          <w:rStyle w:val="VerbatimChar"/>
-        </w:rPr>
-        <w:t xml:space="preserve">SIG</w:t>
-      </w:r>
-      <w:r>
-        <w:t xml:space="preserve"> </w:t>
-      </w:r>
-      <w:r>
-        <w:t xml:space="preserve">path and I2C logic levels are referenced to the powered system. Every attached host must therefore tolerate the resulting signal levels or use appropriate level translation.</w:t>
-      </w:r>
-    </w:p>
-    <w:p>
-      <w:pPr>
-        <w:pStyle w:val="BodyText"/>
-      </w:pPr>
-      <w:r>
-        <w:t xml:space="preserve">Complete-module absolute maximum ratings, I2C pull-up resistance, current consumption, and other board-level electrical limits require confirmation from the released schematic and module-level qualification.</w:t>
-      </w:r>
-    </w:p>
-    <w:bookmarkEnd w:id="41"/>
-    <w:bookmarkStart w:id="42" w:name="interface-controller-characteristics"/>
-    <w:p>
-      <w:pPr>
-        <w:pStyle w:val="Heading3"/>
-      </w:pPr>
-      <w:r>
-        <w:rPr>
-          <w:bCs/>
-          <w:b/>
-        </w:rPr>
-        <w:t xml:space="preserve">2.2 Interface Controller Characteristics</w:t>
-      </w:r>
-    </w:p>
-    <w:p>
-      <w:pPr>
-        <w:pStyle w:val="FirstParagraph"/>
-      </w:pPr>
-      <w:r>
-        <w:t xml:space="preserve">The available controller reference documentation identifies a 32-bit Arm Cortex-M0+ device with 16 KB Flash and 2 KB SRAM. The exact fitted ordering variant must be confirmed before component-specific limits are treated as production specifications.</w:t>
-      </w:r>
-    </w:p>
-    <w:p>
-      <w:pPr>
-        <w:pStyle w:val="BodyText"/>
-      </w:pPr>
-      <w:r>
-        <w:t xml:space="preserve">A conservative controller operating range of 2.0–5.5 V is used in this document until the exact fitted variant and its applicable electrical characteristics are confirmed.</w:t>
-      </w:r>
-    </w:p>
-    <w:tbl>
-      <w:tblPr>
-        <w:tblStyle w:val="Table"/>
-        <w:tblW w:type="pct" w:w="5000"/>
-        <w:tblLook w:firstRow="1" w:lastRow="0" w:firstColumn="0" w:lastColumn="0" w:noHBand="0" w:noVBand="0" w:val="0020"/>
-        <w:jc w:val="start"/>
-      </w:tblPr>
-      <w:tblGrid>
-        <w:gridCol w:w="3960"/>
-        <w:gridCol w:w="3960"/>
-      </w:tblGrid>
-      <w:tr>
-        <w:trPr>
-          <w:tblHeader w:val="true"/>
-        </w:trPr>
-        <w:tc>
-          <w:tcPr/>
-          <w:p>
-            <w:pPr>
-              <w:pStyle w:val="Compact"/>
-              <w:jc w:val="left"/>
-            </w:pPr>
-            <w:r>
-              <w:t xml:space="preserve">Feature</w:t>
-            </w:r>
-          </w:p>
-        </w:tc>
-        <w:tc>
-          <w:tcPr/>
-          <w:p>
-            <w:pPr>
-              <w:pStyle w:val="Compact"/>
-              <w:jc w:val="left"/>
-            </w:pPr>
-            <w:r>
-              <w:t xml:space="preserve">Controller capability</w:t>
-            </w:r>
-          </w:p>
-        </w:tc>
-      </w:tr>
-      <w:tr>
-        <w:tc>
-          <w:tcPr/>
-          <w:p>
-            <w:pPr>
-              <w:pStyle w:val="Compact"/>
-              <w:jc w:val="left"/>
-            </w:pPr>
-            <w:r>
-              <w:t xml:space="preserve">CPU and application clock</w:t>
-            </w:r>
-          </w:p>
-        </w:tc>
-        <w:tc>
-          <w:tcPr/>
-          <w:p>
-            <w:pPr>
-              <w:pStyle w:val="Compact"/>
-              <w:jc w:val="left"/>
-            </w:pPr>
-            <w:r>
-              <w:t xml:space="preserve">32-bit Arm Cortex-M0+; internal HSI at up to 24 MHz</w:t>
-            </w:r>
-          </w:p>
-        </w:tc>
-      </w:tr>
-      <w:tr>
-        <w:tc>
-          <w:tcPr/>
-          <w:p>
-            <w:pPr>
-              <w:pStyle w:val="Compact"/>
-              <w:jc w:val="left"/>
-            </w:pPr>
-            <w:r>
-              <w:t xml:space="preserve">Memory</w:t>
-            </w:r>
-          </w:p>
-        </w:tc>
-        <w:tc>
-          <w:tcPr/>
-          <w:p>
-            <w:pPr>
-              <w:pStyle w:val="Compact"/>
-              <w:jc w:val="left"/>
-            </w:pPr>
-            <w:r>
-              <w:t xml:space="preserve">16 KB Flash and 2 KB SRAM</w:t>
-            </w:r>
-          </w:p>
-        </w:tc>
-      </w:tr>
-      <w:tr>
-        <w:tc>
-          <w:tcPr/>
-          <w:p>
-            <w:pPr>
-              <w:pStyle w:val="Compact"/>
-              <w:jc w:val="left"/>
-            </w:pPr>
-            <w:r>
-              <w:t xml:space="preserve">Controller operating-voltage guidance</w:t>
-            </w:r>
-          </w:p>
-        </w:tc>
-        <w:tc>
-          <w:tcPr/>
-          <w:p>
-            <w:pPr>
-              <w:pStyle w:val="Compact"/>
-              <w:jc w:val="left"/>
-            </w:pPr>
-            <w:r>
-              <w:t xml:space="preserve">2.0–5.5 V; conservative range pending confirmation of the exact fitted variant</w:t>
-            </w:r>
-          </w:p>
-        </w:tc>
-      </w:tr>
-      <w:tr>
-        <w:tc>
-          <w:tcPr/>
-          <w:p>
-            <w:pPr>
-              <w:pStyle w:val="Compact"/>
-              <w:jc w:val="left"/>
-            </w:pPr>
-            <w:r>
-              <w:t xml:space="preserve">ADC</w:t>
-            </w:r>
-          </w:p>
-        </w:tc>
-        <w:tc>
-          <w:tcPr/>
-          <w:p>
-            <w:pPr>
-              <w:pStyle w:val="Compact"/>
-              <w:jc w:val="left"/>
-            </w:pPr>
-            <w:r>
-              <w:t xml:space="preserve">12-bit analog-to-digital conversion used for sensor acquisition</w:t>
-            </w:r>
-          </w:p>
-        </w:tc>
-      </w:tr>
-      <w:tr>
-        <w:tc>
-          <w:tcPr/>
-          <w:p>
-            <w:pPr>
-              <w:pStyle w:val="Compact"/>
-              <w:jc w:val="left"/>
-            </w:pPr>
-            <w:r>
-              <w:t xml:space="preserve">I2C</w:t>
-            </w:r>
-          </w:p>
-        </w:tc>
-        <w:tc>
-          <w:tcPr/>
-          <w:p>
-            <w:pPr>
-              <w:pStyle w:val="Compact"/>
-              <w:jc w:val="left"/>
-            </w:pPr>
-            <w:r>
-              <w:t xml:space="preserve">Standard mode at 100 kHz and Fast mode at 400 kHz; 7-bit addressing</w:t>
-            </w:r>
-          </w:p>
-        </w:tc>
-      </w:tr>
-      <w:tr>
-        <w:tc>
-          <w:tcPr/>
-          <w:p>
-            <w:pPr>
-              <w:pStyle w:val="Compact"/>
-              <w:jc w:val="left"/>
-            </w:pPr>
-            <w:r>
-              <w:t xml:space="preserve">GPIO</w:t>
-            </w:r>
-          </w:p>
-        </w:tc>
-        <w:tc>
-          <w:tcPr/>
-          <w:p>
-            <w:pPr>
-              <w:pStyle w:val="Compact"/>
-              <w:jc w:val="left"/>
-            </w:pPr>
-            <w:r>
-              <w:t xml:space="preserve">General-purpose digital I/O and external-interrupt capability</w:t>
-            </w:r>
-          </w:p>
-        </w:tc>
-      </w:tr>
-      <w:tr>
-        <w:tc>
-          <w:tcPr/>
-          <w:p>
-            <w:pPr>
-              <w:pStyle w:val="Compact"/>
-              <w:jc w:val="left"/>
-            </w:pPr>
-            <w:r>
-              <w:t xml:space="preserve">Timers</w:t>
-            </w:r>
-          </w:p>
-        </w:tc>
-        <w:tc>
-          <w:tcPr/>
-          <w:p>
-            <w:pPr>
-              <w:pStyle w:val="Compact"/>
-              <w:jc w:val="left"/>
-            </w:pPr>
-            <w:r>
-              <w:t xml:space="preserve">General-purpose, advanced-control, low-power, watchdog, and system timing resources</w:t>
-            </w:r>
-          </w:p>
-        </w:tc>
-      </w:tr>
-      <w:tr>
-        <w:tc>
-          <w:tcPr/>
-          <w:p>
-            <w:pPr>
-              <w:pStyle w:val="Compact"/>
-              <w:jc w:val="left"/>
-            </w:pPr>
-            <w:r>
-              <w:t xml:space="preserve">Other interfaces</w:t>
-            </w:r>
-          </w:p>
-        </w:tc>
-        <w:tc>
-          <w:tcPr/>
-          <w:p>
-            <w:pPr>
-              <w:pStyle w:val="Compact"/>
-              <w:jc w:val="left"/>
-            </w:pPr>
-            <w:r>
-              <w:t xml:space="preserve">SPI, USART, DMA, RTC, CRC, comparators, unique device identification, and factory programming/debug functionality</w:t>
-            </w:r>
-          </w:p>
-        </w:tc>
-      </w:tr>
-    </w:tbl>
-    <w:p>
-      <w:pPr>
-        <w:pStyle w:val="BodyText"/>
-      </w:pPr>
-      <w:r>
-        <w:t xml:space="preserve">Programming and debugging functionality is reserved for factory use on this module. The controller operating range applies only to the controller and does not establish the absolute maximum ratings of the complete module or every externally accessible contact.</w:t>
-      </w:r>
-    </w:p>
-    <w:bookmarkEnd w:id="42"/>
-    <w:bookmarkStart w:id="43" w:name="temt6000-maximum-ratings"/>
-    <w:p>
-      <w:pPr>
-        <w:pStyle w:val="Heading3"/>
-      </w:pPr>
-      <w:r>
-        <w:rPr>
-          <w:bCs/>
-          <w:b/>
-        </w:rPr>
-        <w:t xml:space="preserve">2.3 TEMT6000 Maximum Ratings</w:t>
-      </w:r>
-    </w:p>
-    <w:p>
-      <w:pPr>
-        <w:pStyle w:val="FirstParagraph"/>
-      </w:pPr>
-      <w:r>
-        <w:t xml:space="preserve">The values below are included only as a comparative TEMT6000 profile. They do not confirm that a specific manufacturer or ordering variant is fitted to the module and must not be interpreted as complete-module ratings.</w:t>
-      </w:r>
-    </w:p>
-    <w:p>
-      <w:pPr>
-        <w:pStyle w:val="BodyText"/>
-      </w:pPr>
-      <w:r>
-        <w:t xml:space="preserve">These values also do not define limits for the interface controller, indicators, pull-ups, connectors, or other board components.</w:t>
-      </w:r>
-    </w:p>
-    <w:tbl>
-      <w:tblPr>
-        <w:tblStyle w:val="Table"/>
-        <w:tblW w:type="auto" w:w="0"/>
-        <w:tblLook w:firstRow="1" w:lastRow="0" w:firstColumn="0" w:lastColumn="0" w:noHBand="0" w:noVBand="0" w:val="0020"/>
-        <w:jc w:val="start"/>
-      </w:tblPr>
-      <w:tblGrid>
-        <w:gridCol w:w="1980"/>
-        <w:gridCol w:w="1980"/>
-        <w:gridCol w:w="1980"/>
-        <w:gridCol w:w="1980"/>
-      </w:tblGrid>
-      <w:tr>
-        <w:trPr>
-          <w:tblHeader w:val="true"/>
-        </w:trPr>
-        <w:tc>
-          <w:tcPr/>
-          <w:p>
-            <w:pPr>
-              <w:pStyle w:val="Compact"/>
-              <w:jc w:val="left"/>
-            </w:pPr>
-            <w:r>
-              <w:t xml:space="preserve">Parameter</w:t>
-            </w:r>
-          </w:p>
-        </w:tc>
-        <w:tc>
-          <w:tcPr/>
-          <w:p>
-            <w:pPr>
-              <w:pStyle w:val="Compact"/>
-              <w:jc w:val="right"/>
-            </w:pPr>
-            <w:r>
-              <w:t xml:space="preserve">Symbol</w:t>
-            </w:r>
-          </w:p>
-        </w:tc>
-        <w:tc>
-          <w:tcPr/>
-          <w:p>
-            <w:pPr>
-              <w:pStyle w:val="Compact"/>
-              <w:jc w:val="right"/>
-            </w:pPr>
-            <w:r>
-              <w:t xml:space="preserve">Value</w:t>
-            </w:r>
-          </w:p>
-        </w:tc>
-        <w:tc>
-          <w:tcPr/>
-          <w:p>
-            <w:pPr>
-              <w:pStyle w:val="Compact"/>
-              <w:jc w:val="left"/>
-            </w:pPr>
-            <w:r>
-              <w:t xml:space="preserve">Unit</w:t>
-            </w:r>
-          </w:p>
-        </w:tc>
-      </w:tr>
-      <w:tr>
-        <w:tc>
-          <w:tcPr/>
-          <w:p>
-            <w:pPr>
-              <w:pStyle w:val="Compact"/>
-              <w:jc w:val="left"/>
-            </w:pPr>
-            <w:r>
-              <w:t xml:space="preserve">Collector-emitter voltage</w:t>
-            </w:r>
-          </w:p>
-        </w:tc>
-        <w:tc>
-          <w:tcPr/>
-          <w:p>
-            <w:pPr>
-              <w:pStyle w:val="Compact"/>
-              <w:jc w:val="right"/>
-            </w:pPr>
-            <w:r>
-              <w:rPr>
-                <w:rStyle w:val="VerbatimChar"/>
-              </w:rPr>
-              <w:t xml:space="preserve">VCEO</w:t>
-            </w:r>
-          </w:p>
-        </w:tc>
-        <w:tc>
-          <w:tcPr/>
-          <w:p>
-            <w:pPr>
-              <w:pStyle w:val="Compact"/>
-              <w:jc w:val="right"/>
-            </w:pPr>
-            <w:r>
-              <w:t xml:space="preserve">6</w:t>
-            </w:r>
-          </w:p>
-        </w:tc>
-        <w:tc>
-          <w:tcPr/>
-          <w:p>
-            <w:pPr>
-              <w:pStyle w:val="Compact"/>
-              <w:jc w:val="left"/>
-            </w:pPr>
-            <w:r>
-              <w:t xml:space="preserve">V</w:t>
-            </w:r>
-          </w:p>
-        </w:tc>
-      </w:tr>
-      <w:tr>
-        <w:tc>
-          <w:tcPr/>
-          <w:p>
-            <w:pPr>
-              <w:pStyle w:val="Compact"/>
-              <w:jc w:val="left"/>
-            </w:pPr>
-            <w:r>
-              <w:t xml:space="preserve">Emitter-collector voltage</w:t>
-            </w:r>
-          </w:p>
-        </w:tc>
-        <w:tc>
-          <w:tcPr/>
-          <w:p>
-            <w:pPr>
-              <w:pStyle w:val="Compact"/>
-              <w:jc w:val="right"/>
-            </w:pPr>
-            <w:r>
-              <w:rPr>
-                <w:rStyle w:val="VerbatimChar"/>
-              </w:rPr>
-              <w:t xml:space="preserve">VECO</w:t>
-            </w:r>
-          </w:p>
-        </w:tc>
-        <w:tc>
-          <w:tcPr/>
-          <w:p>
-            <w:pPr>
-              <w:pStyle w:val="Compact"/>
-              <w:jc w:val="right"/>
-            </w:pPr>
-            <w:r>
-              <w:t xml:space="preserve">1.5</w:t>
-            </w:r>
-          </w:p>
-        </w:tc>
-        <w:tc>
-          <w:tcPr/>
-          <w:p>
-            <w:pPr>
-              <w:pStyle w:val="Compact"/>
-              <w:jc w:val="left"/>
-            </w:pPr>
-            <w:r>
-              <w:t xml:space="preserve">V</w:t>
-            </w:r>
-          </w:p>
-        </w:tc>
-      </w:tr>
-      <w:tr>
-        <w:tc>
-          <w:tcPr/>
-          <w:p>
-            <w:pPr>
-              <w:pStyle w:val="Compact"/>
-              <w:jc w:val="left"/>
-            </w:pPr>
-            <w:r>
-              <w:t xml:space="preserve">Collector current</w:t>
-            </w:r>
-          </w:p>
-        </w:tc>
-        <w:tc>
-          <w:tcPr/>
-          <w:p>
-            <w:pPr>
-              <w:pStyle w:val="Compact"/>
-              <w:jc w:val="right"/>
-            </w:pPr>
-            <w:r>
-              <w:rPr>
-                <w:rStyle w:val="VerbatimChar"/>
-              </w:rPr>
-              <w:t xml:space="preserve">IC</w:t>
-            </w:r>
-          </w:p>
-        </w:tc>
-        <w:tc>
-          <w:tcPr/>
-          <w:p>
-            <w:pPr>
-              <w:pStyle w:val="Compact"/>
-              <w:jc w:val="right"/>
-            </w:pPr>
-            <w:r>
-              <w:t xml:space="preserve">20</w:t>
-            </w:r>
-          </w:p>
-        </w:tc>
-        <w:tc>
-          <w:tcPr/>
-          <w:p>
-            <w:pPr>
-              <w:pStyle w:val="Compact"/>
-              <w:jc w:val="left"/>
-            </w:pPr>
-            <w:r>
-              <w:t xml:space="preserve">mA</w:t>
-            </w:r>
-          </w:p>
-        </w:tc>
-      </w:tr>
-      <w:tr>
-        <w:tc>
-          <w:tcPr/>
-          <w:p>
-            <w:pPr>
-              <w:pStyle w:val="Compact"/>
-              <w:jc w:val="left"/>
-            </w:pPr>
-            <w:r>
-              <w:t xml:space="preserve">Power dissipation at 25 °C</w:t>
-            </w:r>
-          </w:p>
-        </w:tc>
-        <w:tc>
-          <w:tcPr/>
-          <w:p>
-            <w:pPr>
-              <w:pStyle w:val="Compact"/>
-              <w:jc w:val="right"/>
-            </w:pPr>
-            <w:r>
-              <w:rPr>
-                <w:rStyle w:val="VerbatimChar"/>
-              </w:rPr>
-              <w:t xml:space="preserve">PV</w:t>
-            </w:r>
-          </w:p>
-        </w:tc>
-        <w:tc>
-          <w:tcPr/>
-          <w:p>
-            <w:pPr>
-              <w:pStyle w:val="Compact"/>
-              <w:jc w:val="right"/>
-            </w:pPr>
-            <w:r>
-              <w:t xml:space="preserve">100</w:t>
-            </w:r>
-          </w:p>
-        </w:tc>
-        <w:tc>
-          <w:tcPr/>
-          <w:p>
-            <w:pPr>
-              <w:pStyle w:val="Compact"/>
-              <w:jc w:val="left"/>
-            </w:pPr>
-            <w:r>
-              <w:t xml:space="preserve">mW</w:t>
-            </w:r>
-          </w:p>
-        </w:tc>
-      </w:tr>
-      <w:tr>
-        <w:tc>
-          <w:tcPr/>
-          <w:p>
-            <w:pPr>
-              <w:pStyle w:val="Compact"/>
-              <w:jc w:val="left"/>
-            </w:pPr>
-            <w:r>
-              <w:t xml:space="preserve">Junction temperature</w:t>
-            </w:r>
-          </w:p>
-        </w:tc>
-        <w:tc>
-          <w:tcPr/>
-          <w:p>
-            <w:pPr>
-              <w:pStyle w:val="Compact"/>
-              <w:jc w:val="right"/>
-            </w:pPr>
-            <w:r>
-              <w:rPr>
-                <w:rStyle w:val="VerbatimChar"/>
-              </w:rPr>
-              <w:t xml:space="preserve">Tj</w:t>
-            </w:r>
-          </w:p>
-        </w:tc>
-        <w:tc>
-          <w:tcPr/>
-          <w:p>
-            <w:pPr>
-              <w:pStyle w:val="Compact"/>
-              <w:jc w:val="right"/>
-            </w:pPr>
-            <w:r>
-              <w:t xml:space="preserve">100</w:t>
-            </w:r>
-          </w:p>
-        </w:tc>
-        <w:tc>
-          <w:tcPr/>
-          <w:p>
-            <w:pPr>
-              <w:pStyle w:val="Compact"/>
-              <w:jc w:val="left"/>
-            </w:pPr>
-            <w:r>
-              <w:t xml:space="preserve">°C</w:t>
-            </w:r>
-          </w:p>
-        </w:tc>
-      </w:tr>
-      <w:tr>
-        <w:tc>
-          <w:tcPr/>
-          <w:p>
-            <w:pPr>
-              <w:pStyle w:val="Compact"/>
-              <w:jc w:val="left"/>
-            </w:pPr>
-            <w:r>
-              <w:t xml:space="preserve">Component operating temperature</w:t>
-            </w:r>
-          </w:p>
-        </w:tc>
-        <w:tc>
-          <w:tcPr/>
-          <w:p>
-            <w:pPr>
-              <w:pStyle w:val="Compact"/>
-              <w:jc w:val="right"/>
-            </w:pPr>
-            <w:r>
-              <w:rPr>
-                <w:rStyle w:val="VerbatimChar"/>
-              </w:rPr>
-              <w:t xml:space="preserve">Tamb</w:t>
-            </w:r>
-          </w:p>
-        </w:tc>
-        <w:tc>
-          <w:tcPr/>
-          <w:p>
-            <w:pPr>
-              <w:pStyle w:val="Compact"/>
-              <w:jc w:val="right"/>
-            </w:pPr>
-            <w:r>
-              <w:t xml:space="preserve">−40 to +100</w:t>
-            </w:r>
-          </w:p>
-        </w:tc>
-        <w:tc>
-          <w:tcPr/>
-          <w:p>
-            <w:pPr>
-              <w:pStyle w:val="Compact"/>
-              <w:jc w:val="left"/>
-            </w:pPr>
-            <w:r>
-              <w:t xml:space="preserve">°C</w:t>
-            </w:r>
-          </w:p>
-        </w:tc>
-      </w:tr>
-    </w:tbl>
-    <w:bookmarkEnd w:id="43"/>
-    <w:bookmarkStart w:id="44" w:name="temt6000-characteristics"/>
-    <w:p>
-      <w:pPr>
-        <w:pStyle w:val="Heading3"/>
-      </w:pPr>
-      <w:r>
-        <w:rPr>
-          <w:bCs/>
-          <w:b/>
-        </w:rPr>
-        <w:t xml:space="preserve">2.4 TEMT6000 Characteristics</w:t>
-      </w:r>
-    </w:p>
-    <w:p>
-      <w:pPr>
-        <w:pStyle w:val="FirstParagraph"/>
-      </w:pPr>
-      <w:r>
-        <w:t xml:space="preserve">Unless noted otherwise, the following values are specified at 25 °C and are provided for comparison only. Production specifications must be based on the confirmed fitted component and module-level validation.</w:t>
+        <w:t xml:space="preserve">2.1 Recommended Operating Conditions</w:t>
       </w:r>
     </w:p>
     <w:tbl>
@@ -4641,6 +3374,1937 @@
               <w:jc w:val="left"/>
             </w:pPr>
             <w:r>
+              <w:t xml:space="preserve">Symbol</w:t>
+            </w:r>
+          </w:p>
+        </w:tc>
+        <w:tc>
+          <w:tcPr/>
+          <w:p>
+            <w:pPr>
+              <w:pStyle w:val="Compact"/>
+              <w:jc w:val="left"/>
+            </w:pPr>
+            <w:r>
+              <w:t xml:space="preserve">Description</w:t>
+            </w:r>
+          </w:p>
+        </w:tc>
+        <w:tc>
+          <w:tcPr/>
+          <w:p>
+            <w:pPr>
+              <w:pStyle w:val="Compact"/>
+              <w:jc w:val="right"/>
+            </w:pPr>
+            <w:r>
+              <w:t xml:space="preserve">Min.</w:t>
+            </w:r>
+          </w:p>
+        </w:tc>
+        <w:tc>
+          <w:tcPr/>
+          <w:p>
+            <w:pPr>
+              <w:pStyle w:val="Compact"/>
+              <w:jc w:val="right"/>
+            </w:pPr>
+            <w:r>
+              <w:t xml:space="preserve">Typ.</w:t>
+            </w:r>
+          </w:p>
+        </w:tc>
+        <w:tc>
+          <w:tcPr/>
+          <w:p>
+            <w:pPr>
+              <w:pStyle w:val="Compact"/>
+              <w:jc w:val="right"/>
+            </w:pPr>
+            <w:r>
+              <w:t xml:space="preserve">Max.</w:t>
+            </w:r>
+          </w:p>
+        </w:tc>
+        <w:tc>
+          <w:tcPr/>
+          <w:p>
+            <w:pPr>
+              <w:pStyle w:val="Compact"/>
+              <w:jc w:val="left"/>
+            </w:pPr>
+            <w:r>
+              <w:t xml:space="preserve">Unit</w:t>
+            </w:r>
+          </w:p>
+        </w:tc>
+      </w:tr>
+      <w:tr>
+        <w:tc>
+          <w:tcPr/>
+          <w:p>
+            <w:pPr>
+              <w:pStyle w:val="Compact"/>
+              <w:jc w:val="left"/>
+            </w:pPr>
+            <w:r>
+              <w:rPr>
+                <w:rStyle w:val="VerbatimChar"/>
+              </w:rPr>
+              <w:t xml:space="preserve">VCC</w:t>
+            </w:r>
+          </w:p>
+        </w:tc>
+        <w:tc>
+          <w:tcPr/>
+          <w:p>
+            <w:pPr>
+              <w:pStyle w:val="Compact"/>
+              <w:jc w:val="left"/>
+            </w:pPr>
+            <w:r>
+              <w:t xml:space="preserve">Module supply voltage</w:t>
+            </w:r>
+          </w:p>
+        </w:tc>
+        <w:tc>
+          <w:tcPr/>
+          <w:p>
+            <w:pPr>
+              <w:pStyle w:val="Compact"/>
+              <w:jc w:val="right"/>
+            </w:pPr>
+            <w:r>
+              <w:t xml:space="preserve">—</w:t>
+            </w:r>
+          </w:p>
+        </w:tc>
+        <w:tc>
+          <w:tcPr/>
+          <w:p>
+            <w:pPr>
+              <w:pStyle w:val="Compact"/>
+              <w:jc w:val="right"/>
+            </w:pPr>
+            <w:r>
+              <w:t xml:space="preserve">3.3 or 5</w:t>
+            </w:r>
+          </w:p>
+        </w:tc>
+        <w:tc>
+          <w:tcPr/>
+          <w:p>
+            <w:pPr>
+              <w:pStyle w:val="Compact"/>
+              <w:jc w:val="right"/>
+            </w:pPr>
+            <w:r>
+              <w:t xml:space="preserve">—</w:t>
+            </w:r>
+          </w:p>
+        </w:tc>
+        <w:tc>
+          <w:tcPr/>
+          <w:p>
+            <w:pPr>
+              <w:pStyle w:val="Compact"/>
+              <w:jc w:val="left"/>
+            </w:pPr>
+            <w:r>
+              <w:t xml:space="preserve">V</w:t>
+            </w:r>
+          </w:p>
+        </w:tc>
+      </w:tr>
+      <w:tr>
+        <w:tc>
+          <w:tcPr/>
+          <w:p>
+            <w:pPr>
+              <w:pStyle w:val="Compact"/>
+              <w:jc w:val="left"/>
+            </w:pPr>
+            <w:r>
+              <w:rPr>
+                <w:rStyle w:val="VerbatimChar"/>
+              </w:rPr>
+              <w:t xml:space="preserve">VI2C</w:t>
+            </w:r>
+          </w:p>
+        </w:tc>
+        <w:tc>
+          <w:tcPr/>
+          <w:p>
+            <w:pPr>
+              <w:pStyle w:val="Compact"/>
+              <w:jc w:val="left"/>
+            </w:pPr>
+            <w:r>
+              <w:t xml:space="preserve">I2C logic-high and pull-up voltage</w:t>
+            </w:r>
+          </w:p>
+        </w:tc>
+        <w:tc>
+          <w:tcPr/>
+          <w:p>
+            <w:pPr>
+              <w:pStyle w:val="Compact"/>
+              <w:jc w:val="right"/>
+            </w:pPr>
+            <w:r>
+              <w:t xml:space="preserve">—</w:t>
+            </w:r>
+          </w:p>
+        </w:tc>
+        <w:tc>
+          <w:tcPr/>
+          <w:p>
+            <w:pPr>
+              <w:pStyle w:val="Compact"/>
+              <w:jc w:val="right"/>
+            </w:pPr>
+            <w:r>
+              <w:rPr>
+                <w:rStyle w:val="VerbatimChar"/>
+              </w:rPr>
+              <w:t xml:space="preserve">VCC</w:t>
+            </w:r>
+          </w:p>
+        </w:tc>
+        <w:tc>
+          <w:tcPr/>
+          <w:p>
+            <w:pPr>
+              <w:pStyle w:val="Compact"/>
+              <w:jc w:val="right"/>
+            </w:pPr>
+            <w:r>
+              <w:t xml:space="preserve">—</w:t>
+            </w:r>
+          </w:p>
+        </w:tc>
+        <w:tc>
+          <w:tcPr/>
+          <w:p>
+            <w:pPr>
+              <w:pStyle w:val="Compact"/>
+              <w:jc w:val="left"/>
+            </w:pPr>
+            <w:r>
+              <w:t xml:space="preserve">V</w:t>
+            </w:r>
+          </w:p>
+        </w:tc>
+      </w:tr>
+      <w:tr>
+        <w:tc>
+          <w:tcPr/>
+          <w:p>
+            <w:pPr>
+              <w:pStyle w:val="Compact"/>
+              <w:jc w:val="left"/>
+            </w:pPr>
+            <w:r>
+              <w:rPr>
+                <w:rStyle w:val="VerbatimChar"/>
+              </w:rPr>
+              <w:t xml:space="preserve">fSCL</w:t>
+            </w:r>
+          </w:p>
+        </w:tc>
+        <w:tc>
+          <w:tcPr/>
+          <w:p>
+            <w:pPr>
+              <w:pStyle w:val="Compact"/>
+              <w:jc w:val="left"/>
+            </w:pPr>
+            <w:r>
+              <w:t xml:space="preserve">I2C clock frequency</w:t>
+            </w:r>
+          </w:p>
+        </w:tc>
+        <w:tc>
+          <w:tcPr/>
+          <w:p>
+            <w:pPr>
+              <w:pStyle w:val="Compact"/>
+              <w:jc w:val="right"/>
+            </w:pPr>
+            <w:r>
+              <w:t xml:space="preserve">100</w:t>
+            </w:r>
+          </w:p>
+        </w:tc>
+        <w:tc>
+          <w:tcPr/>
+          <w:p>
+            <w:pPr>
+              <w:pStyle w:val="Compact"/>
+              <w:jc w:val="right"/>
+            </w:pPr>
+            <w:r>
+              <w:t xml:space="preserve">—</w:t>
+            </w:r>
+          </w:p>
+        </w:tc>
+        <w:tc>
+          <w:tcPr/>
+          <w:p>
+            <w:pPr>
+              <w:pStyle w:val="Compact"/>
+              <w:jc w:val="right"/>
+            </w:pPr>
+            <w:r>
+              <w:t xml:space="preserve">400</w:t>
+            </w:r>
+          </w:p>
+        </w:tc>
+        <w:tc>
+          <w:tcPr/>
+          <w:p>
+            <w:pPr>
+              <w:pStyle w:val="Compact"/>
+              <w:jc w:val="left"/>
+            </w:pPr>
+            <w:r>
+              <w:t xml:space="preserve">kHz</w:t>
+            </w:r>
+          </w:p>
+        </w:tc>
+      </w:tr>
+      <w:tr>
+        <w:tc>
+          <w:tcPr/>
+          <w:p>
+            <w:pPr>
+              <w:pStyle w:val="Compact"/>
+              <w:jc w:val="left"/>
+            </w:pPr>
+            <w:r>
+              <w:rPr>
+                <w:rStyle w:val="VerbatimChar"/>
+              </w:rPr>
+              <w:t xml:space="preserve">VSIG</w:t>
+            </w:r>
+          </w:p>
+        </w:tc>
+        <w:tc>
+          <w:tcPr/>
+          <w:p>
+            <w:pPr>
+              <w:pStyle w:val="Compact"/>
+              <w:jc w:val="left"/>
+            </w:pPr>
+            <w:r>
+              <w:t xml:space="preserve">Direct analog</w:t>
+            </w:r>
+            <w:r>
+              <w:t xml:space="preserve"> </w:t>
+            </w:r>
+            <w:r>
+              <w:rPr>
+                <w:rStyle w:val="VerbatimChar"/>
+              </w:rPr>
+              <w:t xml:space="preserve">SIG</w:t>
+            </w:r>
+            <w:r>
+              <w:t xml:space="preserve"> </w:t>
+            </w:r>
+            <w:r>
+              <w:t xml:space="preserve">voltage range</w:t>
+            </w:r>
+          </w:p>
+        </w:tc>
+        <w:tc>
+          <w:tcPr/>
+          <w:p>
+            <w:pPr>
+              <w:pStyle w:val="Compact"/>
+              <w:jc w:val="right"/>
+            </w:pPr>
+            <w:r>
+              <w:t xml:space="preserve">—</w:t>
+            </w:r>
+          </w:p>
+        </w:tc>
+        <w:tc>
+          <w:tcPr/>
+          <w:p>
+            <w:pPr>
+              <w:pStyle w:val="Compact"/>
+              <w:jc w:val="right"/>
+            </w:pPr>
+            <w:r>
+              <w:t xml:space="preserve">Not specified</w:t>
+            </w:r>
+          </w:p>
+        </w:tc>
+        <w:tc>
+          <w:tcPr/>
+          <w:p>
+            <w:pPr>
+              <w:pStyle w:val="Compact"/>
+              <w:jc w:val="right"/>
+            </w:pPr>
+            <w:r>
+              <w:t xml:space="preserve">—</w:t>
+            </w:r>
+          </w:p>
+        </w:tc>
+        <w:tc>
+          <w:tcPr/>
+          <w:p>
+            <w:pPr>
+              <w:pStyle w:val="Compact"/>
+              <w:jc w:val="left"/>
+            </w:pPr>
+            <w:r>
+              <w:t xml:space="preserve">V</w:t>
+            </w:r>
+          </w:p>
+        </w:tc>
+      </w:tr>
+      <w:tr>
+        <w:tc>
+          <w:tcPr/>
+          <w:p>
+            <w:pPr>
+              <w:pStyle w:val="Compact"/>
+              <w:jc w:val="left"/>
+            </w:pPr>
+            <w:r>
+              <w:rPr>
+                <w:rStyle w:val="VerbatimChar"/>
+              </w:rPr>
+              <w:t xml:space="preserve">ICC</w:t>
+            </w:r>
+          </w:p>
+        </w:tc>
+        <w:tc>
+          <w:tcPr/>
+          <w:p>
+            <w:pPr>
+              <w:pStyle w:val="Compact"/>
+              <w:jc w:val="left"/>
+            </w:pPr>
+            <w:r>
+              <w:t xml:space="preserve">Module supply current</w:t>
+            </w:r>
+          </w:p>
+        </w:tc>
+        <w:tc>
+          <w:tcPr/>
+          <w:p>
+            <w:pPr>
+              <w:pStyle w:val="Compact"/>
+              <w:jc w:val="right"/>
+            </w:pPr>
+            <w:r>
+              <w:t xml:space="preserve">—</w:t>
+            </w:r>
+          </w:p>
+        </w:tc>
+        <w:tc>
+          <w:tcPr/>
+          <w:p>
+            <w:pPr>
+              <w:pStyle w:val="Compact"/>
+              <w:jc w:val="right"/>
+            </w:pPr>
+            <w:r>
+              <w:t xml:space="preserve">Not specified</w:t>
+            </w:r>
+          </w:p>
+        </w:tc>
+        <w:tc>
+          <w:tcPr/>
+          <w:p>
+            <w:pPr>
+              <w:pStyle w:val="Compact"/>
+              <w:jc w:val="right"/>
+            </w:pPr>
+            <w:r>
+              <w:t xml:space="preserve">—</w:t>
+            </w:r>
+          </w:p>
+        </w:tc>
+        <w:tc>
+          <w:tcPr/>
+          <w:p>
+            <w:pPr>
+              <w:pStyle w:val="Compact"/>
+              <w:jc w:val="left"/>
+            </w:pPr>
+            <w:r>
+              <w:t xml:space="preserve">mA</w:t>
+            </w:r>
+          </w:p>
+        </w:tc>
+      </w:tr>
+      <w:tr>
+        <w:tc>
+          <w:tcPr/>
+          <w:p>
+            <w:pPr>
+              <w:pStyle w:val="Compact"/>
+              <w:jc w:val="left"/>
+            </w:pPr>
+            <w:r>
+              <w:rPr>
+                <w:rStyle w:val="VerbatimChar"/>
+              </w:rPr>
+              <w:t xml:space="preserve">TA</w:t>
+            </w:r>
+          </w:p>
+        </w:tc>
+        <w:tc>
+          <w:tcPr/>
+          <w:p>
+            <w:pPr>
+              <w:pStyle w:val="Compact"/>
+              <w:jc w:val="left"/>
+            </w:pPr>
+            <w:r>
+              <w:t xml:space="preserve">Module ambient operating temperature</w:t>
+            </w:r>
+          </w:p>
+        </w:tc>
+        <w:tc>
+          <w:tcPr/>
+          <w:p>
+            <w:pPr>
+              <w:pStyle w:val="Compact"/>
+              <w:jc w:val="right"/>
+            </w:pPr>
+            <w:r>
+              <w:t xml:space="preserve">Not specified</w:t>
+            </w:r>
+          </w:p>
+        </w:tc>
+        <w:tc>
+          <w:tcPr/>
+          <w:p>
+            <w:pPr>
+              <w:pStyle w:val="Compact"/>
+              <w:jc w:val="right"/>
+            </w:pPr>
+            <w:r>
+              <w:t xml:space="preserve">—</w:t>
+            </w:r>
+          </w:p>
+        </w:tc>
+        <w:tc>
+          <w:tcPr/>
+          <w:p>
+            <w:pPr>
+              <w:pStyle w:val="Compact"/>
+              <w:jc w:val="right"/>
+            </w:pPr>
+            <w:r>
+              <w:t xml:space="preserve">Not specified</w:t>
+            </w:r>
+          </w:p>
+        </w:tc>
+        <w:tc>
+          <w:tcPr/>
+          <w:p>
+            <w:pPr>
+              <w:pStyle w:val="Compact"/>
+              <w:jc w:val="left"/>
+            </w:pPr>
+            <w:r>
+              <w:t xml:space="preserve">°C</w:t>
+            </w:r>
+          </w:p>
+        </w:tc>
+      </w:tr>
+    </w:tbl>
+    <w:p>
+      <w:pPr>
+        <w:pStyle w:val="BodyText"/>
+      </w:pPr>
+      <w:r>
+        <w:t xml:space="preserve">The</w:t>
+      </w:r>
+      <w:r>
+        <w:t xml:space="preserve"> </w:t>
+      </w:r>
+      <w:r>
+        <w:rPr>
+          <w:rStyle w:val="VerbatimChar"/>
+        </w:rPr>
+        <w:t xml:space="preserve">VCC</w:t>
+      </w:r>
+      <w:r>
+        <w:t xml:space="preserve"> </w:t>
+      </w:r>
+      <w:r>
+        <w:t xml:space="preserve">values are the supported nominal operating points; they are not</w:t>
+      </w:r>
+      <w:r>
+        <w:t xml:space="preserve"> </w:t>
+      </w:r>
+      <w:r>
+        <w:t xml:space="preserve">complete-module absolute maximum ratings. The validated continuous supply</w:t>
+      </w:r>
+      <w:r>
+        <w:t xml:space="preserve"> </w:t>
+      </w:r>
+      <w:r>
+        <w:t xml:space="preserve">range around each nominal point is not specified.</w:t>
+      </w:r>
+    </w:p>
+    <w:p>
+      <w:pPr>
+        <w:pStyle w:val="BodyText"/>
+      </w:pPr>
+      <w:r>
+        <w:t xml:space="preserve">Use a current-limited source during initial bring-up. The I2C pull-ups follow</w:t>
+      </w:r>
+      <w:r>
+        <w:t xml:space="preserve"> </w:t>
+      </w:r>
+      <w:r>
+        <w:t xml:space="preserve">the module supply, so the host must tolerate the actual bus voltage. When the</w:t>
+      </w:r>
+      <w:r>
+        <w:t xml:space="preserve"> </w:t>
+      </w:r>
+      <w:r>
+        <w:t xml:space="preserve">module operates at 5 V with a 3.3 V host, bidirectional level translation may</w:t>
+      </w:r>
+      <w:r>
+        <w:t xml:space="preserve"> </w:t>
+      </w:r>
+      <w:r>
+        <w:t xml:space="preserve">be required.</w:t>
+      </w:r>
+    </w:p>
+    <w:p>
+      <w:pPr>
+        <w:pStyle w:val="BodyText"/>
+      </w:pPr>
+      <w:r>
+        <w:t xml:space="preserve">The direct</w:t>
+      </w:r>
+      <w:r>
+        <w:t xml:space="preserve"> </w:t>
+      </w:r>
+      <w:r>
+        <w:rPr>
+          <w:rStyle w:val="VerbatimChar"/>
+        </w:rPr>
+        <w:t xml:space="preserve">SIG</w:t>
+      </w:r>
+      <w:r>
+        <w:t xml:space="preserve"> </w:t>
+      </w:r>
+      <w:r>
+        <w:t xml:space="preserve">range requires analog-stage verification and measurement.</w:t>
+      </w:r>
+      <w:r>
+        <w:t xml:space="preserve"> </w:t>
+      </w:r>
+      <w:r>
+        <w:t xml:space="preserve">Module current consumption must include the controller, indicators, pull-ups,</w:t>
+      </w:r>
+      <w:r>
+        <w:t xml:space="preserve"> </w:t>
+      </w:r>
+      <w:r>
+        <w:t xml:space="preserve">and sensor load. The complete-module ambient-temperature range has not been</w:t>
+      </w:r>
+      <w:r>
+        <w:t xml:space="preserve"> </w:t>
+      </w:r>
+      <w:r>
+        <w:t xml:space="preserve">qualified. I2C pull-up resistance, bus capacitance, and complete-module</w:t>
+      </w:r>
+      <w:r>
+        <w:t xml:space="preserve"> </w:t>
+      </w:r>
+      <w:r>
+        <w:t xml:space="preserve">absolute maximum ratings are also not specified.</w:t>
+      </w:r>
+    </w:p>
+    <w:bookmarkEnd w:id="41"/>
+    <w:bookmarkStart w:id="42" w:name="X57f1bc1824078e444c074377e7b47a1eadaa09b"/>
+    <w:p>
+      <w:pPr>
+        <w:pStyle w:val="Heading3"/>
+      </w:pPr>
+      <w:r>
+        <w:rPr>
+          <w:bCs/>
+          <w:b/>
+        </w:rPr>
+        <w:t xml:space="preserve">2.2 Digital Interface and Firmware Characteristics</w:t>
+      </w:r>
+    </w:p>
+    <w:tbl>
+      <w:tblPr>
+        <w:tblStyle w:val="Table"/>
+        <w:tblW w:type="pct" w:w="5000"/>
+        <w:tblLook w:firstRow="1" w:lastRow="0" w:firstColumn="0" w:lastColumn="0" w:noHBand="0" w:noVBand="0" w:val="0020"/>
+        <w:jc w:val="start"/>
+      </w:tblPr>
+      <w:tblGrid>
+        <w:gridCol w:w="2376"/>
+        <w:gridCol w:w="3168"/>
+        <w:gridCol w:w="2376"/>
+      </w:tblGrid>
+      <w:tr>
+        <w:trPr>
+          <w:tblHeader w:val="true"/>
+        </w:trPr>
+        <w:tc>
+          <w:tcPr/>
+          <w:p>
+            <w:pPr>
+              <w:pStyle w:val="Compact"/>
+              <w:jc w:val="left"/>
+            </w:pPr>
+            <w:r>
+              <w:t xml:space="preserve">Parameter</w:t>
+            </w:r>
+          </w:p>
+        </w:tc>
+        <w:tc>
+          <w:tcPr/>
+          <w:p>
+            <w:pPr>
+              <w:pStyle w:val="Compact"/>
+              <w:jc w:val="right"/>
+            </w:pPr>
+            <w:r>
+              <w:t xml:space="preserve">Value</w:t>
+            </w:r>
+          </w:p>
+        </w:tc>
+        <w:tc>
+          <w:tcPr/>
+          <w:p>
+            <w:pPr>
+              <w:pStyle w:val="Compact"/>
+              <w:jc w:val="left"/>
+            </w:pPr>
+            <w:r>
+              <w:t xml:space="preserve">Description</w:t>
+            </w:r>
+          </w:p>
+        </w:tc>
+      </w:tr>
+      <w:tr>
+        <w:tc>
+          <w:tcPr/>
+          <w:p>
+            <w:pPr>
+              <w:pStyle w:val="Compact"/>
+              <w:jc w:val="left"/>
+            </w:pPr>
+            <w:r>
+              <w:t xml:space="preserve">I2C addressing</w:t>
+            </w:r>
+          </w:p>
+        </w:tc>
+        <w:tc>
+          <w:tcPr/>
+          <w:p>
+            <w:pPr>
+              <w:pStyle w:val="Compact"/>
+              <w:jc w:val="right"/>
+            </w:pPr>
+            <w:r>
+              <w:t xml:space="preserve">7-bit slave</w:t>
+            </w:r>
+          </w:p>
+        </w:tc>
+        <w:tc>
+          <w:tcPr/>
+          <w:p>
+            <w:pPr>
+              <w:pStyle w:val="Compact"/>
+              <w:jc w:val="left"/>
+            </w:pPr>
+            <w:r>
+              <w:t xml:space="preserve">Valid configurable addresses are</w:t>
+            </w:r>
+            <w:r>
+              <w:t xml:space="preserve"> </w:t>
+            </w:r>
+            <w:r>
+              <w:rPr>
+                <w:rStyle w:val="VerbatimChar"/>
+              </w:rPr>
+              <w:t xml:space="preserve">0x08..0x77</w:t>
+            </w:r>
+          </w:p>
+        </w:tc>
+      </w:tr>
+      <w:tr>
+        <w:tc>
+          <w:tcPr/>
+          <w:p>
+            <w:pPr>
+              <w:pStyle w:val="Compact"/>
+              <w:jc w:val="left"/>
+            </w:pPr>
+            <w:r>
+              <w:t xml:space="preserve">Factory I2C address</w:t>
+            </w:r>
+          </w:p>
+        </w:tc>
+        <w:tc>
+          <w:tcPr/>
+          <w:p>
+            <w:pPr>
+              <w:pStyle w:val="Compact"/>
+              <w:jc w:val="right"/>
+            </w:pPr>
+            <w:r>
+              <w:rPr>
+                <w:rStyle w:val="VerbatimChar"/>
+              </w:rPr>
+              <w:t xml:space="preserve">0x20</w:t>
+            </w:r>
+            <w:r>
+              <w:t xml:space="preserve"> </w:t>
+            </w:r>
+            <w:r>
+              <w:t xml:space="preserve">(7-bit)</w:t>
+            </w:r>
+          </w:p>
+        </w:tc>
+        <w:tc>
+          <w:tcPr/>
+          <w:p>
+            <w:pPr>
+              <w:pStyle w:val="Compact"/>
+              <w:jc w:val="left"/>
+            </w:pPr>
+            <w:r>
+              <w:t xml:space="preserve">Pass</w:t>
+            </w:r>
+            <w:r>
+              <w:t xml:space="preserve"> </w:t>
+            </w:r>
+            <w:r>
+              <w:rPr>
+                <w:rStyle w:val="VerbatimChar"/>
+              </w:rPr>
+              <w:t xml:space="preserve">0x20</w:t>
+            </w:r>
+            <w:r>
+              <w:t xml:space="preserve"> </w:t>
+            </w:r>
+            <w:r>
+              <w:t xml:space="preserve">directly to the host I2C library;</w:t>
+            </w:r>
+            <w:r>
+              <w:t xml:space="preserve"> </w:t>
+            </w:r>
+            <w:r>
+              <w:rPr>
+                <w:rStyle w:val="VerbatimChar"/>
+              </w:rPr>
+              <w:t xml:space="preserve">0x40</w:t>
+            </w:r>
+            <w:r>
+              <w:t xml:space="preserve"> </w:t>
+            </w:r>
+            <w:r>
+              <w:t xml:space="preserve">is the 8-bit write address, not the device address</w:t>
+            </w:r>
+          </w:p>
+        </w:tc>
+      </w:tr>
+      <w:tr>
+        <w:tc>
+          <w:tcPr/>
+          <w:p>
+            <w:pPr>
+              <w:pStyle w:val="Compact"/>
+              <w:jc w:val="left"/>
+            </w:pPr>
+            <w:r>
+              <w:t xml:space="preserve">Device protocol</w:t>
+            </w:r>
+          </w:p>
+        </w:tc>
+        <w:tc>
+          <w:tcPr/>
+          <w:p>
+            <w:pPr>
+              <w:pStyle w:val="Compact"/>
+              <w:jc w:val="right"/>
+            </w:pPr>
+            <w:r>
+              <w:t xml:space="preserve">DDP v1.0</w:t>
+            </w:r>
+          </w:p>
+        </w:tc>
+        <w:tc>
+          <w:tcPr/>
+          <w:p>
+            <w:pPr>
+              <w:pStyle w:val="Compact"/>
+              <w:jc w:val="left"/>
+            </w:pPr>
+            <w:r>
+              <w:t xml:space="preserve">Command transaction followed by an exact-length read transaction</w:t>
+            </w:r>
+          </w:p>
+        </w:tc>
+      </w:tr>
+      <w:tr>
+        <w:tc>
+          <w:tcPr/>
+          <w:p>
+            <w:pPr>
+              <w:pStyle w:val="Compact"/>
+              <w:jc w:val="left"/>
+            </w:pPr>
+            <w:r>
+              <w:t xml:space="preserve">Logical Device ID</w:t>
+            </w:r>
+          </w:p>
+        </w:tc>
+        <w:tc>
+          <w:tcPr/>
+          <w:p>
+            <w:pPr>
+              <w:pStyle w:val="Compact"/>
+              <w:jc w:val="right"/>
+            </w:pPr>
+            <w:r>
+              <w:rPr>
+                <w:rStyle w:val="VerbatimChar"/>
+              </w:rPr>
+              <w:t xml:space="preserve">0x0102</w:t>
+            </w:r>
+          </w:p>
+        </w:tc>
+        <w:tc>
+          <w:tcPr/>
+          <w:p>
+            <w:pPr>
+              <w:pStyle w:val="Compact"/>
+              <w:jc w:val="left"/>
+            </w:pPr>
+            <w:r>
+              <w:t xml:space="preserve">TEMT6000 identity; independent of the I2C address</w:t>
+            </w:r>
+          </w:p>
+        </w:tc>
+      </w:tr>
+      <w:tr>
+        <w:tc>
+          <w:tcPr/>
+          <w:p>
+            <w:pPr>
+              <w:pStyle w:val="Compact"/>
+              <w:jc w:val="left"/>
+            </w:pPr>
+            <w:r>
+              <w:t xml:space="preserve">Firmware / hardware</w:t>
+            </w:r>
+          </w:p>
+        </w:tc>
+        <w:tc>
+          <w:tcPr/>
+          <w:p>
+            <w:pPr>
+              <w:pStyle w:val="Compact"/>
+              <w:jc w:val="right"/>
+            </w:pPr>
+            <w:r>
+              <w:t xml:space="preserve">1.0 / 1.0</w:t>
+            </w:r>
+          </w:p>
+        </w:tc>
+        <w:tc>
+          <w:tcPr/>
+          <w:p>
+            <w:pPr>
+              <w:pStyle w:val="Compact"/>
+              <w:jc w:val="left"/>
+            </w:pPr>
+            <w:r>
+              <w:t xml:space="preserve">Current observable controller profile</w:t>
+            </w:r>
+          </w:p>
+        </w:tc>
+      </w:tr>
+      <w:tr>
+        <w:tc>
+          <w:tcPr/>
+          <w:p>
+            <w:pPr>
+              <w:pStyle w:val="Compact"/>
+              <w:jc w:val="left"/>
+            </w:pPr>
+            <w:r>
+              <w:t xml:space="preserve">Capability bitmap</w:t>
+            </w:r>
+          </w:p>
+        </w:tc>
+        <w:tc>
+          <w:tcPr/>
+          <w:p>
+            <w:pPr>
+              <w:pStyle w:val="Compact"/>
+              <w:jc w:val="right"/>
+            </w:pPr>
+            <w:r>
+              <w:rPr>
+                <w:rStyle w:val="VerbatimChar"/>
+              </w:rPr>
+              <w:t xml:space="preserve">0x000001B9</w:t>
+            </w:r>
+          </w:p>
+        </w:tc>
+        <w:tc>
+          <w:tcPr/>
+          <w:p>
+            <w:pPr>
+              <w:pStyle w:val="Compact"/>
+              <w:jc w:val="left"/>
+            </w:pPr>
+            <w:r>
+              <w:t xml:space="preserve">I2C configuration, analog input, sensor data, relay, watchdog, and persistent configuration</w:t>
+            </w:r>
+          </w:p>
+        </w:tc>
+      </w:tr>
+      <w:tr>
+        <w:tc>
+          <w:tcPr/>
+          <w:p>
+            <w:pPr>
+              <w:pStyle w:val="Compact"/>
+              <w:jc w:val="left"/>
+            </w:pPr>
+            <w:r>
+              <w:t xml:space="preserve">Raw digital sample</w:t>
+            </w:r>
+          </w:p>
+        </w:tc>
+        <w:tc>
+          <w:tcPr/>
+          <w:p>
+            <w:pPr>
+              <w:pStyle w:val="Compact"/>
+              <w:jc w:val="right"/>
+            </w:pPr>
+            <w:r>
+              <w:rPr>
+                <w:rStyle w:val="VerbatimChar"/>
+              </w:rPr>
+              <w:t xml:space="preserve">0</w:t>
+            </w:r>
+            <w:r>
+              <w:t xml:space="preserve"> </w:t>
+            </w:r>
+            <w:r>
+              <w:t xml:space="preserve">to</w:t>
+            </w:r>
+            <w:r>
+              <w:t xml:space="preserve"> </w:t>
+            </w:r>
+            <w:r>
+              <w:rPr>
+                <w:rStyle w:val="VerbatimChar"/>
+              </w:rPr>
+              <w:t xml:space="preserve">4095</w:t>
+            </w:r>
+          </w:p>
+        </w:tc>
+        <w:tc>
+          <w:tcPr/>
+          <w:p>
+            <w:pPr>
+              <w:pStyle w:val="Compact"/>
+              <w:jc w:val="left"/>
+            </w:pPr>
+            <w:r>
+              <w:t xml:space="preserve">12-bit ADC code returned as an unsigned 16-bit little-endian value</w:t>
+            </w:r>
+          </w:p>
+        </w:tc>
+      </w:tr>
+      <w:tr>
+        <w:tc>
+          <w:tcPr/>
+          <w:p>
+            <w:pPr>
+              <w:pStyle w:val="Compact"/>
+              <w:jc w:val="left"/>
+            </w:pPr>
+            <w:r>
+              <w:t xml:space="preserve">ADC update interval</w:t>
+            </w:r>
+          </w:p>
+        </w:tc>
+        <w:tc>
+          <w:tcPr/>
+          <w:p>
+            <w:pPr>
+              <w:pStyle w:val="Compact"/>
+              <w:jc w:val="right"/>
+            </w:pPr>
+            <w:r>
+              <w:t xml:space="preserve">Approximately 20 ms</w:t>
+            </w:r>
+          </w:p>
+        </w:tc>
+        <w:tc>
+          <w:tcPr/>
+          <w:p>
+            <w:pPr>
+              <w:pStyle w:val="Compact"/>
+              <w:jc w:val="left"/>
+            </w:pPr>
+            <w:r>
+              <w:t xml:space="preserve">Background acquisition; an I2C read returns the latest published sample</w:t>
+            </w:r>
+          </w:p>
+        </w:tc>
+      </w:tr>
+      <w:tr>
+        <w:tc>
+          <w:tcPr/>
+          <w:p>
+            <w:pPr>
+              <w:pStyle w:val="Compact"/>
+              <w:jc w:val="left"/>
+            </w:pPr>
+            <w:r>
+              <w:t xml:space="preserve">Command processing delay</w:t>
+            </w:r>
+          </w:p>
+        </w:tc>
+        <w:tc>
+          <w:tcPr/>
+          <w:p>
+            <w:pPr>
+              <w:pStyle w:val="Compact"/>
+              <w:jc w:val="right"/>
+            </w:pPr>
+            <w:r>
+              <w:t xml:space="preserve">2 to 5 ms</w:t>
+            </w:r>
+          </w:p>
+        </w:tc>
+        <w:tc>
+          <w:tcPr/>
+          <w:p>
+            <w:pPr>
+              <w:pStyle w:val="Compact"/>
+              <w:jc w:val="left"/>
+            </w:pPr>
+            <w:r>
+              <w:t xml:space="preserve">Use 5 ms conservatively before reading</w:t>
+            </w:r>
+          </w:p>
+        </w:tc>
+      </w:tr>
+      <w:tr>
+        <w:tc>
+          <w:tcPr/>
+          <w:p>
+            <w:pPr>
+              <w:pStyle w:val="Compact"/>
+              <w:jc w:val="left"/>
+            </w:pPr>
+            <w:r>
+              <w:t xml:space="preserve">Pending setter timeout</w:t>
+            </w:r>
+          </w:p>
+        </w:tc>
+        <w:tc>
+          <w:tcPr/>
+          <w:p>
+            <w:pPr>
+              <w:pStyle w:val="Compact"/>
+              <w:jc w:val="right"/>
+            </w:pPr>
+            <w:r>
+              <w:t xml:space="preserve">250 ms</w:t>
+            </w:r>
+          </w:p>
+        </w:tc>
+        <w:tc>
+          <w:tcPr/>
+          <w:p>
+            <w:pPr>
+              <w:pStyle w:val="Compact"/>
+              <w:jc w:val="left"/>
+            </w:pPr>
+            <w:r>
+              <w:t xml:space="preserve">Parameter must arrive before expiry</w:t>
+            </w:r>
+          </w:p>
+        </w:tc>
+      </w:tr>
+    </w:tbl>
+    <w:p>
+      <w:pPr>
+        <w:pStyle w:val="BodyText"/>
+      </w:pPr>
+      <w:r>
+        <w:t xml:space="preserve">These values describe the currently documented digital behavior. Detailed DDP</w:t>
+      </w:r>
+      <w:r>
+        <w:t xml:space="preserve"> </w:t>
+      </w:r>
+      <w:r>
+        <w:t xml:space="preserve">commands and transaction sequences are provided in Chapter 3.</w:t>
+      </w:r>
+    </w:p>
+    <w:bookmarkEnd w:id="42"/>
+    <w:bookmarkStart w:id="43" w:name="interface-controller-characteristics"/>
+    <w:p>
+      <w:pPr>
+        <w:pStyle w:val="Heading3"/>
+      </w:pPr>
+      <w:r>
+        <w:rPr>
+          <w:bCs/>
+          <w:b/>
+        </w:rPr>
+        <w:t xml:space="preserve">2.3 Interface Controller Characteristics</w:t>
+      </w:r>
+    </w:p>
+    <w:p>
+      <w:pPr>
+        <w:pStyle w:val="FirstParagraph"/>
+      </w:pPr>
+      <w:r>
+        <w:t xml:space="preserve">The available controller reference documentation identifies a 32-bit Arm Cortex-M0+ device with 16 KB Flash and 2 KB SRAM.</w:t>
+      </w:r>
+    </w:p>
+    <w:tbl>
+      <w:tblPr>
+        <w:tblStyle w:val="Table"/>
+        <w:tblW w:type="pct" w:w="5000"/>
+        <w:tblLook w:firstRow="1" w:lastRow="0" w:firstColumn="0" w:lastColumn="0" w:noHBand="0" w:noVBand="0" w:val="0020"/>
+        <w:jc w:val="start"/>
+      </w:tblPr>
+      <w:tblGrid>
+        <w:gridCol w:w="3960"/>
+        <w:gridCol w:w="3960"/>
+      </w:tblGrid>
+      <w:tr>
+        <w:trPr>
+          <w:tblHeader w:val="true"/>
+        </w:trPr>
+        <w:tc>
+          <w:tcPr/>
+          <w:p>
+            <w:pPr>
+              <w:pStyle w:val="Compact"/>
+              <w:jc w:val="left"/>
+            </w:pPr>
+            <w:r>
+              <w:t xml:space="preserve">Feature</w:t>
+            </w:r>
+          </w:p>
+        </w:tc>
+        <w:tc>
+          <w:tcPr/>
+          <w:p>
+            <w:pPr>
+              <w:pStyle w:val="Compact"/>
+              <w:jc w:val="left"/>
+            </w:pPr>
+            <w:r>
+              <w:t xml:space="preserve">Controller capability</w:t>
+            </w:r>
+          </w:p>
+        </w:tc>
+      </w:tr>
+      <w:tr>
+        <w:tc>
+          <w:tcPr/>
+          <w:p>
+            <w:pPr>
+              <w:pStyle w:val="Compact"/>
+              <w:jc w:val="left"/>
+            </w:pPr>
+            <w:r>
+              <w:t xml:space="preserve">CPU and application clock</w:t>
+            </w:r>
+          </w:p>
+        </w:tc>
+        <w:tc>
+          <w:tcPr/>
+          <w:p>
+            <w:pPr>
+              <w:pStyle w:val="Compact"/>
+              <w:jc w:val="left"/>
+            </w:pPr>
+            <w:r>
+              <w:t xml:space="preserve">32-bit Arm Cortex-M0+; internal HSI at up to 24 MHz</w:t>
+            </w:r>
+          </w:p>
+        </w:tc>
+      </w:tr>
+      <w:tr>
+        <w:tc>
+          <w:tcPr/>
+          <w:p>
+            <w:pPr>
+              <w:pStyle w:val="Compact"/>
+              <w:jc w:val="left"/>
+            </w:pPr>
+            <w:r>
+              <w:t xml:space="preserve">Memory</w:t>
+            </w:r>
+          </w:p>
+        </w:tc>
+        <w:tc>
+          <w:tcPr/>
+          <w:p>
+            <w:pPr>
+              <w:pStyle w:val="Compact"/>
+              <w:jc w:val="left"/>
+            </w:pPr>
+            <w:r>
+              <w:t xml:space="preserve">16 KB Flash and 2 KB SRAM</w:t>
+            </w:r>
+          </w:p>
+        </w:tc>
+      </w:tr>
+      <w:tr>
+        <w:tc>
+          <w:tcPr/>
+          <w:p>
+            <w:pPr>
+              <w:pStyle w:val="Compact"/>
+              <w:jc w:val="left"/>
+            </w:pPr>
+            <w:r>
+              <w:t xml:space="preserve">Controller operating-voltage guidance</w:t>
+            </w:r>
+          </w:p>
+        </w:tc>
+        <w:tc>
+          <w:tcPr/>
+          <w:p>
+            <w:pPr>
+              <w:pStyle w:val="Compact"/>
+              <w:jc w:val="left"/>
+            </w:pPr>
+            <w:r>
+              <w:t xml:space="preserve">2.0–5.5 V; conservative range pending confirmation of the exact fitted variant</w:t>
+            </w:r>
+          </w:p>
+        </w:tc>
+      </w:tr>
+      <w:tr>
+        <w:tc>
+          <w:tcPr/>
+          <w:p>
+            <w:pPr>
+              <w:pStyle w:val="Compact"/>
+              <w:jc w:val="left"/>
+            </w:pPr>
+            <w:r>
+              <w:t xml:space="preserve">ADC</w:t>
+            </w:r>
+          </w:p>
+        </w:tc>
+        <w:tc>
+          <w:tcPr/>
+          <w:p>
+            <w:pPr>
+              <w:pStyle w:val="Compact"/>
+              <w:jc w:val="left"/>
+            </w:pPr>
+            <w:r>
+              <w:t xml:space="preserve">12-bit analog-to-digital conversion used for sensor acquisition</w:t>
+            </w:r>
+          </w:p>
+        </w:tc>
+      </w:tr>
+      <w:tr>
+        <w:tc>
+          <w:tcPr/>
+          <w:p>
+            <w:pPr>
+              <w:pStyle w:val="Compact"/>
+              <w:jc w:val="left"/>
+            </w:pPr>
+            <w:r>
+              <w:t xml:space="preserve">I2C</w:t>
+            </w:r>
+          </w:p>
+        </w:tc>
+        <w:tc>
+          <w:tcPr/>
+          <w:p>
+            <w:pPr>
+              <w:pStyle w:val="Compact"/>
+              <w:jc w:val="left"/>
+            </w:pPr>
+            <w:r>
+              <w:t xml:space="preserve">Standard mode at 100 kHz and Fast mode at 400 kHz; 7-bit addressing</w:t>
+            </w:r>
+          </w:p>
+        </w:tc>
+      </w:tr>
+      <w:tr>
+        <w:tc>
+          <w:tcPr/>
+          <w:p>
+            <w:pPr>
+              <w:pStyle w:val="Compact"/>
+              <w:jc w:val="left"/>
+            </w:pPr>
+            <w:r>
+              <w:t xml:space="preserve">GPIO</w:t>
+            </w:r>
+          </w:p>
+        </w:tc>
+        <w:tc>
+          <w:tcPr/>
+          <w:p>
+            <w:pPr>
+              <w:pStyle w:val="Compact"/>
+              <w:jc w:val="left"/>
+            </w:pPr>
+            <w:r>
+              <w:t xml:space="preserve">General-purpose digital I/O and external-interrupt capability</w:t>
+            </w:r>
+          </w:p>
+        </w:tc>
+      </w:tr>
+      <w:tr>
+        <w:tc>
+          <w:tcPr/>
+          <w:p>
+            <w:pPr>
+              <w:pStyle w:val="Compact"/>
+              <w:jc w:val="left"/>
+            </w:pPr>
+            <w:r>
+              <w:t xml:space="preserve">Timers</w:t>
+            </w:r>
+          </w:p>
+        </w:tc>
+        <w:tc>
+          <w:tcPr/>
+          <w:p>
+            <w:pPr>
+              <w:pStyle w:val="Compact"/>
+              <w:jc w:val="left"/>
+            </w:pPr>
+            <w:r>
+              <w:t xml:space="preserve">General-purpose, advanced-control, low-power, watchdog, and system timing resources</w:t>
+            </w:r>
+          </w:p>
+        </w:tc>
+      </w:tr>
+      <w:tr>
+        <w:tc>
+          <w:tcPr/>
+          <w:p>
+            <w:pPr>
+              <w:pStyle w:val="Compact"/>
+              <w:jc w:val="left"/>
+            </w:pPr>
+            <w:r>
+              <w:t xml:space="preserve">Other interfaces</w:t>
+            </w:r>
+          </w:p>
+        </w:tc>
+        <w:tc>
+          <w:tcPr/>
+          <w:p>
+            <w:pPr>
+              <w:pStyle w:val="Compact"/>
+              <w:jc w:val="left"/>
+            </w:pPr>
+            <w:r>
+              <w:t xml:space="preserve">SPI, USART, DMA, RTC, CRC, comparators, unique device identification, and factory programming/debug functionality</w:t>
+            </w:r>
+          </w:p>
+        </w:tc>
+      </w:tr>
+    </w:tbl>
+    <w:p>
+      <w:pPr>
+        <w:pStyle w:val="BodyText"/>
+      </w:pPr>
+      <w:r>
+        <w:t xml:space="preserve">Programming and debugging functionality is reserved for factory use on this module. The controller operating range applies only to the controller and does not establish the absolute maximum ratings of the complete module or every externally accessible contact.</w:t>
+      </w:r>
+    </w:p>
+    <w:bookmarkEnd w:id="43"/>
+    <w:bookmarkStart w:id="44" w:name="temt6000-maximum-ratings"/>
+    <w:p>
+      <w:pPr>
+        <w:pStyle w:val="Heading3"/>
+      </w:pPr>
+      <w:r>
+        <w:rPr>
+          <w:bCs/>
+          <w:b/>
+        </w:rPr>
+        <w:t xml:space="preserve">2.4 TEMT6000 Maximum Ratings</w:t>
+      </w:r>
+    </w:p>
+    <w:p>
+      <w:pPr>
+        <w:pStyle w:val="FirstParagraph"/>
+      </w:pPr>
+      <w:r>
+        <w:t xml:space="preserve">The values below are included only as a comparative TEMT6000 profile. They do not confirm that a specific manufacturer or ordering variant is fitted to the module and must not be interpreted as complete-module ratings.</w:t>
+      </w:r>
+    </w:p>
+    <w:p>
+      <w:pPr>
+        <w:pStyle w:val="BodyText"/>
+      </w:pPr>
+      <w:r>
+        <w:t xml:space="preserve">These values also do not define limits for the interface controller, indicators, pull-ups, connectors, or other board components.</w:t>
+      </w:r>
+    </w:p>
+    <w:tbl>
+      <w:tblPr>
+        <w:tblStyle w:val="Table"/>
+        <w:tblW w:type="auto" w:w="0"/>
+        <w:tblLook w:firstRow="1" w:lastRow="0" w:firstColumn="0" w:lastColumn="0" w:noHBand="0" w:noVBand="0" w:val="0020"/>
+        <w:jc w:val="start"/>
+      </w:tblPr>
+      <w:tblGrid>
+        <w:gridCol w:w="1980"/>
+        <w:gridCol w:w="1980"/>
+        <w:gridCol w:w="1980"/>
+        <w:gridCol w:w="1980"/>
+      </w:tblGrid>
+      <w:tr>
+        <w:trPr>
+          <w:tblHeader w:val="true"/>
+        </w:trPr>
+        <w:tc>
+          <w:tcPr/>
+          <w:p>
+            <w:pPr>
+              <w:pStyle w:val="Compact"/>
+              <w:jc w:val="left"/>
+            </w:pPr>
+            <w:r>
+              <w:t xml:space="preserve">Parameter</w:t>
+            </w:r>
+          </w:p>
+        </w:tc>
+        <w:tc>
+          <w:tcPr/>
+          <w:p>
+            <w:pPr>
+              <w:pStyle w:val="Compact"/>
+              <w:jc w:val="right"/>
+            </w:pPr>
+            <w:r>
+              <w:t xml:space="preserve">Symbol</w:t>
+            </w:r>
+          </w:p>
+        </w:tc>
+        <w:tc>
+          <w:tcPr/>
+          <w:p>
+            <w:pPr>
+              <w:pStyle w:val="Compact"/>
+              <w:jc w:val="right"/>
+            </w:pPr>
+            <w:r>
+              <w:t xml:space="preserve">Value</w:t>
+            </w:r>
+          </w:p>
+        </w:tc>
+        <w:tc>
+          <w:tcPr/>
+          <w:p>
+            <w:pPr>
+              <w:pStyle w:val="Compact"/>
+              <w:jc w:val="left"/>
+            </w:pPr>
+            <w:r>
+              <w:t xml:space="preserve">Unit</w:t>
+            </w:r>
+          </w:p>
+        </w:tc>
+      </w:tr>
+      <w:tr>
+        <w:tc>
+          <w:tcPr/>
+          <w:p>
+            <w:pPr>
+              <w:pStyle w:val="Compact"/>
+              <w:jc w:val="left"/>
+            </w:pPr>
+            <w:r>
+              <w:t xml:space="preserve">Collector-emitter voltage</w:t>
+            </w:r>
+          </w:p>
+        </w:tc>
+        <w:tc>
+          <w:tcPr/>
+          <w:p>
+            <w:pPr>
+              <w:pStyle w:val="Compact"/>
+              <w:jc w:val="right"/>
+            </w:pPr>
+            <w:r>
+              <w:rPr>
+                <w:rStyle w:val="VerbatimChar"/>
+              </w:rPr>
+              <w:t xml:space="preserve">VCEO</w:t>
+            </w:r>
+          </w:p>
+        </w:tc>
+        <w:tc>
+          <w:tcPr/>
+          <w:p>
+            <w:pPr>
+              <w:pStyle w:val="Compact"/>
+              <w:jc w:val="right"/>
+            </w:pPr>
+            <w:r>
+              <w:t xml:space="preserve">6</w:t>
+            </w:r>
+          </w:p>
+        </w:tc>
+        <w:tc>
+          <w:tcPr/>
+          <w:p>
+            <w:pPr>
+              <w:pStyle w:val="Compact"/>
+              <w:jc w:val="left"/>
+            </w:pPr>
+            <w:r>
+              <w:t xml:space="preserve">V</w:t>
+            </w:r>
+          </w:p>
+        </w:tc>
+      </w:tr>
+      <w:tr>
+        <w:tc>
+          <w:tcPr/>
+          <w:p>
+            <w:pPr>
+              <w:pStyle w:val="Compact"/>
+              <w:jc w:val="left"/>
+            </w:pPr>
+            <w:r>
+              <w:t xml:space="preserve">Emitter-collector voltage</w:t>
+            </w:r>
+          </w:p>
+        </w:tc>
+        <w:tc>
+          <w:tcPr/>
+          <w:p>
+            <w:pPr>
+              <w:pStyle w:val="Compact"/>
+              <w:jc w:val="right"/>
+            </w:pPr>
+            <w:r>
+              <w:rPr>
+                <w:rStyle w:val="VerbatimChar"/>
+              </w:rPr>
+              <w:t xml:space="preserve">VECO</w:t>
+            </w:r>
+          </w:p>
+        </w:tc>
+        <w:tc>
+          <w:tcPr/>
+          <w:p>
+            <w:pPr>
+              <w:pStyle w:val="Compact"/>
+              <w:jc w:val="right"/>
+            </w:pPr>
+            <w:r>
+              <w:t xml:space="preserve">1.5</w:t>
+            </w:r>
+          </w:p>
+        </w:tc>
+        <w:tc>
+          <w:tcPr/>
+          <w:p>
+            <w:pPr>
+              <w:pStyle w:val="Compact"/>
+              <w:jc w:val="left"/>
+            </w:pPr>
+            <w:r>
+              <w:t xml:space="preserve">V</w:t>
+            </w:r>
+          </w:p>
+        </w:tc>
+      </w:tr>
+      <w:tr>
+        <w:tc>
+          <w:tcPr/>
+          <w:p>
+            <w:pPr>
+              <w:pStyle w:val="Compact"/>
+              <w:jc w:val="left"/>
+            </w:pPr>
+            <w:r>
+              <w:t xml:space="preserve">Collector current</w:t>
+            </w:r>
+          </w:p>
+        </w:tc>
+        <w:tc>
+          <w:tcPr/>
+          <w:p>
+            <w:pPr>
+              <w:pStyle w:val="Compact"/>
+              <w:jc w:val="right"/>
+            </w:pPr>
+            <w:r>
+              <w:rPr>
+                <w:rStyle w:val="VerbatimChar"/>
+              </w:rPr>
+              <w:t xml:space="preserve">IC</w:t>
+            </w:r>
+          </w:p>
+        </w:tc>
+        <w:tc>
+          <w:tcPr/>
+          <w:p>
+            <w:pPr>
+              <w:pStyle w:val="Compact"/>
+              <w:jc w:val="right"/>
+            </w:pPr>
+            <w:r>
+              <w:t xml:space="preserve">20</w:t>
+            </w:r>
+          </w:p>
+        </w:tc>
+        <w:tc>
+          <w:tcPr/>
+          <w:p>
+            <w:pPr>
+              <w:pStyle w:val="Compact"/>
+              <w:jc w:val="left"/>
+            </w:pPr>
+            <w:r>
+              <w:t xml:space="preserve">mA</w:t>
+            </w:r>
+          </w:p>
+        </w:tc>
+      </w:tr>
+      <w:tr>
+        <w:tc>
+          <w:tcPr/>
+          <w:p>
+            <w:pPr>
+              <w:pStyle w:val="Compact"/>
+              <w:jc w:val="left"/>
+            </w:pPr>
+            <w:r>
+              <w:t xml:space="preserve">Power dissipation at 25 °C</w:t>
+            </w:r>
+          </w:p>
+        </w:tc>
+        <w:tc>
+          <w:tcPr/>
+          <w:p>
+            <w:pPr>
+              <w:pStyle w:val="Compact"/>
+              <w:jc w:val="right"/>
+            </w:pPr>
+            <w:r>
+              <w:rPr>
+                <w:rStyle w:val="VerbatimChar"/>
+              </w:rPr>
+              <w:t xml:space="preserve">PV</w:t>
+            </w:r>
+          </w:p>
+        </w:tc>
+        <w:tc>
+          <w:tcPr/>
+          <w:p>
+            <w:pPr>
+              <w:pStyle w:val="Compact"/>
+              <w:jc w:val="right"/>
+            </w:pPr>
+            <w:r>
+              <w:t xml:space="preserve">100</w:t>
+            </w:r>
+          </w:p>
+        </w:tc>
+        <w:tc>
+          <w:tcPr/>
+          <w:p>
+            <w:pPr>
+              <w:pStyle w:val="Compact"/>
+              <w:jc w:val="left"/>
+            </w:pPr>
+            <w:r>
+              <w:t xml:space="preserve">mW</w:t>
+            </w:r>
+          </w:p>
+        </w:tc>
+      </w:tr>
+      <w:tr>
+        <w:tc>
+          <w:tcPr/>
+          <w:p>
+            <w:pPr>
+              <w:pStyle w:val="Compact"/>
+              <w:jc w:val="left"/>
+            </w:pPr>
+            <w:r>
+              <w:t xml:space="preserve">Junction temperature</w:t>
+            </w:r>
+          </w:p>
+        </w:tc>
+        <w:tc>
+          <w:tcPr/>
+          <w:p>
+            <w:pPr>
+              <w:pStyle w:val="Compact"/>
+              <w:jc w:val="right"/>
+            </w:pPr>
+            <w:r>
+              <w:rPr>
+                <w:rStyle w:val="VerbatimChar"/>
+              </w:rPr>
+              <w:t xml:space="preserve">Tj</w:t>
+            </w:r>
+          </w:p>
+        </w:tc>
+        <w:tc>
+          <w:tcPr/>
+          <w:p>
+            <w:pPr>
+              <w:pStyle w:val="Compact"/>
+              <w:jc w:val="right"/>
+            </w:pPr>
+            <w:r>
+              <w:t xml:space="preserve">100</w:t>
+            </w:r>
+          </w:p>
+        </w:tc>
+        <w:tc>
+          <w:tcPr/>
+          <w:p>
+            <w:pPr>
+              <w:pStyle w:val="Compact"/>
+              <w:jc w:val="left"/>
+            </w:pPr>
+            <w:r>
+              <w:t xml:space="preserve">°C</w:t>
+            </w:r>
+          </w:p>
+        </w:tc>
+      </w:tr>
+      <w:tr>
+        <w:tc>
+          <w:tcPr/>
+          <w:p>
+            <w:pPr>
+              <w:pStyle w:val="Compact"/>
+              <w:jc w:val="left"/>
+            </w:pPr>
+            <w:r>
+              <w:t xml:space="preserve">Component operating temperature</w:t>
+            </w:r>
+          </w:p>
+        </w:tc>
+        <w:tc>
+          <w:tcPr/>
+          <w:p>
+            <w:pPr>
+              <w:pStyle w:val="Compact"/>
+              <w:jc w:val="right"/>
+            </w:pPr>
+            <w:r>
+              <w:rPr>
+                <w:rStyle w:val="VerbatimChar"/>
+              </w:rPr>
+              <w:t xml:space="preserve">Tamb</w:t>
+            </w:r>
+          </w:p>
+        </w:tc>
+        <w:tc>
+          <w:tcPr/>
+          <w:p>
+            <w:pPr>
+              <w:pStyle w:val="Compact"/>
+              <w:jc w:val="right"/>
+            </w:pPr>
+            <w:r>
+              <w:t xml:space="preserve">−40 to +100</w:t>
+            </w:r>
+          </w:p>
+        </w:tc>
+        <w:tc>
+          <w:tcPr/>
+          <w:p>
+            <w:pPr>
+              <w:pStyle w:val="Compact"/>
+              <w:jc w:val="left"/>
+            </w:pPr>
+            <w:r>
+              <w:t xml:space="preserve">°C</w:t>
+            </w:r>
+          </w:p>
+        </w:tc>
+      </w:tr>
+    </w:tbl>
+    <w:bookmarkEnd w:id="44"/>
+    <w:bookmarkStart w:id="45" w:name="temt6000-characteristics"/>
+    <w:p>
+      <w:pPr>
+        <w:pStyle w:val="Heading3"/>
+      </w:pPr>
+      <w:r>
+        <w:rPr>
+          <w:bCs/>
+          <w:b/>
+        </w:rPr>
+        <w:t xml:space="preserve">2.5 TEMT6000 Characteristics</w:t>
+      </w:r>
+    </w:p>
+    <w:p>
+      <w:pPr>
+        <w:pStyle w:val="FirstParagraph"/>
+      </w:pPr>
+      <w:r>
+        <w:t xml:space="preserve">Unless noted otherwise, the following values are specified at 25 °C and are provided for comparison only. Production specifications must be based on the confirmed fitted component and module-level validation.</w:t>
+      </w:r>
+    </w:p>
+    <w:tbl>
+      <w:tblPr>
+        <w:tblStyle w:val="Table"/>
+        <w:tblW w:type="pct" w:w="5000"/>
+        <w:tblLook w:firstRow="1" w:lastRow="0" w:firstColumn="0" w:lastColumn="0" w:noHBand="0" w:noVBand="0" w:val="0020"/>
+        <w:jc w:val="start"/>
+      </w:tblPr>
+      <w:tblGrid>
+        <w:gridCol w:w="1131"/>
+        <w:gridCol w:w="1131"/>
+        <w:gridCol w:w="1508"/>
+        <w:gridCol w:w="1508"/>
+        <w:gridCol w:w="1508"/>
+        <w:gridCol w:w="1131"/>
+      </w:tblGrid>
+      <w:tr>
+        <w:trPr>
+          <w:tblHeader w:val="true"/>
+        </w:trPr>
+        <w:tc>
+          <w:tcPr/>
+          <w:p>
+            <w:pPr>
+              <w:pStyle w:val="Compact"/>
+              <w:jc w:val="left"/>
+            </w:pPr>
+            <w:r>
               <w:t xml:space="preserve">Parameter</w:t>
             </w:r>
           </w:p>
@@ -5382,11 +6046,11 @@
         <w:pStyle w:val="BodyText"/>
       </w:pPr>
       <w:r>
-        <w:t xml:space="preserve">The component values in Sections 2.3 and 2.4 are published by Vishay in document 81579. The complete source is listed in Chapter 8, Reference Documentation.</w:t>
-      </w:r>
-    </w:p>
-    <w:bookmarkEnd w:id="44"/>
-    <w:bookmarkStart w:id="45" w:name="current-analog-circuit-scope"/>
+        <w:t xml:space="preserve">The component values in Sections 2.4 and 2.5 are published by Vishay in document 81579. The complete source is listed in Chapter 8, Reference Documentation.</w:t>
+      </w:r>
+    </w:p>
+    <w:bookmarkEnd w:id="45"/>
+    <w:bookmarkStart w:id="46" w:name="current-analog-circuit-scope"/>
     <w:p>
       <w:pPr>
         <w:pStyle w:val="Heading3"/>
@@ -5396,7 +6060,7 @@
           <w:bCs/>
           <w:b/>
         </w:rPr>
-        <w:t xml:space="preserve">2.5 Current Analog Circuit Scope</w:t>
+        <w:t xml:space="preserve">2.6 Current Analog Circuit Scope</w:t>
       </w:r>
     </w:p>
     <w:p>
@@ -5548,8 +6212,8 @@
         <w:t xml:space="preserve">range, analog transfer accuracy, source impedance, loading behavior, and complete-module response still require measurement and qualification.</w:t>
       </w:r>
     </w:p>
-    <w:bookmarkEnd w:id="45"/>
-    <w:bookmarkStart w:id="46" w:name="Xfceabeeeb34bfd761998e8b16fcfc49584ad897"/>
+    <w:bookmarkEnd w:id="46"/>
+    <w:bookmarkStart w:id="47" w:name="Xfceabeeeb34bfd761998e8b16fcfc49584ad897"/>
     <w:p>
       <w:pPr>
         <w:pStyle w:val="Heading3"/>
@@ -5559,7 +6223,7 @@
           <w:bCs/>
           <w:b/>
         </w:rPr>
-        <w:t xml:space="preserve">2.6 Unspecified Current-Module Characteristics</w:t>
+        <w:t xml:space="preserve">2.7 Unspecified Current-Module Characteristics</w:t>
       </w:r>
     </w:p>
     <w:p>
@@ -5714,8 +6378,8 @@
         <w:t xml:space="preserve">Until these characteristics are validated, component-level specifications must not be interpreted as guaranteed complete-module specifications.</w:t>
       </w:r>
     </w:p>
-    <w:bookmarkEnd w:id="46"/>
-    <w:bookmarkStart w:id="47" w:name="electrical-precautions"/>
+    <w:bookmarkEnd w:id="47"/>
+    <w:bookmarkStart w:id="48" w:name="electrical-precautions"/>
     <w:p>
       <w:pPr>
         <w:pStyle w:val="Heading3"/>
@@ -5725,7 +6389,7 @@
           <w:bCs/>
           <w:b/>
         </w:rPr>
-        <w:t xml:space="preserve">2.7 Electrical Precautions</w:t>
+        <w:t xml:space="preserve">2.8 Electrical Precautions</w:t>
       </w:r>
     </w:p>
     <w:p>
@@ -5860,9 +6524,9 @@
         <w:t xml:space="preserve">Verify the current released schematic, component specifications, and interface documentation before production integration.</w:t>
       </w:r>
     </w:p>
-    <w:bookmarkEnd w:id="47"/>
     <w:bookmarkEnd w:id="48"/>
-    <w:bookmarkStart w:id="62" w:name="functional-overview"/>
+    <w:bookmarkEnd w:id="49"/>
+    <w:bookmarkStart w:id="63" w:name="functional-overview"/>
     <w:p>
       <w:pPr>
         <w:pStyle w:val="Heading2"/>
@@ -5927,7 +6591,7 @@
         <w:t xml:space="preserve">through DevLab Device Protocol (DDP) v1.0.</w:t>
       </w:r>
     </w:p>
-    <w:bookmarkStart w:id="52" w:name="functional-block-diagram"/>
+    <w:bookmarkStart w:id="53" w:name="functional-block-diagram"/>
     <w:p>
       <w:pPr>
         <w:pStyle w:val="Heading3"/>
@@ -5949,18 +6613,18 @@
           <wp:inline>
             <wp:extent cx="6108700" cy="3308879"/>
             <wp:effectExtent b="0" l="0" r="0" t="0"/>
-            <wp:docPr descr="" title="" id="50" name="Picture"/>
+            <wp:docPr descr="" title="" id="51" name="Picture"/>
             <a:graphic>
               <a:graphicData uri="http://schemas.openxmlformats.org/drawingml/2006/picture">
                 <pic:pic>
                   <pic:nvPicPr>
-                    <pic:cNvPr descr="../assets/functional-block-diagram.png" id="51" name="Picture"/>
+                    <pic:cNvPr descr="../assets/functional-block-diagram.png" id="52" name="Picture"/>
                     <pic:cNvPicPr>
                       <a:picLocks noChangeArrowheads="1" noChangeAspect="1"/>
                     </pic:cNvPicPr>
                   </pic:nvPicPr>
                   <pic:blipFill>
-                    <a:blip r:embed="rId49"/>
+                    <a:blip r:embed="rId50"/>
                     <a:stretch>
                       <a:fillRect/>
                     </a:stretch>
@@ -6032,8 +6696,8 @@
         <w:t xml:space="preserve">controller ADC for access over I2C.</w:t>
       </w:r>
     </w:p>
-    <w:bookmarkEnd w:id="52"/>
-    <w:bookmarkStart w:id="53" w:name="operating-modes"/>
+    <w:bookmarkEnd w:id="53"/>
+    <w:bookmarkStart w:id="54" w:name="operating-modes"/>
     <w:p>
       <w:pPr>
         <w:pStyle w:val="Heading3"/>
@@ -6268,8 +6932,8 @@
         <w:t xml:space="preserve">application-specific calibration.</w:t>
       </w:r>
     </w:p>
-    <w:bookmarkEnd w:id="53"/>
-    <w:bookmarkStart w:id="54" w:name="digital-light-measurement"/>
+    <w:bookmarkEnd w:id="54"/>
+    <w:bookmarkStart w:id="55" w:name="digital-light-measurement"/>
     <w:p>
       <w:pPr>
         <w:pStyle w:val="Heading3"/>
@@ -6763,8 +7427,8 @@
         <w:t xml:space="preserve">optical arrangement.</w:t>
       </w:r>
     </w:p>
-    <w:bookmarkEnd w:id="54"/>
-    <w:bookmarkStart w:id="58" w:name="i2c-communication-model"/>
+    <w:bookmarkEnd w:id="55"/>
+    <w:bookmarkStart w:id="59" w:name="i2c-communication-model"/>
     <w:p>
       <w:pPr>
         <w:pStyle w:val="Heading3"/>
@@ -6806,18 +7470,18 @@
           <wp:inline>
             <wp:extent cx="6108700" cy="3436143"/>
             <wp:effectExtent b="0" l="0" r="0" t="0"/>
-            <wp:docPr descr="" title="" id="56" name="Picture"/>
+            <wp:docPr descr="" title="" id="57" name="Picture"/>
             <a:graphic>
               <a:graphicData uri="http://schemas.openxmlformats.org/drawingml/2006/picture">
                 <pic:pic>
                   <pic:nvPicPr>
-                    <pic:cNvPr descr="../assets/ddp_operation.png" id="57" name="Picture"/>
+                    <pic:cNvPr descr="../assets/ddp_operation.png" id="58" name="Picture"/>
                     <pic:cNvPicPr>
                       <a:picLocks noChangeArrowheads="1" noChangeAspect="1"/>
                     </pic:cNvPicPr>
                   </pic:nvPicPr>
                   <pic:blipFill>
-                    <a:blip r:embed="rId55"/>
+                    <a:blip r:embed="rId56"/>
                     <a:stretch>
                       <a:fillRect/>
                     </a:stretch>
@@ -7148,8 +7812,8 @@
         <w:t xml:space="preserve">by typical host APIs.</w:t>
       </w:r>
     </w:p>
-    <w:bookmarkEnd w:id="58"/>
-    <w:bookmarkStart w:id="59" w:name="user-accessible-ddp-functions"/>
+    <w:bookmarkEnd w:id="59"/>
+    <w:bookmarkStart w:id="60" w:name="user-accessible-ddp-functions"/>
     <w:p>
       <w:pPr>
         <w:pStyle w:val="Heading3"/>
@@ -7779,8 +8443,8 @@
         <w:t xml:space="preserve">and MicroPython examples listed in Chapter 8.</w:t>
       </w:r>
     </w:p>
-    <w:bookmarkEnd w:id="59"/>
-    <w:bookmarkStart w:id="60" w:name="built-in-indicator"/>
+    <w:bookmarkEnd w:id="60"/>
+    <w:bookmarkStart w:id="61" w:name="built-in-indicator"/>
     <w:p>
       <w:pPr>
         <w:pStyle w:val="Heading3"/>
@@ -7845,8 +8509,8 @@
         <w:t xml:space="preserve">timed pulse runs without interrupting light measurements or I2C communication.</w:t>
       </w:r>
     </w:p>
-    <w:bookmarkEnd w:id="60"/>
-    <w:bookmarkStart w:id="61" w:name="physical-interface-notes"/>
+    <w:bookmarkEnd w:id="61"/>
+    <w:bookmarkStart w:id="62" w:name="physical-interface-notes"/>
     <w:p>
       <w:pPr>
         <w:pStyle w:val="Heading3"/>
@@ -8026,9 +8690,9 @@
         <w:t xml:space="preserve">without active I2C operation; remove power before cutting or restoring it.</w:t>
       </w:r>
     </w:p>
-    <w:bookmarkEnd w:id="61"/>
     <w:bookmarkEnd w:id="62"/>
-    <w:bookmarkStart w:id="72" w:name="connectors-pinouts"/>
+    <w:bookmarkEnd w:id="63"/>
+    <w:bookmarkStart w:id="73" w:name="connectors-pinouts"/>
     <w:p>
       <w:pPr>
         <w:pStyle w:val="Heading2"/>
@@ -8067,7 +8731,7 @@
         <w:t xml:space="preserve">connector orientation before producing a harness.</w:t>
       </w:r>
     </w:p>
-    <w:bookmarkStart w:id="63" w:name="general-pinout"/>
+    <w:bookmarkStart w:id="64" w:name="general-pinout"/>
     <w:p>
       <w:pPr>
         <w:pStyle w:val="Heading3"/>
@@ -8340,8 +9004,8 @@
         <w:t xml:space="preserve">connected to the same I2C bus.</w:t>
       </w:r>
     </w:p>
-    <w:bookmarkEnd w:id="63"/>
-    <w:bookmarkStart w:id="67" w:name="signal-and-i2c-connection-guide"/>
+    <w:bookmarkEnd w:id="64"/>
+    <w:bookmarkStart w:id="68" w:name="signal-and-i2c-connection-guide"/>
     <w:p>
       <w:pPr>
         <w:pStyle w:val="Heading3"/>
@@ -8363,18 +9027,18 @@
           <wp:inline>
             <wp:extent cx="6108700" cy="3436143"/>
             <wp:effectExtent b="0" l="0" r="0" t="0"/>
-            <wp:docPr descr="" title="" id="65" name="Picture"/>
+            <wp:docPr descr="" title="" id="66" name="Picture"/>
             <a:graphic>
               <a:graphicData uri="http://schemas.openxmlformats.org/drawingml/2006/picture">
                 <pic:pic>
                   <pic:nvPicPr>
-                    <pic:cNvPr descr="../assets/temt6000_sig_i2c.png" id="66" name="Picture"/>
+                    <pic:cNvPr descr="../assets/temt6000_sig_i2c.png" id="67" name="Picture"/>
                     <pic:cNvPicPr>
                       <a:picLocks noChangeArrowheads="1" noChangeAspect="1"/>
                     </pic:cNvPicPr>
                   </pic:nvPicPr>
                   <pic:blipFill>
-                    <a:blip r:embed="rId64"/>
+                    <a:blip r:embed="rId65"/>
                     <a:stretch>
                       <a:fillRect/>
                     </a:stretch>
@@ -8515,8 +9179,8 @@
         <w:t xml:space="preserve">board.</w:t>
       </w:r>
     </w:p>
-    <w:bookmarkEnd w:id="67"/>
-    <w:bookmarkStart w:id="68" w:name="direct-sensor-contacts"/>
+    <w:bookmarkEnd w:id="68"/>
+    <w:bookmarkStart w:id="69" w:name="direct-sensor-contacts"/>
     <w:p>
       <w:pPr>
         <w:pStyle w:val="Heading3"/>
@@ -8756,8 +9420,8 @@
         <w:t xml:space="preserve">not a separate specialized communication port.</w:t>
       </w:r>
     </w:p>
-    <w:bookmarkEnd w:id="68"/>
-    <w:bookmarkStart w:id="69" w:name="i2c-connection-positions"/>
+    <w:bookmarkEnd w:id="69"/>
+    <w:bookmarkStart w:id="70" w:name="i2c-connection-positions"/>
     <w:p>
       <w:pPr>
         <w:pStyle w:val="Heading3"/>
@@ -9040,8 +9704,8 @@
         <w:t xml:space="preserve">and there is no separate user-accessible SWD connector.</w:t>
       </w:r>
     </w:p>
-    <w:bookmarkEnd w:id="69"/>
-    <w:bookmarkStart w:id="70" w:name="auxiliary-and-factory-service-functions"/>
+    <w:bookmarkEnd w:id="70"/>
+    <w:bookmarkStart w:id="71" w:name="auxiliary-and-factory-service-functions"/>
     <w:p>
       <w:pPr>
         <w:pStyle w:val="Heading3"/>
@@ -9248,8 +9912,8 @@
         <w:t xml:space="preserve">isolated from the shared signals.</w:t>
       </w:r>
     </w:p>
-    <w:bookmarkEnd w:id="70"/>
-    <w:bookmarkStart w:id="71" w:name="indicators-and-i2c-bridge"/>
+    <w:bookmarkEnd w:id="71"/>
+    <w:bookmarkStart w:id="72" w:name="indicators-and-i2c-bridge"/>
     <w:p>
       <w:pPr>
         <w:pStyle w:val="Heading3"/>
@@ -9300,9 +9964,9 @@
         <w:t xml:space="preserve">and is not an additional external contact.</w:t>
       </w:r>
     </w:p>
-    <w:bookmarkEnd w:id="71"/>
     <w:bookmarkEnd w:id="72"/>
-    <w:bookmarkStart w:id="85" w:name="board-operation"/>
+    <w:bookmarkEnd w:id="73"/>
+    <w:bookmarkStart w:id="86" w:name="board-operation"/>
     <w:p>
       <w:pPr>
         <w:pStyle w:val="Heading2"/>
@@ -9335,7 +9999,7 @@
         <w:t xml:space="preserve">Pulsar RP2350 host boards.</w:t>
       </w:r>
     </w:p>
-    <w:bookmarkStart w:id="73" w:name="required-hardware-and-software"/>
+    <w:bookmarkStart w:id="74" w:name="required-hardware-and-software"/>
     <w:p>
       <w:pPr>
         <w:pStyle w:val="Heading3"/>
@@ -9474,8 +10138,8 @@
         <w:t xml:space="preserve">Arduino library</w:t>
       </w:r>
     </w:p>
-    <w:bookmarkEnd w:id="73"/>
-    <w:bookmarkStart w:id="77" w:name="library-installation"/>
+    <w:bookmarkEnd w:id="74"/>
+    <w:bookmarkStart w:id="78" w:name="library-installation"/>
     <w:p>
       <w:pPr>
         <w:pStyle w:val="Heading3"/>
@@ -9601,18 +10265,18 @@
           <wp:inline>
             <wp:extent cx="2560320" cy="2414235"/>
             <wp:effectExtent b="0" l="0" r="0" t="0"/>
-            <wp:docPr descr="" title="" id="75" name="Picture"/>
+            <wp:docPr descr="" title="" id="76" name="Picture"/>
             <a:graphic>
               <a:graphicData uri="http://schemas.openxmlformats.org/drawingml/2006/picture">
                 <pic:pic>
                   <pic:nvPicPr>
-                    <pic:cNvPr descr="../assets/temt6000_library.png" id="76" name="Picture"/>
+                    <pic:cNvPr descr="../assets/temt6000_library.png" id="77" name="Picture"/>
                     <pic:cNvPicPr>
                       <a:picLocks noChangeArrowheads="1" noChangeAspect="1"/>
                     </pic:cNvPicPr>
                   </pic:nvPicPr>
                   <pic:blipFill>
-                    <a:blip r:embed="rId74"/>
+                    <a:blip r:embed="rId75"/>
                     <a:stretch>
                       <a:fillRect/>
                     </a:stretch>
@@ -9669,8 +10333,8 @@
         <w:t xml:space="preserve">dependency used by the sketch below.</w:t>
       </w:r>
     </w:p>
-    <w:bookmarkEnd w:id="77"/>
-    <w:bookmarkStart w:id="81" w:name="i2c-connection-and-example-settings"/>
+    <w:bookmarkEnd w:id="78"/>
+    <w:bookmarkStart w:id="82" w:name="i2c-connection-and-example-settings"/>
     <w:p>
       <w:pPr>
         <w:pStyle w:val="Heading3"/>
@@ -9700,18 +10364,18 @@
           <wp:inline>
             <wp:extent cx="5303520" cy="2983230"/>
             <wp:effectExtent b="0" l="0" r="0" t="0"/>
-            <wp:docPr descr="" title="" id="79" name="Picture"/>
+            <wp:docPr descr="" title="" id="80" name="Picture"/>
             <a:graphic>
               <a:graphicData uri="http://schemas.openxmlformats.org/drawingml/2006/picture">
                 <pic:pic>
                   <pic:nvPicPr>
-                    <pic:cNvPr descr="../assets/devlab_atom.png" id="80" name="Picture"/>
+                    <pic:cNvPr descr="../assets/devlab_atom.png" id="81" name="Picture"/>
                     <pic:cNvPicPr>
                       <a:picLocks noChangeArrowheads="1" noChangeAspect="1"/>
                     </pic:cNvPicPr>
                   </pic:nvPicPr>
                   <pic:blipFill>
-                    <a:blip r:embed="rId78"/>
+                    <a:blip r:embed="rId79"/>
                     <a:stretch>
                       <a:fillRect/>
                     </a:stretch>
@@ -10459,8 +11123,8 @@
         <w:t xml:space="preserve">uploading the sketch.</w:t>
       </w:r>
     </w:p>
-    <w:bookmarkEnd w:id="81"/>
-    <w:bookmarkStart w:id="82" w:name="single-sensor-arduino-example"/>
+    <w:bookmarkEnd w:id="82"/>
+    <w:bookmarkStart w:id="83" w:name="single-sensor-arduino-example"/>
     <w:p>
       <w:pPr>
         <w:pStyle w:val="Heading3"/>
@@ -12226,8 +12890,8 @@
         <w:t xml:space="preserve">}</w:t>
       </w:r>
     </w:p>
-    <w:bookmarkEnd w:id="82"/>
-    <w:bookmarkStart w:id="83" w:name="upload-and-serial-output"/>
+    <w:bookmarkEnd w:id="83"/>
+    <w:bookmarkStart w:id="84" w:name="upload-and-serial-output"/>
     <w:p>
       <w:pPr>
         <w:pStyle w:val="Heading3"/>
@@ -12445,8 +13109,8 @@
         <w:t xml:space="preserve">not be interpreted directly as lux.</w:t>
       </w:r>
     </w:p>
-    <w:bookmarkEnd w:id="83"/>
-    <w:bookmarkStart w:id="84" w:name="troubleshooting"/>
+    <w:bookmarkEnd w:id="84"/>
+    <w:bookmarkStart w:id="85" w:name="troubleshooting"/>
     <w:p>
       <w:pPr>
         <w:pStyle w:val="Heading3"/>
@@ -12683,9 +13347,9 @@
         <w:t xml:space="preserve">Chapter 8.</w:t>
       </w:r>
     </w:p>
-    <w:bookmarkEnd w:id="84"/>
     <w:bookmarkEnd w:id="85"/>
-    <w:bookmarkStart w:id="92" w:name="mechanical-information"/>
+    <w:bookmarkEnd w:id="86"/>
+    <w:bookmarkStart w:id="93" w:name="mechanical-information"/>
     <w:p>
       <w:pPr>
         <w:pStyle w:val="Heading2"/>
@@ -12712,7 +13376,7 @@
         <w:t xml:space="preserve">shown below. Dimensions are in millimetres.</w:t>
       </w:r>
     </w:p>
-    <w:bookmarkStart w:id="89" w:name="board-dimensions"/>
+    <w:bookmarkStart w:id="90" w:name="board-dimensions"/>
     <w:p>
       <w:pPr>
         <w:pStyle w:val="Heading3"/>
@@ -12734,18 +13398,18 @@
           <wp:inline>
             <wp:extent cx="6108700" cy="4073328"/>
             <wp:effectExtent b="0" l="0" r="0" t="0"/>
-            <wp:docPr descr="" title="" id="87" name="Picture"/>
+            <wp:docPr descr="" title="" id="88" name="Picture"/>
             <a:graphic>
               <a:graphicData uri="http://schemas.openxmlformats.org/drawingml/2006/picture">
                 <pic:pic>
                   <pic:nvPicPr>
-                    <pic:cNvPr descr="../../../hardware/resources/unit_dimensions_v_3_1_0_ue0098_temt6000_ambient_light_sensor.png" id="88" name="Picture"/>
+                    <pic:cNvPr descr="../../../hardware/resources/unit_dimensions_v_3_1_0_ue0098_temt6000_ambient_light_sensor.png" id="89" name="Picture"/>
                     <pic:cNvPicPr>
                       <a:picLocks noChangeArrowheads="1" noChangeAspect="1"/>
                     </pic:cNvPicPr>
                   </pic:nvPicPr>
                   <pic:blipFill>
-                    <a:blip r:embed="rId86"/>
+                    <a:blip r:embed="rId87"/>
                     <a:stretch>
                       <a:fillRect/>
                     </a:stretch>
@@ -12810,8 +13474,8 @@
         <w:t xml:space="preserve">not derive additional dimensions by scaling the image.</w:t>
       </w:r>
     </w:p>
-    <w:bookmarkEnd w:id="89"/>
-    <w:bookmarkStart w:id="90" w:name="integration-clearances"/>
+    <w:bookmarkEnd w:id="90"/>
+    <w:bookmarkStart w:id="91" w:name="integration-clearances"/>
     <w:p>
       <w:pPr>
         <w:pStyle w:val="Heading3"/>
@@ -12856,8 +13520,8 @@
         <w:t xml:space="preserve">points, and avoid enclosure features that shadow the sensor or indicators.</w:t>
       </w:r>
     </w:p>
-    <w:bookmarkEnd w:id="90"/>
-    <w:bookmarkStart w:id="91" w:name="mechanical-data-not-specified"/>
+    <w:bookmarkEnd w:id="91"/>
+    <w:bookmarkStart w:id="92" w:name="mechanical-data-not-specified"/>
     <w:p>
       <w:pPr>
         <w:pStyle w:val="Heading3"/>
@@ -12954,9 +13618,9 @@
         <w:t xml:space="preserve">Reserved expansion-pad and factory service-point coordinates</w:t>
       </w:r>
     </w:p>
-    <w:bookmarkEnd w:id="91"/>
     <w:bookmarkEnd w:id="92"/>
-    <w:bookmarkStart w:id="94" w:name="company-information"/>
+    <w:bookmarkEnd w:id="93"/>
+    <w:bookmarkStart w:id="95" w:name="company-information"/>
     <w:p>
       <w:pPr>
         <w:pStyle w:val="Heading2"/>
@@ -13107,7 +13771,7 @@
               <w:pStyle w:val="Compact"/>
               <w:jc w:val="left"/>
             </w:pPr>
-            <w:hyperlink r:id="rId93">
+            <w:hyperlink r:id="rId94">
               <w:r>
                 <w:rPr>
                   <w:rStyle w:val="Hyperlink"/>
@@ -13159,8 +13823,8 @@
         <w:t xml:space="preserve">next chapter.</w:t>
       </w:r>
     </w:p>
-    <w:bookmarkEnd w:id="94"/>
-    <w:bookmarkStart w:id="110" w:name="reference-documentation"/>
+    <w:bookmarkEnd w:id="95"/>
+    <w:bookmarkStart w:id="111" w:name="reference-documentation"/>
     <w:p>
       <w:pPr>
         <w:pStyle w:val="Heading2"/>
@@ -13233,37 +13897,6 @@
               <w:pStyle w:val="Compact"/>
               <w:jc w:val="left"/>
             </w:pPr>
-            <w:hyperlink r:id="rId95">
-              <w:r>
-                <w:rPr>
-                  <w:rStyle w:val="Hyperlink"/>
-                </w:rPr>
-                <w:t xml:space="preserve">Current resource</w:t>
-              </w:r>
-            </w:hyperlink>
-          </w:p>
-        </w:tc>
-      </w:tr>
-      <w:tr>
-        <w:tc>
-          <w:tcPr/>
-          <w:p>
-            <w:pPr>
-              <w:pStyle w:val="Compact"/>
-              <w:jc w:val="left"/>
-            </w:pPr>
-            <w:r>
-              <w:t xml:space="preserve">Board dimensions</w:t>
-            </w:r>
-          </w:p>
-        </w:tc>
-        <w:tc>
-          <w:tcPr/>
-          <w:p>
-            <w:pPr>
-              <w:pStyle w:val="Compact"/>
-              <w:jc w:val="left"/>
-            </w:pPr>
             <w:hyperlink r:id="rId96">
               <w:r>
                 <w:rPr>
@@ -13284,6 +13917,37 @@
               <w:jc w:val="left"/>
             </w:pPr>
             <w:r>
+              <w:t xml:space="preserve">Board dimensions</w:t>
+            </w:r>
+          </w:p>
+        </w:tc>
+        <w:tc>
+          <w:tcPr/>
+          <w:p>
+            <w:pPr>
+              <w:pStyle w:val="Compact"/>
+              <w:jc w:val="left"/>
+            </w:pPr>
+            <w:hyperlink r:id="rId97">
+              <w:r>
+                <w:rPr>
+                  <w:rStyle w:val="Hyperlink"/>
+                </w:rPr>
+                <w:t xml:space="preserve">Current resource</w:t>
+              </w:r>
+            </w:hyperlink>
+          </w:p>
+        </w:tc>
+      </w:tr>
+      <w:tr>
+        <w:tc>
+          <w:tcPr/>
+          <w:p>
+            <w:pPr>
+              <w:pStyle w:val="Compact"/>
+              <w:jc w:val="left"/>
+            </w:pPr>
+            <w:r>
               <w:t xml:space="preserve">Product repository</w:t>
             </w:r>
           </w:p>
@@ -13295,7 +13959,7 @@
               <w:pStyle w:val="Compact"/>
               <w:jc w:val="left"/>
             </w:pPr>
-            <w:hyperlink r:id="rId97">
+            <w:hyperlink r:id="rId98">
               <w:r>
                 <w:rPr>
                   <w:rStyle w:val="Hyperlink"/>
@@ -13326,7 +13990,7 @@
               <w:pStyle w:val="Compact"/>
               <w:jc w:val="left"/>
             </w:pPr>
-            <w:hyperlink r:id="rId98">
+            <w:hyperlink r:id="rId99">
               <w:r>
                 <w:rPr>
                   <w:rStyle w:val="Hyperlink"/>
@@ -13357,7 +14021,7 @@
               <w:pStyle w:val="Compact"/>
               <w:jc w:val="left"/>
             </w:pPr>
-            <w:hyperlink r:id="rId99">
+            <w:hyperlink r:id="rId100">
               <w:r>
                 <w:rPr>
                   <w:rStyle w:val="Hyperlink"/>
@@ -13388,7 +14052,7 @@
               <w:pStyle w:val="Compact"/>
               <w:jc w:val="left"/>
             </w:pPr>
-            <w:hyperlink r:id="rId100">
+            <w:hyperlink r:id="rId101">
               <w:r>
                 <w:rPr>
                   <w:rStyle w:val="Hyperlink"/>
@@ -13409,37 +14073,6 @@
             </w:pPr>
             <w:r>
               <w:t xml:space="preserve">Board top view</w:t>
-            </w:r>
-          </w:p>
-        </w:tc>
-        <w:tc>
-          <w:tcPr/>
-          <w:p>
-            <w:pPr>
-              <w:pStyle w:val="Compact"/>
-              <w:jc w:val="left"/>
-            </w:pPr>
-            <w:hyperlink r:id="rId101">
-              <w:r>
-                <w:rPr>
-                  <w:rStyle w:val="Hyperlink"/>
-                </w:rPr>
-                <w:t xml:space="preserve">V0.3.1 resource</w:t>
-              </w:r>
-            </w:hyperlink>
-          </w:p>
-        </w:tc>
-      </w:tr>
-      <w:tr>
-        <w:tc>
-          <w:tcPr/>
-          <w:p>
-            <w:pPr>
-              <w:pStyle w:val="Compact"/>
-              <w:jc w:val="left"/>
-            </w:pPr>
-            <w:r>
-              <w:t xml:space="preserve">Board bottom view</w:t>
             </w:r>
           </w:p>
         </w:tc>
@@ -13470,6 +14103,37 @@
               <w:jc w:val="left"/>
             </w:pPr>
             <w:r>
+              <w:t xml:space="preserve">Board bottom view</w:t>
+            </w:r>
+          </w:p>
+        </w:tc>
+        <w:tc>
+          <w:tcPr/>
+          <w:p>
+            <w:pPr>
+              <w:pStyle w:val="Compact"/>
+              <w:jc w:val="left"/>
+            </w:pPr>
+            <w:hyperlink r:id="rId103">
+              <w:r>
+                <w:rPr>
+                  <w:rStyle w:val="Hyperlink"/>
+                </w:rPr>
+                <w:t xml:space="preserve">V0.3.1 resource</w:t>
+              </w:r>
+            </w:hyperlink>
+          </w:p>
+        </w:tc>
+      </w:tr>
+      <w:tr>
+        <w:tc>
+          <w:tcPr/>
+          <w:p>
+            <w:pPr>
+              <w:pStyle w:val="Compact"/>
+              <w:jc w:val="left"/>
+            </w:pPr>
+            <w:r>
               <w:t xml:space="preserve">Current schematic</w:t>
             </w:r>
           </w:p>
@@ -13481,7 +14145,7 @@
               <w:pStyle w:val="Compact"/>
               <w:jc w:val="left"/>
             </w:pPr>
-            <w:hyperlink r:id="rId103">
+            <w:hyperlink r:id="rId104">
               <w:r>
                 <w:rPr>
                   <w:rStyle w:val="Hyperlink"/>
@@ -13512,7 +14176,7 @@
               <w:pStyle w:val="Compact"/>
               <w:jc w:val="left"/>
             </w:pPr>
-            <w:hyperlink r:id="rId104">
+            <w:hyperlink r:id="rId105">
               <w:r>
                 <w:rPr>
                   <w:rStyle w:val="Hyperlink"/>
@@ -13543,7 +14207,7 @@
               <w:pStyle w:val="Compact"/>
               <w:jc w:val="left"/>
             </w:pPr>
-            <w:hyperlink r:id="rId105">
+            <w:hyperlink r:id="rId106">
               <w:r>
                 <w:rPr>
                   <w:rStyle w:val="Hyperlink"/>
@@ -13574,7 +14238,7 @@
               <w:pStyle w:val="Compact"/>
               <w:jc w:val="left"/>
             </w:pPr>
-            <w:hyperlink r:id="rId106">
+            <w:hyperlink r:id="rId107">
               <w:r>
                 <w:rPr>
                   <w:rStyle w:val="Hyperlink"/>
@@ -13605,7 +14269,7 @@
               <w:pStyle w:val="Compact"/>
               <w:jc w:val="left"/>
             </w:pPr>
-            <w:hyperlink r:id="rId107">
+            <w:hyperlink r:id="rId108">
               <w:r>
                 <w:rPr>
                   <w:rStyle w:val="Hyperlink"/>
@@ -13636,7 +14300,7 @@
               <w:pStyle w:val="Compact"/>
               <w:jc w:val="left"/>
             </w:pPr>
-            <w:hyperlink r:id="rId108">
+            <w:hyperlink r:id="rId109">
               <w:r>
                 <w:rPr>
                   <w:rStyle w:val="Hyperlink"/>
@@ -13656,18 +14320,18 @@
               <w:jc w:val="left"/>
             </w:pPr>
             <w:r>
-              <w:t xml:space="preserve">Source of component values in Sections 2.3 and 2.4</w:t>
-            </w:r>
-          </w:p>
-        </w:tc>
-        <w:tc>
-          <w:tcPr/>
-          <w:p>
-            <w:pPr>
-              <w:pStyle w:val="Compact"/>
-              <w:jc w:val="left"/>
-            </w:pPr>
-            <w:hyperlink r:id="rId109">
+              <w:t xml:space="preserve">Source of component values in Sections 2.4 and 2.5</w:t>
+            </w:r>
+          </w:p>
+        </w:tc>
+        <w:tc>
+          <w:tcPr/>
+          <w:p>
+            <w:pPr>
+              <w:pStyle w:val="Compact"/>
+              <w:jc w:val="left"/>
+            </w:pPr>
+            <w:hyperlink r:id="rId110">
               <w:r>
                 <w:rPr>
                   <w:rStyle w:val="Hyperlink"/>
@@ -13743,8 +14407,8 @@
         <w:t xml:space="preserve">not replace module-level electrical qualification.</w:t>
       </w:r>
     </w:p>
-    <w:bookmarkEnd w:id="110"/>
-    <w:bookmarkStart w:id="117" w:name="appendix"/>
+    <w:bookmarkEnd w:id="111"/>
+    <w:bookmarkStart w:id="118" w:name="appendix"/>
     <w:p>
       <w:pPr>
         <w:pStyle w:val="Heading2"/>
@@ -13757,7 +14421,7 @@
         <w:t xml:space="preserve">9 Appendix</w:t>
       </w:r>
     </w:p>
-    <w:bookmarkStart w:id="114" w:name="current-v2.0.0-schematic"/>
+    <w:bookmarkStart w:id="115" w:name="current-v2.0.0-schematic"/>
     <w:p>
       <w:pPr>
         <w:pStyle w:val="Heading3"/>
@@ -13817,18 +14481,18 @@
           <wp:inline>
             <wp:extent cx="6108700" cy="4720359"/>
             <wp:effectExtent b="0" l="0" r="0" t="0"/>
-            <wp:docPr descr="" title="" id="112" name="Picture"/>
+            <wp:docPr descr="" title="" id="113" name="Picture"/>
             <a:graphic>
               <a:graphicData uri="http://schemas.openxmlformats.org/drawingml/2006/picture">
                 <pic:pic>
                   <pic:nvPicPr>
-                    <pic:cNvPr descr="../../../hardware/resources/unit_schematic_v_2_0_0_ue0098_temt6000.png" id="113" name="Picture"/>
+                    <pic:cNvPr descr="../../../hardware/resources/unit_schematic_v_2_0_0_ue0098_temt6000.png" id="114" name="Picture"/>
                     <pic:cNvPicPr>
                       <a:picLocks noChangeArrowheads="1" noChangeAspect="1"/>
                     </pic:cNvPicPr>
                   </pic:nvPicPr>
                   <pic:blipFill>
-                    <a:blip r:embed="rId111"/>
+                    <a:blip r:embed="rId112"/>
                     <a:stretch>
                       <a:fillRect/>
                     </a:stretch>
@@ -14003,8 +14667,8 @@
         <w:t xml:space="preserve">and debugging interface; there is no separate user-accessible SWD connector.</w:t>
       </w:r>
     </w:p>
-    <w:bookmarkEnd w:id="114"/>
-    <w:bookmarkStart w:id="115" w:name="document-control"/>
+    <w:bookmarkEnd w:id="115"/>
+    <w:bookmarkStart w:id="116" w:name="document-control"/>
     <w:p>
       <w:pPr>
         <w:pStyle w:val="Heading3"/>
@@ -14325,8 +14989,8 @@
         </w:tc>
       </w:tr>
     </w:tbl>
-    <w:bookmarkEnd w:id="115"/>
-    <w:bookmarkStart w:id="116" w:name="required-technical-releases"/>
+    <w:bookmarkEnd w:id="116"/>
+    <w:bookmarkStart w:id="117" w:name="required-technical-releases"/>
     <w:p>
       <w:pPr>
         <w:pStyle w:val="Heading3"/>
@@ -14450,8 +15114,8 @@
         <w:t xml:space="preserve">Module-level optical, electrical, environmental, and EMC characterization</w:t>
       </w:r>
     </w:p>
-    <w:bookmarkEnd w:id="116"/>
     <w:bookmarkEnd w:id="117"/>
+    <w:bookmarkEnd w:id="118"/>
     <w:sectPr>
       <w:pgSz w:h="16838" w:w="11906"/>
       <w:pgMar w:bottom="1134" w:footer="708" w:gutter="0" w:header="708" w:left="1134" w:right="1134" w:top="1134"/>

--- a/docs/hardware/unit_product_reference_v_1_1_0_atom_temt6000_ambient_light_sensor.docx
+++ b/docs/hardware/unit_product_reference_v_1_1_0_atom_temt6000_ambient_light_sensor.docx
@@ -321,7 +321,7 @@
         <w:pStyle w:val="Compact"/>
       </w:pPr>
       <w:r>
-        <w:t xml:space="preserve">2.6 Current Analog Circuit Scope</w:t>
+        <w:t xml:space="preserve">2.6 Analog Signal Path</w:t>
       </w:r>
     </w:p>
     <w:p>
@@ -4581,7 +4581,19 @@
         <w:pStyle w:val="FirstParagraph"/>
       </w:pPr>
       <w:r>
-        <w:t xml:space="preserve">The available controller reference documentation identifies a 32-bit Arm Cortex-M0+ device with 16 KB Flash and 2 KB SRAM.</w:t>
+        <w:t xml:space="preserve">The onboard interface controller provides a 32-bit Arm Cortex-M0+ core, 16 KB</w:t>
+      </w:r>
+      <w:r>
+        <w:t xml:space="preserve"> </w:t>
+      </w:r>
+      <w:r>
+        <w:t xml:space="preserve">Flash, and 2 KB SRAM. The capabilities below describe controller resources</w:t>
+      </w:r>
+      <w:r>
+        <w:t xml:space="preserve"> </w:t>
+      </w:r>
+      <w:r>
+        <w:t xml:space="preserve">relevant to module operation; they are not complete-module electrical ratings.</w:t>
       </w:r>
     </w:p>
     <w:tbl>
@@ -4860,15 +4872,25 @@
         <w:pStyle w:val="FirstParagraph"/>
       </w:pPr>
       <w:r>
-        <w:t xml:space="preserve">The values below are included only as a comparative TEMT6000 profile. They do not confirm that a specific manufacturer or ordering variant is fitted to the module and must not be interpreted as complete-module ratings.</w:t>
-      </w:r>
-    </w:p>
-    <w:p>
-      <w:pPr>
-        <w:pStyle w:val="BodyText"/>
-      </w:pPr>
-      <w:r>
-        <w:t xml:space="preserve">These values also do not define limits for the interface controller, indicators, pull-ups, connectors, or other board components.</w:t>
+        <w:t xml:space="preserve">These component-level reference ratings describe a TEMT6000 profile. They are</w:t>
+      </w:r>
+      <w:r>
+        <w:t xml:space="preserve"> </w:t>
+      </w:r>
+      <w:r>
+        <w:t xml:space="preserve">not absolute maximum ratings for the complete module and do not establish</w:t>
+      </w:r>
+      <w:r>
+        <w:t xml:space="preserve"> </w:t>
+      </w:r>
+      <w:r>
+        <w:t xml:space="preserve">limits for the controller, indicators, pull-ups, connectors, or other board</w:t>
+      </w:r>
+      <w:r>
+        <w:t xml:space="preserve"> </w:t>
+      </w:r>
+      <w:r>
+        <w:t xml:space="preserve">components.</w:t>
       </w:r>
     </w:p>
     <w:tbl>
@@ -5275,7 +5297,13 @@
         <w:pStyle w:val="FirstParagraph"/>
       </w:pPr>
       <w:r>
-        <w:t xml:space="preserve">Unless noted otherwise, the following values are specified at 25 °C and are provided for comparison only. Production specifications must be based on the confirmed fitted component and module-level validation.</w:t>
+        <w:t xml:space="preserve">The following component-level reference characteristics apply at 25 °C unless</w:t>
+      </w:r>
+      <w:r>
+        <w:t xml:space="preserve"> </w:t>
+      </w:r>
+      <w:r>
+        <w:t xml:space="preserve">otherwise noted. They are not guaranteed complete-module performance values.</w:t>
       </w:r>
     </w:p>
     <w:tbl>
@@ -6041,16 +6069,8 @@
         </w:tc>
       </w:tr>
     </w:tbl>
-    <w:p>
-      <w:pPr>
-        <w:pStyle w:val="BodyText"/>
-      </w:pPr>
-      <w:r>
-        <w:t xml:space="preserve">The component values in Sections 2.4 and 2.5 are published by Vishay in document 81579. The complete source is listed in Chapter 8, Reference Documentation.</w:t>
-      </w:r>
-    </w:p>
     <w:bookmarkEnd w:id="45"/>
-    <w:bookmarkStart w:id="46" w:name="current-analog-circuit-scope"/>
+    <w:bookmarkStart w:id="46" w:name="analog-signal-path"/>
     <w:p>
       <w:pPr>
         <w:pStyle w:val="Heading3"/>
@@ -6060,7 +6080,7 @@
           <w:bCs/>
           <w:b/>
         </w:rPr>
-        <w:t xml:space="preserve">2.6 Current Analog Circuit Scope</w:t>
+        <w:t xml:space="preserve">2.6 Analog Signal Path</w:t>
       </w:r>
     </w:p>
     <w:p>
@@ -6068,7 +6088,7 @@
         <w:pStyle w:val="FirstParagraph"/>
       </w:pPr>
       <w:r>
-        <w:t xml:space="preserve">The V2.0.0 schematic shows the TEMT6000 sensor with a 10 kΩ resistor (</w:t>
+        <w:t xml:space="preserve">The TEMT6000 analog signal is developed across a 10 kΩ resistor (</w:t>
       </w:r>
       <w:r>
         <w:rPr>
@@ -6077,7 +6097,13 @@
         <w:t xml:space="preserve">R1</w:t>
       </w:r>
       <w:r>
-        <w:t xml:space="preserve">) to ground. The resulting</w:t>
+        <w:t xml:space="preserve">) to</w:t>
+      </w:r>
+      <w:r>
+        <w:t xml:space="preserve"> </w:t>
+      </w:r>
+      <w:r>
+        <w:t xml:space="preserve">ground. The resulting</w:t>
       </w:r>
       <w:r>
         <w:t xml:space="preserve"> </w:t>
@@ -6092,7 +6118,13 @@
         <w:t xml:space="preserve"> </w:t>
       </w:r>
       <w:r>
-        <w:t xml:space="preserve">net is connected to the controller ADC input and to the external</w:t>
+        <w:t xml:space="preserve">net is connected to the controller ADC input and</w:t>
+      </w:r>
+      <w:r>
+        <w:t xml:space="preserve"> </w:t>
+      </w:r>
+      <w:r>
+        <w:t xml:space="preserve">the external</w:t>
       </w:r>
       <w:r>
         <w:t xml:space="preserve"> </w:t>
@@ -6125,7 +6157,7 @@
         <w:t xml:space="preserve"> </w:t>
       </w:r>
       <w:r>
-        <w:t xml:space="preserve">header.</w:t>
+        <w:t xml:space="preserve">contacts.</w:t>
       </w:r>
     </w:p>
     <w:p>
@@ -6149,44 +6181,6 @@
       </w:r>
       <w:r>
         <w:t xml:space="preserve">outside saturation. Applying the typical 100 lx photocurrent from the comparative TEMT6000 data gives an estimated signal of approximately 0.50 V. This calculation is an engineering estimate and must not be interpreted as a guaranteed or calibrated lux output.</w:t>
-      </w:r>
-    </w:p>
-    <w:p>
-      <w:pPr>
-        <w:pStyle w:val="BodyText"/>
-      </w:pPr>
-      <w:r>
-        <w:t xml:space="preserve">The schematic also documents the I2C</w:t>
-      </w:r>
-      <w:r>
-        <w:t xml:space="preserve"> </w:t>
-      </w:r>
-      <w:r>
-        <w:rPr>
-          <w:rStyle w:val="VerbatimChar"/>
-        </w:rPr>
-        <w:t xml:space="preserve">SDA</w:t>
-      </w:r>
-      <w:r>
-        <w:t xml:space="preserve"> </w:t>
-      </w:r>
-      <w:r>
-        <w:t xml:space="preserve">and</w:t>
-      </w:r>
-      <w:r>
-        <w:t xml:space="preserve"> </w:t>
-      </w:r>
-      <w:r>
-        <w:rPr>
-          <w:rStyle w:val="VerbatimChar"/>
-        </w:rPr>
-        <w:t xml:space="preserve">SCL</w:t>
-      </w:r>
-      <w:r>
-        <w:t xml:space="preserve"> </w:t>
-      </w:r>
-      <w:r>
-        <w:t xml:space="preserve">signals, status indicators, pull-ups, test points, and the two optional I2C connector positions. The I2C connection points share controller signals with the factory programming/debug interface; there is no separate user-accessible SWD connector.</w:t>
       </w:r>
     </w:p>
     <w:p>
@@ -6611,14 +6605,14 @@
       <w:r>
         <w:drawing>
           <wp:inline>
-            <wp:extent cx="6108700" cy="3308879"/>
+            <wp:extent cx="6108700" cy="3436143"/>
             <wp:effectExtent b="0" l="0" r="0" t="0"/>
             <wp:docPr descr="" title="" id="51" name="Picture"/>
             <a:graphic>
               <a:graphicData uri="http://schemas.openxmlformats.org/drawingml/2006/picture">
                 <pic:pic>
                   <pic:nvPicPr>
-                    <pic:cNvPr descr="../assets/functional-block-diagram.png" id="52" name="Picture"/>
+                    <pic:cNvPr descr="../assets/block_diagram.png" id="52" name="Picture"/>
                     <pic:cNvPicPr>
                       <a:picLocks noChangeArrowheads="1" noChangeAspect="1"/>
                     </pic:cNvPicPr>
@@ -6632,7 +6626,7 @@
                   <pic:spPr bwMode="auto">
                     <a:xfrm>
                       <a:off x="0" y="0"/>
-                      <a:ext cx="6108700" cy="3308879"/>
+                      <a:ext cx="6108700" cy="3436143"/>
                     </a:xfrm>
                     <a:prstGeom prst="rect">
                       <a:avLst/>
@@ -14320,7 +14314,7 @@
               <w:jc w:val="left"/>
             </w:pPr>
             <w:r>
-              <w:t xml:space="preserve">Source of component values in Sections 2.4 and 2.5</w:t>
+              <w:t xml:space="preserve">TEMT6000 component datasheet</w:t>
             </w:r>
           </w:p>
         </w:tc>
@@ -14356,7 +14350,7 @@
                 <w:rPr>
                   <w:rStyle w:val="Hyperlink"/>
                 </w:rPr>
-                <w:t xml:space="preserve">, document 81579 — reference only</w:t>
+                <w:t xml:space="preserve">, document 81579 — comparative reference only</w:t>
               </w:r>
             </w:hyperlink>
           </w:p>
